--- a/public/labs/os/kmp-23/ЛР2_ОС_Командні_файли_в_ОС_Windows.docx
+++ b/public/labs/os/kmp-23/ЛР2_ОС_Командні_файли_в_ОС_Windows.docx
@@ -318,68 +318,69 @@
     <w:p>
       <w:pPr>
         <w:pStyle w:val="SourceCode"/>
-      </w:pPr>
-      <w:r>
-        <w:rPr>
-          <w:rStyle w:val="VerbatimChar"/>
-        </w:rPr>
+        <w:spacing w:before="120" w:after="0" w:line="200" w:lineRule="auto"/>
+      </w:pPr>
+      <w:r>
         <w:t xml:space="preserve">@echo off</w:t>
       </w:r>
-      <w:r>
-        <w:br/>
-      </w:r>
-      <w:r>
-        <w:rPr>
-          <w:rStyle w:val="VerbatimChar"/>
-        </w:rPr>
+    </w:p>
+    <w:p>
+      <w:pPr>
+        <w:pStyle w:val="SourceCode"/>
+        <w:spacing w:before="0" w:after="0" w:line="200" w:lineRule="auto"/>
+      </w:pPr>
+      <w:r>
         <w:t xml:space="preserve">rem Резервне копіювання документів</w:t>
       </w:r>
-      <w:r>
-        <w:br/>
-      </w:r>
-      <w:r>
-        <w:rPr>
-          <w:rStyle w:val="VerbatimChar"/>
-        </w:rPr>
+    </w:p>
+    <w:p>
+      <w:pPr>
+        <w:pStyle w:val="SourceCode"/>
+        <w:spacing w:before="0" w:after="0" w:line="200" w:lineRule="auto"/>
+      </w:pPr>
+      <w:r>
         <w:t xml:space="preserve">chcp 65001 &gt; nul</w:t>
       </w:r>
-      <w:r>
-        <w:br/>
-      </w:r>
-      <w:r>
-        <w:rPr>
-          <w:rStyle w:val="VerbatimChar"/>
-        </w:rPr>
+    </w:p>
+    <w:p>
+      <w:pPr>
+        <w:pStyle w:val="SourceCode"/>
+        <w:spacing w:before="0" w:after="0" w:line="200" w:lineRule="auto"/>
+      </w:pPr>
+      <w:r>
         <w:t xml:space="preserve">setlocal</w:t>
       </w:r>
-      <w:r>
-        <w:br/>
-      </w:r>
-      <w:r>
-        <w:br/>
-      </w:r>
-      <w:r>
-        <w:rPr>
-          <w:rStyle w:val="VerbatimChar"/>
-        </w:rPr>
+    </w:p>
+    <w:p>
+      <w:pPr>
+        <w:pStyle w:val="SourceCode"/>
+        <w:spacing w:before="0" w:after="0" w:line="200" w:lineRule="auto"/>
+      </w:pPr>
+    </w:p>
+    <w:p>
+      <w:pPr>
+        <w:pStyle w:val="SourceCode"/>
+        <w:spacing w:before="0" w:after="0" w:line="200" w:lineRule="auto"/>
+      </w:pPr>
+      <w:r>
         <w:t xml:space="preserve">echo Початок роботи: %date% %time%</w:t>
       </w:r>
-      <w:r>
-        <w:br/>
-      </w:r>
-      <w:r>
-        <w:rPr>
-          <w:rStyle w:val="VerbatimChar"/>
-        </w:rPr>
+    </w:p>
+    <w:p>
+      <w:pPr>
+        <w:pStyle w:val="SourceCode"/>
+        <w:spacing w:before="0" w:after="0" w:line="200" w:lineRule="auto"/>
+      </w:pPr>
+      <w:r>
         <w:t xml:space="preserve">:: Подвійна двокрапка теж працює як коментар</w:t>
       </w:r>
-      <w:r>
-        <w:br/>
-      </w:r>
-      <w:r>
-        <w:rPr>
-          <w:rStyle w:val="VerbatimChar"/>
-        </w:rPr>
+    </w:p>
+    <w:p>
+      <w:pPr>
+        <w:pStyle w:val="SourceCode"/>
+        <w:spacing w:before="0" w:after="120" w:line="200" w:lineRule="auto"/>
+      </w:pPr>
+      <w:r>
         <w:t xml:space="preserve">endlocal</w:t>
       </w:r>
     </w:p>
@@ -564,29 +565,27 @@
     <w:p>
       <w:pPr>
         <w:pStyle w:val="SourceCode"/>
-      </w:pPr>
-      <w:r>
-        <w:rPr>
-          <w:rStyle w:val="VerbatimChar"/>
-        </w:rPr>
+        <w:spacing w:before="120" w:after="0" w:line="200" w:lineRule="auto"/>
+      </w:pPr>
+      <w:r>
         <w:t xml:space="preserve">set name=LAB3</w:t>
       </w:r>
-      <w:r>
-        <w:br/>
-      </w:r>
-      <w:r>
-        <w:rPr>
-          <w:rStyle w:val="VerbatimChar"/>
-        </w:rPr>
+    </w:p>
+    <w:p>
+      <w:pPr>
+        <w:pStyle w:val="SourceCode"/>
+        <w:spacing w:before="0" w:after="0" w:line="200" w:lineRule="auto"/>
+      </w:pPr>
+      <w:r>
         <w:t xml:space="preserve">set "path_to_log=%USERPROFILE%\Desktop\LAB3\log.txt"</w:t>
       </w:r>
-      <w:r>
-        <w:br/>
-      </w:r>
-      <w:r>
-        <w:rPr>
-          <w:rStyle w:val="VerbatimChar"/>
-        </w:rPr>
+    </w:p>
+    <w:p>
+      <w:pPr>
+        <w:pStyle w:val="SourceCode"/>
+        <w:spacing w:before="0" w:after="120" w:line="200" w:lineRule="auto"/>
+      </w:pPr>
+      <w:r>
         <w:t xml:space="preserve">echo Каталог: %name%</w:t>
       </w:r>
     </w:p>
@@ -1097,38 +1096,36 @@
     <w:p>
       <w:pPr>
         <w:pStyle w:val="SourceCode"/>
-      </w:pPr>
-      <w:r>
-        <w:rPr>
-          <w:rStyle w:val="VerbatimChar"/>
-        </w:rPr>
+        <w:spacing w:before="120" w:after="0" w:line="200" w:lineRule="auto"/>
+      </w:pPr>
+      <w:r>
         <w:t xml:space="preserve">set /a total = 7 + 5</w:t>
       </w:r>
-      <w:r>
-        <w:br/>
-      </w:r>
-      <w:r>
-        <w:rPr>
-          <w:rStyle w:val="VerbatimChar"/>
-        </w:rPr>
+    </w:p>
+    <w:p>
+      <w:pPr>
+        <w:pStyle w:val="SourceCode"/>
+        <w:spacing w:before="0" w:after="0" w:line="200" w:lineRule="auto"/>
+      </w:pPr>
+      <w:r>
         <w:t xml:space="preserve">set /a half = total / 2</w:t>
       </w:r>
-      <w:r>
-        <w:br/>
-      </w:r>
-      <w:r>
-        <w:rPr>
-          <w:rStyle w:val="VerbatimChar"/>
-        </w:rPr>
+    </w:p>
+    <w:p>
+      <w:pPr>
+        <w:pStyle w:val="SourceCode"/>
+        <w:spacing w:before="0" w:after="0" w:line="200" w:lineRule="auto"/>
+      </w:pPr>
+      <w:r>
         <w:t xml:space="preserve">set /a rest = total %% 2</w:t>
       </w:r>
-      <w:r>
-        <w:br/>
-      </w:r>
-      <w:r>
-        <w:rPr>
-          <w:rStyle w:val="VerbatimChar"/>
-        </w:rPr>
+    </w:p>
+    <w:p>
+      <w:pPr>
+        <w:pStyle w:val="SourceCode"/>
+        <w:spacing w:before="0" w:after="120" w:line="200" w:lineRule="auto"/>
+      </w:pPr>
+      <w:r>
         <w:t xml:space="preserve">set /a counter += 1</w:t>
       </w:r>
     </w:p>
@@ -1510,56 +1507,54 @@
     <w:p>
       <w:pPr>
         <w:pStyle w:val="SourceCode"/>
-      </w:pPr>
-      <w:r>
-        <w:rPr>
-          <w:rStyle w:val="VerbatimChar"/>
-        </w:rPr>
+        <w:spacing w:before="120" w:after="0" w:line="200" w:lineRule="auto"/>
+      </w:pPr>
+      <w:r>
         <w:t xml:space="preserve">for %%f in (*.txt) do echo %%~nf</w:t>
       </w:r>
-      <w:r>
-        <w:br/>
-      </w:r>
-      <w:r>
-        <w:rPr>
-          <w:rStyle w:val="VerbatimChar"/>
-        </w:rPr>
+    </w:p>
+    <w:p>
+      <w:pPr>
+        <w:pStyle w:val="SourceCode"/>
+        <w:spacing w:before="0" w:after="0" w:line="200" w:lineRule="auto"/>
+      </w:pPr>
+      <w:r>
         <w:t xml:space="preserve">for /r %%f in (*.log) do echo %%f</w:t>
       </w:r>
-      <w:r>
-        <w:br/>
-      </w:r>
-      <w:r>
-        <w:rPr>
-          <w:rStyle w:val="VerbatimChar"/>
-        </w:rPr>
+    </w:p>
+    <w:p>
+      <w:pPr>
+        <w:pStyle w:val="SourceCode"/>
+        <w:spacing w:before="0" w:after="0" w:line="200" w:lineRule="auto"/>
+      </w:pPr>
+      <w:r>
         <w:t xml:space="preserve">for /d %%d in (*) do echo Каталог: %%d</w:t>
       </w:r>
-      <w:r>
-        <w:br/>
-      </w:r>
-      <w:r>
-        <w:rPr>
-          <w:rStyle w:val="VerbatimChar"/>
-        </w:rPr>
+    </w:p>
+    <w:p>
+      <w:pPr>
+        <w:pStyle w:val="SourceCode"/>
+        <w:spacing w:before="0" w:after="0" w:line="200" w:lineRule="auto"/>
+      </w:pPr>
+      <w:r>
         <w:t xml:space="preserve">for /l %%n in (1,1,10) do echo Крок %%n</w:t>
       </w:r>
-      <w:r>
-        <w:br/>
-      </w:r>
-      <w:r>
-        <w:rPr>
-          <w:rStyle w:val="VerbatimChar"/>
-        </w:rPr>
+    </w:p>
+    <w:p>
+      <w:pPr>
+        <w:pStyle w:val="SourceCode"/>
+        <w:spacing w:before="0" w:after="0" w:line="200" w:lineRule="auto"/>
+      </w:pPr>
+      <w:r>
         <w:t xml:space="preserve">for /f "tokens=1,3 delims=;" %%a in (data.csv) do echo %%a - %%b</w:t>
       </w:r>
-      <w:r>
-        <w:br/>
-      </w:r>
-      <w:r>
-        <w:rPr>
-          <w:rStyle w:val="VerbatimChar"/>
-        </w:rPr>
+    </w:p>
+    <w:p>
+      <w:pPr>
+        <w:pStyle w:val="SourceCode"/>
+        <w:spacing w:before="0" w:after="120" w:line="200" w:lineRule="auto"/>
+      </w:pPr>
+      <w:r>
         <w:t xml:space="preserve">for /f "skip=1 tokens=*" %%s in ('tasklist') do echo %%s</w:t>
       </w:r>
     </w:p>
@@ -1697,149 +1692,159 @@
     <w:p>
       <w:pPr>
         <w:pStyle w:val="SourceCode"/>
-      </w:pPr>
-      <w:r>
-        <w:rPr>
-          <w:rStyle w:val="VerbatimChar"/>
-        </w:rPr>
+        <w:spacing w:before="120" w:after="0" w:line="200" w:lineRule="auto"/>
+      </w:pPr>
+      <w:r>
         <w:t xml:space="preserve">@echo off</w:t>
       </w:r>
-      <w:r>
-        <w:br/>
-      </w:r>
-      <w:r>
-        <w:rPr>
-          <w:rStyle w:val="VerbatimChar"/>
-        </w:rPr>
+    </w:p>
+    <w:p>
+      <w:pPr>
+        <w:pStyle w:val="SourceCode"/>
+        <w:spacing w:before="0" w:after="0" w:line="200" w:lineRule="auto"/>
+      </w:pPr>
+      <w:r>
         <w:t xml:space="preserve">if "%1"=="" goto :usage</w:t>
       </w:r>
-      <w:r>
-        <w:br/>
-      </w:r>
-      <w:r>
-        <w:br/>
-      </w:r>
-      <w:r>
-        <w:rPr>
-          <w:rStyle w:val="VerbatimChar"/>
-        </w:rPr>
+    </w:p>
+    <w:p>
+      <w:pPr>
+        <w:pStyle w:val="SourceCode"/>
+        <w:spacing w:before="0" w:after="0" w:line="200" w:lineRule="auto"/>
+      </w:pPr>
+    </w:p>
+    <w:p>
+      <w:pPr>
+        <w:pStyle w:val="SourceCode"/>
+        <w:spacing w:before="0" w:after="0" w:line="200" w:lineRule="auto"/>
+      </w:pPr>
+      <w:r>
         <w:t xml:space="preserve">call :log Початок обробки</w:t>
       </w:r>
-      <w:r>
-        <w:br/>
-      </w:r>
-      <w:r>
-        <w:rPr>
-          <w:rStyle w:val="VerbatimChar"/>
-        </w:rPr>
+    </w:p>
+    <w:p>
+      <w:pPr>
+        <w:pStyle w:val="SourceCode"/>
+        <w:spacing w:before="0" w:after="0" w:line="200" w:lineRule="auto"/>
+      </w:pPr>
+      <w:r>
         <w:t xml:space="preserve">call :process "%1"</w:t>
       </w:r>
-      <w:r>
-        <w:br/>
-      </w:r>
-      <w:r>
-        <w:rPr>
-          <w:rStyle w:val="VerbatimChar"/>
-        </w:rPr>
+    </w:p>
+    <w:p>
+      <w:pPr>
+        <w:pStyle w:val="SourceCode"/>
+        <w:spacing w:before="0" w:after="0" w:line="200" w:lineRule="auto"/>
+      </w:pPr>
+      <w:r>
         <w:t xml:space="preserve">call :log Завершено</w:t>
       </w:r>
-      <w:r>
-        <w:br/>
-      </w:r>
-      <w:r>
-        <w:rPr>
-          <w:rStyle w:val="VerbatimChar"/>
-        </w:rPr>
+    </w:p>
+    <w:p>
+      <w:pPr>
+        <w:pStyle w:val="SourceCode"/>
+        <w:spacing w:before="0" w:after="0" w:line="200" w:lineRule="auto"/>
+      </w:pPr>
+      <w:r>
         <w:t xml:space="preserve">goto :eof</w:t>
       </w:r>
-      <w:r>
-        <w:br/>
-      </w:r>
-      <w:r>
-        <w:br/>
-      </w:r>
-      <w:r>
-        <w:rPr>
-          <w:rStyle w:val="VerbatimChar"/>
-        </w:rPr>
+    </w:p>
+    <w:p>
+      <w:pPr>
+        <w:pStyle w:val="SourceCode"/>
+        <w:spacing w:before="0" w:after="0" w:line="200" w:lineRule="auto"/>
+      </w:pPr>
+    </w:p>
+    <w:p>
+      <w:pPr>
+        <w:pStyle w:val="SourceCode"/>
+        <w:spacing w:before="0" w:after="0" w:line="200" w:lineRule="auto"/>
+      </w:pPr>
+      <w:r>
         <w:t xml:space="preserve">:process</w:t>
       </w:r>
-      <w:r>
-        <w:br/>
-      </w:r>
-      <w:r>
-        <w:rPr>
-          <w:rStyle w:val="VerbatimChar"/>
-        </w:rPr>
+    </w:p>
+    <w:p>
+      <w:pPr>
+        <w:pStyle w:val="SourceCode"/>
+        <w:spacing w:before="0" w:after="0" w:line="200" w:lineRule="auto"/>
+      </w:pPr>
+      <w:r>
         <w:t xml:space="preserve">echo Обробляю %~1</w:t>
       </w:r>
-      <w:r>
-        <w:br/>
-      </w:r>
-      <w:r>
-        <w:rPr>
-          <w:rStyle w:val="VerbatimChar"/>
-        </w:rPr>
+    </w:p>
+    <w:p>
+      <w:pPr>
+        <w:pStyle w:val="SourceCode"/>
+        <w:spacing w:before="0" w:after="0" w:line="200" w:lineRule="auto"/>
+      </w:pPr>
+      <w:r>
         <w:t xml:space="preserve">goto :eof</w:t>
       </w:r>
-      <w:r>
-        <w:br/>
-      </w:r>
-      <w:r>
-        <w:br/>
-      </w:r>
-      <w:r>
-        <w:rPr>
-          <w:rStyle w:val="VerbatimChar"/>
-        </w:rPr>
+    </w:p>
+    <w:p>
+      <w:pPr>
+        <w:pStyle w:val="SourceCode"/>
+        <w:spacing w:before="0" w:after="0" w:line="200" w:lineRule="auto"/>
+      </w:pPr>
+    </w:p>
+    <w:p>
+      <w:pPr>
+        <w:pStyle w:val="SourceCode"/>
+        <w:spacing w:before="0" w:after="0" w:line="200" w:lineRule="auto"/>
+      </w:pPr>
+      <w:r>
         <w:t xml:space="preserve">:log</w:t>
       </w:r>
-      <w:r>
-        <w:br/>
-      </w:r>
-      <w:r>
-        <w:rPr>
-          <w:rStyle w:val="VerbatimChar"/>
-        </w:rPr>
+    </w:p>
+    <w:p>
+      <w:pPr>
+        <w:pStyle w:val="SourceCode"/>
+        <w:spacing w:before="0" w:after="0" w:line="200" w:lineRule="auto"/>
+      </w:pPr>
+      <w:r>
         <w:t xml:space="preserve">echo [%time%] %* &gt;&gt; "%~dp0log.txt"</w:t>
       </w:r>
-      <w:r>
-        <w:br/>
-      </w:r>
-      <w:r>
-        <w:rPr>
-          <w:rStyle w:val="VerbatimChar"/>
-        </w:rPr>
+    </w:p>
+    <w:p>
+      <w:pPr>
+        <w:pStyle w:val="SourceCode"/>
+        <w:spacing w:before="0" w:after="0" w:line="200" w:lineRule="auto"/>
+      </w:pPr>
+      <w:r>
         <w:t xml:space="preserve">goto :eof</w:t>
       </w:r>
-      <w:r>
-        <w:br/>
-      </w:r>
-      <w:r>
-        <w:br/>
-      </w:r>
-      <w:r>
-        <w:rPr>
-          <w:rStyle w:val="VerbatimChar"/>
-        </w:rPr>
+    </w:p>
+    <w:p>
+      <w:pPr>
+        <w:pStyle w:val="SourceCode"/>
+        <w:spacing w:before="0" w:after="0" w:line="200" w:lineRule="auto"/>
+      </w:pPr>
+    </w:p>
+    <w:p>
+      <w:pPr>
+        <w:pStyle w:val="SourceCode"/>
+        <w:spacing w:before="0" w:after="0" w:line="200" w:lineRule="auto"/>
+      </w:pPr>
+      <w:r>
         <w:t xml:space="preserve">:usage</w:t>
       </w:r>
-      <w:r>
-        <w:br/>
-      </w:r>
-      <w:r>
-        <w:rPr>
-          <w:rStyle w:val="VerbatimChar"/>
-        </w:rPr>
+    </w:p>
+    <w:p>
+      <w:pPr>
+        <w:pStyle w:val="SourceCode"/>
+        <w:spacing w:before="0" w:after="0" w:line="200" w:lineRule="auto"/>
+      </w:pPr>
+      <w:r>
         <w:t xml:space="preserve">echo Використання: %~n0 ^&lt;каталог^&gt;</w:t>
       </w:r>
-      <w:r>
-        <w:br/>
-      </w:r>
-      <w:r>
-        <w:rPr>
-          <w:rStyle w:val="VerbatimChar"/>
-        </w:rPr>
+    </w:p>
+    <w:p>
+      <w:pPr>
+        <w:pStyle w:val="SourceCode"/>
+        <w:spacing w:before="0" w:after="120" w:line="200" w:lineRule="auto"/>
+      </w:pPr>
+      <w:r>
         <w:t xml:space="preserve">exit /b 1</w:t>
       </w:r>
     </w:p>
@@ -1930,29 +1935,27 @@
     <w:p>
       <w:pPr>
         <w:pStyle w:val="SourceCode"/>
-      </w:pPr>
-      <w:r>
-        <w:rPr>
-          <w:rStyle w:val="VerbatimChar"/>
-        </w:rPr>
+        <w:spacing w:before="120" w:after="0" w:line="200" w:lineRule="auto"/>
+      </w:pPr>
+      <w:r>
         <w:t xml:space="preserve">set count=0</w:t>
       </w:r>
-      <w:r>
-        <w:br/>
-      </w:r>
-      <w:r>
-        <w:rPr>
-          <w:rStyle w:val="VerbatimChar"/>
-        </w:rPr>
+    </w:p>
+    <w:p>
+      <w:pPr>
+        <w:pStyle w:val="SourceCode"/>
+        <w:spacing w:before="0" w:after="0" w:line="200" w:lineRule="auto"/>
+      </w:pPr>
+      <w:r>
         <w:t xml:space="preserve">for %%f in (*.txt) do set /a count += 1</w:t>
       </w:r>
-      <w:r>
-        <w:br/>
-      </w:r>
-      <w:r>
-        <w:rPr>
-          <w:rStyle w:val="VerbatimChar"/>
-        </w:rPr>
+    </w:p>
+    <w:p>
+      <w:pPr>
+        <w:pStyle w:val="SourceCode"/>
+        <w:spacing w:before="0" w:after="120" w:line="200" w:lineRule="auto"/>
+      </w:pPr>
+      <w:r>
         <w:t xml:space="preserve">echo Файлів: %count%</w:t>
       </w:r>
     </w:p>
@@ -1997,83 +2000,81 @@
     <w:p>
       <w:pPr>
         <w:pStyle w:val="SourceCode"/>
-      </w:pPr>
-      <w:r>
-        <w:rPr>
-          <w:rStyle w:val="VerbatimChar"/>
-        </w:rPr>
+        <w:spacing w:before="120" w:after="0" w:line="200" w:lineRule="auto"/>
+      </w:pPr>
+      <w:r>
         <w:t xml:space="preserve">@echo off</w:t>
       </w:r>
-      <w:r>
-        <w:br/>
-      </w:r>
-      <w:r>
-        <w:rPr>
-          <w:rStyle w:val="VerbatimChar"/>
-        </w:rPr>
+    </w:p>
+    <w:p>
+      <w:pPr>
+        <w:pStyle w:val="SourceCode"/>
+        <w:spacing w:before="0" w:after="0" w:line="200" w:lineRule="auto"/>
+      </w:pPr>
+      <w:r>
         <w:t xml:space="preserve">setlocal enabledelayedexpansion</w:t>
       </w:r>
-      <w:r>
-        <w:br/>
-      </w:r>
-      <w:r>
-        <w:rPr>
-          <w:rStyle w:val="VerbatimChar"/>
-        </w:rPr>
+    </w:p>
+    <w:p>
+      <w:pPr>
+        <w:pStyle w:val="SourceCode"/>
+        <w:spacing w:before="0" w:after="0" w:line="200" w:lineRule="auto"/>
+      </w:pPr>
+      <w:r>
         <w:t xml:space="preserve">set count=0</w:t>
       </w:r>
-      <w:r>
-        <w:br/>
-      </w:r>
-      <w:r>
-        <w:rPr>
-          <w:rStyle w:val="VerbatimChar"/>
-        </w:rPr>
+    </w:p>
+    <w:p>
+      <w:pPr>
+        <w:pStyle w:val="SourceCode"/>
+        <w:spacing w:before="0" w:after="0" w:line="200" w:lineRule="auto"/>
+      </w:pPr>
+      <w:r>
         <w:t xml:space="preserve">for %%f in (*.txt) do (</w:t>
       </w:r>
-      <w:r>
-        <w:br/>
-      </w:r>
-      <w:r>
-        <w:rPr>
-          <w:rStyle w:val="VerbatimChar"/>
-        </w:rPr>
+    </w:p>
+    <w:p>
+      <w:pPr>
+        <w:pStyle w:val="SourceCode"/>
+        <w:spacing w:before="0" w:after="0" w:line="200" w:lineRule="auto"/>
+      </w:pPr>
+      <w:r>
         <w:t xml:space="preserve">    set /a count += 1</w:t>
       </w:r>
-      <w:r>
-        <w:br/>
-      </w:r>
-      <w:r>
-        <w:rPr>
-          <w:rStyle w:val="VerbatimChar"/>
-        </w:rPr>
+    </w:p>
+    <w:p>
+      <w:pPr>
+        <w:pStyle w:val="SourceCode"/>
+        <w:spacing w:before="0" w:after="0" w:line="200" w:lineRule="auto"/>
+      </w:pPr>
+      <w:r>
         <w:t xml:space="preserve">    echo !count!: %%~nxf</w:t>
       </w:r>
-      <w:r>
-        <w:br/>
-      </w:r>
-      <w:r>
-        <w:rPr>
-          <w:rStyle w:val="VerbatimChar"/>
-        </w:rPr>
+    </w:p>
+    <w:p>
+      <w:pPr>
+        <w:pStyle w:val="SourceCode"/>
+        <w:spacing w:before="0" w:after="0" w:line="200" w:lineRule="auto"/>
+      </w:pPr>
+      <w:r>
         <w:t xml:space="preserve">)</w:t>
       </w:r>
-      <w:r>
-        <w:br/>
-      </w:r>
-      <w:r>
-        <w:rPr>
-          <w:rStyle w:val="VerbatimChar"/>
-        </w:rPr>
+    </w:p>
+    <w:p>
+      <w:pPr>
+        <w:pStyle w:val="SourceCode"/>
+        <w:spacing w:before="0" w:after="0" w:line="200" w:lineRule="auto"/>
+      </w:pPr>
+      <w:r>
         <w:t xml:space="preserve">echo Усього файлів: !count!</w:t>
       </w:r>
-      <w:r>
-        <w:br/>
-      </w:r>
-      <w:r>
-        <w:rPr>
-          <w:rStyle w:val="VerbatimChar"/>
-        </w:rPr>
+    </w:p>
+    <w:p>
+      <w:pPr>
+        <w:pStyle w:val="SourceCode"/>
+        <w:spacing w:before="0" w:after="120" w:line="200" w:lineRule="auto"/>
+      </w:pPr>
+      <w:r>
         <w:t xml:space="preserve">endlocal</w:t>
       </w:r>
     </w:p>
@@ -2113,47 +2114,45 @@
     <w:p>
       <w:pPr>
         <w:pStyle w:val="SourceCode"/>
-      </w:pPr>
-      <w:r>
-        <w:rPr>
-          <w:rStyle w:val="VerbatimChar"/>
-        </w:rPr>
+        <w:spacing w:before="120" w:after="0" w:line="200" w:lineRule="auto"/>
+      </w:pPr>
+      <w:r>
         <w:t xml:space="preserve">robocopy "%src%" "%dst%" /e /njh /njs</w:t>
       </w:r>
-      <w:r>
-        <w:br/>
-      </w:r>
-      <w:r>
-        <w:rPr>
-          <w:rStyle w:val="VerbatimChar"/>
-        </w:rPr>
+    </w:p>
+    <w:p>
+      <w:pPr>
+        <w:pStyle w:val="SourceCode"/>
+        <w:spacing w:before="0" w:after="0" w:line="200" w:lineRule="auto"/>
+      </w:pPr>
+      <w:r>
         <w:t xml:space="preserve">if %errorlevel% geq 8 (</w:t>
       </w:r>
-      <w:r>
-        <w:br/>
-      </w:r>
-      <w:r>
-        <w:rPr>
-          <w:rStyle w:val="VerbatimChar"/>
-        </w:rPr>
+    </w:p>
+    <w:p>
+      <w:pPr>
+        <w:pStyle w:val="SourceCode"/>
+        <w:spacing w:before="0" w:after="0" w:line="200" w:lineRule="auto"/>
+      </w:pPr>
+      <w:r>
         <w:t xml:space="preserve">    echo ПОМИЛКА копіювання, код %errorlevel% &gt;&gt; "%log%"</w:t>
       </w:r>
-      <w:r>
-        <w:br/>
-      </w:r>
-      <w:r>
-        <w:rPr>
-          <w:rStyle w:val="VerbatimChar"/>
-        </w:rPr>
+    </w:p>
+    <w:p>
+      <w:pPr>
+        <w:pStyle w:val="SourceCode"/>
+        <w:spacing w:before="0" w:after="0" w:line="200" w:lineRule="auto"/>
+      </w:pPr>
+      <w:r>
         <w:t xml:space="preserve">    exit /b %errorlevel%</w:t>
       </w:r>
-      <w:r>
-        <w:br/>
-      </w:r>
-      <w:r>
-        <w:rPr>
-          <w:rStyle w:val="VerbatimChar"/>
-        </w:rPr>
+    </w:p>
+    <w:p>
+      <w:pPr>
+        <w:pStyle w:val="SourceCode"/>
+        <w:spacing w:before="0" w:after="120" w:line="200" w:lineRule="auto"/>
+      </w:pPr>
+      <w:r>
         <w:t xml:space="preserve">)</w:t>
       </w:r>
     </w:p>
@@ -2211,56 +2210,54 @@
     <w:p>
       <w:pPr>
         <w:pStyle w:val="SourceCode"/>
-      </w:pPr>
-      <w:r>
-        <w:rPr>
-          <w:rStyle w:val="VerbatimChar"/>
-        </w:rPr>
+        <w:spacing w:before="120" w:after="0" w:line="200" w:lineRule="auto"/>
+      </w:pPr>
+      <w:r>
         <w:t xml:space="preserve">C:\Users\Student&gt; cd %USERPROFILE%\Desktop</w:t>
       </w:r>
-      <w:r>
-        <w:br/>
-      </w:r>
-      <w:r>
-        <w:rPr>
-          <w:rStyle w:val="VerbatimChar"/>
-        </w:rPr>
+    </w:p>
+    <w:p>
+      <w:pPr>
+        <w:pStyle w:val="SourceCode"/>
+        <w:spacing w:before="0" w:after="0" w:line="200" w:lineRule="auto"/>
+      </w:pPr>
+      <w:r>
         <w:t xml:space="preserve">C:\Users\Student\Desktop&gt; md LAB3\src LAB3\bak LAB3\logs</w:t>
       </w:r>
-      <w:r>
-        <w:br/>
-      </w:r>
-      <w:r>
-        <w:rPr>
-          <w:rStyle w:val="VerbatimChar"/>
-        </w:rPr>
+    </w:p>
+    <w:p>
+      <w:pPr>
+        <w:pStyle w:val="SourceCode"/>
+        <w:spacing w:before="0" w:after="0" w:line="200" w:lineRule="auto"/>
+      </w:pPr>
+      <w:r>
         <w:t xml:space="preserve">C:\Users\Student\Desktop&gt; cd LAB3</w:t>
       </w:r>
-      <w:r>
-        <w:br/>
-      </w:r>
-      <w:r>
-        <w:rPr>
-          <w:rStyle w:val="VerbatimChar"/>
-        </w:rPr>
+    </w:p>
+    <w:p>
+      <w:pPr>
+        <w:pStyle w:val="SourceCode"/>
+        <w:spacing w:before="0" w:after="0" w:line="200" w:lineRule="auto"/>
+      </w:pPr>
+      <w:r>
         <w:t xml:space="preserve">C:\...\LAB3&gt; copy %SystemRoot%\System32\drivers\etc\hosts src\hosts.txt</w:t>
       </w:r>
-      <w:r>
-        <w:br/>
-      </w:r>
-      <w:r>
-        <w:rPr>
-          <w:rStyle w:val="VerbatimChar"/>
-        </w:rPr>
+    </w:p>
+    <w:p>
+      <w:pPr>
+        <w:pStyle w:val="SourceCode"/>
+        <w:spacing w:before="0" w:after="0" w:line="200" w:lineRule="auto"/>
+      </w:pPr>
+      <w:r>
         <w:t xml:space="preserve">        1 file(s) copied.</w:t>
       </w:r>
-      <w:r>
-        <w:br/>
-      </w:r>
-      <w:r>
-        <w:rPr>
-          <w:rStyle w:val="VerbatimChar"/>
-        </w:rPr>
+    </w:p>
+    <w:p>
+      <w:pPr>
+        <w:pStyle w:val="SourceCode"/>
+        <w:spacing w:before="0" w:after="120" w:line="200" w:lineRule="auto"/>
+      </w:pPr>
+      <w:r>
         <w:t xml:space="preserve">C:\...\LAB3&gt; notepad hello.bat</w:t>
       </w:r>
     </w:p>
@@ -2287,121 +2284,117 @@
     <w:p>
       <w:pPr>
         <w:pStyle w:val="SourceCode"/>
-      </w:pPr>
-      <w:r>
-        <w:rPr>
-          <w:rStyle w:val="VerbatimChar"/>
-        </w:rPr>
+        <w:spacing w:before="120" w:after="0" w:line="200" w:lineRule="auto"/>
+      </w:pPr>
+      <w:r>
         <w:t xml:space="preserve">@echo off</w:t>
       </w:r>
-      <w:r>
-        <w:br/>
-      </w:r>
-      <w:r>
-        <w:rPr>
-          <w:rStyle w:val="VerbatimChar"/>
-        </w:rPr>
+    </w:p>
+    <w:p>
+      <w:pPr>
+        <w:pStyle w:val="SourceCode"/>
+        <w:spacing w:before="0" w:after="0" w:line="200" w:lineRule="auto"/>
+      </w:pPr>
+      <w:r>
         <w:t xml:space="preserve">chcp 65001 &gt; nul</w:t>
       </w:r>
-      <w:r>
-        <w:br/>
-      </w:r>
-      <w:r>
-        <w:rPr>
-          <w:rStyle w:val="VerbatimChar"/>
-        </w:rPr>
+    </w:p>
+    <w:p>
+      <w:pPr>
+        <w:pStyle w:val="SourceCode"/>
+        <w:spacing w:before="0" w:after="0" w:line="200" w:lineRule="auto"/>
+      </w:pPr>
+      <w:r>
         <w:t xml:space="preserve">echo Скрипт: %~n0</w:t>
       </w:r>
-      <w:r>
-        <w:br/>
-      </w:r>
-      <w:r>
-        <w:rPr>
-          <w:rStyle w:val="VerbatimChar"/>
-        </w:rPr>
+    </w:p>
+    <w:p>
+      <w:pPr>
+        <w:pStyle w:val="SourceCode"/>
+        <w:spacing w:before="0" w:after="0" w:line="200" w:lineRule="auto"/>
+      </w:pPr>
+      <w:r>
         <w:t xml:space="preserve">echo Каталог скрипта: %~dp0</w:t>
       </w:r>
-      <w:r>
-        <w:br/>
-      </w:r>
-      <w:r>
-        <w:rPr>
-          <w:rStyle w:val="VerbatimChar"/>
-        </w:rPr>
+    </w:p>
+    <w:p>
+      <w:pPr>
+        <w:pStyle w:val="SourceCode"/>
+        <w:spacing w:before="0" w:after="0" w:line="200" w:lineRule="auto"/>
+      </w:pPr>
+      <w:r>
         <w:t xml:space="preserve">echo Поточний каталог: %cd%</w:t>
       </w:r>
-      <w:r>
-        <w:br/>
-      </w:r>
-      <w:r>
-        <w:rPr>
-          <w:rStyle w:val="VerbatimChar"/>
-        </w:rPr>
+    </w:p>
+    <w:p>
+      <w:pPr>
+        <w:pStyle w:val="SourceCode"/>
+        <w:spacing w:before="0" w:after="0" w:line="200" w:lineRule="auto"/>
+      </w:pPr>
+      <w:r>
         <w:t xml:space="preserve">echo Користувач: %USERNAME%</w:t>
       </w:r>
-      <w:r>
-        <w:br/>
-      </w:r>
-      <w:r>
-        <w:rPr>
-          <w:rStyle w:val="VerbatimChar"/>
-        </w:rPr>
+    </w:p>
+    <w:p>
+      <w:pPr>
+        <w:pStyle w:val="SourceCode"/>
+        <w:spacing w:before="0" w:after="120" w:line="200" w:lineRule="auto"/>
+      </w:pPr>
+      <w:r>
         <w:t xml:space="preserve">pause</w:t>
       </w:r>
     </w:p>
     <w:p>
       <w:pPr>
         <w:pStyle w:val="SourceCode"/>
-      </w:pPr>
-      <w:r>
-        <w:rPr>
-          <w:rStyle w:val="VerbatimChar"/>
-        </w:rPr>
+        <w:spacing w:before="120" w:after="0" w:line="200" w:lineRule="auto"/>
+      </w:pPr>
+      <w:r>
         <w:t xml:space="preserve">C:\...\LAB3&gt; hello.bat</w:t>
       </w:r>
-      <w:r>
-        <w:br/>
-      </w:r>
-      <w:r>
-        <w:rPr>
-          <w:rStyle w:val="VerbatimChar"/>
-        </w:rPr>
+    </w:p>
+    <w:p>
+      <w:pPr>
+        <w:pStyle w:val="SourceCode"/>
+        <w:spacing w:before="0" w:after="0" w:line="200" w:lineRule="auto"/>
+      </w:pPr>
+      <w:r>
         <w:t xml:space="preserve">Скрипт: hello</w:t>
       </w:r>
-      <w:r>
-        <w:br/>
-      </w:r>
-      <w:r>
-        <w:rPr>
-          <w:rStyle w:val="VerbatimChar"/>
-        </w:rPr>
+    </w:p>
+    <w:p>
+      <w:pPr>
+        <w:pStyle w:val="SourceCode"/>
+        <w:spacing w:before="0" w:after="0" w:line="200" w:lineRule="auto"/>
+      </w:pPr>
+      <w:r>
         <w:t xml:space="preserve">Каталог скрипта: C:\Users\Student\Desktop\LAB3\</w:t>
       </w:r>
-      <w:r>
-        <w:br/>
-      </w:r>
-      <w:r>
-        <w:rPr>
-          <w:rStyle w:val="VerbatimChar"/>
-        </w:rPr>
+    </w:p>
+    <w:p>
+      <w:pPr>
+        <w:pStyle w:val="SourceCode"/>
+        <w:spacing w:before="0" w:after="0" w:line="200" w:lineRule="auto"/>
+      </w:pPr>
+      <w:r>
         <w:t xml:space="preserve">Поточний каталог: C:\Users\Student\Desktop\LAB3</w:t>
       </w:r>
-      <w:r>
-        <w:br/>
-      </w:r>
-      <w:r>
-        <w:rPr>
-          <w:rStyle w:val="VerbatimChar"/>
-        </w:rPr>
+    </w:p>
+    <w:p>
+      <w:pPr>
+        <w:pStyle w:val="SourceCode"/>
+        <w:spacing w:before="0" w:after="0" w:line="200" w:lineRule="auto"/>
+      </w:pPr>
+      <w:r>
         <w:t xml:space="preserve">Користувач: Student</w:t>
       </w:r>
-      <w:r>
-        <w:br/>
-      </w:r>
-      <w:r>
-        <w:rPr>
-          <w:rStyle w:val="VerbatimChar"/>
-        </w:rPr>
+    </w:p>
+    <w:p>
+      <w:pPr>
+        <w:pStyle w:val="SourceCode"/>
+        <w:spacing w:before="0" w:after="120" w:line="200" w:lineRule="auto"/>
+      </w:pPr>
+      <w:r>
         <w:t xml:space="preserve">Press any key to continue . . .</w:t>
       </w:r>
     </w:p>
@@ -2456,241 +2449,240 @@
     <w:p>
       <w:pPr>
         <w:pStyle w:val="SourceCode"/>
-      </w:pPr>
-      <w:r>
-        <w:rPr>
-          <w:rStyle w:val="VerbatimChar"/>
-        </w:rPr>
+        <w:spacing w:before="120" w:after="0" w:line="200" w:lineRule="auto"/>
+      </w:pPr>
+      <w:r>
         <w:t xml:space="preserve">@echo off</w:t>
       </w:r>
-      <w:r>
-        <w:br/>
-      </w:r>
-      <w:r>
-        <w:rPr>
-          <w:rStyle w:val="VerbatimChar"/>
-        </w:rPr>
+    </w:p>
+    <w:p>
+      <w:pPr>
+        <w:pStyle w:val="SourceCode"/>
+        <w:spacing w:before="0" w:after="0" w:line="200" w:lineRule="auto"/>
+      </w:pPr>
+      <w:r>
         <w:t xml:space="preserve">chcp 65001 &gt; nul</w:t>
       </w:r>
-      <w:r>
-        <w:br/>
-      </w:r>
-      <w:r>
-        <w:rPr>
-          <w:rStyle w:val="VerbatimChar"/>
-        </w:rPr>
+    </w:p>
+    <w:p>
+      <w:pPr>
+        <w:pStyle w:val="SourceCode"/>
+        <w:spacing w:before="0" w:after="0" w:line="200" w:lineRule="auto"/>
+      </w:pPr>
+      <w:r>
         <w:t xml:space="preserve">if "%~1"=="" (</w:t>
       </w:r>
-      <w:r>
-        <w:br/>
-      </w:r>
-      <w:r>
-        <w:rPr>
-          <w:rStyle w:val="VerbatimChar"/>
-        </w:rPr>
+    </w:p>
+    <w:p>
+      <w:pPr>
+        <w:pStyle w:val="SourceCode"/>
+        <w:spacing w:before="0" w:after="0" w:line="200" w:lineRule="auto"/>
+      </w:pPr>
+      <w:r>
         <w:t xml:space="preserve">    echo Використання: %~n0 ^&lt;файл^&gt;</w:t>
       </w:r>
-      <w:r>
-        <w:br/>
-      </w:r>
-      <w:r>
-        <w:rPr>
-          <w:rStyle w:val="VerbatimChar"/>
-        </w:rPr>
+    </w:p>
+    <w:p>
+      <w:pPr>
+        <w:pStyle w:val="SourceCode"/>
+        <w:spacing w:before="0" w:after="0" w:line="200" w:lineRule="auto"/>
+      </w:pPr>
+      <w:r>
         <w:t xml:space="preserve">    exit /b 1</w:t>
       </w:r>
-      <w:r>
-        <w:br/>
-      </w:r>
-      <w:r>
-        <w:rPr>
-          <w:rStyle w:val="VerbatimChar"/>
-        </w:rPr>
+    </w:p>
+    <w:p>
+      <w:pPr>
+        <w:pStyle w:val="SourceCode"/>
+        <w:spacing w:before="0" w:after="0" w:line="200" w:lineRule="auto"/>
+      </w:pPr>
+      <w:r>
         <w:t xml:space="preserve">)</w:t>
       </w:r>
-      <w:r>
-        <w:br/>
-      </w:r>
-      <w:r>
-        <w:rPr>
-          <w:rStyle w:val="VerbatimChar"/>
-        </w:rPr>
+    </w:p>
+    <w:p>
+      <w:pPr>
+        <w:pStyle w:val="SourceCode"/>
+        <w:spacing w:before="0" w:after="0" w:line="200" w:lineRule="auto"/>
+      </w:pPr>
+      <w:r>
         <w:t xml:space="preserve">if not exist "%~1" (</w:t>
       </w:r>
-      <w:r>
-        <w:br/>
-      </w:r>
-      <w:r>
-        <w:rPr>
-          <w:rStyle w:val="VerbatimChar"/>
-        </w:rPr>
+    </w:p>
+    <w:p>
+      <w:pPr>
+        <w:pStyle w:val="SourceCode"/>
+        <w:spacing w:before="0" w:after="0" w:line="200" w:lineRule="auto"/>
+      </w:pPr>
+      <w:r>
         <w:t xml:space="preserve">    echo Файл "%~1" не знайдено</w:t>
       </w:r>
-      <w:r>
-        <w:br/>
-      </w:r>
-      <w:r>
-        <w:rPr>
-          <w:rStyle w:val="VerbatimChar"/>
-        </w:rPr>
+    </w:p>
+    <w:p>
+      <w:pPr>
+        <w:pStyle w:val="SourceCode"/>
+        <w:spacing w:before="0" w:after="0" w:line="200" w:lineRule="auto"/>
+      </w:pPr>
+      <w:r>
         <w:t xml:space="preserve">    exit /b 2</w:t>
       </w:r>
-      <w:r>
-        <w:br/>
-      </w:r>
-      <w:r>
-        <w:rPr>
-          <w:rStyle w:val="VerbatimChar"/>
-        </w:rPr>
+    </w:p>
+    <w:p>
+      <w:pPr>
+        <w:pStyle w:val="SourceCode"/>
+        <w:spacing w:before="0" w:after="0" w:line="200" w:lineRule="auto"/>
+      </w:pPr>
+      <w:r>
         <w:t xml:space="preserve">)</w:t>
       </w:r>
-      <w:r>
-        <w:br/>
-      </w:r>
-      <w:r>
-        <w:rPr>
-          <w:rStyle w:val="VerbatimChar"/>
-        </w:rPr>
+    </w:p>
+    <w:p>
+      <w:pPr>
+        <w:pStyle w:val="SourceCode"/>
+        <w:spacing w:before="0" w:after="0" w:line="200" w:lineRule="auto"/>
+      </w:pPr>
+      <w:r>
         <w:t xml:space="preserve">echo Ім'я:        %~n1</w:t>
       </w:r>
-      <w:r>
-        <w:br/>
-      </w:r>
-      <w:r>
-        <w:rPr>
-          <w:rStyle w:val="VerbatimChar"/>
-        </w:rPr>
+    </w:p>
+    <w:p>
+      <w:pPr>
+        <w:pStyle w:val="SourceCode"/>
+        <w:spacing w:before="0" w:after="0" w:line="200" w:lineRule="auto"/>
+      </w:pPr>
+      <w:r>
         <w:t xml:space="preserve">echo Розширення:  %~x1</w:t>
       </w:r>
-      <w:r>
-        <w:br/>
-      </w:r>
-      <w:r>
-        <w:rPr>
-          <w:rStyle w:val="VerbatimChar"/>
-        </w:rPr>
+    </w:p>
+    <w:p>
+      <w:pPr>
+        <w:pStyle w:val="SourceCode"/>
+        <w:spacing w:before="0" w:after="0" w:line="200" w:lineRule="auto"/>
+      </w:pPr>
+      <w:r>
         <w:t xml:space="preserve">echo Розмір:      %~z1 байт</w:t>
       </w:r>
-      <w:r>
-        <w:br/>
-      </w:r>
-      <w:r>
-        <w:rPr>
-          <w:rStyle w:val="VerbatimChar"/>
-        </w:rPr>
+    </w:p>
+    <w:p>
+      <w:pPr>
+        <w:pStyle w:val="SourceCode"/>
+        <w:spacing w:before="0" w:after="0" w:line="200" w:lineRule="auto"/>
+      </w:pPr>
+      <w:r>
         <w:t xml:space="preserve">echo Змінено:     %~t1</w:t>
       </w:r>
-      <w:r>
-        <w:br/>
-      </w:r>
-      <w:r>
-        <w:rPr>
-          <w:rStyle w:val="VerbatimChar"/>
-        </w:rPr>
+    </w:p>
+    <w:p>
+      <w:pPr>
+        <w:pStyle w:val="SourceCode"/>
+        <w:spacing w:before="0" w:after="120" w:line="200" w:lineRule="auto"/>
+      </w:pPr>
+      <w:r>
         <w:t xml:space="preserve">exit /b 0</w:t>
       </w:r>
     </w:p>
     <w:p>
       <w:pPr>
         <w:pStyle w:val="SourceCode"/>
-      </w:pPr>
-      <w:r>
-        <w:rPr>
-          <w:rStyle w:val="VerbatimChar"/>
-        </w:rPr>
+        <w:spacing w:before="120" w:after="0" w:line="200" w:lineRule="auto"/>
+      </w:pPr>
+      <w:r>
         <w:t xml:space="preserve">C:\...\LAB3&gt; info.bat</w:t>
       </w:r>
-      <w:r>
-        <w:br/>
-      </w:r>
-      <w:r>
-        <w:rPr>
-          <w:rStyle w:val="VerbatimChar"/>
-        </w:rPr>
+    </w:p>
+    <w:p>
+      <w:pPr>
+        <w:pStyle w:val="SourceCode"/>
+        <w:spacing w:before="0" w:after="0" w:line="200" w:lineRule="auto"/>
+      </w:pPr>
+      <w:r>
         <w:t xml:space="preserve">Використання: info ^&lt;файл^&gt;</w:t>
       </w:r>
-      <w:r>
-        <w:br/>
-      </w:r>
-      <w:r>
-        <w:rPr>
-          <w:rStyle w:val="VerbatimChar"/>
-        </w:rPr>
+    </w:p>
+    <w:p>
+      <w:pPr>
+        <w:pStyle w:val="SourceCode"/>
+        <w:spacing w:before="0" w:after="0" w:line="200" w:lineRule="auto"/>
+      </w:pPr>
+      <w:r>
         <w:t xml:space="preserve">C:\...\LAB3&gt; echo %errorlevel%</w:t>
       </w:r>
-      <w:r>
-        <w:br/>
-      </w:r>
-      <w:r>
-        <w:rPr>
-          <w:rStyle w:val="VerbatimChar"/>
-        </w:rPr>
+    </w:p>
+    <w:p>
+      <w:pPr>
+        <w:pStyle w:val="SourceCode"/>
+        <w:spacing w:before="0" w:after="0" w:line="200" w:lineRule="auto"/>
+      </w:pPr>
+      <w:r>
         <w:t xml:space="preserve">1</w:t>
       </w:r>
-      <w:r>
-        <w:br/>
-      </w:r>
-      <w:r>
-        <w:br/>
-      </w:r>
-      <w:r>
-        <w:rPr>
-          <w:rStyle w:val="VerbatimChar"/>
-        </w:rPr>
+    </w:p>
+    <w:p>
+      <w:pPr>
+        <w:pStyle w:val="SourceCode"/>
+        <w:spacing w:before="0" w:after="0" w:line="200" w:lineRule="auto"/>
+      </w:pPr>
+    </w:p>
+    <w:p>
+      <w:pPr>
+        <w:pStyle w:val="SourceCode"/>
+        <w:spacing w:before="0" w:after="0" w:line="200" w:lineRule="auto"/>
+      </w:pPr>
+      <w:r>
         <w:t xml:space="preserve">C:\...\LAB3&gt; info.bat src\hosts.txt</w:t>
       </w:r>
-      <w:r>
-        <w:br/>
-      </w:r>
-      <w:r>
-        <w:rPr>
-          <w:rStyle w:val="VerbatimChar"/>
-        </w:rPr>
+    </w:p>
+    <w:p>
+      <w:pPr>
+        <w:pStyle w:val="SourceCode"/>
+        <w:spacing w:before="0" w:after="0" w:line="200" w:lineRule="auto"/>
+      </w:pPr>
+      <w:r>
         <w:t xml:space="preserve">Ім'я:        hosts</w:t>
       </w:r>
-      <w:r>
-        <w:br/>
-      </w:r>
-      <w:r>
-        <w:rPr>
-          <w:rStyle w:val="VerbatimChar"/>
-        </w:rPr>
+    </w:p>
+    <w:p>
+      <w:pPr>
+        <w:pStyle w:val="SourceCode"/>
+        <w:spacing w:before="0" w:after="0" w:line="200" w:lineRule="auto"/>
+      </w:pPr>
+      <w:r>
         <w:t xml:space="preserve">Розширення:  .txt</w:t>
       </w:r>
-      <w:r>
-        <w:br/>
-      </w:r>
-      <w:r>
-        <w:rPr>
-          <w:rStyle w:val="VerbatimChar"/>
-        </w:rPr>
+    </w:p>
+    <w:p>
+      <w:pPr>
+        <w:pStyle w:val="SourceCode"/>
+        <w:spacing w:before="0" w:after="0" w:line="200" w:lineRule="auto"/>
+      </w:pPr>
+      <w:r>
         <w:t xml:space="preserve">Розмір:      824 байт</w:t>
       </w:r>
-      <w:r>
-        <w:br/>
-      </w:r>
-      <w:r>
-        <w:rPr>
-          <w:rStyle w:val="VerbatimChar"/>
-        </w:rPr>
+    </w:p>
+    <w:p>
+      <w:pPr>
+        <w:pStyle w:val="SourceCode"/>
+        <w:spacing w:before="0" w:after="0" w:line="200" w:lineRule="auto"/>
+      </w:pPr>
+      <w:r>
         <w:t xml:space="preserve">Змінено:     17.09.2026 21:40</w:t>
       </w:r>
-      <w:r>
-        <w:br/>
-      </w:r>
-      <w:r>
-        <w:rPr>
-          <w:rStyle w:val="VerbatimChar"/>
-        </w:rPr>
+    </w:p>
+    <w:p>
+      <w:pPr>
+        <w:pStyle w:val="SourceCode"/>
+        <w:spacing w:before="0" w:after="0" w:line="200" w:lineRule="auto"/>
+      </w:pPr>
+      <w:r>
         <w:t xml:space="preserve">C:\...\LAB3&gt; echo %errorlevel%</w:t>
       </w:r>
-      <w:r>
-        <w:br/>
-      </w:r>
-      <w:r>
-        <w:rPr>
-          <w:rStyle w:val="VerbatimChar"/>
-        </w:rPr>
+    </w:p>
+    <w:p>
+      <w:pPr>
+        <w:pStyle w:val="SourceCode"/>
+        <w:spacing w:before="0" w:after="120" w:line="200" w:lineRule="auto"/>
+      </w:pPr>
+      <w:r>
         <w:t xml:space="preserve">0</w:t>
       </w:r>
     </w:p>
@@ -2715,154 +2707,156 @@
     <w:p>
       <w:pPr>
         <w:pStyle w:val="SourceCode"/>
-      </w:pPr>
-      <w:r>
-        <w:rPr>
-          <w:rStyle w:val="VerbatimChar"/>
-        </w:rPr>
+        <w:spacing w:before="120" w:after="0" w:line="200" w:lineRule="auto"/>
+      </w:pPr>
+      <w:r>
         <w:t xml:space="preserve">@echo off</w:t>
       </w:r>
-      <w:r>
-        <w:br/>
-      </w:r>
-      <w:r>
-        <w:rPr>
-          <w:rStyle w:val="VerbatimChar"/>
-        </w:rPr>
+    </w:p>
+    <w:p>
+      <w:pPr>
+        <w:pStyle w:val="SourceCode"/>
+        <w:spacing w:before="0" w:after="0" w:line="200" w:lineRule="auto"/>
+      </w:pPr>
+      <w:r>
         <w:t xml:space="preserve">chcp 65001 &gt; nul</w:t>
       </w:r>
-      <w:r>
-        <w:br/>
-      </w:r>
-      <w:r>
-        <w:rPr>
-          <w:rStyle w:val="VerbatimChar"/>
-        </w:rPr>
+    </w:p>
+    <w:p>
+      <w:pPr>
+        <w:pStyle w:val="SourceCode"/>
+        <w:spacing w:before="0" w:after="0" w:line="200" w:lineRule="auto"/>
+      </w:pPr>
+      <w:r>
         <w:t xml:space="preserve">setlocal enabledelayedexpansion</w:t>
       </w:r>
-      <w:r>
-        <w:br/>
-      </w:r>
-      <w:r>
-        <w:rPr>
-          <w:rStyle w:val="VerbatimChar"/>
-        </w:rPr>
+    </w:p>
+    <w:p>
+      <w:pPr>
+        <w:pStyle w:val="SourceCode"/>
+        <w:spacing w:before="0" w:after="0" w:line="200" w:lineRule="auto"/>
+      </w:pPr>
+      <w:r>
         <w:t xml:space="preserve">set count=0</w:t>
       </w:r>
-      <w:r>
-        <w:br/>
-      </w:r>
-      <w:r>
-        <w:rPr>
-          <w:rStyle w:val="VerbatimChar"/>
-        </w:rPr>
+    </w:p>
+    <w:p>
+      <w:pPr>
+        <w:pStyle w:val="SourceCode"/>
+        <w:spacing w:before="0" w:after="0" w:line="200" w:lineRule="auto"/>
+      </w:pPr>
+      <w:r>
         <w:t xml:space="preserve">set /a bytes = 0</w:t>
       </w:r>
-      <w:r>
-        <w:br/>
-      </w:r>
-      <w:r>
-        <w:br/>
-      </w:r>
-      <w:r>
-        <w:rPr>
-          <w:rStyle w:val="VerbatimChar"/>
-        </w:rPr>
+    </w:p>
+    <w:p>
+      <w:pPr>
+        <w:pStyle w:val="SourceCode"/>
+        <w:spacing w:before="0" w:after="0" w:line="200" w:lineRule="auto"/>
+      </w:pPr>
+    </w:p>
+    <w:p>
+      <w:pPr>
+        <w:pStyle w:val="SourceCode"/>
+        <w:spacing w:before="0" w:after="0" w:line="200" w:lineRule="auto"/>
+      </w:pPr>
+      <w:r>
         <w:t xml:space="preserve">for %%f in ("%~dp0src\*.*") do (</w:t>
       </w:r>
-      <w:r>
-        <w:br/>
-      </w:r>
-      <w:r>
-        <w:rPr>
-          <w:rStyle w:val="VerbatimChar"/>
-        </w:rPr>
+    </w:p>
+    <w:p>
+      <w:pPr>
+        <w:pStyle w:val="SourceCode"/>
+        <w:spacing w:before="0" w:after="0" w:line="200" w:lineRule="auto"/>
+      </w:pPr>
+      <w:r>
         <w:t xml:space="preserve">    set /a count += 1</w:t>
       </w:r>
-      <w:r>
-        <w:br/>
-      </w:r>
-      <w:r>
-        <w:rPr>
-          <w:rStyle w:val="VerbatimChar"/>
-        </w:rPr>
+    </w:p>
+    <w:p>
+      <w:pPr>
+        <w:pStyle w:val="SourceCode"/>
+        <w:spacing w:before="0" w:after="0" w:line="200" w:lineRule="auto"/>
+      </w:pPr>
+      <w:r>
         <w:t xml:space="preserve">    set /a bytes += %%~zf</w:t>
       </w:r>
-      <w:r>
-        <w:br/>
-      </w:r>
-      <w:r>
-        <w:rPr>
-          <w:rStyle w:val="VerbatimChar"/>
-        </w:rPr>
+    </w:p>
+    <w:p>
+      <w:pPr>
+        <w:pStyle w:val="SourceCode"/>
+        <w:spacing w:before="0" w:after="0" w:line="200" w:lineRule="auto"/>
+      </w:pPr>
+      <w:r>
         <w:t xml:space="preserve">    echo !count!^) %%~nxf — %%~zf байт</w:t>
       </w:r>
-      <w:r>
-        <w:br/>
-      </w:r>
-      <w:r>
-        <w:rPr>
-          <w:rStyle w:val="VerbatimChar"/>
-        </w:rPr>
+    </w:p>
+    <w:p>
+      <w:pPr>
+        <w:pStyle w:val="SourceCode"/>
+        <w:spacing w:before="0" w:after="0" w:line="200" w:lineRule="auto"/>
+      </w:pPr>
+      <w:r>
         <w:t xml:space="preserve">)</w:t>
       </w:r>
-      <w:r>
-        <w:br/>
-      </w:r>
-      <w:r>
-        <w:br/>
-      </w:r>
-      <w:r>
-        <w:rPr>
-          <w:rStyle w:val="VerbatimChar"/>
-        </w:rPr>
+    </w:p>
+    <w:p>
+      <w:pPr>
+        <w:pStyle w:val="SourceCode"/>
+        <w:spacing w:before="0" w:after="0" w:line="200" w:lineRule="auto"/>
+      </w:pPr>
+    </w:p>
+    <w:p>
+      <w:pPr>
+        <w:pStyle w:val="SourceCode"/>
+        <w:spacing w:before="0" w:after="0" w:line="200" w:lineRule="auto"/>
+      </w:pPr>
+      <w:r>
         <w:t xml:space="preserve">echo Файлів: !count!, загальний обсяг: !bytes! байт</w:t>
       </w:r>
-      <w:r>
-        <w:br/>
-      </w:r>
-      <w:r>
-        <w:rPr>
-          <w:rStyle w:val="VerbatimChar"/>
-        </w:rPr>
+    </w:p>
+    <w:p>
+      <w:pPr>
+        <w:pStyle w:val="SourceCode"/>
+        <w:spacing w:before="0" w:after="120" w:line="200" w:lineRule="auto"/>
+      </w:pPr>
+      <w:r>
         <w:t xml:space="preserve">endlocal</w:t>
       </w:r>
     </w:p>
     <w:p>
       <w:pPr>
         <w:pStyle w:val="SourceCode"/>
-      </w:pPr>
-      <w:r>
-        <w:rPr>
-          <w:rStyle w:val="VerbatimChar"/>
-        </w:rPr>
+        <w:spacing w:before="120" w:after="0" w:line="200" w:lineRule="auto"/>
+      </w:pPr>
+      <w:r>
         <w:t xml:space="preserve">C:\...\LAB3&gt; count.bat</w:t>
       </w:r>
-      <w:r>
-        <w:br/>
-      </w:r>
-      <w:r>
-        <w:rPr>
-          <w:rStyle w:val="VerbatimChar"/>
-        </w:rPr>
+    </w:p>
+    <w:p>
+      <w:pPr>
+        <w:pStyle w:val="SourceCode"/>
+        <w:spacing w:before="0" w:after="0" w:line="200" w:lineRule="auto"/>
+      </w:pPr>
+      <w:r>
         <w:t xml:space="preserve">1) hosts.txt — 824 байт</w:t>
       </w:r>
-      <w:r>
-        <w:br/>
-      </w:r>
-      <w:r>
-        <w:rPr>
-          <w:rStyle w:val="VerbatimChar"/>
-        </w:rPr>
+    </w:p>
+    <w:p>
+      <w:pPr>
+        <w:pStyle w:val="SourceCode"/>
+        <w:spacing w:before="0" w:after="0" w:line="200" w:lineRule="auto"/>
+      </w:pPr>
+      <w:r>
         <w:t xml:space="preserve">2) readme.txt — 132 байт</w:t>
       </w:r>
-      <w:r>
-        <w:br/>
-      </w:r>
-      <w:r>
-        <w:rPr>
-          <w:rStyle w:val="VerbatimChar"/>
-        </w:rPr>
+    </w:p>
+    <w:p>
+      <w:pPr>
+        <w:pStyle w:val="SourceCode"/>
+        <w:spacing w:before="0" w:after="120" w:line="200" w:lineRule="auto"/>
+      </w:pPr>
+      <w:r>
         <w:t xml:space="preserve">Файлів: 2, загальний обсяг: 956 байт</w:t>
       </w:r>
     </w:p>
@@ -2929,233 +2923,241 @@
     <w:p>
       <w:pPr>
         <w:pStyle w:val="SourceCode"/>
-      </w:pPr>
-      <w:r>
-        <w:rPr>
-          <w:rStyle w:val="VerbatimChar"/>
-        </w:rPr>
+        <w:spacing w:before="120" w:after="0" w:line="200" w:lineRule="auto"/>
+      </w:pPr>
+      <w:r>
         <w:t xml:space="preserve">@echo off</w:t>
       </w:r>
-      <w:r>
-        <w:br/>
-      </w:r>
-      <w:r>
-        <w:rPr>
-          <w:rStyle w:val="VerbatimChar"/>
-        </w:rPr>
+    </w:p>
+    <w:p>
+      <w:pPr>
+        <w:pStyle w:val="SourceCode"/>
+        <w:spacing w:before="0" w:after="0" w:line="200" w:lineRule="auto"/>
+      </w:pPr>
+      <w:r>
         <w:t xml:space="preserve">chcp 65001 &gt; nul</w:t>
       </w:r>
-      <w:r>
-        <w:br/>
-      </w:r>
-      <w:r>
-        <w:rPr>
-          <w:rStyle w:val="VerbatimChar"/>
-        </w:rPr>
+    </w:p>
+    <w:p>
+      <w:pPr>
+        <w:pStyle w:val="SourceCode"/>
+        <w:spacing w:before="0" w:after="0" w:line="200" w:lineRule="auto"/>
+      </w:pPr>
+      <w:r>
         <w:t xml:space="preserve">setlocal</w:t>
       </w:r>
-      <w:r>
-        <w:br/>
-      </w:r>
-      <w:r>
-        <w:rPr>
-          <w:rStyle w:val="VerbatimChar"/>
-        </w:rPr>
+    </w:p>
+    <w:p>
+      <w:pPr>
+        <w:pStyle w:val="SourceCode"/>
+        <w:spacing w:before="0" w:after="0" w:line="200" w:lineRule="auto"/>
+      </w:pPr>
+      <w:r>
         <w:t xml:space="preserve">set "src=%~dp0src"</w:t>
       </w:r>
-      <w:r>
-        <w:br/>
-      </w:r>
-      <w:r>
-        <w:rPr>
-          <w:rStyle w:val="VerbatimChar"/>
-        </w:rPr>
+    </w:p>
+    <w:p>
+      <w:pPr>
+        <w:pStyle w:val="SourceCode"/>
+        <w:spacing w:before="0" w:after="0" w:line="200" w:lineRule="auto"/>
+      </w:pPr>
+      <w:r>
         <w:t xml:space="preserve">set "dst=%~dp0bak\%date:~6,4%-%date:~3,2%-%date:~0,2%"</w:t>
       </w:r>
-      <w:r>
-        <w:br/>
-      </w:r>
-      <w:r>
-        <w:rPr>
-          <w:rStyle w:val="VerbatimChar"/>
-        </w:rPr>
+    </w:p>
+    <w:p>
+      <w:pPr>
+        <w:pStyle w:val="SourceCode"/>
+        <w:spacing w:before="0" w:after="0" w:line="200" w:lineRule="auto"/>
+      </w:pPr>
+      <w:r>
         <w:t xml:space="preserve">set "log=%~dp0logs\backup.log"</w:t>
       </w:r>
-      <w:r>
-        <w:br/>
-      </w:r>
-      <w:r>
-        <w:br/>
-      </w:r>
-      <w:r>
-        <w:rPr>
-          <w:rStyle w:val="VerbatimChar"/>
-        </w:rPr>
+    </w:p>
+    <w:p>
+      <w:pPr>
+        <w:pStyle w:val="SourceCode"/>
+        <w:spacing w:before="0" w:after="0" w:line="200" w:lineRule="auto"/>
+      </w:pPr>
+    </w:p>
+    <w:p>
+      <w:pPr>
+        <w:pStyle w:val="SourceCode"/>
+        <w:spacing w:before="0" w:after="0" w:line="200" w:lineRule="auto"/>
+      </w:pPr>
+      <w:r>
         <w:t xml:space="preserve">call :log Початок копіювання з "%src%"</w:t>
       </w:r>
-      <w:r>
-        <w:br/>
-      </w:r>
-      <w:r>
-        <w:rPr>
-          <w:rStyle w:val="VerbatimChar"/>
-        </w:rPr>
+    </w:p>
+    <w:p>
+      <w:pPr>
+        <w:pStyle w:val="SourceCode"/>
+        <w:spacing w:before="0" w:after="0" w:line="200" w:lineRule="auto"/>
+      </w:pPr>
+      <w:r>
         <w:t xml:space="preserve">if not exist "%dst%" md "%dst%"</w:t>
       </w:r>
-      <w:r>
-        <w:br/>
-      </w:r>
-      <w:r>
-        <w:br/>
-      </w:r>
-      <w:r>
-        <w:rPr>
-          <w:rStyle w:val="VerbatimChar"/>
-        </w:rPr>
+    </w:p>
+    <w:p>
+      <w:pPr>
+        <w:pStyle w:val="SourceCode"/>
+        <w:spacing w:before="0" w:after="0" w:line="200" w:lineRule="auto"/>
+      </w:pPr>
+    </w:p>
+    <w:p>
+      <w:pPr>
+        <w:pStyle w:val="SourceCode"/>
+        <w:spacing w:before="0" w:after="0" w:line="200" w:lineRule="auto"/>
+      </w:pPr>
+      <w:r>
         <w:t xml:space="preserve">robocopy "%src%" "%dst%" /e /njh /njs /ndl &gt;&gt; "%log%"</w:t>
       </w:r>
-      <w:r>
-        <w:br/>
-      </w:r>
-      <w:r>
-        <w:rPr>
-          <w:rStyle w:val="VerbatimChar"/>
-        </w:rPr>
+    </w:p>
+    <w:p>
+      <w:pPr>
+        <w:pStyle w:val="SourceCode"/>
+        <w:spacing w:before="0" w:after="0" w:line="200" w:lineRule="auto"/>
+      </w:pPr>
+      <w:r>
         <w:t xml:space="preserve">if %errorlevel% geq 8 (</w:t>
       </w:r>
-      <w:r>
-        <w:br/>
-      </w:r>
-      <w:r>
-        <w:rPr>
-          <w:rStyle w:val="VerbatimChar"/>
-        </w:rPr>
+    </w:p>
+    <w:p>
+      <w:pPr>
+        <w:pStyle w:val="SourceCode"/>
+        <w:spacing w:before="0" w:after="0" w:line="200" w:lineRule="auto"/>
+      </w:pPr>
+      <w:r>
         <w:t xml:space="preserve">    call :log ПОМИЛКА robocopy, код %errorlevel%</w:t>
       </w:r>
-      <w:r>
-        <w:br/>
-      </w:r>
-      <w:r>
-        <w:rPr>
-          <w:rStyle w:val="VerbatimChar"/>
-        </w:rPr>
+    </w:p>
+    <w:p>
+      <w:pPr>
+        <w:pStyle w:val="SourceCode"/>
+        <w:spacing w:before="0" w:after="0" w:line="200" w:lineRule="auto"/>
+      </w:pPr>
+      <w:r>
         <w:t xml:space="preserve">    endlocal</w:t>
       </w:r>
-      <w:r>
-        <w:br/>
-      </w:r>
-      <w:r>
-        <w:rPr>
-          <w:rStyle w:val="VerbatimChar"/>
-        </w:rPr>
+    </w:p>
+    <w:p>
+      <w:pPr>
+        <w:pStyle w:val="SourceCode"/>
+        <w:spacing w:before="0" w:after="0" w:line="200" w:lineRule="auto"/>
+      </w:pPr>
+      <w:r>
         <w:t xml:space="preserve">    exit /b %errorlevel%</w:t>
       </w:r>
-      <w:r>
-        <w:br/>
-      </w:r>
-      <w:r>
-        <w:rPr>
-          <w:rStyle w:val="VerbatimChar"/>
-        </w:rPr>
+    </w:p>
+    <w:p>
+      <w:pPr>
+        <w:pStyle w:val="SourceCode"/>
+        <w:spacing w:before="0" w:after="0" w:line="200" w:lineRule="auto"/>
+      </w:pPr>
+      <w:r>
         <w:t xml:space="preserve">)</w:t>
       </w:r>
-      <w:r>
-        <w:br/>
-      </w:r>
-      <w:r>
-        <w:br/>
-      </w:r>
-      <w:r>
-        <w:rPr>
-          <w:rStyle w:val="VerbatimChar"/>
-        </w:rPr>
-        <w:t xml:space="preserve">call :log Копіювання завершено до "%dst%"</w:t>
-      </w:r>
-      <w:r>
-        <w:br/>
-      </w:r>
-      <w:r>
-        <w:rPr>
-          <w:rStyle w:val="VerbatimChar"/>
-        </w:rPr>
+    </w:p>
+    <w:p>
+      <w:pPr>
+        <w:pStyle w:val="SourceCode"/>
+        <w:spacing w:before="0" w:after="0" w:line="200" w:lineRule="auto"/>
+      </w:pPr>
+    </w:p>
+    <w:p>
+      <w:pPr>
+        <w:pStyle w:val="SourceCode"/>
+        <w:spacing w:before="0" w:after="0" w:line="200" w:lineRule="auto"/>
+      </w:pPr>
+      <w:r>
+        <w:t xml:space="preserve">call :log Копію створено: "%dst%"</w:t>
+      </w:r>
+    </w:p>
+    <w:p>
+      <w:pPr>
+        <w:pStyle w:val="SourceCode"/>
+        <w:spacing w:before="0" w:after="0" w:line="200" w:lineRule="auto"/>
+      </w:pPr>
+      <w:r>
         <w:t xml:space="preserve">endlocal</w:t>
       </w:r>
-      <w:r>
-        <w:br/>
-      </w:r>
-      <w:r>
-        <w:rPr>
-          <w:rStyle w:val="VerbatimChar"/>
-        </w:rPr>
+    </w:p>
+    <w:p>
+      <w:pPr>
+        <w:pStyle w:val="SourceCode"/>
+        <w:spacing w:before="0" w:after="0" w:line="200" w:lineRule="auto"/>
+      </w:pPr>
+      <w:r>
         <w:t xml:space="preserve">exit /b 0</w:t>
       </w:r>
-      <w:r>
-        <w:br/>
-      </w:r>
-      <w:r>
-        <w:br/>
-      </w:r>
-      <w:r>
-        <w:rPr>
-          <w:rStyle w:val="VerbatimChar"/>
-        </w:rPr>
+    </w:p>
+    <w:p>
+      <w:pPr>
+        <w:pStyle w:val="SourceCode"/>
+        <w:spacing w:before="0" w:after="0" w:line="200" w:lineRule="auto"/>
+      </w:pPr>
+    </w:p>
+    <w:p>
+      <w:pPr>
+        <w:pStyle w:val="SourceCode"/>
+        <w:spacing w:before="0" w:after="0" w:line="200" w:lineRule="auto"/>
+      </w:pPr>
+      <w:r>
         <w:t xml:space="preserve">:log</w:t>
       </w:r>
-      <w:r>
-        <w:br/>
-      </w:r>
-      <w:r>
-        <w:rPr>
-          <w:rStyle w:val="VerbatimChar"/>
-        </w:rPr>
+    </w:p>
+    <w:p>
+      <w:pPr>
+        <w:pStyle w:val="SourceCode"/>
+        <w:spacing w:before="0" w:after="0" w:line="200" w:lineRule="auto"/>
+      </w:pPr>
+      <w:r>
         <w:t xml:space="preserve">echo [%date% %time%] %* &gt;&gt; "%~dp0logs\backup.log"</w:t>
       </w:r>
-      <w:r>
-        <w:br/>
-      </w:r>
-      <w:r>
-        <w:rPr>
-          <w:rStyle w:val="VerbatimChar"/>
-        </w:rPr>
+    </w:p>
+    <w:p>
+      <w:pPr>
+        <w:pStyle w:val="SourceCode"/>
+        <w:spacing w:before="0" w:after="120" w:line="200" w:lineRule="auto"/>
+      </w:pPr>
+      <w:r>
         <w:t xml:space="preserve">goto :eof</w:t>
       </w:r>
     </w:p>
     <w:p>
       <w:pPr>
         <w:pStyle w:val="SourceCode"/>
-      </w:pPr>
-      <w:r>
-        <w:rPr>
-          <w:rStyle w:val="VerbatimChar"/>
-        </w:rPr>
+        <w:spacing w:before="120" w:after="0" w:line="200" w:lineRule="auto"/>
+      </w:pPr>
+      <w:r>
         <w:t xml:space="preserve">C:\...\LAB3&gt; backup.bat</w:t>
       </w:r>
-      <w:r>
-        <w:br/>
-      </w:r>
-      <w:r>
-        <w:rPr>
-          <w:rStyle w:val="VerbatimChar"/>
-        </w:rPr>
+    </w:p>
+    <w:p>
+      <w:pPr>
+        <w:pStyle w:val="SourceCode"/>
+        <w:spacing w:before="0" w:after="0" w:line="200" w:lineRule="auto"/>
+      </w:pPr>
+      <w:r>
         <w:t xml:space="preserve">C:\...\LAB3&gt; type logs\backup.log</w:t>
       </w:r>
-      <w:r>
-        <w:br/>
-      </w:r>
-      <w:r>
-        <w:rPr>
-          <w:rStyle w:val="VerbatimChar"/>
-        </w:rPr>
+    </w:p>
+    <w:p>
+      <w:pPr>
+        <w:pStyle w:val="SourceCode"/>
+        <w:spacing w:before="0" w:after="0" w:line="200" w:lineRule="auto"/>
+      </w:pPr>
+      <w:r>
         <w:t xml:space="preserve">[17.09.2026 22:03:11,45] Початок копіювання з "C:\Users\Student\Desktop\LAB3\src"</w:t>
       </w:r>
-      <w:r>
-        <w:br/>
-      </w:r>
-      <w:r>
-        <w:rPr>
-          <w:rStyle w:val="VerbatimChar"/>
-        </w:rPr>
-        <w:t xml:space="preserve">[17.09.2026 22:03:11,63] Копіювання завершено до "C:\Users\Student\Desktop\LAB3\bak\2026-09-17"</w:t>
+    </w:p>
+    <w:p>
+      <w:pPr>
+        <w:pStyle w:val="SourceCode"/>
+        <w:spacing w:before="0" w:after="120" w:line="200" w:lineRule="auto"/>
+      </w:pPr>
+      <w:r>
+        <w:t xml:space="preserve">[17.09.2026 22:03:11,63] Копію створено: "C:\Users\Student\Desktop\LAB3\bak\2026-09-17"</w:t>
       </w:r>
     </w:p>
     <w:p>
@@ -3258,20 +3260,27 @@
     <w:p>
       <w:pPr>
         <w:pStyle w:val="SourceCode"/>
-      </w:pPr>
-      <w:r>
-        <w:rPr>
-          <w:rStyle w:val="VerbatimChar"/>
-        </w:rPr>
-        <w:t xml:space="preserve">for /f %%i in ('powershell -NoProfile -Command "Get-Date -Format yyyy-MM-dd"') do set "stamp=%%i"</w:t>
-      </w:r>
-      <w:r>
-        <w:br/>
-      </w:r>
-      <w:r>
-        <w:rPr>
-          <w:rStyle w:val="VerbatimChar"/>
-        </w:rPr>
+        <w:spacing w:before="120" w:after="0" w:line="200" w:lineRule="auto"/>
+      </w:pPr>
+      <w:r>
+        <w:t xml:space="preserve">set "fmt=Get-Date -Format yyyy-MM-dd"</w:t>
+      </w:r>
+    </w:p>
+    <w:p>
+      <w:pPr>
+        <w:pStyle w:val="SourceCode"/>
+        <w:spacing w:before="0" w:after="0" w:line="200" w:lineRule="auto"/>
+      </w:pPr>
+      <w:r>
+        <w:t xml:space="preserve">for /f %%i in ('powershell -NoProfile -Command "%fmt%"') do set "stamp=%%i"</w:t>
+      </w:r>
+    </w:p>
+    <w:p>
+      <w:pPr>
+        <w:pStyle w:val="SourceCode"/>
+        <w:spacing w:before="0" w:after="120" w:line="200" w:lineRule="auto"/>
+      </w:pPr>
+      <w:r>
         <w:t xml:space="preserve">set "dst=%~dp0bak\%stamp%"</w:t>
       </w:r>
     </w:p>
@@ -3288,115 +3297,114 @@
     <w:p>
       <w:pPr>
         <w:pStyle w:val="SourceCode"/>
-      </w:pPr>
-      <w:r>
-        <w:rPr>
-          <w:rStyle w:val="VerbatimChar"/>
-        </w:rPr>
+        <w:spacing w:before="120" w:after="0" w:line="200" w:lineRule="auto"/>
+      </w:pPr>
+      <w:r>
         <w:t xml:space="preserve">@echo off</w:t>
       </w:r>
-      <w:r>
-        <w:br/>
-      </w:r>
-      <w:r>
-        <w:rPr>
-          <w:rStyle w:val="VerbatimChar"/>
-        </w:rPr>
+    </w:p>
+    <w:p>
+      <w:pPr>
+        <w:pStyle w:val="SourceCode"/>
+        <w:spacing w:before="0" w:after="0" w:line="200" w:lineRule="auto"/>
+      </w:pPr>
+      <w:r>
         <w:t xml:space="preserve">chcp 65001 &gt; nul</w:t>
       </w:r>
-      <w:r>
-        <w:br/>
-      </w:r>
-      <w:r>
-        <w:rPr>
-          <w:rStyle w:val="VerbatimChar"/>
-        </w:rPr>
+    </w:p>
+    <w:p>
+      <w:pPr>
+        <w:pStyle w:val="SourceCode"/>
+        <w:spacing w:before="0" w:after="0" w:line="200" w:lineRule="auto"/>
+      </w:pPr>
+      <w:r>
         <w:t xml:space="preserve">for /f "usebackq skip=1 tokens=1,2 delims=;" %%a in ("%~dp0src\users.csv") do (</w:t>
       </w:r>
-      <w:r>
-        <w:br/>
-      </w:r>
-      <w:r>
-        <w:rPr>
-          <w:rStyle w:val="VerbatimChar"/>
-        </w:rPr>
+    </w:p>
+    <w:p>
+      <w:pPr>
+        <w:pStyle w:val="SourceCode"/>
+        <w:spacing w:before="0" w:after="0" w:line="200" w:lineRule="auto"/>
+      </w:pPr>
+      <w:r>
         <w:t xml:space="preserve">    echo Користувач %%a працює у відділі %%b</w:t>
       </w:r>
-      <w:r>
-        <w:br/>
-      </w:r>
-      <w:r>
-        <w:rPr>
-          <w:rStyle w:val="VerbatimChar"/>
-        </w:rPr>
+    </w:p>
+    <w:p>
+      <w:pPr>
+        <w:pStyle w:val="SourceCode"/>
+        <w:spacing w:before="0" w:after="120" w:line="200" w:lineRule="auto"/>
+      </w:pPr>
+      <w:r>
         <w:t xml:space="preserve">)</w:t>
       </w:r>
     </w:p>
     <w:p>
       <w:pPr>
         <w:pStyle w:val="SourceCode"/>
-      </w:pPr>
-      <w:r>
-        <w:rPr>
-          <w:rStyle w:val="VerbatimChar"/>
-        </w:rPr>
+        <w:spacing w:before="120" w:after="0" w:line="200" w:lineRule="auto"/>
+      </w:pPr>
+      <w:r>
         <w:t xml:space="preserve">C:\...\LAB3&gt; type src\users.csv</w:t>
       </w:r>
-      <w:r>
-        <w:br/>
-      </w:r>
-      <w:r>
-        <w:rPr>
-          <w:rStyle w:val="VerbatimChar"/>
-        </w:rPr>
+    </w:p>
+    <w:p>
+      <w:pPr>
+        <w:pStyle w:val="SourceCode"/>
+        <w:spacing w:before="0" w:after="0" w:line="200" w:lineRule="auto"/>
+      </w:pPr>
+      <w:r>
         <w:t xml:space="preserve">name;department</w:t>
       </w:r>
-      <w:r>
-        <w:br/>
-      </w:r>
-      <w:r>
-        <w:rPr>
-          <w:rStyle w:val="VerbatimChar"/>
-        </w:rPr>
+    </w:p>
+    <w:p>
+      <w:pPr>
+        <w:pStyle w:val="SourceCode"/>
+        <w:spacing w:before="0" w:after="0" w:line="200" w:lineRule="auto"/>
+      </w:pPr>
+      <w:r>
         <w:t xml:space="preserve">ivanov;IT</w:t>
       </w:r>
-      <w:r>
-        <w:br/>
-      </w:r>
-      <w:r>
-        <w:rPr>
-          <w:rStyle w:val="VerbatimChar"/>
-        </w:rPr>
+    </w:p>
+    <w:p>
+      <w:pPr>
+        <w:pStyle w:val="SourceCode"/>
+        <w:spacing w:before="0" w:after="0" w:line="200" w:lineRule="auto"/>
+      </w:pPr>
+      <w:r>
         <w:t xml:space="preserve">petrenko;Accounting</w:t>
       </w:r>
-      <w:r>
-        <w:br/>
-      </w:r>
-      <w:r>
-        <w:br/>
-      </w:r>
-      <w:r>
-        <w:rPr>
-          <w:rStyle w:val="VerbatimChar"/>
-        </w:rPr>
+    </w:p>
+    <w:p>
+      <w:pPr>
+        <w:pStyle w:val="SourceCode"/>
+        <w:spacing w:before="0" w:after="0" w:line="200" w:lineRule="auto"/>
+      </w:pPr>
+    </w:p>
+    <w:p>
+      <w:pPr>
+        <w:pStyle w:val="SourceCode"/>
+        <w:spacing w:before="0" w:after="0" w:line="200" w:lineRule="auto"/>
+      </w:pPr>
+      <w:r>
         <w:t xml:space="preserve">C:\...\LAB3&gt; parse.bat</w:t>
       </w:r>
-      <w:r>
-        <w:br/>
-      </w:r>
-      <w:r>
-        <w:rPr>
-          <w:rStyle w:val="VerbatimChar"/>
-        </w:rPr>
+    </w:p>
+    <w:p>
+      <w:pPr>
+        <w:pStyle w:val="SourceCode"/>
+        <w:spacing w:before="0" w:after="0" w:line="200" w:lineRule="auto"/>
+      </w:pPr>
+      <w:r>
         <w:t xml:space="preserve">Користувач ivanov працює у відділі IT</w:t>
       </w:r>
-      <w:r>
-        <w:br/>
-      </w:r>
-      <w:r>
-        <w:rPr>
-          <w:rStyle w:val="VerbatimChar"/>
-        </w:rPr>
+    </w:p>
+    <w:p>
+      <w:pPr>
+        <w:pStyle w:val="SourceCode"/>
+        <w:spacing w:before="0" w:after="120" w:line="200" w:lineRule="auto"/>
+      </w:pPr>
+      <w:r>
         <w:t xml:space="preserve">Користувач petrenko працює у відділі Accounting</w:t>
       </w:r>
     </w:p>
@@ -3436,113 +3444,114 @@
     <w:p>
       <w:pPr>
         <w:pStyle w:val="SourceCode"/>
-      </w:pPr>
-      <w:r>
-        <w:rPr>
-          <w:rStyle w:val="VerbatimChar"/>
-        </w:rPr>
+        <w:spacing w:before="120" w:after="0" w:line="200" w:lineRule="auto"/>
+      </w:pPr>
+      <w:r>
         <w:t xml:space="preserve">@echo off</w:t>
       </w:r>
-      <w:r>
-        <w:br/>
-      </w:r>
-      <w:r>
-        <w:rPr>
-          <w:rStyle w:val="VerbatimChar"/>
-        </w:rPr>
+    </w:p>
+    <w:p>
+      <w:pPr>
+        <w:pStyle w:val="SourceCode"/>
+        <w:spacing w:before="0" w:after="0" w:line="200" w:lineRule="auto"/>
+      </w:pPr>
+      <w:r>
         <w:t xml:space="preserve">chcp 65001 &gt; nul</w:t>
       </w:r>
-      <w:r>
-        <w:br/>
-      </w:r>
-      <w:r>
-        <w:rPr>
-          <w:rStyle w:val="VerbatimChar"/>
-        </w:rPr>
+    </w:p>
+    <w:p>
+      <w:pPr>
+        <w:pStyle w:val="SourceCode"/>
+        <w:spacing w:before="0" w:after="0" w:line="200" w:lineRule="auto"/>
+      </w:pPr>
+      <w:r>
         <w:t xml:space="preserve">set "target=%~dp0bak"</w:t>
       </w:r>
-      <w:r>
-        <w:br/>
-      </w:r>
-      <w:r>
-        <w:rPr>
-          <w:rStyle w:val="VerbatimChar"/>
-        </w:rPr>
+    </w:p>
+    <w:p>
+      <w:pPr>
+        <w:pStyle w:val="SourceCode"/>
+        <w:spacing w:before="0" w:after="0" w:line="200" w:lineRule="auto"/>
+      </w:pPr>
+      <w:r>
         <w:t xml:space="preserve">echo Буде видалено:</w:t>
       </w:r>
-      <w:r>
-        <w:br/>
-      </w:r>
-      <w:r>
-        <w:rPr>
-          <w:rStyle w:val="VerbatimChar"/>
-        </w:rPr>
+    </w:p>
+    <w:p>
+      <w:pPr>
+        <w:pStyle w:val="SourceCode"/>
+        <w:spacing w:before="0" w:after="0" w:line="200" w:lineRule="auto"/>
+      </w:pPr>
+      <w:r>
         <w:t xml:space="preserve">for /r "%target%" %%f in (*.tmp) do echo   %%f</w:t>
       </w:r>
-      <w:r>
-        <w:br/>
-      </w:r>
-      <w:r>
-        <w:br/>
-      </w:r>
-      <w:r>
-        <w:rPr>
-          <w:rStyle w:val="VerbatimChar"/>
-        </w:rPr>
+    </w:p>
+    <w:p>
+      <w:pPr>
+        <w:pStyle w:val="SourceCode"/>
+        <w:spacing w:before="0" w:after="0" w:line="200" w:lineRule="auto"/>
+      </w:pPr>
+    </w:p>
+    <w:p>
+      <w:pPr>
+        <w:pStyle w:val="SourceCode"/>
+        <w:spacing w:before="0" w:after="0" w:line="200" w:lineRule="auto"/>
+      </w:pPr>
+      <w:r>
         <w:t xml:space="preserve">choice /c yn /m "Продовжити видалення"</w:t>
       </w:r>
-      <w:r>
-        <w:br/>
-      </w:r>
-      <w:r>
-        <w:rPr>
-          <w:rStyle w:val="VerbatimChar"/>
-        </w:rPr>
+    </w:p>
+    <w:p>
+      <w:pPr>
+        <w:pStyle w:val="SourceCode"/>
+        <w:spacing w:before="0" w:after="0" w:line="200" w:lineRule="auto"/>
+      </w:pPr>
+      <w:r>
         <w:t xml:space="preserve">if errorlevel 2 (</w:t>
       </w:r>
-      <w:r>
-        <w:br/>
-      </w:r>
-      <w:r>
-        <w:rPr>
-          <w:rStyle w:val="VerbatimChar"/>
-        </w:rPr>
+    </w:p>
+    <w:p>
+      <w:pPr>
+        <w:pStyle w:val="SourceCode"/>
+        <w:spacing w:before="0" w:after="0" w:line="200" w:lineRule="auto"/>
+      </w:pPr>
+      <w:r>
         <w:t xml:space="preserve">    echo Скасовано користувачем</w:t>
       </w:r>
-      <w:r>
-        <w:br/>
-      </w:r>
-      <w:r>
-        <w:rPr>
-          <w:rStyle w:val="VerbatimChar"/>
-        </w:rPr>
+    </w:p>
+    <w:p>
+      <w:pPr>
+        <w:pStyle w:val="SourceCode"/>
+        <w:spacing w:before="0" w:after="0" w:line="200" w:lineRule="auto"/>
+      </w:pPr>
+      <w:r>
         <w:t xml:space="preserve">    exit /b 0</w:t>
       </w:r>
-      <w:r>
-        <w:br/>
-      </w:r>
-      <w:r>
-        <w:rPr>
-          <w:rStyle w:val="VerbatimChar"/>
-        </w:rPr>
+    </w:p>
+    <w:p>
+      <w:pPr>
+        <w:pStyle w:val="SourceCode"/>
+        <w:spacing w:before="0" w:after="0" w:line="200" w:lineRule="auto"/>
+      </w:pPr>
+      <w:r>
         <w:t xml:space="preserve">)</w:t>
       </w:r>
-      <w:r>
-        <w:br/>
-      </w:r>
-      <w:r>
-        <w:rPr>
-          <w:rStyle w:val="VerbatimChar"/>
-        </w:rPr>
+    </w:p>
+    <w:p>
+      <w:pPr>
+        <w:pStyle w:val="SourceCode"/>
+        <w:spacing w:before="0" w:after="0" w:line="200" w:lineRule="auto"/>
+      </w:pPr>
+      <w:r>
         <w:t xml:space="preserve">for /r "%target%" %%f in (*.tmp) do del "%%f"</w:t>
       </w:r>
-      <w:r>
-        <w:br/>
-      </w:r>
-      <w:r>
-        <w:rPr>
-          <w:rStyle w:val="VerbatimChar"/>
-        </w:rPr>
+    </w:p>
+    <w:p>
+      <w:pPr>
+        <w:pStyle w:val="SourceCode"/>
+        <w:spacing w:before="0" w:after="120" w:line="200" w:lineRule="auto"/>
+      </w:pPr>
+      <w:r>
         <w:t xml:space="preserve">echo Готово</w:t>
       </w:r>
     </w:p>
@@ -6822,15 +6831,8 @@
     <w:basedOn w:val="Normal"/>
     <w:qFormat/>
     <w:pPr>
-      <w:pBdr>
-        <w:top w:color="BFBFBF" w:space="4" w:sz="4" w:val="single"/>
-        <w:left w:color="BFBFBF" w:space="4" w:sz="4" w:val="single"/>
-        <w:bottom w:color="BFBFBF" w:space="4" w:sz="4" w:val="single"/>
-        <w:right w:color="BFBFBF" w:space="4" w:sz="4" w:val="single"/>
-      </w:pBdr>
-      <w:shd w:color="auto" w:fill="F4F4F4" w:val="clear"/>
       <w:spacing w:after="120" w:before="120" w:line="200" w:lineRule="auto"/>
-      <w:ind w:firstLine="0" w:left="284" w:right="284"/>
+      <w:ind w:hanging="340" w:left="340" w:right="0"/>
       <w:jc w:val="left"/>
     </w:pPr>
     <w:rPr>

--- a/public/labs/os/kmp-23/ЛР2_ОС_Командні_файли_в_ОС_Windows.docx
+++ b/public/labs/os/kmp-23/ЛР2_ОС_Командні_файли_в_ОС_Windows.docx
@@ -317,72 +317,121 @@
     </w:p>
     <w:p>
       <w:pPr>
-        <w:pStyle w:val="SourceCode"/>
-        <w:spacing w:before="120" w:after="0" w:line="200" w:lineRule="auto"/>
-      </w:pPr>
-      <w:r>
-        <w:t xml:space="preserve">@echo off</w:t>
-      </w:r>
-    </w:p>
-    <w:p>
-      <w:pPr>
-        <w:pStyle w:val="SourceCode"/>
-        <w:spacing w:before="0" w:after="0" w:line="200" w:lineRule="auto"/>
-      </w:pPr>
-      <w:r>
-        <w:t xml:space="preserve">rem Резервне копіювання документів</w:t>
-      </w:r>
-    </w:p>
-    <w:p>
-      <w:pPr>
-        <w:pStyle w:val="SourceCode"/>
-        <w:spacing w:before="0" w:after="0" w:line="200" w:lineRule="auto"/>
-      </w:pPr>
-      <w:r>
-        <w:t xml:space="preserve">chcp 65001 &gt; nul</w:t>
-      </w:r>
-    </w:p>
-    <w:p>
-      <w:pPr>
-        <w:pStyle w:val="SourceCode"/>
-        <w:spacing w:before="0" w:after="0" w:line="200" w:lineRule="auto"/>
-      </w:pPr>
-      <w:r>
-        <w:t xml:space="preserve">setlocal</w:t>
-      </w:r>
-    </w:p>
-    <w:p>
-      <w:pPr>
-        <w:pStyle w:val="SourceCode"/>
-        <w:spacing w:before="0" w:after="0" w:line="200" w:lineRule="auto"/>
-      </w:pPr>
-    </w:p>
-    <w:p>
-      <w:pPr>
-        <w:pStyle w:val="SourceCode"/>
-        <w:spacing w:before="0" w:after="0" w:line="200" w:lineRule="auto"/>
-      </w:pPr>
-      <w:r>
-        <w:t xml:space="preserve">echo Початок роботи: %date% %time%</w:t>
-      </w:r>
-    </w:p>
-    <w:p>
-      <w:pPr>
-        <w:pStyle w:val="SourceCode"/>
-        <w:spacing w:before="0" w:after="0" w:line="200" w:lineRule="auto"/>
-      </w:pPr>
-      <w:r>
-        <w:t xml:space="preserve">:: Подвійна двокрапка теж працює як коментар</w:t>
-      </w:r>
-    </w:p>
-    <w:p>
-      <w:pPr>
-        <w:pStyle w:val="SourceCode"/>
-        <w:spacing w:before="0" w:after="120" w:line="200" w:lineRule="auto"/>
-      </w:pPr>
-      <w:r>
-        <w:t xml:space="preserve">endlocal</w:t>
-      </w:r>
+        <w:spacing w:before="0" w:after="0" w:line="120" w:lineRule="exact"/>
+        <w:rPr>
+          <w:sz w:val="4"/>
+          <w:szCs w:val="4"/>
+        </w:rPr>
+      </w:pPr>
+    </w:p>
+    <w:tbl>
+      <w:tblPr>
+        <w:tblStyle w:val="SourceCodeTable"/>
+        <w:tblW w:type="dxa" w:w="9637"/>
+        <w:tblInd w:w="0" w:type="dxa"/>
+        <w:tblBorders>
+          <w:top w:color="BFBFBF" w:space="0" w:sz="4" w:val="single"/>
+          <w:left w:color="BFBFBF" w:space="0" w:sz="4" w:val="single"/>
+          <w:bottom w:color="BFBFBF" w:space="0" w:sz="4" w:val="single"/>
+          <w:right w:color="BFBFBF" w:space="0" w:sz="4" w:val="single"/>
+        </w:tblBorders>
+        <w:tblLayout w:type="fixed"/>
+        <w:tblCellMar>
+          <w:top w:type="dxa" w:w="113"/>
+          <w:left w:type="dxa" w:w="113"/>
+          <w:bottom w:type="dxa" w:w="113"/>
+          <w:right w:type="dxa" w:w="113"/>
+        </w:tblCellMar>
+        <w:tblLook w:val="0000" w:firstRow="0" w:lastRow="0" w:firstColumn="0" w:lastColumn="0" w:noHBand="1" w:noVBand="1"/>
+      </w:tblPr>
+      <w:tblGrid>
+        <w:gridCol w:w="9637"/>
+      </w:tblGrid>
+      <w:tr>
+        <w:tc>
+          <w:tcPr>
+            <w:tcW w:type="dxa" w:w="9637"/>
+          </w:tcPr>
+          <w:p>
+            <w:pPr>
+              <w:pStyle w:val="SourceCode"/>
+              <w:spacing w:before="0" w:after="0" w:line="200" w:lineRule="auto"/>
+            </w:pPr>
+            <w:r>
+              <w:t xml:space="preserve">@echo off</w:t>
+            </w:r>
+          </w:p>
+          <w:p>
+            <w:pPr>
+              <w:pStyle w:val="SourceCode"/>
+              <w:spacing w:before="0" w:after="0" w:line="200" w:lineRule="auto"/>
+            </w:pPr>
+            <w:r>
+              <w:t xml:space="preserve">rem Резервне копіювання документів</w:t>
+            </w:r>
+          </w:p>
+          <w:p>
+            <w:pPr>
+              <w:pStyle w:val="SourceCode"/>
+              <w:spacing w:before="0" w:after="0" w:line="200" w:lineRule="auto"/>
+            </w:pPr>
+            <w:r>
+              <w:t xml:space="preserve">chcp 65001 &gt; nul</w:t>
+            </w:r>
+          </w:p>
+          <w:p>
+            <w:pPr>
+              <w:pStyle w:val="SourceCode"/>
+              <w:spacing w:before="0" w:after="0" w:line="200" w:lineRule="auto"/>
+            </w:pPr>
+            <w:r>
+              <w:t xml:space="preserve">setlocal</w:t>
+            </w:r>
+          </w:p>
+          <w:p>
+            <w:pPr>
+              <w:pStyle w:val="SourceCode"/>
+              <w:spacing w:before="0" w:after="0" w:line="200" w:lineRule="auto"/>
+            </w:pPr>
+          </w:p>
+          <w:p>
+            <w:pPr>
+              <w:pStyle w:val="SourceCode"/>
+              <w:spacing w:before="0" w:after="0" w:line="200" w:lineRule="auto"/>
+            </w:pPr>
+            <w:r>
+              <w:t xml:space="preserve">echo Початок роботи: %date% %time%</w:t>
+            </w:r>
+          </w:p>
+          <w:p>
+            <w:pPr>
+              <w:pStyle w:val="SourceCode"/>
+              <w:spacing w:before="0" w:after="0" w:line="200" w:lineRule="auto"/>
+            </w:pPr>
+            <w:r>
+              <w:t xml:space="preserve">:: Подвійна двокрапка теж працює як коментар</w:t>
+            </w:r>
+          </w:p>
+          <w:p>
+            <w:pPr>
+              <w:pStyle w:val="SourceCode"/>
+              <w:spacing w:before="0" w:after="0" w:line="200" w:lineRule="auto"/>
+            </w:pPr>
+            <w:r>
+              <w:t xml:space="preserve">endlocal</w:t>
+            </w:r>
+          </w:p>
+        </w:tc>
+      </w:tr>
+    </w:tbl>
+    <w:p>
+      <w:pPr>
+        <w:spacing w:before="0" w:after="0" w:line="120" w:lineRule="exact"/>
+        <w:rPr>
+          <w:sz w:val="4"/>
+          <w:szCs w:val="4"/>
+        </w:rPr>
+      </w:pPr>
     </w:p>
     <w:p>
       <w:pPr>
@@ -564,30 +613,79 @@
     </w:p>
     <w:p>
       <w:pPr>
-        <w:pStyle w:val="SourceCode"/>
-        <w:spacing w:before="120" w:after="0" w:line="200" w:lineRule="auto"/>
-      </w:pPr>
-      <w:r>
-        <w:t xml:space="preserve">set name=LAB3</w:t>
-      </w:r>
-    </w:p>
-    <w:p>
-      <w:pPr>
-        <w:pStyle w:val="SourceCode"/>
-        <w:spacing w:before="0" w:after="0" w:line="200" w:lineRule="auto"/>
-      </w:pPr>
-      <w:r>
-        <w:t xml:space="preserve">set "path_to_log=%USERPROFILE%\Desktop\LAB3\log.txt"</w:t>
-      </w:r>
-    </w:p>
-    <w:p>
-      <w:pPr>
-        <w:pStyle w:val="SourceCode"/>
-        <w:spacing w:before="0" w:after="120" w:line="200" w:lineRule="auto"/>
-      </w:pPr>
-      <w:r>
-        <w:t xml:space="preserve">echo Каталог: %name%</w:t>
-      </w:r>
+        <w:spacing w:before="0" w:after="0" w:line="120" w:lineRule="exact"/>
+        <w:rPr>
+          <w:sz w:val="4"/>
+          <w:szCs w:val="4"/>
+        </w:rPr>
+      </w:pPr>
+    </w:p>
+    <w:tbl>
+      <w:tblPr>
+        <w:tblStyle w:val="SourceCodeTable"/>
+        <w:tblW w:type="dxa" w:w="9637"/>
+        <w:tblInd w:w="0" w:type="dxa"/>
+        <w:tblBorders>
+          <w:top w:color="BFBFBF" w:space="0" w:sz="4" w:val="single"/>
+          <w:left w:color="BFBFBF" w:space="0" w:sz="4" w:val="single"/>
+          <w:bottom w:color="BFBFBF" w:space="0" w:sz="4" w:val="single"/>
+          <w:right w:color="BFBFBF" w:space="0" w:sz="4" w:val="single"/>
+        </w:tblBorders>
+        <w:tblLayout w:type="fixed"/>
+        <w:tblCellMar>
+          <w:top w:type="dxa" w:w="113"/>
+          <w:left w:type="dxa" w:w="113"/>
+          <w:bottom w:type="dxa" w:w="113"/>
+          <w:right w:type="dxa" w:w="113"/>
+        </w:tblCellMar>
+        <w:tblLook w:val="0000" w:firstRow="0" w:lastRow="0" w:firstColumn="0" w:lastColumn="0" w:noHBand="1" w:noVBand="1"/>
+      </w:tblPr>
+      <w:tblGrid>
+        <w:gridCol w:w="9637"/>
+      </w:tblGrid>
+      <w:tr>
+        <w:tc>
+          <w:tcPr>
+            <w:tcW w:type="dxa" w:w="9637"/>
+          </w:tcPr>
+          <w:p>
+            <w:pPr>
+              <w:pStyle w:val="SourceCode"/>
+              <w:spacing w:before="0" w:after="0" w:line="200" w:lineRule="auto"/>
+            </w:pPr>
+            <w:r>
+              <w:t xml:space="preserve">set name=LAB3</w:t>
+            </w:r>
+          </w:p>
+          <w:p>
+            <w:pPr>
+              <w:pStyle w:val="SourceCode"/>
+              <w:spacing w:before="0" w:after="0" w:line="200" w:lineRule="auto"/>
+            </w:pPr>
+            <w:r>
+              <w:t xml:space="preserve">set "path_to_log=%USERPROFILE%\Desktop\LAB3\log.txt"</w:t>
+            </w:r>
+          </w:p>
+          <w:p>
+            <w:pPr>
+              <w:pStyle w:val="SourceCode"/>
+              <w:spacing w:before="0" w:after="0" w:line="200" w:lineRule="auto"/>
+            </w:pPr>
+            <w:r>
+              <w:t xml:space="preserve">echo Каталог: %name%</w:t>
+            </w:r>
+          </w:p>
+        </w:tc>
+      </w:tr>
+    </w:tbl>
+    <w:p>
+      <w:pPr>
+        <w:spacing w:before="0" w:after="0" w:line="120" w:lineRule="exact"/>
+        <w:rPr>
+          <w:sz w:val="4"/>
+          <w:szCs w:val="4"/>
+        </w:rPr>
+      </w:pPr>
     </w:p>
     <w:p>
       <w:pPr>
@@ -1095,39 +1193,88 @@
     </w:p>
     <w:p>
       <w:pPr>
-        <w:pStyle w:val="SourceCode"/>
-        <w:spacing w:before="120" w:after="0" w:line="200" w:lineRule="auto"/>
-      </w:pPr>
-      <w:r>
-        <w:t xml:space="preserve">set /a total = 7 + 5</w:t>
-      </w:r>
-    </w:p>
-    <w:p>
-      <w:pPr>
-        <w:pStyle w:val="SourceCode"/>
-        <w:spacing w:before="0" w:after="0" w:line="200" w:lineRule="auto"/>
-      </w:pPr>
-      <w:r>
-        <w:t xml:space="preserve">set /a half = total / 2</w:t>
-      </w:r>
-    </w:p>
-    <w:p>
-      <w:pPr>
-        <w:pStyle w:val="SourceCode"/>
-        <w:spacing w:before="0" w:after="0" w:line="200" w:lineRule="auto"/>
-      </w:pPr>
-      <w:r>
-        <w:t xml:space="preserve">set /a rest = total %% 2</w:t>
-      </w:r>
-    </w:p>
-    <w:p>
-      <w:pPr>
-        <w:pStyle w:val="SourceCode"/>
-        <w:spacing w:before="0" w:after="120" w:line="200" w:lineRule="auto"/>
-      </w:pPr>
-      <w:r>
-        <w:t xml:space="preserve">set /a counter += 1</w:t>
-      </w:r>
+        <w:spacing w:before="0" w:after="0" w:line="120" w:lineRule="exact"/>
+        <w:rPr>
+          <w:sz w:val="4"/>
+          <w:szCs w:val="4"/>
+        </w:rPr>
+      </w:pPr>
+    </w:p>
+    <w:tbl>
+      <w:tblPr>
+        <w:tblStyle w:val="SourceCodeTable"/>
+        <w:tblW w:type="dxa" w:w="9637"/>
+        <w:tblInd w:w="0" w:type="dxa"/>
+        <w:tblBorders>
+          <w:top w:color="BFBFBF" w:space="0" w:sz="4" w:val="single"/>
+          <w:left w:color="BFBFBF" w:space="0" w:sz="4" w:val="single"/>
+          <w:bottom w:color="BFBFBF" w:space="0" w:sz="4" w:val="single"/>
+          <w:right w:color="BFBFBF" w:space="0" w:sz="4" w:val="single"/>
+        </w:tblBorders>
+        <w:tblLayout w:type="fixed"/>
+        <w:tblCellMar>
+          <w:top w:type="dxa" w:w="113"/>
+          <w:left w:type="dxa" w:w="113"/>
+          <w:bottom w:type="dxa" w:w="113"/>
+          <w:right w:type="dxa" w:w="113"/>
+        </w:tblCellMar>
+        <w:tblLook w:val="0000" w:firstRow="0" w:lastRow="0" w:firstColumn="0" w:lastColumn="0" w:noHBand="1" w:noVBand="1"/>
+      </w:tblPr>
+      <w:tblGrid>
+        <w:gridCol w:w="9637"/>
+      </w:tblGrid>
+      <w:tr>
+        <w:tc>
+          <w:tcPr>
+            <w:tcW w:type="dxa" w:w="9637"/>
+          </w:tcPr>
+          <w:p>
+            <w:pPr>
+              <w:pStyle w:val="SourceCode"/>
+              <w:spacing w:before="0" w:after="0" w:line="200" w:lineRule="auto"/>
+            </w:pPr>
+            <w:r>
+              <w:t xml:space="preserve">set /a total = 7 + 5</w:t>
+            </w:r>
+          </w:p>
+          <w:p>
+            <w:pPr>
+              <w:pStyle w:val="SourceCode"/>
+              <w:spacing w:before="0" w:after="0" w:line="200" w:lineRule="auto"/>
+            </w:pPr>
+            <w:r>
+              <w:t xml:space="preserve">set /a half = total / 2</w:t>
+            </w:r>
+          </w:p>
+          <w:p>
+            <w:pPr>
+              <w:pStyle w:val="SourceCode"/>
+              <w:spacing w:before="0" w:after="0" w:line="200" w:lineRule="auto"/>
+            </w:pPr>
+            <w:r>
+              <w:t xml:space="preserve">set /a rest = total %% 2</w:t>
+            </w:r>
+          </w:p>
+          <w:p>
+            <w:pPr>
+              <w:pStyle w:val="SourceCode"/>
+              <w:spacing w:before="0" w:after="0" w:line="200" w:lineRule="auto"/>
+            </w:pPr>
+            <w:r>
+              <w:t xml:space="preserve">set /a counter += 1</w:t>
+            </w:r>
+          </w:p>
+        </w:tc>
+      </w:tr>
+    </w:tbl>
+    <w:p>
+      <w:pPr>
+        <w:spacing w:before="0" w:after="0" w:line="120" w:lineRule="exact"/>
+        <w:rPr>
+          <w:sz w:val="4"/>
+          <w:szCs w:val="4"/>
+        </w:rPr>
+      </w:pPr>
     </w:p>
     <w:p>
       <w:pPr>
@@ -1506,57 +1653,106 @@
     </w:p>
     <w:p>
       <w:pPr>
-        <w:pStyle w:val="SourceCode"/>
-        <w:spacing w:before="120" w:after="0" w:line="200" w:lineRule="auto"/>
-      </w:pPr>
-      <w:r>
-        <w:t xml:space="preserve">for %%f in (*.txt) do echo %%~nf</w:t>
-      </w:r>
-    </w:p>
-    <w:p>
-      <w:pPr>
-        <w:pStyle w:val="SourceCode"/>
-        <w:spacing w:before="0" w:after="0" w:line="200" w:lineRule="auto"/>
-      </w:pPr>
-      <w:r>
-        <w:t xml:space="preserve">for /r %%f in (*.log) do echo %%f</w:t>
-      </w:r>
-    </w:p>
-    <w:p>
-      <w:pPr>
-        <w:pStyle w:val="SourceCode"/>
-        <w:spacing w:before="0" w:after="0" w:line="200" w:lineRule="auto"/>
-      </w:pPr>
-      <w:r>
-        <w:t xml:space="preserve">for /d %%d in (*) do echo Каталог: %%d</w:t>
-      </w:r>
-    </w:p>
-    <w:p>
-      <w:pPr>
-        <w:pStyle w:val="SourceCode"/>
-        <w:spacing w:before="0" w:after="0" w:line="200" w:lineRule="auto"/>
-      </w:pPr>
-      <w:r>
-        <w:t xml:space="preserve">for /l %%n in (1,1,10) do echo Крок %%n</w:t>
-      </w:r>
-    </w:p>
-    <w:p>
-      <w:pPr>
-        <w:pStyle w:val="SourceCode"/>
-        <w:spacing w:before="0" w:after="0" w:line="200" w:lineRule="auto"/>
-      </w:pPr>
-      <w:r>
-        <w:t xml:space="preserve">for /f "tokens=1,3 delims=;" %%a in (data.csv) do echo %%a - %%b</w:t>
-      </w:r>
-    </w:p>
-    <w:p>
-      <w:pPr>
-        <w:pStyle w:val="SourceCode"/>
-        <w:spacing w:before="0" w:after="120" w:line="200" w:lineRule="auto"/>
-      </w:pPr>
-      <w:r>
-        <w:t xml:space="preserve">for /f "skip=1 tokens=*" %%s in ('tasklist') do echo %%s</w:t>
-      </w:r>
+        <w:spacing w:before="0" w:after="0" w:line="120" w:lineRule="exact"/>
+        <w:rPr>
+          <w:sz w:val="4"/>
+          <w:szCs w:val="4"/>
+        </w:rPr>
+      </w:pPr>
+    </w:p>
+    <w:tbl>
+      <w:tblPr>
+        <w:tblStyle w:val="SourceCodeTable"/>
+        <w:tblW w:type="dxa" w:w="9637"/>
+        <w:tblInd w:w="0" w:type="dxa"/>
+        <w:tblBorders>
+          <w:top w:color="BFBFBF" w:space="0" w:sz="4" w:val="single"/>
+          <w:left w:color="BFBFBF" w:space="0" w:sz="4" w:val="single"/>
+          <w:bottom w:color="BFBFBF" w:space="0" w:sz="4" w:val="single"/>
+          <w:right w:color="BFBFBF" w:space="0" w:sz="4" w:val="single"/>
+        </w:tblBorders>
+        <w:tblLayout w:type="fixed"/>
+        <w:tblCellMar>
+          <w:top w:type="dxa" w:w="113"/>
+          <w:left w:type="dxa" w:w="113"/>
+          <w:bottom w:type="dxa" w:w="113"/>
+          <w:right w:type="dxa" w:w="113"/>
+        </w:tblCellMar>
+        <w:tblLook w:val="0000" w:firstRow="0" w:lastRow="0" w:firstColumn="0" w:lastColumn="0" w:noHBand="1" w:noVBand="1"/>
+      </w:tblPr>
+      <w:tblGrid>
+        <w:gridCol w:w="9637"/>
+      </w:tblGrid>
+      <w:tr>
+        <w:tc>
+          <w:tcPr>
+            <w:tcW w:type="dxa" w:w="9637"/>
+          </w:tcPr>
+          <w:p>
+            <w:pPr>
+              <w:pStyle w:val="SourceCode"/>
+              <w:spacing w:before="0" w:after="0" w:line="200" w:lineRule="auto"/>
+            </w:pPr>
+            <w:r>
+              <w:t xml:space="preserve">for %%f in (*.txt) do echo %%~nf</w:t>
+            </w:r>
+          </w:p>
+          <w:p>
+            <w:pPr>
+              <w:pStyle w:val="SourceCode"/>
+              <w:spacing w:before="0" w:after="0" w:line="200" w:lineRule="auto"/>
+            </w:pPr>
+            <w:r>
+              <w:t xml:space="preserve">for /r %%f in (*.log) do echo %%f</w:t>
+            </w:r>
+          </w:p>
+          <w:p>
+            <w:pPr>
+              <w:pStyle w:val="SourceCode"/>
+              <w:spacing w:before="0" w:after="0" w:line="200" w:lineRule="auto"/>
+            </w:pPr>
+            <w:r>
+              <w:t xml:space="preserve">for /d %%d in (*) do echo Каталог: %%d</w:t>
+            </w:r>
+          </w:p>
+          <w:p>
+            <w:pPr>
+              <w:pStyle w:val="SourceCode"/>
+              <w:spacing w:before="0" w:after="0" w:line="200" w:lineRule="auto"/>
+            </w:pPr>
+            <w:r>
+              <w:t xml:space="preserve">for /l %%n in (1,1,10) do echo Крок %%n</w:t>
+            </w:r>
+          </w:p>
+          <w:p>
+            <w:pPr>
+              <w:pStyle w:val="SourceCode"/>
+              <w:spacing w:before="0" w:after="0" w:line="200" w:lineRule="auto"/>
+            </w:pPr>
+            <w:r>
+              <w:t xml:space="preserve">for /f "tokens=1,3 delims=;" %%a in (data.csv) do echo %%a - %%b</w:t>
+            </w:r>
+          </w:p>
+          <w:p>
+            <w:pPr>
+              <w:pStyle w:val="SourceCode"/>
+              <w:spacing w:before="0" w:after="0" w:line="200" w:lineRule="auto"/>
+            </w:pPr>
+            <w:r>
+              <w:t xml:space="preserve">for /f "skip=1 tokens=*" %%s in ('tasklist') do echo %%s</w:t>
+            </w:r>
+          </w:p>
+        </w:tc>
+      </w:tr>
+    </w:tbl>
+    <w:p>
+      <w:pPr>
+        <w:spacing w:before="0" w:after="0" w:line="120" w:lineRule="exact"/>
+        <w:rPr>
+          <w:sz w:val="4"/>
+          <w:szCs w:val="4"/>
+        </w:rPr>
+      </w:pPr>
     </w:p>
     <w:p>
       <w:pPr>
@@ -1691,162 +1887,211 @@
     </w:p>
     <w:p>
       <w:pPr>
-        <w:pStyle w:val="SourceCode"/>
-        <w:spacing w:before="120" w:after="0" w:line="200" w:lineRule="auto"/>
-      </w:pPr>
-      <w:r>
-        <w:t xml:space="preserve">@echo off</w:t>
-      </w:r>
-    </w:p>
-    <w:p>
-      <w:pPr>
-        <w:pStyle w:val="SourceCode"/>
-        <w:spacing w:before="0" w:after="0" w:line="200" w:lineRule="auto"/>
-      </w:pPr>
-      <w:r>
-        <w:t xml:space="preserve">if "%1"=="" goto :usage</w:t>
-      </w:r>
-    </w:p>
-    <w:p>
-      <w:pPr>
-        <w:pStyle w:val="SourceCode"/>
-        <w:spacing w:before="0" w:after="0" w:line="200" w:lineRule="auto"/>
-      </w:pPr>
-    </w:p>
-    <w:p>
-      <w:pPr>
-        <w:pStyle w:val="SourceCode"/>
-        <w:spacing w:before="0" w:after="0" w:line="200" w:lineRule="auto"/>
-      </w:pPr>
-      <w:r>
-        <w:t xml:space="preserve">call :log Початок обробки</w:t>
-      </w:r>
-    </w:p>
-    <w:p>
-      <w:pPr>
-        <w:pStyle w:val="SourceCode"/>
-        <w:spacing w:before="0" w:after="0" w:line="200" w:lineRule="auto"/>
-      </w:pPr>
-      <w:r>
-        <w:t xml:space="preserve">call :process "%1"</w:t>
-      </w:r>
-    </w:p>
-    <w:p>
-      <w:pPr>
-        <w:pStyle w:val="SourceCode"/>
-        <w:spacing w:before="0" w:after="0" w:line="200" w:lineRule="auto"/>
-      </w:pPr>
-      <w:r>
-        <w:t xml:space="preserve">call :log Завершено</w:t>
-      </w:r>
-    </w:p>
-    <w:p>
-      <w:pPr>
-        <w:pStyle w:val="SourceCode"/>
-        <w:spacing w:before="0" w:after="0" w:line="200" w:lineRule="auto"/>
-      </w:pPr>
-      <w:r>
-        <w:t xml:space="preserve">goto :eof</w:t>
-      </w:r>
-    </w:p>
-    <w:p>
-      <w:pPr>
-        <w:pStyle w:val="SourceCode"/>
-        <w:spacing w:before="0" w:after="0" w:line="200" w:lineRule="auto"/>
-      </w:pPr>
-    </w:p>
-    <w:p>
-      <w:pPr>
-        <w:pStyle w:val="SourceCode"/>
-        <w:spacing w:before="0" w:after="0" w:line="200" w:lineRule="auto"/>
-      </w:pPr>
-      <w:r>
-        <w:t xml:space="preserve">:process</w:t>
-      </w:r>
-    </w:p>
-    <w:p>
-      <w:pPr>
-        <w:pStyle w:val="SourceCode"/>
-        <w:spacing w:before="0" w:after="0" w:line="200" w:lineRule="auto"/>
-      </w:pPr>
-      <w:r>
-        <w:t xml:space="preserve">echo Обробляю %~1</w:t>
-      </w:r>
-    </w:p>
-    <w:p>
-      <w:pPr>
-        <w:pStyle w:val="SourceCode"/>
-        <w:spacing w:before="0" w:after="0" w:line="200" w:lineRule="auto"/>
-      </w:pPr>
-      <w:r>
-        <w:t xml:space="preserve">goto :eof</w:t>
-      </w:r>
-    </w:p>
-    <w:p>
-      <w:pPr>
-        <w:pStyle w:val="SourceCode"/>
-        <w:spacing w:before="0" w:after="0" w:line="200" w:lineRule="auto"/>
-      </w:pPr>
-    </w:p>
-    <w:p>
-      <w:pPr>
-        <w:pStyle w:val="SourceCode"/>
-        <w:spacing w:before="0" w:after="0" w:line="200" w:lineRule="auto"/>
-      </w:pPr>
-      <w:r>
-        <w:t xml:space="preserve">:log</w:t>
-      </w:r>
-    </w:p>
-    <w:p>
-      <w:pPr>
-        <w:pStyle w:val="SourceCode"/>
-        <w:spacing w:before="0" w:after="0" w:line="200" w:lineRule="auto"/>
-      </w:pPr>
-      <w:r>
-        <w:t xml:space="preserve">echo [%time%] %* &gt;&gt; "%~dp0log.txt"</w:t>
-      </w:r>
-    </w:p>
-    <w:p>
-      <w:pPr>
-        <w:pStyle w:val="SourceCode"/>
-        <w:spacing w:before="0" w:after="0" w:line="200" w:lineRule="auto"/>
-      </w:pPr>
-      <w:r>
-        <w:t xml:space="preserve">goto :eof</w:t>
-      </w:r>
-    </w:p>
-    <w:p>
-      <w:pPr>
-        <w:pStyle w:val="SourceCode"/>
-        <w:spacing w:before="0" w:after="0" w:line="200" w:lineRule="auto"/>
-      </w:pPr>
-    </w:p>
-    <w:p>
-      <w:pPr>
-        <w:pStyle w:val="SourceCode"/>
-        <w:spacing w:before="0" w:after="0" w:line="200" w:lineRule="auto"/>
-      </w:pPr>
-      <w:r>
-        <w:t xml:space="preserve">:usage</w:t>
-      </w:r>
-    </w:p>
-    <w:p>
-      <w:pPr>
-        <w:pStyle w:val="SourceCode"/>
-        <w:spacing w:before="0" w:after="0" w:line="200" w:lineRule="auto"/>
-      </w:pPr>
-      <w:r>
-        <w:t xml:space="preserve">echo Використання: %~n0 ^&lt;каталог^&gt;</w:t>
-      </w:r>
-    </w:p>
-    <w:p>
-      <w:pPr>
-        <w:pStyle w:val="SourceCode"/>
-        <w:spacing w:before="0" w:after="120" w:line="200" w:lineRule="auto"/>
-      </w:pPr>
-      <w:r>
-        <w:t xml:space="preserve">exit /b 1</w:t>
-      </w:r>
+        <w:spacing w:before="0" w:after="0" w:line="120" w:lineRule="exact"/>
+        <w:rPr>
+          <w:sz w:val="4"/>
+          <w:szCs w:val="4"/>
+        </w:rPr>
+      </w:pPr>
+    </w:p>
+    <w:tbl>
+      <w:tblPr>
+        <w:tblStyle w:val="SourceCodeTable"/>
+        <w:tblW w:type="dxa" w:w="9637"/>
+        <w:tblInd w:w="0" w:type="dxa"/>
+        <w:tblBorders>
+          <w:top w:color="BFBFBF" w:space="0" w:sz="4" w:val="single"/>
+          <w:left w:color="BFBFBF" w:space="0" w:sz="4" w:val="single"/>
+          <w:bottom w:color="BFBFBF" w:space="0" w:sz="4" w:val="single"/>
+          <w:right w:color="BFBFBF" w:space="0" w:sz="4" w:val="single"/>
+        </w:tblBorders>
+        <w:tblLayout w:type="fixed"/>
+        <w:tblCellMar>
+          <w:top w:type="dxa" w:w="113"/>
+          <w:left w:type="dxa" w:w="113"/>
+          <w:bottom w:type="dxa" w:w="113"/>
+          <w:right w:type="dxa" w:w="113"/>
+        </w:tblCellMar>
+        <w:tblLook w:val="0000" w:firstRow="0" w:lastRow="0" w:firstColumn="0" w:lastColumn="0" w:noHBand="1" w:noVBand="1"/>
+      </w:tblPr>
+      <w:tblGrid>
+        <w:gridCol w:w="9637"/>
+      </w:tblGrid>
+      <w:tr>
+        <w:tc>
+          <w:tcPr>
+            <w:tcW w:type="dxa" w:w="9637"/>
+          </w:tcPr>
+          <w:p>
+            <w:pPr>
+              <w:pStyle w:val="SourceCode"/>
+              <w:spacing w:before="0" w:after="0" w:line="200" w:lineRule="auto"/>
+            </w:pPr>
+            <w:r>
+              <w:t xml:space="preserve">@echo off</w:t>
+            </w:r>
+          </w:p>
+          <w:p>
+            <w:pPr>
+              <w:pStyle w:val="SourceCode"/>
+              <w:spacing w:before="0" w:after="0" w:line="200" w:lineRule="auto"/>
+            </w:pPr>
+            <w:r>
+              <w:t xml:space="preserve">if "%1"=="" goto :usage</w:t>
+            </w:r>
+          </w:p>
+          <w:p>
+            <w:pPr>
+              <w:pStyle w:val="SourceCode"/>
+              <w:spacing w:before="0" w:after="0" w:line="200" w:lineRule="auto"/>
+            </w:pPr>
+          </w:p>
+          <w:p>
+            <w:pPr>
+              <w:pStyle w:val="SourceCode"/>
+              <w:spacing w:before="0" w:after="0" w:line="200" w:lineRule="auto"/>
+            </w:pPr>
+            <w:r>
+              <w:t xml:space="preserve">call :log Початок обробки</w:t>
+            </w:r>
+          </w:p>
+          <w:p>
+            <w:pPr>
+              <w:pStyle w:val="SourceCode"/>
+              <w:spacing w:before="0" w:after="0" w:line="200" w:lineRule="auto"/>
+            </w:pPr>
+            <w:r>
+              <w:t xml:space="preserve">call :process "%1"</w:t>
+            </w:r>
+          </w:p>
+          <w:p>
+            <w:pPr>
+              <w:pStyle w:val="SourceCode"/>
+              <w:spacing w:before="0" w:after="0" w:line="200" w:lineRule="auto"/>
+            </w:pPr>
+            <w:r>
+              <w:t xml:space="preserve">call :log Завершено</w:t>
+            </w:r>
+          </w:p>
+          <w:p>
+            <w:pPr>
+              <w:pStyle w:val="SourceCode"/>
+              <w:spacing w:before="0" w:after="0" w:line="200" w:lineRule="auto"/>
+            </w:pPr>
+            <w:r>
+              <w:t xml:space="preserve">goto :eof</w:t>
+            </w:r>
+          </w:p>
+          <w:p>
+            <w:pPr>
+              <w:pStyle w:val="SourceCode"/>
+              <w:spacing w:before="0" w:after="0" w:line="200" w:lineRule="auto"/>
+            </w:pPr>
+          </w:p>
+          <w:p>
+            <w:pPr>
+              <w:pStyle w:val="SourceCode"/>
+              <w:spacing w:before="0" w:after="0" w:line="200" w:lineRule="auto"/>
+            </w:pPr>
+            <w:r>
+              <w:t xml:space="preserve">:process</w:t>
+            </w:r>
+          </w:p>
+          <w:p>
+            <w:pPr>
+              <w:pStyle w:val="SourceCode"/>
+              <w:spacing w:before="0" w:after="0" w:line="200" w:lineRule="auto"/>
+            </w:pPr>
+            <w:r>
+              <w:t xml:space="preserve">echo Обробляю %~1</w:t>
+            </w:r>
+          </w:p>
+          <w:p>
+            <w:pPr>
+              <w:pStyle w:val="SourceCode"/>
+              <w:spacing w:before="0" w:after="0" w:line="200" w:lineRule="auto"/>
+            </w:pPr>
+            <w:r>
+              <w:t xml:space="preserve">goto :eof</w:t>
+            </w:r>
+          </w:p>
+          <w:p>
+            <w:pPr>
+              <w:pStyle w:val="SourceCode"/>
+              <w:spacing w:before="0" w:after="0" w:line="200" w:lineRule="auto"/>
+            </w:pPr>
+          </w:p>
+          <w:p>
+            <w:pPr>
+              <w:pStyle w:val="SourceCode"/>
+              <w:spacing w:before="0" w:after="0" w:line="200" w:lineRule="auto"/>
+            </w:pPr>
+            <w:r>
+              <w:t xml:space="preserve">:log</w:t>
+            </w:r>
+          </w:p>
+          <w:p>
+            <w:pPr>
+              <w:pStyle w:val="SourceCode"/>
+              <w:spacing w:before="0" w:after="0" w:line="200" w:lineRule="auto"/>
+            </w:pPr>
+            <w:r>
+              <w:t xml:space="preserve">echo [%time%] %* &gt;&gt; "%~dp0log.txt"</w:t>
+            </w:r>
+          </w:p>
+          <w:p>
+            <w:pPr>
+              <w:pStyle w:val="SourceCode"/>
+              <w:spacing w:before="0" w:after="0" w:line="200" w:lineRule="auto"/>
+            </w:pPr>
+            <w:r>
+              <w:t xml:space="preserve">goto :eof</w:t>
+            </w:r>
+          </w:p>
+          <w:p>
+            <w:pPr>
+              <w:pStyle w:val="SourceCode"/>
+              <w:spacing w:before="0" w:after="0" w:line="200" w:lineRule="auto"/>
+            </w:pPr>
+          </w:p>
+          <w:p>
+            <w:pPr>
+              <w:pStyle w:val="SourceCode"/>
+              <w:spacing w:before="0" w:after="0" w:line="200" w:lineRule="auto"/>
+            </w:pPr>
+            <w:r>
+              <w:t xml:space="preserve">:usage</w:t>
+            </w:r>
+          </w:p>
+          <w:p>
+            <w:pPr>
+              <w:pStyle w:val="SourceCode"/>
+              <w:spacing w:before="0" w:after="0" w:line="200" w:lineRule="auto"/>
+            </w:pPr>
+            <w:r>
+              <w:t xml:space="preserve">echo Використання: %~n0 ^&lt;каталог^&gt;</w:t>
+            </w:r>
+          </w:p>
+          <w:p>
+            <w:pPr>
+              <w:pStyle w:val="SourceCode"/>
+              <w:spacing w:before="0" w:after="0" w:line="200" w:lineRule="auto"/>
+            </w:pPr>
+            <w:r>
+              <w:t xml:space="preserve">exit /b 1</w:t>
+            </w:r>
+          </w:p>
+        </w:tc>
+      </w:tr>
+    </w:tbl>
+    <w:p>
+      <w:pPr>
+        <w:spacing w:before="0" w:after="0" w:line="120" w:lineRule="exact"/>
+        <w:rPr>
+          <w:sz w:val="4"/>
+          <w:szCs w:val="4"/>
+        </w:rPr>
+      </w:pPr>
     </w:p>
     <w:p>
       <w:pPr>
@@ -1934,30 +2179,79 @@
     </w:p>
     <w:p>
       <w:pPr>
-        <w:pStyle w:val="SourceCode"/>
-        <w:spacing w:before="120" w:after="0" w:line="200" w:lineRule="auto"/>
-      </w:pPr>
-      <w:r>
-        <w:t xml:space="preserve">set count=0</w:t>
-      </w:r>
-    </w:p>
-    <w:p>
-      <w:pPr>
-        <w:pStyle w:val="SourceCode"/>
-        <w:spacing w:before="0" w:after="0" w:line="200" w:lineRule="auto"/>
-      </w:pPr>
-      <w:r>
-        <w:t xml:space="preserve">for %%f in (*.txt) do set /a count += 1</w:t>
-      </w:r>
-    </w:p>
-    <w:p>
-      <w:pPr>
-        <w:pStyle w:val="SourceCode"/>
-        <w:spacing w:before="0" w:after="120" w:line="200" w:lineRule="auto"/>
-      </w:pPr>
-      <w:r>
-        <w:t xml:space="preserve">echo Файлів: %count%</w:t>
-      </w:r>
+        <w:spacing w:before="0" w:after="0" w:line="120" w:lineRule="exact"/>
+        <w:rPr>
+          <w:sz w:val="4"/>
+          <w:szCs w:val="4"/>
+        </w:rPr>
+      </w:pPr>
+    </w:p>
+    <w:tbl>
+      <w:tblPr>
+        <w:tblStyle w:val="SourceCodeTable"/>
+        <w:tblW w:type="dxa" w:w="9637"/>
+        <w:tblInd w:w="0" w:type="dxa"/>
+        <w:tblBorders>
+          <w:top w:color="BFBFBF" w:space="0" w:sz="4" w:val="single"/>
+          <w:left w:color="BFBFBF" w:space="0" w:sz="4" w:val="single"/>
+          <w:bottom w:color="BFBFBF" w:space="0" w:sz="4" w:val="single"/>
+          <w:right w:color="BFBFBF" w:space="0" w:sz="4" w:val="single"/>
+        </w:tblBorders>
+        <w:tblLayout w:type="fixed"/>
+        <w:tblCellMar>
+          <w:top w:type="dxa" w:w="113"/>
+          <w:left w:type="dxa" w:w="113"/>
+          <w:bottom w:type="dxa" w:w="113"/>
+          <w:right w:type="dxa" w:w="113"/>
+        </w:tblCellMar>
+        <w:tblLook w:val="0000" w:firstRow="0" w:lastRow="0" w:firstColumn="0" w:lastColumn="0" w:noHBand="1" w:noVBand="1"/>
+      </w:tblPr>
+      <w:tblGrid>
+        <w:gridCol w:w="9637"/>
+      </w:tblGrid>
+      <w:tr>
+        <w:tc>
+          <w:tcPr>
+            <w:tcW w:type="dxa" w:w="9637"/>
+          </w:tcPr>
+          <w:p>
+            <w:pPr>
+              <w:pStyle w:val="SourceCode"/>
+              <w:spacing w:before="0" w:after="0" w:line="200" w:lineRule="auto"/>
+            </w:pPr>
+            <w:r>
+              <w:t xml:space="preserve">set count=0</w:t>
+            </w:r>
+          </w:p>
+          <w:p>
+            <w:pPr>
+              <w:pStyle w:val="SourceCode"/>
+              <w:spacing w:before="0" w:after="0" w:line="200" w:lineRule="auto"/>
+            </w:pPr>
+            <w:r>
+              <w:t xml:space="preserve">for %%f in (*.txt) do set /a count += 1</w:t>
+            </w:r>
+          </w:p>
+          <w:p>
+            <w:pPr>
+              <w:pStyle w:val="SourceCode"/>
+              <w:spacing w:before="0" w:after="0" w:line="200" w:lineRule="auto"/>
+            </w:pPr>
+            <w:r>
+              <w:t xml:space="preserve">echo Файлів: %count%</w:t>
+            </w:r>
+          </w:p>
+        </w:tc>
+      </w:tr>
+    </w:tbl>
+    <w:p>
+      <w:pPr>
+        <w:spacing w:before="0" w:after="0" w:line="120" w:lineRule="exact"/>
+        <w:rPr>
+          <w:sz w:val="4"/>
+          <w:szCs w:val="4"/>
+        </w:rPr>
+      </w:pPr>
     </w:p>
     <w:p>
       <w:pPr>
@@ -1999,84 +2293,133 @@
     </w:p>
     <w:p>
       <w:pPr>
-        <w:pStyle w:val="SourceCode"/>
-        <w:spacing w:before="120" w:after="0" w:line="200" w:lineRule="auto"/>
-      </w:pPr>
-      <w:r>
-        <w:t xml:space="preserve">@echo off</w:t>
-      </w:r>
-    </w:p>
-    <w:p>
-      <w:pPr>
-        <w:pStyle w:val="SourceCode"/>
-        <w:spacing w:before="0" w:after="0" w:line="200" w:lineRule="auto"/>
-      </w:pPr>
-      <w:r>
-        <w:t xml:space="preserve">setlocal enabledelayedexpansion</w:t>
-      </w:r>
-    </w:p>
-    <w:p>
-      <w:pPr>
-        <w:pStyle w:val="SourceCode"/>
-        <w:spacing w:before="0" w:after="0" w:line="200" w:lineRule="auto"/>
-      </w:pPr>
-      <w:r>
-        <w:t xml:space="preserve">set count=0</w:t>
-      </w:r>
-    </w:p>
-    <w:p>
-      <w:pPr>
-        <w:pStyle w:val="SourceCode"/>
-        <w:spacing w:before="0" w:after="0" w:line="200" w:lineRule="auto"/>
-      </w:pPr>
-      <w:r>
-        <w:t xml:space="preserve">for %%f in (*.txt) do (</w:t>
-      </w:r>
-    </w:p>
-    <w:p>
-      <w:pPr>
-        <w:pStyle w:val="SourceCode"/>
-        <w:spacing w:before="0" w:after="0" w:line="200" w:lineRule="auto"/>
-      </w:pPr>
-      <w:r>
-        <w:t xml:space="preserve">    set /a count += 1</w:t>
-      </w:r>
-    </w:p>
-    <w:p>
-      <w:pPr>
-        <w:pStyle w:val="SourceCode"/>
-        <w:spacing w:before="0" w:after="0" w:line="200" w:lineRule="auto"/>
-      </w:pPr>
-      <w:r>
-        <w:t xml:space="preserve">    echo !count!: %%~nxf</w:t>
-      </w:r>
-    </w:p>
-    <w:p>
-      <w:pPr>
-        <w:pStyle w:val="SourceCode"/>
-        <w:spacing w:before="0" w:after="0" w:line="200" w:lineRule="auto"/>
-      </w:pPr>
-      <w:r>
-        <w:t xml:space="preserve">)</w:t>
-      </w:r>
-    </w:p>
-    <w:p>
-      <w:pPr>
-        <w:pStyle w:val="SourceCode"/>
-        <w:spacing w:before="0" w:after="0" w:line="200" w:lineRule="auto"/>
-      </w:pPr>
-      <w:r>
-        <w:t xml:space="preserve">echo Усього файлів: !count!</w:t>
-      </w:r>
-    </w:p>
-    <w:p>
-      <w:pPr>
-        <w:pStyle w:val="SourceCode"/>
-        <w:spacing w:before="0" w:after="120" w:line="200" w:lineRule="auto"/>
-      </w:pPr>
-      <w:r>
-        <w:t xml:space="preserve">endlocal</w:t>
-      </w:r>
+        <w:spacing w:before="0" w:after="0" w:line="120" w:lineRule="exact"/>
+        <w:rPr>
+          <w:sz w:val="4"/>
+          <w:szCs w:val="4"/>
+        </w:rPr>
+      </w:pPr>
+    </w:p>
+    <w:tbl>
+      <w:tblPr>
+        <w:tblStyle w:val="SourceCodeTable"/>
+        <w:tblW w:type="dxa" w:w="9637"/>
+        <w:tblInd w:w="0" w:type="dxa"/>
+        <w:tblBorders>
+          <w:top w:color="BFBFBF" w:space="0" w:sz="4" w:val="single"/>
+          <w:left w:color="BFBFBF" w:space="0" w:sz="4" w:val="single"/>
+          <w:bottom w:color="BFBFBF" w:space="0" w:sz="4" w:val="single"/>
+          <w:right w:color="BFBFBF" w:space="0" w:sz="4" w:val="single"/>
+        </w:tblBorders>
+        <w:tblLayout w:type="fixed"/>
+        <w:tblCellMar>
+          <w:top w:type="dxa" w:w="113"/>
+          <w:left w:type="dxa" w:w="113"/>
+          <w:bottom w:type="dxa" w:w="113"/>
+          <w:right w:type="dxa" w:w="113"/>
+        </w:tblCellMar>
+        <w:tblLook w:val="0000" w:firstRow="0" w:lastRow="0" w:firstColumn="0" w:lastColumn="0" w:noHBand="1" w:noVBand="1"/>
+      </w:tblPr>
+      <w:tblGrid>
+        <w:gridCol w:w="9637"/>
+      </w:tblGrid>
+      <w:tr>
+        <w:tc>
+          <w:tcPr>
+            <w:tcW w:type="dxa" w:w="9637"/>
+          </w:tcPr>
+          <w:p>
+            <w:pPr>
+              <w:pStyle w:val="SourceCode"/>
+              <w:spacing w:before="0" w:after="0" w:line="200" w:lineRule="auto"/>
+            </w:pPr>
+            <w:r>
+              <w:t xml:space="preserve">@echo off</w:t>
+            </w:r>
+          </w:p>
+          <w:p>
+            <w:pPr>
+              <w:pStyle w:val="SourceCode"/>
+              <w:spacing w:before="0" w:after="0" w:line="200" w:lineRule="auto"/>
+            </w:pPr>
+            <w:r>
+              <w:t xml:space="preserve">setlocal enabledelayedexpansion</w:t>
+            </w:r>
+          </w:p>
+          <w:p>
+            <w:pPr>
+              <w:pStyle w:val="SourceCode"/>
+              <w:spacing w:before="0" w:after="0" w:line="200" w:lineRule="auto"/>
+            </w:pPr>
+            <w:r>
+              <w:t xml:space="preserve">set count=0</w:t>
+            </w:r>
+          </w:p>
+          <w:p>
+            <w:pPr>
+              <w:pStyle w:val="SourceCode"/>
+              <w:spacing w:before="0" w:after="0" w:line="200" w:lineRule="auto"/>
+            </w:pPr>
+            <w:r>
+              <w:t xml:space="preserve">for %%f in (*.txt) do (</w:t>
+            </w:r>
+          </w:p>
+          <w:p>
+            <w:pPr>
+              <w:pStyle w:val="SourceCode"/>
+              <w:spacing w:before="0" w:after="0" w:line="200" w:lineRule="auto"/>
+            </w:pPr>
+            <w:r>
+              <w:t xml:space="preserve">    set /a count += 1</w:t>
+            </w:r>
+          </w:p>
+          <w:p>
+            <w:pPr>
+              <w:pStyle w:val="SourceCode"/>
+              <w:spacing w:before="0" w:after="0" w:line="200" w:lineRule="auto"/>
+            </w:pPr>
+            <w:r>
+              <w:t xml:space="preserve">    echo !count!: %%~nxf</w:t>
+            </w:r>
+          </w:p>
+          <w:p>
+            <w:pPr>
+              <w:pStyle w:val="SourceCode"/>
+              <w:spacing w:before="0" w:after="0" w:line="200" w:lineRule="auto"/>
+            </w:pPr>
+            <w:r>
+              <w:t xml:space="preserve">)</w:t>
+            </w:r>
+          </w:p>
+          <w:p>
+            <w:pPr>
+              <w:pStyle w:val="SourceCode"/>
+              <w:spacing w:before="0" w:after="0" w:line="200" w:lineRule="auto"/>
+            </w:pPr>
+            <w:r>
+              <w:t xml:space="preserve">echo Усього файлів: !count!</w:t>
+            </w:r>
+          </w:p>
+          <w:p>
+            <w:pPr>
+              <w:pStyle w:val="SourceCode"/>
+              <w:spacing w:before="0" w:after="0" w:line="200" w:lineRule="auto"/>
+            </w:pPr>
+            <w:r>
+              <w:t xml:space="preserve">endlocal</w:t>
+            </w:r>
+          </w:p>
+        </w:tc>
+      </w:tr>
+    </w:tbl>
+    <w:p>
+      <w:pPr>
+        <w:spacing w:before="0" w:after="0" w:line="120" w:lineRule="exact"/>
+        <w:rPr>
+          <w:sz w:val="4"/>
+          <w:szCs w:val="4"/>
+        </w:rPr>
+      </w:pPr>
     </w:p>
     <w:bookmarkEnd w:id="16"/>
     <w:bookmarkStart w:id="17" w:name="коди-повернення-та-журнал"/>
@@ -2113,48 +2456,97 @@
     </w:p>
     <w:p>
       <w:pPr>
-        <w:pStyle w:val="SourceCode"/>
-        <w:spacing w:before="120" w:after="0" w:line="200" w:lineRule="auto"/>
-      </w:pPr>
-      <w:r>
-        <w:t xml:space="preserve">robocopy "%src%" "%dst%" /e /njh /njs</w:t>
-      </w:r>
-    </w:p>
-    <w:p>
-      <w:pPr>
-        <w:pStyle w:val="SourceCode"/>
-        <w:spacing w:before="0" w:after="0" w:line="200" w:lineRule="auto"/>
-      </w:pPr>
-      <w:r>
-        <w:t xml:space="preserve">if %errorlevel% geq 8 (</w:t>
-      </w:r>
-    </w:p>
-    <w:p>
-      <w:pPr>
-        <w:pStyle w:val="SourceCode"/>
-        <w:spacing w:before="0" w:after="0" w:line="200" w:lineRule="auto"/>
-      </w:pPr>
-      <w:r>
-        <w:t xml:space="preserve">    echo ПОМИЛКА копіювання, код %errorlevel% &gt;&gt; "%log%"</w:t>
-      </w:r>
-    </w:p>
-    <w:p>
-      <w:pPr>
-        <w:pStyle w:val="SourceCode"/>
-        <w:spacing w:before="0" w:after="0" w:line="200" w:lineRule="auto"/>
-      </w:pPr>
-      <w:r>
-        <w:t xml:space="preserve">    exit /b %errorlevel%</w:t>
-      </w:r>
-    </w:p>
-    <w:p>
-      <w:pPr>
-        <w:pStyle w:val="SourceCode"/>
-        <w:spacing w:before="0" w:after="120" w:line="200" w:lineRule="auto"/>
-      </w:pPr>
-      <w:r>
-        <w:t xml:space="preserve">)</w:t>
-      </w:r>
+        <w:spacing w:before="0" w:after="0" w:line="120" w:lineRule="exact"/>
+        <w:rPr>
+          <w:sz w:val="4"/>
+          <w:szCs w:val="4"/>
+        </w:rPr>
+      </w:pPr>
+    </w:p>
+    <w:tbl>
+      <w:tblPr>
+        <w:tblStyle w:val="SourceCodeTable"/>
+        <w:tblW w:type="dxa" w:w="9637"/>
+        <w:tblInd w:w="0" w:type="dxa"/>
+        <w:tblBorders>
+          <w:top w:color="BFBFBF" w:space="0" w:sz="4" w:val="single"/>
+          <w:left w:color="BFBFBF" w:space="0" w:sz="4" w:val="single"/>
+          <w:bottom w:color="BFBFBF" w:space="0" w:sz="4" w:val="single"/>
+          <w:right w:color="BFBFBF" w:space="0" w:sz="4" w:val="single"/>
+        </w:tblBorders>
+        <w:tblLayout w:type="fixed"/>
+        <w:tblCellMar>
+          <w:top w:type="dxa" w:w="113"/>
+          <w:left w:type="dxa" w:w="113"/>
+          <w:bottom w:type="dxa" w:w="113"/>
+          <w:right w:type="dxa" w:w="113"/>
+        </w:tblCellMar>
+        <w:tblLook w:val="0000" w:firstRow="0" w:lastRow="0" w:firstColumn="0" w:lastColumn="0" w:noHBand="1" w:noVBand="1"/>
+      </w:tblPr>
+      <w:tblGrid>
+        <w:gridCol w:w="9637"/>
+      </w:tblGrid>
+      <w:tr>
+        <w:tc>
+          <w:tcPr>
+            <w:tcW w:type="dxa" w:w="9637"/>
+          </w:tcPr>
+          <w:p>
+            <w:pPr>
+              <w:pStyle w:val="SourceCode"/>
+              <w:spacing w:before="0" w:after="0" w:line="200" w:lineRule="auto"/>
+            </w:pPr>
+            <w:r>
+              <w:t xml:space="preserve">robocopy "%src%" "%dst%" /e /njh /njs</w:t>
+            </w:r>
+          </w:p>
+          <w:p>
+            <w:pPr>
+              <w:pStyle w:val="SourceCode"/>
+              <w:spacing w:before="0" w:after="0" w:line="200" w:lineRule="auto"/>
+            </w:pPr>
+            <w:r>
+              <w:t xml:space="preserve">if %errorlevel% geq 8 (</w:t>
+            </w:r>
+          </w:p>
+          <w:p>
+            <w:pPr>
+              <w:pStyle w:val="SourceCode"/>
+              <w:spacing w:before="0" w:after="0" w:line="200" w:lineRule="auto"/>
+            </w:pPr>
+            <w:r>
+              <w:t xml:space="preserve">    echo ПОМИЛКА копіювання, код %errorlevel% &gt;&gt; "%log%"</w:t>
+            </w:r>
+          </w:p>
+          <w:p>
+            <w:pPr>
+              <w:pStyle w:val="SourceCode"/>
+              <w:spacing w:before="0" w:after="0" w:line="200" w:lineRule="auto"/>
+            </w:pPr>
+            <w:r>
+              <w:t xml:space="preserve">    exit /b %errorlevel%</w:t>
+            </w:r>
+          </w:p>
+          <w:p>
+            <w:pPr>
+              <w:pStyle w:val="SourceCode"/>
+              <w:spacing w:before="0" w:after="0" w:line="200" w:lineRule="auto"/>
+            </w:pPr>
+            <w:r>
+              <w:t xml:space="preserve">)</w:t>
+            </w:r>
+          </w:p>
+        </w:tc>
+      </w:tr>
+    </w:tbl>
+    <w:p>
+      <w:pPr>
+        <w:spacing w:before="0" w:after="0" w:line="120" w:lineRule="exact"/>
+        <w:rPr>
+          <w:sz w:val="4"/>
+          <w:szCs w:val="4"/>
+        </w:rPr>
+      </w:pPr>
     </w:p>
     <w:p>
       <w:pPr>
@@ -2209,57 +2601,106 @@
     </w:p>
     <w:p>
       <w:pPr>
-        <w:pStyle w:val="SourceCode"/>
-        <w:spacing w:before="120" w:after="0" w:line="200" w:lineRule="auto"/>
-      </w:pPr>
-      <w:r>
-        <w:t xml:space="preserve">C:\Users\Student&gt; cd %USERPROFILE%\Desktop</w:t>
-      </w:r>
-    </w:p>
-    <w:p>
-      <w:pPr>
-        <w:pStyle w:val="SourceCode"/>
-        <w:spacing w:before="0" w:after="0" w:line="200" w:lineRule="auto"/>
-      </w:pPr>
-      <w:r>
-        <w:t xml:space="preserve">C:\Users\Student\Desktop&gt; md LAB3\src LAB3\bak LAB3\logs</w:t>
-      </w:r>
-    </w:p>
-    <w:p>
-      <w:pPr>
-        <w:pStyle w:val="SourceCode"/>
-        <w:spacing w:before="0" w:after="0" w:line="200" w:lineRule="auto"/>
-      </w:pPr>
-      <w:r>
-        <w:t xml:space="preserve">C:\Users\Student\Desktop&gt; cd LAB3</w:t>
-      </w:r>
-    </w:p>
-    <w:p>
-      <w:pPr>
-        <w:pStyle w:val="SourceCode"/>
-        <w:spacing w:before="0" w:after="0" w:line="200" w:lineRule="auto"/>
-      </w:pPr>
-      <w:r>
-        <w:t xml:space="preserve">C:\...\LAB3&gt; copy %SystemRoot%\System32\drivers\etc\hosts src\hosts.txt</w:t>
-      </w:r>
-    </w:p>
-    <w:p>
-      <w:pPr>
-        <w:pStyle w:val="SourceCode"/>
-        <w:spacing w:before="0" w:after="0" w:line="200" w:lineRule="auto"/>
-      </w:pPr>
-      <w:r>
-        <w:t xml:space="preserve">        1 file(s) copied.</w:t>
-      </w:r>
-    </w:p>
-    <w:p>
-      <w:pPr>
-        <w:pStyle w:val="SourceCode"/>
-        <w:spacing w:before="0" w:after="120" w:line="200" w:lineRule="auto"/>
-      </w:pPr>
-      <w:r>
-        <w:t xml:space="preserve">C:\...\LAB3&gt; notepad hello.bat</w:t>
-      </w:r>
+        <w:spacing w:before="0" w:after="0" w:line="120" w:lineRule="exact"/>
+        <w:rPr>
+          <w:sz w:val="4"/>
+          <w:szCs w:val="4"/>
+        </w:rPr>
+      </w:pPr>
+    </w:p>
+    <w:tbl>
+      <w:tblPr>
+        <w:tblStyle w:val="SourceCodeTable"/>
+        <w:tblW w:type="dxa" w:w="9637"/>
+        <w:tblInd w:w="0" w:type="dxa"/>
+        <w:tblBorders>
+          <w:top w:color="BFBFBF" w:space="0" w:sz="4" w:val="single"/>
+          <w:left w:color="BFBFBF" w:space="0" w:sz="4" w:val="single"/>
+          <w:bottom w:color="BFBFBF" w:space="0" w:sz="4" w:val="single"/>
+          <w:right w:color="BFBFBF" w:space="0" w:sz="4" w:val="single"/>
+        </w:tblBorders>
+        <w:tblLayout w:type="fixed"/>
+        <w:tblCellMar>
+          <w:top w:type="dxa" w:w="113"/>
+          <w:left w:type="dxa" w:w="113"/>
+          <w:bottom w:type="dxa" w:w="113"/>
+          <w:right w:type="dxa" w:w="113"/>
+        </w:tblCellMar>
+        <w:tblLook w:val="0000" w:firstRow="0" w:lastRow="0" w:firstColumn="0" w:lastColumn="0" w:noHBand="1" w:noVBand="1"/>
+      </w:tblPr>
+      <w:tblGrid>
+        <w:gridCol w:w="9637"/>
+      </w:tblGrid>
+      <w:tr>
+        <w:tc>
+          <w:tcPr>
+            <w:tcW w:type="dxa" w:w="9637"/>
+          </w:tcPr>
+          <w:p>
+            <w:pPr>
+              <w:pStyle w:val="SourceCode"/>
+              <w:spacing w:before="0" w:after="0" w:line="200" w:lineRule="auto"/>
+            </w:pPr>
+            <w:r>
+              <w:t xml:space="preserve">C:\Users\Student&gt; cd %USERPROFILE%\Desktop</w:t>
+            </w:r>
+          </w:p>
+          <w:p>
+            <w:pPr>
+              <w:pStyle w:val="SourceCode"/>
+              <w:spacing w:before="0" w:after="0" w:line="200" w:lineRule="auto"/>
+            </w:pPr>
+            <w:r>
+              <w:t xml:space="preserve">C:\Users\Student\Desktop&gt; md LAB3\src LAB3\bak LAB3\logs</w:t>
+            </w:r>
+          </w:p>
+          <w:p>
+            <w:pPr>
+              <w:pStyle w:val="SourceCode"/>
+              <w:spacing w:before="0" w:after="0" w:line="200" w:lineRule="auto"/>
+            </w:pPr>
+            <w:r>
+              <w:t xml:space="preserve">C:\Users\Student\Desktop&gt; cd LAB3</w:t>
+            </w:r>
+          </w:p>
+          <w:p>
+            <w:pPr>
+              <w:pStyle w:val="SourceCode"/>
+              <w:spacing w:before="0" w:after="0" w:line="200" w:lineRule="auto"/>
+            </w:pPr>
+            <w:r>
+              <w:t xml:space="preserve">C:\...\LAB3&gt; copy %SystemRoot%\System32\drivers\etc\hosts src\hosts.txt</w:t>
+            </w:r>
+          </w:p>
+          <w:p>
+            <w:pPr>
+              <w:pStyle w:val="SourceCode"/>
+              <w:spacing w:before="0" w:after="0" w:line="200" w:lineRule="auto"/>
+            </w:pPr>
+            <w:r>
+              <w:t xml:space="preserve">        1 file(s) copied.</w:t>
+            </w:r>
+          </w:p>
+          <w:p>
+            <w:pPr>
+              <w:pStyle w:val="SourceCode"/>
+              <w:spacing w:before="0" w:after="0" w:line="200" w:lineRule="auto"/>
+            </w:pPr>
+            <w:r>
+              <w:t xml:space="preserve">C:\...\LAB3&gt; notepad hello.bat</w:t>
+            </w:r>
+          </w:p>
+        </w:tc>
+      </w:tr>
+    </w:tbl>
+    <w:p>
+      <w:pPr>
+        <w:spacing w:before="0" w:after="0" w:line="120" w:lineRule="exact"/>
+        <w:rPr>
+          <w:sz w:val="4"/>
+          <w:szCs w:val="4"/>
+        </w:rPr>
+      </w:pPr>
     </w:p>
     <w:p>
       <w:pPr>
@@ -2283,120 +2724,218 @@
     </w:p>
     <w:p>
       <w:pPr>
-        <w:pStyle w:val="SourceCode"/>
-        <w:spacing w:before="120" w:after="0" w:line="200" w:lineRule="auto"/>
-      </w:pPr>
-      <w:r>
-        <w:t xml:space="preserve">@echo off</w:t>
-      </w:r>
-    </w:p>
-    <w:p>
-      <w:pPr>
-        <w:pStyle w:val="SourceCode"/>
-        <w:spacing w:before="0" w:after="0" w:line="200" w:lineRule="auto"/>
-      </w:pPr>
-      <w:r>
-        <w:t xml:space="preserve">chcp 65001 &gt; nul</w:t>
-      </w:r>
-    </w:p>
-    <w:p>
-      <w:pPr>
-        <w:pStyle w:val="SourceCode"/>
-        <w:spacing w:before="0" w:after="0" w:line="200" w:lineRule="auto"/>
-      </w:pPr>
-      <w:r>
-        <w:t xml:space="preserve">echo Скрипт: %~n0</w:t>
-      </w:r>
-    </w:p>
-    <w:p>
-      <w:pPr>
-        <w:pStyle w:val="SourceCode"/>
-        <w:spacing w:before="0" w:after="0" w:line="200" w:lineRule="auto"/>
-      </w:pPr>
-      <w:r>
-        <w:t xml:space="preserve">echo Каталог скрипта: %~dp0</w:t>
-      </w:r>
-    </w:p>
-    <w:p>
-      <w:pPr>
-        <w:pStyle w:val="SourceCode"/>
-        <w:spacing w:before="0" w:after="0" w:line="200" w:lineRule="auto"/>
-      </w:pPr>
-      <w:r>
-        <w:t xml:space="preserve">echo Поточний каталог: %cd%</w:t>
-      </w:r>
-    </w:p>
-    <w:p>
-      <w:pPr>
-        <w:pStyle w:val="SourceCode"/>
-        <w:spacing w:before="0" w:after="0" w:line="200" w:lineRule="auto"/>
-      </w:pPr>
-      <w:r>
-        <w:t xml:space="preserve">echo Користувач: %USERNAME%</w:t>
-      </w:r>
-    </w:p>
-    <w:p>
-      <w:pPr>
-        <w:pStyle w:val="SourceCode"/>
-        <w:spacing w:before="0" w:after="120" w:line="200" w:lineRule="auto"/>
-      </w:pPr>
-      <w:r>
-        <w:t xml:space="preserve">pause</w:t>
-      </w:r>
-    </w:p>
-    <w:p>
-      <w:pPr>
-        <w:pStyle w:val="SourceCode"/>
-        <w:spacing w:before="120" w:after="0" w:line="200" w:lineRule="auto"/>
-      </w:pPr>
-      <w:r>
-        <w:t xml:space="preserve">C:\...\LAB3&gt; hello.bat</w:t>
-      </w:r>
-    </w:p>
-    <w:p>
-      <w:pPr>
-        <w:pStyle w:val="SourceCode"/>
-        <w:spacing w:before="0" w:after="0" w:line="200" w:lineRule="auto"/>
-      </w:pPr>
-      <w:r>
-        <w:t xml:space="preserve">Скрипт: hello</w:t>
-      </w:r>
-    </w:p>
-    <w:p>
-      <w:pPr>
-        <w:pStyle w:val="SourceCode"/>
-        <w:spacing w:before="0" w:after="0" w:line="200" w:lineRule="auto"/>
-      </w:pPr>
-      <w:r>
-        <w:t xml:space="preserve">Каталог скрипта: C:\Users\Student\Desktop\LAB3\</w:t>
-      </w:r>
-    </w:p>
-    <w:p>
-      <w:pPr>
-        <w:pStyle w:val="SourceCode"/>
-        <w:spacing w:before="0" w:after="0" w:line="200" w:lineRule="auto"/>
-      </w:pPr>
-      <w:r>
-        <w:t xml:space="preserve">Поточний каталог: C:\Users\Student\Desktop\LAB3</w:t>
-      </w:r>
-    </w:p>
-    <w:p>
-      <w:pPr>
-        <w:pStyle w:val="SourceCode"/>
-        <w:spacing w:before="0" w:after="0" w:line="200" w:lineRule="auto"/>
-      </w:pPr>
-      <w:r>
-        <w:t xml:space="preserve">Користувач: Student</w:t>
-      </w:r>
-    </w:p>
-    <w:p>
-      <w:pPr>
-        <w:pStyle w:val="SourceCode"/>
-        <w:spacing w:before="0" w:after="120" w:line="200" w:lineRule="auto"/>
-      </w:pPr>
-      <w:r>
-        <w:t xml:space="preserve">Press any key to continue . . .</w:t>
-      </w:r>
+        <w:spacing w:before="0" w:after="0" w:line="120" w:lineRule="exact"/>
+        <w:rPr>
+          <w:sz w:val="4"/>
+          <w:szCs w:val="4"/>
+        </w:rPr>
+      </w:pPr>
+    </w:p>
+    <w:tbl>
+      <w:tblPr>
+        <w:tblStyle w:val="SourceCodeTable"/>
+        <w:tblW w:type="dxa" w:w="9637"/>
+        <w:tblInd w:w="0" w:type="dxa"/>
+        <w:tblBorders>
+          <w:top w:color="BFBFBF" w:space="0" w:sz="4" w:val="single"/>
+          <w:left w:color="BFBFBF" w:space="0" w:sz="4" w:val="single"/>
+          <w:bottom w:color="BFBFBF" w:space="0" w:sz="4" w:val="single"/>
+          <w:right w:color="BFBFBF" w:space="0" w:sz="4" w:val="single"/>
+        </w:tblBorders>
+        <w:tblLayout w:type="fixed"/>
+        <w:tblCellMar>
+          <w:top w:type="dxa" w:w="113"/>
+          <w:left w:type="dxa" w:w="113"/>
+          <w:bottom w:type="dxa" w:w="113"/>
+          <w:right w:type="dxa" w:w="113"/>
+        </w:tblCellMar>
+        <w:tblLook w:val="0000" w:firstRow="0" w:lastRow="0" w:firstColumn="0" w:lastColumn="0" w:noHBand="1" w:noVBand="1"/>
+      </w:tblPr>
+      <w:tblGrid>
+        <w:gridCol w:w="9637"/>
+      </w:tblGrid>
+      <w:tr>
+        <w:tc>
+          <w:tcPr>
+            <w:tcW w:type="dxa" w:w="9637"/>
+          </w:tcPr>
+          <w:p>
+            <w:pPr>
+              <w:pStyle w:val="SourceCode"/>
+              <w:spacing w:before="0" w:after="0" w:line="200" w:lineRule="auto"/>
+            </w:pPr>
+            <w:r>
+              <w:t xml:space="preserve">@echo off</w:t>
+            </w:r>
+          </w:p>
+          <w:p>
+            <w:pPr>
+              <w:pStyle w:val="SourceCode"/>
+              <w:spacing w:before="0" w:after="0" w:line="200" w:lineRule="auto"/>
+            </w:pPr>
+            <w:r>
+              <w:t xml:space="preserve">chcp 65001 &gt; nul</w:t>
+            </w:r>
+          </w:p>
+          <w:p>
+            <w:pPr>
+              <w:pStyle w:val="SourceCode"/>
+              <w:spacing w:before="0" w:after="0" w:line="200" w:lineRule="auto"/>
+            </w:pPr>
+            <w:r>
+              <w:t xml:space="preserve">echo Скрипт: %~n0</w:t>
+            </w:r>
+          </w:p>
+          <w:p>
+            <w:pPr>
+              <w:pStyle w:val="SourceCode"/>
+              <w:spacing w:before="0" w:after="0" w:line="200" w:lineRule="auto"/>
+            </w:pPr>
+            <w:r>
+              <w:t xml:space="preserve">echo Каталог скрипта: %~dp0</w:t>
+            </w:r>
+          </w:p>
+          <w:p>
+            <w:pPr>
+              <w:pStyle w:val="SourceCode"/>
+              <w:spacing w:before="0" w:after="0" w:line="200" w:lineRule="auto"/>
+            </w:pPr>
+            <w:r>
+              <w:t xml:space="preserve">echo Поточний каталог: %cd%</w:t>
+            </w:r>
+          </w:p>
+          <w:p>
+            <w:pPr>
+              <w:pStyle w:val="SourceCode"/>
+              <w:spacing w:before="0" w:after="0" w:line="200" w:lineRule="auto"/>
+            </w:pPr>
+            <w:r>
+              <w:t xml:space="preserve">echo Користувач: %USERNAME%</w:t>
+            </w:r>
+          </w:p>
+          <w:p>
+            <w:pPr>
+              <w:pStyle w:val="SourceCode"/>
+              <w:spacing w:before="0" w:after="0" w:line="200" w:lineRule="auto"/>
+            </w:pPr>
+            <w:r>
+              <w:t xml:space="preserve">pause</w:t>
+            </w:r>
+          </w:p>
+        </w:tc>
+      </w:tr>
+    </w:tbl>
+    <w:p>
+      <w:pPr>
+        <w:spacing w:before="0" w:after="0" w:line="120" w:lineRule="exact"/>
+        <w:rPr>
+          <w:sz w:val="4"/>
+          <w:szCs w:val="4"/>
+        </w:rPr>
+      </w:pPr>
+    </w:p>
+    <w:p>
+      <w:pPr>
+        <w:spacing w:before="0" w:after="0" w:line="120" w:lineRule="exact"/>
+        <w:rPr>
+          <w:sz w:val="4"/>
+          <w:szCs w:val="4"/>
+        </w:rPr>
+      </w:pPr>
+    </w:p>
+    <w:tbl>
+      <w:tblPr>
+        <w:tblStyle w:val="SourceCodeTable"/>
+        <w:tblW w:type="dxa" w:w="9637"/>
+        <w:tblInd w:w="0" w:type="dxa"/>
+        <w:tblBorders>
+          <w:top w:color="BFBFBF" w:space="0" w:sz="4" w:val="single"/>
+          <w:left w:color="BFBFBF" w:space="0" w:sz="4" w:val="single"/>
+          <w:bottom w:color="BFBFBF" w:space="0" w:sz="4" w:val="single"/>
+          <w:right w:color="BFBFBF" w:space="0" w:sz="4" w:val="single"/>
+        </w:tblBorders>
+        <w:tblLayout w:type="fixed"/>
+        <w:tblCellMar>
+          <w:top w:type="dxa" w:w="113"/>
+          <w:left w:type="dxa" w:w="113"/>
+          <w:bottom w:type="dxa" w:w="113"/>
+          <w:right w:type="dxa" w:w="113"/>
+        </w:tblCellMar>
+        <w:tblLook w:val="0000" w:firstRow="0" w:lastRow="0" w:firstColumn="0" w:lastColumn="0" w:noHBand="1" w:noVBand="1"/>
+      </w:tblPr>
+      <w:tblGrid>
+        <w:gridCol w:w="9637"/>
+      </w:tblGrid>
+      <w:tr>
+        <w:tc>
+          <w:tcPr>
+            <w:tcW w:type="dxa" w:w="9637"/>
+          </w:tcPr>
+          <w:p>
+            <w:pPr>
+              <w:pStyle w:val="SourceCode"/>
+              <w:spacing w:before="0" w:after="0" w:line="200" w:lineRule="auto"/>
+            </w:pPr>
+            <w:r>
+              <w:t xml:space="preserve">C:\...\LAB3&gt; hello.bat</w:t>
+            </w:r>
+          </w:p>
+          <w:p>
+            <w:pPr>
+              <w:pStyle w:val="SourceCode"/>
+              <w:spacing w:before="0" w:after="0" w:line="200" w:lineRule="auto"/>
+            </w:pPr>
+            <w:r>
+              <w:t xml:space="preserve">Скрипт: hello</w:t>
+            </w:r>
+          </w:p>
+          <w:p>
+            <w:pPr>
+              <w:pStyle w:val="SourceCode"/>
+              <w:spacing w:before="0" w:after="0" w:line="200" w:lineRule="auto"/>
+            </w:pPr>
+            <w:r>
+              <w:t xml:space="preserve">Каталог скрипта: C:\Users\Student\Desktop\LAB3\</w:t>
+            </w:r>
+          </w:p>
+          <w:p>
+            <w:pPr>
+              <w:pStyle w:val="SourceCode"/>
+              <w:spacing w:before="0" w:after="0" w:line="200" w:lineRule="auto"/>
+            </w:pPr>
+            <w:r>
+              <w:t xml:space="preserve">Поточний каталог: C:\Users\Student\Desktop\LAB3</w:t>
+            </w:r>
+          </w:p>
+          <w:p>
+            <w:pPr>
+              <w:pStyle w:val="SourceCode"/>
+              <w:spacing w:before="0" w:after="0" w:line="200" w:lineRule="auto"/>
+            </w:pPr>
+            <w:r>
+              <w:t xml:space="preserve">Користувач: Student</w:t>
+            </w:r>
+          </w:p>
+          <w:p>
+            <w:pPr>
+              <w:pStyle w:val="SourceCode"/>
+              <w:spacing w:before="0" w:after="0" w:line="200" w:lineRule="auto"/>
+            </w:pPr>
+            <w:r>
+              <w:t xml:space="preserve">Press any key to continue . . .</w:t>
+            </w:r>
+          </w:p>
+        </w:tc>
+      </w:tr>
+    </w:tbl>
+    <w:p>
+      <w:pPr>
+        <w:spacing w:before="0" w:after="0" w:line="120" w:lineRule="exact"/>
+        <w:rPr>
+          <w:sz w:val="4"/>
+          <w:szCs w:val="4"/>
+        </w:rPr>
+      </w:pPr>
     </w:p>
     <w:p>
       <w:pPr>
@@ -2448,243 +2987,341 @@
     </w:p>
     <w:p>
       <w:pPr>
-        <w:pStyle w:val="SourceCode"/>
-        <w:spacing w:before="120" w:after="0" w:line="200" w:lineRule="auto"/>
-      </w:pPr>
-      <w:r>
-        <w:t xml:space="preserve">@echo off</w:t>
-      </w:r>
-    </w:p>
-    <w:p>
-      <w:pPr>
-        <w:pStyle w:val="SourceCode"/>
-        <w:spacing w:before="0" w:after="0" w:line="200" w:lineRule="auto"/>
-      </w:pPr>
-      <w:r>
-        <w:t xml:space="preserve">chcp 65001 &gt; nul</w:t>
-      </w:r>
-    </w:p>
-    <w:p>
-      <w:pPr>
-        <w:pStyle w:val="SourceCode"/>
-        <w:spacing w:before="0" w:after="0" w:line="200" w:lineRule="auto"/>
-      </w:pPr>
-      <w:r>
-        <w:t xml:space="preserve">if "%~1"=="" (</w:t>
-      </w:r>
-    </w:p>
-    <w:p>
-      <w:pPr>
-        <w:pStyle w:val="SourceCode"/>
-        <w:spacing w:before="0" w:after="0" w:line="200" w:lineRule="auto"/>
-      </w:pPr>
-      <w:r>
-        <w:t xml:space="preserve">    echo Використання: %~n0 ^&lt;файл^&gt;</w:t>
-      </w:r>
-    </w:p>
-    <w:p>
-      <w:pPr>
-        <w:pStyle w:val="SourceCode"/>
-        <w:spacing w:before="0" w:after="0" w:line="200" w:lineRule="auto"/>
-      </w:pPr>
-      <w:r>
-        <w:t xml:space="preserve">    exit /b 1</w:t>
-      </w:r>
-    </w:p>
-    <w:p>
-      <w:pPr>
-        <w:pStyle w:val="SourceCode"/>
-        <w:spacing w:before="0" w:after="0" w:line="200" w:lineRule="auto"/>
-      </w:pPr>
-      <w:r>
-        <w:t xml:space="preserve">)</w:t>
-      </w:r>
-    </w:p>
-    <w:p>
-      <w:pPr>
-        <w:pStyle w:val="SourceCode"/>
-        <w:spacing w:before="0" w:after="0" w:line="200" w:lineRule="auto"/>
-      </w:pPr>
-      <w:r>
-        <w:t xml:space="preserve">if not exist "%~1" (</w:t>
-      </w:r>
-    </w:p>
-    <w:p>
-      <w:pPr>
-        <w:pStyle w:val="SourceCode"/>
-        <w:spacing w:before="0" w:after="0" w:line="200" w:lineRule="auto"/>
-      </w:pPr>
-      <w:r>
-        <w:t xml:space="preserve">    echo Файл "%~1" не знайдено</w:t>
-      </w:r>
-    </w:p>
-    <w:p>
-      <w:pPr>
-        <w:pStyle w:val="SourceCode"/>
-        <w:spacing w:before="0" w:after="0" w:line="200" w:lineRule="auto"/>
-      </w:pPr>
-      <w:r>
-        <w:t xml:space="preserve">    exit /b 2</w:t>
-      </w:r>
-    </w:p>
-    <w:p>
-      <w:pPr>
-        <w:pStyle w:val="SourceCode"/>
-        <w:spacing w:before="0" w:after="0" w:line="200" w:lineRule="auto"/>
-      </w:pPr>
-      <w:r>
-        <w:t xml:space="preserve">)</w:t>
-      </w:r>
-    </w:p>
-    <w:p>
-      <w:pPr>
-        <w:pStyle w:val="SourceCode"/>
-        <w:spacing w:before="0" w:after="0" w:line="200" w:lineRule="auto"/>
-      </w:pPr>
-      <w:r>
-        <w:t xml:space="preserve">echo Ім'я:        %~n1</w:t>
-      </w:r>
-    </w:p>
-    <w:p>
-      <w:pPr>
-        <w:pStyle w:val="SourceCode"/>
-        <w:spacing w:before="0" w:after="0" w:line="200" w:lineRule="auto"/>
-      </w:pPr>
-      <w:r>
-        <w:t xml:space="preserve">echo Розширення:  %~x1</w:t>
-      </w:r>
-    </w:p>
-    <w:p>
-      <w:pPr>
-        <w:pStyle w:val="SourceCode"/>
-        <w:spacing w:before="0" w:after="0" w:line="200" w:lineRule="auto"/>
-      </w:pPr>
-      <w:r>
-        <w:t xml:space="preserve">echo Розмір:      %~z1 байт</w:t>
-      </w:r>
-    </w:p>
-    <w:p>
-      <w:pPr>
-        <w:pStyle w:val="SourceCode"/>
-        <w:spacing w:before="0" w:after="0" w:line="200" w:lineRule="auto"/>
-      </w:pPr>
-      <w:r>
-        <w:t xml:space="preserve">echo Змінено:     %~t1</w:t>
-      </w:r>
-    </w:p>
-    <w:p>
-      <w:pPr>
-        <w:pStyle w:val="SourceCode"/>
-        <w:spacing w:before="0" w:after="120" w:line="200" w:lineRule="auto"/>
-      </w:pPr>
-      <w:r>
-        <w:t xml:space="preserve">exit /b 0</w:t>
-      </w:r>
-    </w:p>
-    <w:p>
-      <w:pPr>
-        <w:pStyle w:val="SourceCode"/>
-        <w:spacing w:before="120" w:after="0" w:line="200" w:lineRule="auto"/>
-      </w:pPr>
-      <w:r>
-        <w:t xml:space="preserve">C:\...\LAB3&gt; info.bat</w:t>
-      </w:r>
-    </w:p>
-    <w:p>
-      <w:pPr>
-        <w:pStyle w:val="SourceCode"/>
-        <w:spacing w:before="0" w:after="0" w:line="200" w:lineRule="auto"/>
-      </w:pPr>
-      <w:r>
-        <w:t xml:space="preserve">Використання: info ^&lt;файл^&gt;</w:t>
-      </w:r>
-    </w:p>
-    <w:p>
-      <w:pPr>
-        <w:pStyle w:val="SourceCode"/>
-        <w:spacing w:before="0" w:after="0" w:line="200" w:lineRule="auto"/>
-      </w:pPr>
-      <w:r>
-        <w:t xml:space="preserve">C:\...\LAB3&gt; echo %errorlevel%</w:t>
-      </w:r>
-    </w:p>
-    <w:p>
-      <w:pPr>
-        <w:pStyle w:val="SourceCode"/>
-        <w:spacing w:before="0" w:after="0" w:line="200" w:lineRule="auto"/>
-      </w:pPr>
-      <w:r>
-        <w:t xml:space="preserve">1</w:t>
-      </w:r>
-    </w:p>
-    <w:p>
-      <w:pPr>
-        <w:pStyle w:val="SourceCode"/>
-        <w:spacing w:before="0" w:after="0" w:line="200" w:lineRule="auto"/>
-      </w:pPr>
-    </w:p>
-    <w:p>
-      <w:pPr>
-        <w:pStyle w:val="SourceCode"/>
-        <w:spacing w:before="0" w:after="0" w:line="200" w:lineRule="auto"/>
-      </w:pPr>
-      <w:r>
-        <w:t xml:space="preserve">C:\...\LAB3&gt; info.bat src\hosts.txt</w:t>
-      </w:r>
-    </w:p>
-    <w:p>
-      <w:pPr>
-        <w:pStyle w:val="SourceCode"/>
-        <w:spacing w:before="0" w:after="0" w:line="200" w:lineRule="auto"/>
-      </w:pPr>
-      <w:r>
-        <w:t xml:space="preserve">Ім'я:        hosts</w:t>
-      </w:r>
-    </w:p>
-    <w:p>
-      <w:pPr>
-        <w:pStyle w:val="SourceCode"/>
-        <w:spacing w:before="0" w:after="0" w:line="200" w:lineRule="auto"/>
-      </w:pPr>
-      <w:r>
-        <w:t xml:space="preserve">Розширення:  .txt</w:t>
-      </w:r>
-    </w:p>
-    <w:p>
-      <w:pPr>
-        <w:pStyle w:val="SourceCode"/>
-        <w:spacing w:before="0" w:after="0" w:line="200" w:lineRule="auto"/>
-      </w:pPr>
-      <w:r>
-        <w:t xml:space="preserve">Розмір:      824 байт</w:t>
-      </w:r>
-    </w:p>
-    <w:p>
-      <w:pPr>
-        <w:pStyle w:val="SourceCode"/>
-        <w:spacing w:before="0" w:after="0" w:line="200" w:lineRule="auto"/>
-      </w:pPr>
-      <w:r>
-        <w:t xml:space="preserve">Змінено:     17.09.2026 21:40</w:t>
-      </w:r>
-    </w:p>
-    <w:p>
-      <w:pPr>
-        <w:pStyle w:val="SourceCode"/>
-        <w:spacing w:before="0" w:after="0" w:line="200" w:lineRule="auto"/>
-      </w:pPr>
-      <w:r>
-        <w:t xml:space="preserve">C:\...\LAB3&gt; echo %errorlevel%</w:t>
-      </w:r>
-    </w:p>
-    <w:p>
-      <w:pPr>
-        <w:pStyle w:val="SourceCode"/>
-        <w:spacing w:before="0" w:after="120" w:line="200" w:lineRule="auto"/>
-      </w:pPr>
-      <w:r>
-        <w:t xml:space="preserve">0</w:t>
-      </w:r>
+        <w:spacing w:before="0" w:after="0" w:line="120" w:lineRule="exact"/>
+        <w:rPr>
+          <w:sz w:val="4"/>
+          <w:szCs w:val="4"/>
+        </w:rPr>
+      </w:pPr>
+    </w:p>
+    <w:tbl>
+      <w:tblPr>
+        <w:tblStyle w:val="SourceCodeTable"/>
+        <w:tblW w:type="dxa" w:w="9637"/>
+        <w:tblInd w:w="0" w:type="dxa"/>
+        <w:tblBorders>
+          <w:top w:color="BFBFBF" w:space="0" w:sz="4" w:val="single"/>
+          <w:left w:color="BFBFBF" w:space="0" w:sz="4" w:val="single"/>
+          <w:bottom w:color="BFBFBF" w:space="0" w:sz="4" w:val="single"/>
+          <w:right w:color="BFBFBF" w:space="0" w:sz="4" w:val="single"/>
+        </w:tblBorders>
+        <w:tblLayout w:type="fixed"/>
+        <w:tblCellMar>
+          <w:top w:type="dxa" w:w="113"/>
+          <w:left w:type="dxa" w:w="113"/>
+          <w:bottom w:type="dxa" w:w="113"/>
+          <w:right w:type="dxa" w:w="113"/>
+        </w:tblCellMar>
+        <w:tblLook w:val="0000" w:firstRow="0" w:lastRow="0" w:firstColumn="0" w:lastColumn="0" w:noHBand="1" w:noVBand="1"/>
+      </w:tblPr>
+      <w:tblGrid>
+        <w:gridCol w:w="9637"/>
+      </w:tblGrid>
+      <w:tr>
+        <w:tc>
+          <w:tcPr>
+            <w:tcW w:type="dxa" w:w="9637"/>
+          </w:tcPr>
+          <w:p>
+            <w:pPr>
+              <w:pStyle w:val="SourceCode"/>
+              <w:spacing w:before="0" w:after="0" w:line="200" w:lineRule="auto"/>
+            </w:pPr>
+            <w:r>
+              <w:t xml:space="preserve">@echo off</w:t>
+            </w:r>
+          </w:p>
+          <w:p>
+            <w:pPr>
+              <w:pStyle w:val="SourceCode"/>
+              <w:spacing w:before="0" w:after="0" w:line="200" w:lineRule="auto"/>
+            </w:pPr>
+            <w:r>
+              <w:t xml:space="preserve">chcp 65001 &gt; nul</w:t>
+            </w:r>
+          </w:p>
+          <w:p>
+            <w:pPr>
+              <w:pStyle w:val="SourceCode"/>
+              <w:spacing w:before="0" w:after="0" w:line="200" w:lineRule="auto"/>
+            </w:pPr>
+            <w:r>
+              <w:t xml:space="preserve">if "%~1"=="" (</w:t>
+            </w:r>
+          </w:p>
+          <w:p>
+            <w:pPr>
+              <w:pStyle w:val="SourceCode"/>
+              <w:spacing w:before="0" w:after="0" w:line="200" w:lineRule="auto"/>
+            </w:pPr>
+            <w:r>
+              <w:t xml:space="preserve">    echo Використання: %~n0 ^&lt;файл^&gt;</w:t>
+            </w:r>
+          </w:p>
+          <w:p>
+            <w:pPr>
+              <w:pStyle w:val="SourceCode"/>
+              <w:spacing w:before="0" w:after="0" w:line="200" w:lineRule="auto"/>
+            </w:pPr>
+            <w:r>
+              <w:t xml:space="preserve">    exit /b 1</w:t>
+            </w:r>
+          </w:p>
+          <w:p>
+            <w:pPr>
+              <w:pStyle w:val="SourceCode"/>
+              <w:spacing w:before="0" w:after="0" w:line="200" w:lineRule="auto"/>
+            </w:pPr>
+            <w:r>
+              <w:t xml:space="preserve">)</w:t>
+            </w:r>
+          </w:p>
+          <w:p>
+            <w:pPr>
+              <w:pStyle w:val="SourceCode"/>
+              <w:spacing w:before="0" w:after="0" w:line="200" w:lineRule="auto"/>
+            </w:pPr>
+            <w:r>
+              <w:t xml:space="preserve">if not exist "%~1" (</w:t>
+            </w:r>
+          </w:p>
+          <w:p>
+            <w:pPr>
+              <w:pStyle w:val="SourceCode"/>
+              <w:spacing w:before="0" w:after="0" w:line="200" w:lineRule="auto"/>
+            </w:pPr>
+            <w:r>
+              <w:t xml:space="preserve">    echo Файл "%~1" не знайдено</w:t>
+            </w:r>
+          </w:p>
+          <w:p>
+            <w:pPr>
+              <w:pStyle w:val="SourceCode"/>
+              <w:spacing w:before="0" w:after="0" w:line="200" w:lineRule="auto"/>
+            </w:pPr>
+            <w:r>
+              <w:t xml:space="preserve">    exit /b 2</w:t>
+            </w:r>
+          </w:p>
+          <w:p>
+            <w:pPr>
+              <w:pStyle w:val="SourceCode"/>
+              <w:spacing w:before="0" w:after="0" w:line="200" w:lineRule="auto"/>
+            </w:pPr>
+            <w:r>
+              <w:t xml:space="preserve">)</w:t>
+            </w:r>
+          </w:p>
+          <w:p>
+            <w:pPr>
+              <w:pStyle w:val="SourceCode"/>
+              <w:spacing w:before="0" w:after="0" w:line="200" w:lineRule="auto"/>
+            </w:pPr>
+            <w:r>
+              <w:t xml:space="preserve">echo Ім'я:        %~n1</w:t>
+            </w:r>
+          </w:p>
+          <w:p>
+            <w:pPr>
+              <w:pStyle w:val="SourceCode"/>
+              <w:spacing w:before="0" w:after="0" w:line="200" w:lineRule="auto"/>
+            </w:pPr>
+            <w:r>
+              <w:t xml:space="preserve">echo Розширення:  %~x1</w:t>
+            </w:r>
+          </w:p>
+          <w:p>
+            <w:pPr>
+              <w:pStyle w:val="SourceCode"/>
+              <w:spacing w:before="0" w:after="0" w:line="200" w:lineRule="auto"/>
+            </w:pPr>
+            <w:r>
+              <w:t xml:space="preserve">echo Розмір:      %~z1 байт</w:t>
+            </w:r>
+          </w:p>
+          <w:p>
+            <w:pPr>
+              <w:pStyle w:val="SourceCode"/>
+              <w:spacing w:before="0" w:after="0" w:line="200" w:lineRule="auto"/>
+            </w:pPr>
+            <w:r>
+              <w:t xml:space="preserve">echo Змінено:     %~t1</w:t>
+            </w:r>
+          </w:p>
+          <w:p>
+            <w:pPr>
+              <w:pStyle w:val="SourceCode"/>
+              <w:spacing w:before="0" w:after="0" w:line="200" w:lineRule="auto"/>
+            </w:pPr>
+            <w:r>
+              <w:t xml:space="preserve">exit /b 0</w:t>
+            </w:r>
+          </w:p>
+        </w:tc>
+      </w:tr>
+    </w:tbl>
+    <w:p>
+      <w:pPr>
+        <w:spacing w:before="0" w:after="0" w:line="120" w:lineRule="exact"/>
+        <w:rPr>
+          <w:sz w:val="4"/>
+          <w:szCs w:val="4"/>
+        </w:rPr>
+      </w:pPr>
+    </w:p>
+    <w:p>
+      <w:pPr>
+        <w:spacing w:before="0" w:after="0" w:line="120" w:lineRule="exact"/>
+        <w:rPr>
+          <w:sz w:val="4"/>
+          <w:szCs w:val="4"/>
+        </w:rPr>
+      </w:pPr>
+    </w:p>
+    <w:tbl>
+      <w:tblPr>
+        <w:tblStyle w:val="SourceCodeTable"/>
+        <w:tblW w:type="dxa" w:w="9637"/>
+        <w:tblInd w:w="0" w:type="dxa"/>
+        <w:tblBorders>
+          <w:top w:color="BFBFBF" w:space="0" w:sz="4" w:val="single"/>
+          <w:left w:color="BFBFBF" w:space="0" w:sz="4" w:val="single"/>
+          <w:bottom w:color="BFBFBF" w:space="0" w:sz="4" w:val="single"/>
+          <w:right w:color="BFBFBF" w:space="0" w:sz="4" w:val="single"/>
+        </w:tblBorders>
+        <w:tblLayout w:type="fixed"/>
+        <w:tblCellMar>
+          <w:top w:type="dxa" w:w="113"/>
+          <w:left w:type="dxa" w:w="113"/>
+          <w:bottom w:type="dxa" w:w="113"/>
+          <w:right w:type="dxa" w:w="113"/>
+        </w:tblCellMar>
+        <w:tblLook w:val="0000" w:firstRow="0" w:lastRow="0" w:firstColumn="0" w:lastColumn="0" w:noHBand="1" w:noVBand="1"/>
+      </w:tblPr>
+      <w:tblGrid>
+        <w:gridCol w:w="9637"/>
+      </w:tblGrid>
+      <w:tr>
+        <w:tc>
+          <w:tcPr>
+            <w:tcW w:type="dxa" w:w="9637"/>
+          </w:tcPr>
+          <w:p>
+            <w:pPr>
+              <w:pStyle w:val="SourceCode"/>
+              <w:spacing w:before="0" w:after="0" w:line="200" w:lineRule="auto"/>
+            </w:pPr>
+            <w:r>
+              <w:t xml:space="preserve">C:\...\LAB3&gt; info.bat</w:t>
+            </w:r>
+          </w:p>
+          <w:p>
+            <w:pPr>
+              <w:pStyle w:val="SourceCode"/>
+              <w:spacing w:before="0" w:after="0" w:line="200" w:lineRule="auto"/>
+            </w:pPr>
+            <w:r>
+              <w:t xml:space="preserve">Використання: info ^&lt;файл^&gt;</w:t>
+            </w:r>
+          </w:p>
+          <w:p>
+            <w:pPr>
+              <w:pStyle w:val="SourceCode"/>
+              <w:spacing w:before="0" w:after="0" w:line="200" w:lineRule="auto"/>
+            </w:pPr>
+            <w:r>
+              <w:t xml:space="preserve">C:\...\LAB3&gt; echo %errorlevel%</w:t>
+            </w:r>
+          </w:p>
+          <w:p>
+            <w:pPr>
+              <w:pStyle w:val="SourceCode"/>
+              <w:spacing w:before="0" w:after="0" w:line="200" w:lineRule="auto"/>
+            </w:pPr>
+            <w:r>
+              <w:t xml:space="preserve">1</w:t>
+            </w:r>
+          </w:p>
+          <w:p>
+            <w:pPr>
+              <w:pStyle w:val="SourceCode"/>
+              <w:spacing w:before="0" w:after="0" w:line="200" w:lineRule="auto"/>
+            </w:pPr>
+          </w:p>
+          <w:p>
+            <w:pPr>
+              <w:pStyle w:val="SourceCode"/>
+              <w:spacing w:before="0" w:after="0" w:line="200" w:lineRule="auto"/>
+            </w:pPr>
+            <w:r>
+              <w:t xml:space="preserve">C:\...\LAB3&gt; info.bat src\hosts.txt</w:t>
+            </w:r>
+          </w:p>
+          <w:p>
+            <w:pPr>
+              <w:pStyle w:val="SourceCode"/>
+              <w:spacing w:before="0" w:after="0" w:line="200" w:lineRule="auto"/>
+            </w:pPr>
+            <w:r>
+              <w:t xml:space="preserve">Ім'я:        hosts</w:t>
+            </w:r>
+          </w:p>
+          <w:p>
+            <w:pPr>
+              <w:pStyle w:val="SourceCode"/>
+              <w:spacing w:before="0" w:after="0" w:line="200" w:lineRule="auto"/>
+            </w:pPr>
+            <w:r>
+              <w:t xml:space="preserve">Розширення:  .txt</w:t>
+            </w:r>
+          </w:p>
+          <w:p>
+            <w:pPr>
+              <w:pStyle w:val="SourceCode"/>
+              <w:spacing w:before="0" w:after="0" w:line="200" w:lineRule="auto"/>
+            </w:pPr>
+            <w:r>
+              <w:t xml:space="preserve">Розмір:      824 байт</w:t>
+            </w:r>
+          </w:p>
+          <w:p>
+            <w:pPr>
+              <w:pStyle w:val="SourceCode"/>
+              <w:spacing w:before="0" w:after="0" w:line="200" w:lineRule="auto"/>
+            </w:pPr>
+            <w:r>
+              <w:t xml:space="preserve">Змінено:     17.09.2026 21:40</w:t>
+            </w:r>
+          </w:p>
+          <w:p>
+            <w:pPr>
+              <w:pStyle w:val="SourceCode"/>
+              <w:spacing w:before="0" w:after="0" w:line="200" w:lineRule="auto"/>
+            </w:pPr>
+            <w:r>
+              <w:t xml:space="preserve">C:\...\LAB3&gt; echo %errorlevel%</w:t>
+            </w:r>
+          </w:p>
+          <w:p>
+            <w:pPr>
+              <w:pStyle w:val="SourceCode"/>
+              <w:spacing w:before="0" w:after="0" w:line="200" w:lineRule="auto"/>
+            </w:pPr>
+            <w:r>
+              <w:t xml:space="preserve">0</w:t>
+            </w:r>
+          </w:p>
+        </w:tc>
+      </w:tr>
+    </w:tbl>
+    <w:p>
+      <w:pPr>
+        <w:spacing w:before="0" w:after="0" w:line="120" w:lineRule="exact"/>
+        <w:rPr>
+          <w:sz w:val="4"/>
+          <w:szCs w:val="4"/>
+        </w:rPr>
+      </w:pPr>
     </w:p>
     <w:p>
       <w:pPr>
@@ -2706,159 +3343,257 @@
     </w:p>
     <w:p>
       <w:pPr>
-        <w:pStyle w:val="SourceCode"/>
-        <w:spacing w:before="120" w:after="0" w:line="200" w:lineRule="auto"/>
-      </w:pPr>
-      <w:r>
-        <w:t xml:space="preserve">@echo off</w:t>
-      </w:r>
-    </w:p>
-    <w:p>
-      <w:pPr>
-        <w:pStyle w:val="SourceCode"/>
-        <w:spacing w:before="0" w:after="0" w:line="200" w:lineRule="auto"/>
-      </w:pPr>
-      <w:r>
-        <w:t xml:space="preserve">chcp 65001 &gt; nul</w:t>
-      </w:r>
-    </w:p>
-    <w:p>
-      <w:pPr>
-        <w:pStyle w:val="SourceCode"/>
-        <w:spacing w:before="0" w:after="0" w:line="200" w:lineRule="auto"/>
-      </w:pPr>
-      <w:r>
-        <w:t xml:space="preserve">setlocal enabledelayedexpansion</w:t>
-      </w:r>
-    </w:p>
-    <w:p>
-      <w:pPr>
-        <w:pStyle w:val="SourceCode"/>
-        <w:spacing w:before="0" w:after="0" w:line="200" w:lineRule="auto"/>
-      </w:pPr>
-      <w:r>
-        <w:t xml:space="preserve">set count=0</w:t>
-      </w:r>
-    </w:p>
-    <w:p>
-      <w:pPr>
-        <w:pStyle w:val="SourceCode"/>
-        <w:spacing w:before="0" w:after="0" w:line="200" w:lineRule="auto"/>
-      </w:pPr>
-      <w:r>
-        <w:t xml:space="preserve">set /a bytes = 0</w:t>
-      </w:r>
-    </w:p>
-    <w:p>
-      <w:pPr>
-        <w:pStyle w:val="SourceCode"/>
-        <w:spacing w:before="0" w:after="0" w:line="200" w:lineRule="auto"/>
-      </w:pPr>
-    </w:p>
-    <w:p>
-      <w:pPr>
-        <w:pStyle w:val="SourceCode"/>
-        <w:spacing w:before="0" w:after="0" w:line="200" w:lineRule="auto"/>
-      </w:pPr>
-      <w:r>
-        <w:t xml:space="preserve">for %%f in ("%~dp0src\*.*") do (</w:t>
-      </w:r>
-    </w:p>
-    <w:p>
-      <w:pPr>
-        <w:pStyle w:val="SourceCode"/>
-        <w:spacing w:before="0" w:after="0" w:line="200" w:lineRule="auto"/>
-      </w:pPr>
-      <w:r>
-        <w:t xml:space="preserve">    set /a count += 1</w:t>
-      </w:r>
-    </w:p>
-    <w:p>
-      <w:pPr>
-        <w:pStyle w:val="SourceCode"/>
-        <w:spacing w:before="0" w:after="0" w:line="200" w:lineRule="auto"/>
-      </w:pPr>
-      <w:r>
-        <w:t xml:space="preserve">    set /a bytes += %%~zf</w:t>
-      </w:r>
-    </w:p>
-    <w:p>
-      <w:pPr>
-        <w:pStyle w:val="SourceCode"/>
-        <w:spacing w:before="0" w:after="0" w:line="200" w:lineRule="auto"/>
-      </w:pPr>
-      <w:r>
-        <w:t xml:space="preserve">    echo !count!^) %%~nxf — %%~zf байт</w:t>
-      </w:r>
-    </w:p>
-    <w:p>
-      <w:pPr>
-        <w:pStyle w:val="SourceCode"/>
-        <w:spacing w:before="0" w:after="0" w:line="200" w:lineRule="auto"/>
-      </w:pPr>
-      <w:r>
-        <w:t xml:space="preserve">)</w:t>
-      </w:r>
-    </w:p>
-    <w:p>
-      <w:pPr>
-        <w:pStyle w:val="SourceCode"/>
-        <w:spacing w:before="0" w:after="0" w:line="200" w:lineRule="auto"/>
-      </w:pPr>
-    </w:p>
-    <w:p>
-      <w:pPr>
-        <w:pStyle w:val="SourceCode"/>
-        <w:spacing w:before="0" w:after="0" w:line="200" w:lineRule="auto"/>
-      </w:pPr>
-      <w:r>
-        <w:t xml:space="preserve">echo Файлів: !count!, загальний обсяг: !bytes! байт</w:t>
-      </w:r>
-    </w:p>
-    <w:p>
-      <w:pPr>
-        <w:pStyle w:val="SourceCode"/>
-        <w:spacing w:before="0" w:after="120" w:line="200" w:lineRule="auto"/>
-      </w:pPr>
-      <w:r>
-        <w:t xml:space="preserve">endlocal</w:t>
-      </w:r>
-    </w:p>
-    <w:p>
-      <w:pPr>
-        <w:pStyle w:val="SourceCode"/>
-        <w:spacing w:before="120" w:after="0" w:line="200" w:lineRule="auto"/>
-      </w:pPr>
-      <w:r>
-        <w:t xml:space="preserve">C:\...\LAB3&gt; count.bat</w:t>
-      </w:r>
-    </w:p>
-    <w:p>
-      <w:pPr>
-        <w:pStyle w:val="SourceCode"/>
-        <w:spacing w:before="0" w:after="0" w:line="200" w:lineRule="auto"/>
-      </w:pPr>
-      <w:r>
-        <w:t xml:space="preserve">1) hosts.txt — 824 байт</w:t>
-      </w:r>
-    </w:p>
-    <w:p>
-      <w:pPr>
-        <w:pStyle w:val="SourceCode"/>
-        <w:spacing w:before="0" w:after="0" w:line="200" w:lineRule="auto"/>
-      </w:pPr>
-      <w:r>
-        <w:t xml:space="preserve">2) readme.txt — 132 байт</w:t>
-      </w:r>
-    </w:p>
-    <w:p>
-      <w:pPr>
-        <w:pStyle w:val="SourceCode"/>
-        <w:spacing w:before="0" w:after="120" w:line="200" w:lineRule="auto"/>
-      </w:pPr>
-      <w:r>
-        <w:t xml:space="preserve">Файлів: 2, загальний обсяг: 956 байт</w:t>
-      </w:r>
+        <w:spacing w:before="0" w:after="0" w:line="120" w:lineRule="exact"/>
+        <w:rPr>
+          <w:sz w:val="4"/>
+          <w:szCs w:val="4"/>
+        </w:rPr>
+      </w:pPr>
+    </w:p>
+    <w:tbl>
+      <w:tblPr>
+        <w:tblStyle w:val="SourceCodeTable"/>
+        <w:tblW w:type="dxa" w:w="9637"/>
+        <w:tblInd w:w="0" w:type="dxa"/>
+        <w:tblBorders>
+          <w:top w:color="BFBFBF" w:space="0" w:sz="4" w:val="single"/>
+          <w:left w:color="BFBFBF" w:space="0" w:sz="4" w:val="single"/>
+          <w:bottom w:color="BFBFBF" w:space="0" w:sz="4" w:val="single"/>
+          <w:right w:color="BFBFBF" w:space="0" w:sz="4" w:val="single"/>
+        </w:tblBorders>
+        <w:tblLayout w:type="fixed"/>
+        <w:tblCellMar>
+          <w:top w:type="dxa" w:w="113"/>
+          <w:left w:type="dxa" w:w="113"/>
+          <w:bottom w:type="dxa" w:w="113"/>
+          <w:right w:type="dxa" w:w="113"/>
+        </w:tblCellMar>
+        <w:tblLook w:val="0000" w:firstRow="0" w:lastRow="0" w:firstColumn="0" w:lastColumn="0" w:noHBand="1" w:noVBand="1"/>
+      </w:tblPr>
+      <w:tblGrid>
+        <w:gridCol w:w="9637"/>
+      </w:tblGrid>
+      <w:tr>
+        <w:tc>
+          <w:tcPr>
+            <w:tcW w:type="dxa" w:w="9637"/>
+          </w:tcPr>
+          <w:p>
+            <w:pPr>
+              <w:pStyle w:val="SourceCode"/>
+              <w:spacing w:before="0" w:after="0" w:line="200" w:lineRule="auto"/>
+            </w:pPr>
+            <w:r>
+              <w:t xml:space="preserve">@echo off</w:t>
+            </w:r>
+          </w:p>
+          <w:p>
+            <w:pPr>
+              <w:pStyle w:val="SourceCode"/>
+              <w:spacing w:before="0" w:after="0" w:line="200" w:lineRule="auto"/>
+            </w:pPr>
+            <w:r>
+              <w:t xml:space="preserve">chcp 65001 &gt; nul</w:t>
+            </w:r>
+          </w:p>
+          <w:p>
+            <w:pPr>
+              <w:pStyle w:val="SourceCode"/>
+              <w:spacing w:before="0" w:after="0" w:line="200" w:lineRule="auto"/>
+            </w:pPr>
+            <w:r>
+              <w:t xml:space="preserve">setlocal enabledelayedexpansion</w:t>
+            </w:r>
+          </w:p>
+          <w:p>
+            <w:pPr>
+              <w:pStyle w:val="SourceCode"/>
+              <w:spacing w:before="0" w:after="0" w:line="200" w:lineRule="auto"/>
+            </w:pPr>
+            <w:r>
+              <w:t xml:space="preserve">set count=0</w:t>
+            </w:r>
+          </w:p>
+          <w:p>
+            <w:pPr>
+              <w:pStyle w:val="SourceCode"/>
+              <w:spacing w:before="0" w:after="0" w:line="200" w:lineRule="auto"/>
+            </w:pPr>
+            <w:r>
+              <w:t xml:space="preserve">set /a bytes = 0</w:t>
+            </w:r>
+          </w:p>
+          <w:p>
+            <w:pPr>
+              <w:pStyle w:val="SourceCode"/>
+              <w:spacing w:before="0" w:after="0" w:line="200" w:lineRule="auto"/>
+            </w:pPr>
+          </w:p>
+          <w:p>
+            <w:pPr>
+              <w:pStyle w:val="SourceCode"/>
+              <w:spacing w:before="0" w:after="0" w:line="200" w:lineRule="auto"/>
+            </w:pPr>
+            <w:r>
+              <w:t xml:space="preserve">for %%f in ("%~dp0src\*.*") do (</w:t>
+            </w:r>
+          </w:p>
+          <w:p>
+            <w:pPr>
+              <w:pStyle w:val="SourceCode"/>
+              <w:spacing w:before="0" w:after="0" w:line="200" w:lineRule="auto"/>
+            </w:pPr>
+            <w:r>
+              <w:t xml:space="preserve">    set /a count += 1</w:t>
+            </w:r>
+          </w:p>
+          <w:p>
+            <w:pPr>
+              <w:pStyle w:val="SourceCode"/>
+              <w:spacing w:before="0" w:after="0" w:line="200" w:lineRule="auto"/>
+            </w:pPr>
+            <w:r>
+              <w:t xml:space="preserve">    set /a bytes += %%~zf</w:t>
+            </w:r>
+          </w:p>
+          <w:p>
+            <w:pPr>
+              <w:pStyle w:val="SourceCode"/>
+              <w:spacing w:before="0" w:after="0" w:line="200" w:lineRule="auto"/>
+            </w:pPr>
+            <w:r>
+              <w:t xml:space="preserve">    echo !count!^) %%~nxf — %%~zf байт</w:t>
+            </w:r>
+          </w:p>
+          <w:p>
+            <w:pPr>
+              <w:pStyle w:val="SourceCode"/>
+              <w:spacing w:before="0" w:after="0" w:line="200" w:lineRule="auto"/>
+            </w:pPr>
+            <w:r>
+              <w:t xml:space="preserve">)</w:t>
+            </w:r>
+          </w:p>
+          <w:p>
+            <w:pPr>
+              <w:pStyle w:val="SourceCode"/>
+              <w:spacing w:before="0" w:after="0" w:line="200" w:lineRule="auto"/>
+            </w:pPr>
+          </w:p>
+          <w:p>
+            <w:pPr>
+              <w:pStyle w:val="SourceCode"/>
+              <w:spacing w:before="0" w:after="0" w:line="200" w:lineRule="auto"/>
+            </w:pPr>
+            <w:r>
+              <w:t xml:space="preserve">echo Файлів: !count!, загальний обсяг: !bytes! байт</w:t>
+            </w:r>
+          </w:p>
+          <w:p>
+            <w:pPr>
+              <w:pStyle w:val="SourceCode"/>
+              <w:spacing w:before="0" w:after="0" w:line="200" w:lineRule="auto"/>
+            </w:pPr>
+            <w:r>
+              <w:t xml:space="preserve">endlocal</w:t>
+            </w:r>
+          </w:p>
+        </w:tc>
+      </w:tr>
+    </w:tbl>
+    <w:p>
+      <w:pPr>
+        <w:spacing w:before="0" w:after="0" w:line="120" w:lineRule="exact"/>
+        <w:rPr>
+          <w:sz w:val="4"/>
+          <w:szCs w:val="4"/>
+        </w:rPr>
+      </w:pPr>
+    </w:p>
+    <w:p>
+      <w:pPr>
+        <w:spacing w:before="0" w:after="0" w:line="120" w:lineRule="exact"/>
+        <w:rPr>
+          <w:sz w:val="4"/>
+          <w:szCs w:val="4"/>
+        </w:rPr>
+      </w:pPr>
+    </w:p>
+    <w:tbl>
+      <w:tblPr>
+        <w:tblStyle w:val="SourceCodeTable"/>
+        <w:tblW w:type="dxa" w:w="9637"/>
+        <w:tblInd w:w="0" w:type="dxa"/>
+        <w:tblBorders>
+          <w:top w:color="BFBFBF" w:space="0" w:sz="4" w:val="single"/>
+          <w:left w:color="BFBFBF" w:space="0" w:sz="4" w:val="single"/>
+          <w:bottom w:color="BFBFBF" w:space="0" w:sz="4" w:val="single"/>
+          <w:right w:color="BFBFBF" w:space="0" w:sz="4" w:val="single"/>
+        </w:tblBorders>
+        <w:tblLayout w:type="fixed"/>
+        <w:tblCellMar>
+          <w:top w:type="dxa" w:w="113"/>
+          <w:left w:type="dxa" w:w="113"/>
+          <w:bottom w:type="dxa" w:w="113"/>
+          <w:right w:type="dxa" w:w="113"/>
+        </w:tblCellMar>
+        <w:tblLook w:val="0000" w:firstRow="0" w:lastRow="0" w:firstColumn="0" w:lastColumn="0" w:noHBand="1" w:noVBand="1"/>
+      </w:tblPr>
+      <w:tblGrid>
+        <w:gridCol w:w="9637"/>
+      </w:tblGrid>
+      <w:tr>
+        <w:tc>
+          <w:tcPr>
+            <w:tcW w:type="dxa" w:w="9637"/>
+          </w:tcPr>
+          <w:p>
+            <w:pPr>
+              <w:pStyle w:val="SourceCode"/>
+              <w:spacing w:before="0" w:after="0" w:line="200" w:lineRule="auto"/>
+            </w:pPr>
+            <w:r>
+              <w:t xml:space="preserve">C:\...\LAB3&gt; count.bat</w:t>
+            </w:r>
+          </w:p>
+          <w:p>
+            <w:pPr>
+              <w:pStyle w:val="SourceCode"/>
+              <w:spacing w:before="0" w:after="0" w:line="200" w:lineRule="auto"/>
+            </w:pPr>
+            <w:r>
+              <w:t xml:space="preserve">1) hosts.txt — 824 байт</w:t>
+            </w:r>
+          </w:p>
+          <w:p>
+            <w:pPr>
+              <w:pStyle w:val="SourceCode"/>
+              <w:spacing w:before="0" w:after="0" w:line="200" w:lineRule="auto"/>
+            </w:pPr>
+            <w:r>
+              <w:t xml:space="preserve">2) readme.txt — 132 байт</w:t>
+            </w:r>
+          </w:p>
+          <w:p>
+            <w:pPr>
+              <w:pStyle w:val="SourceCode"/>
+              <w:spacing w:before="0" w:after="0" w:line="200" w:lineRule="auto"/>
+            </w:pPr>
+            <w:r>
+              <w:t xml:space="preserve">Файлів: 2, загальний обсяг: 956 байт</w:t>
+            </w:r>
+          </w:p>
+        </w:tc>
+      </w:tr>
+    </w:tbl>
+    <w:p>
+      <w:pPr>
+        <w:spacing w:before="0" w:after="0" w:line="120" w:lineRule="exact"/>
+        <w:rPr>
+          <w:sz w:val="4"/>
+          <w:szCs w:val="4"/>
+        </w:rPr>
+      </w:pPr>
     </w:p>
     <w:p>
       <w:pPr>
@@ -2922,243 +3657,341 @@
     </w:p>
     <w:p>
       <w:pPr>
-        <w:pStyle w:val="SourceCode"/>
-        <w:spacing w:before="120" w:after="0" w:line="200" w:lineRule="auto"/>
-      </w:pPr>
-      <w:r>
-        <w:t xml:space="preserve">@echo off</w:t>
-      </w:r>
-    </w:p>
-    <w:p>
-      <w:pPr>
-        <w:pStyle w:val="SourceCode"/>
-        <w:spacing w:before="0" w:after="0" w:line="200" w:lineRule="auto"/>
-      </w:pPr>
-      <w:r>
-        <w:t xml:space="preserve">chcp 65001 &gt; nul</w:t>
-      </w:r>
-    </w:p>
-    <w:p>
-      <w:pPr>
-        <w:pStyle w:val="SourceCode"/>
-        <w:spacing w:before="0" w:after="0" w:line="200" w:lineRule="auto"/>
-      </w:pPr>
-      <w:r>
-        <w:t xml:space="preserve">setlocal</w:t>
-      </w:r>
-    </w:p>
-    <w:p>
-      <w:pPr>
-        <w:pStyle w:val="SourceCode"/>
-        <w:spacing w:before="0" w:after="0" w:line="200" w:lineRule="auto"/>
-      </w:pPr>
-      <w:r>
-        <w:t xml:space="preserve">set "src=%~dp0src"</w:t>
-      </w:r>
-    </w:p>
-    <w:p>
-      <w:pPr>
-        <w:pStyle w:val="SourceCode"/>
-        <w:spacing w:before="0" w:after="0" w:line="200" w:lineRule="auto"/>
-      </w:pPr>
-      <w:r>
-        <w:t xml:space="preserve">set "dst=%~dp0bak\%date:~6,4%-%date:~3,2%-%date:~0,2%"</w:t>
-      </w:r>
-    </w:p>
-    <w:p>
-      <w:pPr>
-        <w:pStyle w:val="SourceCode"/>
-        <w:spacing w:before="0" w:after="0" w:line="200" w:lineRule="auto"/>
-      </w:pPr>
-      <w:r>
-        <w:t xml:space="preserve">set "log=%~dp0logs\backup.log"</w:t>
-      </w:r>
-    </w:p>
-    <w:p>
-      <w:pPr>
-        <w:pStyle w:val="SourceCode"/>
-        <w:spacing w:before="0" w:after="0" w:line="200" w:lineRule="auto"/>
-      </w:pPr>
-    </w:p>
-    <w:p>
-      <w:pPr>
-        <w:pStyle w:val="SourceCode"/>
-        <w:spacing w:before="0" w:after="0" w:line="200" w:lineRule="auto"/>
-      </w:pPr>
-      <w:r>
-        <w:t xml:space="preserve">call :log Початок копіювання з "%src%"</w:t>
-      </w:r>
-    </w:p>
-    <w:p>
-      <w:pPr>
-        <w:pStyle w:val="SourceCode"/>
-        <w:spacing w:before="0" w:after="0" w:line="200" w:lineRule="auto"/>
-      </w:pPr>
-      <w:r>
-        <w:t xml:space="preserve">if not exist "%dst%" md "%dst%"</w:t>
-      </w:r>
-    </w:p>
-    <w:p>
-      <w:pPr>
-        <w:pStyle w:val="SourceCode"/>
-        <w:spacing w:before="0" w:after="0" w:line="200" w:lineRule="auto"/>
-      </w:pPr>
-    </w:p>
-    <w:p>
-      <w:pPr>
-        <w:pStyle w:val="SourceCode"/>
-        <w:spacing w:before="0" w:after="0" w:line="200" w:lineRule="auto"/>
-      </w:pPr>
-      <w:r>
-        <w:t xml:space="preserve">robocopy "%src%" "%dst%" /e /njh /njs /ndl &gt;&gt; "%log%"</w:t>
-      </w:r>
-    </w:p>
-    <w:p>
-      <w:pPr>
-        <w:pStyle w:val="SourceCode"/>
-        <w:spacing w:before="0" w:after="0" w:line="200" w:lineRule="auto"/>
-      </w:pPr>
-      <w:r>
-        <w:t xml:space="preserve">if %errorlevel% geq 8 (</w:t>
-      </w:r>
-    </w:p>
-    <w:p>
-      <w:pPr>
-        <w:pStyle w:val="SourceCode"/>
-        <w:spacing w:before="0" w:after="0" w:line="200" w:lineRule="auto"/>
-      </w:pPr>
-      <w:r>
-        <w:t xml:space="preserve">    call :log ПОМИЛКА robocopy, код %errorlevel%</w:t>
-      </w:r>
-    </w:p>
-    <w:p>
-      <w:pPr>
-        <w:pStyle w:val="SourceCode"/>
-        <w:spacing w:before="0" w:after="0" w:line="200" w:lineRule="auto"/>
-      </w:pPr>
-      <w:r>
-        <w:t xml:space="preserve">    endlocal</w:t>
-      </w:r>
-    </w:p>
-    <w:p>
-      <w:pPr>
-        <w:pStyle w:val="SourceCode"/>
-        <w:spacing w:before="0" w:after="0" w:line="200" w:lineRule="auto"/>
-      </w:pPr>
-      <w:r>
-        <w:t xml:space="preserve">    exit /b %errorlevel%</w:t>
-      </w:r>
-    </w:p>
-    <w:p>
-      <w:pPr>
-        <w:pStyle w:val="SourceCode"/>
-        <w:spacing w:before="0" w:after="0" w:line="200" w:lineRule="auto"/>
-      </w:pPr>
-      <w:r>
-        <w:t xml:space="preserve">)</w:t>
-      </w:r>
-    </w:p>
-    <w:p>
-      <w:pPr>
-        <w:pStyle w:val="SourceCode"/>
-        <w:spacing w:before="0" w:after="0" w:line="200" w:lineRule="auto"/>
-      </w:pPr>
-    </w:p>
-    <w:p>
-      <w:pPr>
-        <w:pStyle w:val="SourceCode"/>
-        <w:spacing w:before="0" w:after="0" w:line="200" w:lineRule="auto"/>
-      </w:pPr>
-      <w:r>
-        <w:t xml:space="preserve">call :log Копію створено: "%dst%"</w:t>
-      </w:r>
-    </w:p>
-    <w:p>
-      <w:pPr>
-        <w:pStyle w:val="SourceCode"/>
-        <w:spacing w:before="0" w:after="0" w:line="200" w:lineRule="auto"/>
-      </w:pPr>
-      <w:r>
-        <w:t xml:space="preserve">endlocal</w:t>
-      </w:r>
-    </w:p>
-    <w:p>
-      <w:pPr>
-        <w:pStyle w:val="SourceCode"/>
-        <w:spacing w:before="0" w:after="0" w:line="200" w:lineRule="auto"/>
-      </w:pPr>
-      <w:r>
-        <w:t xml:space="preserve">exit /b 0</w:t>
-      </w:r>
-    </w:p>
-    <w:p>
-      <w:pPr>
-        <w:pStyle w:val="SourceCode"/>
-        <w:spacing w:before="0" w:after="0" w:line="200" w:lineRule="auto"/>
-      </w:pPr>
-    </w:p>
-    <w:p>
-      <w:pPr>
-        <w:pStyle w:val="SourceCode"/>
-        <w:spacing w:before="0" w:after="0" w:line="200" w:lineRule="auto"/>
-      </w:pPr>
-      <w:r>
-        <w:t xml:space="preserve">:log</w:t>
-      </w:r>
-    </w:p>
-    <w:p>
-      <w:pPr>
-        <w:pStyle w:val="SourceCode"/>
-        <w:spacing w:before="0" w:after="0" w:line="200" w:lineRule="auto"/>
-      </w:pPr>
-      <w:r>
-        <w:t xml:space="preserve">echo [%date% %time%] %* &gt;&gt; "%~dp0logs\backup.log"</w:t>
-      </w:r>
-    </w:p>
-    <w:p>
-      <w:pPr>
-        <w:pStyle w:val="SourceCode"/>
-        <w:spacing w:before="0" w:after="120" w:line="200" w:lineRule="auto"/>
-      </w:pPr>
-      <w:r>
-        <w:t xml:space="preserve">goto :eof</w:t>
-      </w:r>
-    </w:p>
-    <w:p>
-      <w:pPr>
-        <w:pStyle w:val="SourceCode"/>
-        <w:spacing w:before="120" w:after="0" w:line="200" w:lineRule="auto"/>
-      </w:pPr>
-      <w:r>
-        <w:t xml:space="preserve">C:\...\LAB3&gt; backup.bat</w:t>
-      </w:r>
-    </w:p>
-    <w:p>
-      <w:pPr>
-        <w:pStyle w:val="SourceCode"/>
-        <w:spacing w:before="0" w:after="0" w:line="200" w:lineRule="auto"/>
-      </w:pPr>
-      <w:r>
-        <w:t xml:space="preserve">C:\...\LAB3&gt; type logs\backup.log</w:t>
-      </w:r>
-    </w:p>
-    <w:p>
-      <w:pPr>
-        <w:pStyle w:val="SourceCode"/>
-        <w:spacing w:before="0" w:after="0" w:line="200" w:lineRule="auto"/>
-      </w:pPr>
-      <w:r>
-        <w:t xml:space="preserve">[17.09.2026 22:03:11,45] Початок копіювання з "C:\Users\Student\Desktop\LAB3\src"</w:t>
-      </w:r>
-    </w:p>
-    <w:p>
-      <w:pPr>
-        <w:pStyle w:val="SourceCode"/>
-        <w:spacing w:before="0" w:after="120" w:line="200" w:lineRule="auto"/>
-      </w:pPr>
-      <w:r>
-        <w:t xml:space="preserve">[17.09.2026 22:03:11,63] Копію створено: "C:\Users\Student\Desktop\LAB3\bak\2026-09-17"</w:t>
-      </w:r>
+        <w:spacing w:before="0" w:after="0" w:line="120" w:lineRule="exact"/>
+        <w:rPr>
+          <w:sz w:val="4"/>
+          <w:szCs w:val="4"/>
+        </w:rPr>
+      </w:pPr>
+    </w:p>
+    <w:tbl>
+      <w:tblPr>
+        <w:tblStyle w:val="SourceCodeTable"/>
+        <w:tblW w:type="dxa" w:w="9637"/>
+        <w:tblInd w:w="0" w:type="dxa"/>
+        <w:tblBorders>
+          <w:top w:color="BFBFBF" w:space="0" w:sz="4" w:val="single"/>
+          <w:left w:color="BFBFBF" w:space="0" w:sz="4" w:val="single"/>
+          <w:bottom w:color="BFBFBF" w:space="0" w:sz="4" w:val="single"/>
+          <w:right w:color="BFBFBF" w:space="0" w:sz="4" w:val="single"/>
+        </w:tblBorders>
+        <w:tblLayout w:type="fixed"/>
+        <w:tblCellMar>
+          <w:top w:type="dxa" w:w="113"/>
+          <w:left w:type="dxa" w:w="113"/>
+          <w:bottom w:type="dxa" w:w="113"/>
+          <w:right w:type="dxa" w:w="113"/>
+        </w:tblCellMar>
+        <w:tblLook w:val="0000" w:firstRow="0" w:lastRow="0" w:firstColumn="0" w:lastColumn="0" w:noHBand="1" w:noVBand="1"/>
+      </w:tblPr>
+      <w:tblGrid>
+        <w:gridCol w:w="9637"/>
+      </w:tblGrid>
+      <w:tr>
+        <w:tc>
+          <w:tcPr>
+            <w:tcW w:type="dxa" w:w="9637"/>
+          </w:tcPr>
+          <w:p>
+            <w:pPr>
+              <w:pStyle w:val="SourceCode"/>
+              <w:spacing w:before="0" w:after="0" w:line="200" w:lineRule="auto"/>
+            </w:pPr>
+            <w:r>
+              <w:t xml:space="preserve">@echo off</w:t>
+            </w:r>
+          </w:p>
+          <w:p>
+            <w:pPr>
+              <w:pStyle w:val="SourceCode"/>
+              <w:spacing w:before="0" w:after="0" w:line="200" w:lineRule="auto"/>
+            </w:pPr>
+            <w:r>
+              <w:t xml:space="preserve">chcp 65001 &gt; nul</w:t>
+            </w:r>
+          </w:p>
+          <w:p>
+            <w:pPr>
+              <w:pStyle w:val="SourceCode"/>
+              <w:spacing w:before="0" w:after="0" w:line="200" w:lineRule="auto"/>
+            </w:pPr>
+            <w:r>
+              <w:t xml:space="preserve">setlocal</w:t>
+            </w:r>
+          </w:p>
+          <w:p>
+            <w:pPr>
+              <w:pStyle w:val="SourceCode"/>
+              <w:spacing w:before="0" w:after="0" w:line="200" w:lineRule="auto"/>
+            </w:pPr>
+            <w:r>
+              <w:t xml:space="preserve">set "src=%~dp0src"</w:t>
+            </w:r>
+          </w:p>
+          <w:p>
+            <w:pPr>
+              <w:pStyle w:val="SourceCode"/>
+              <w:spacing w:before="0" w:after="0" w:line="200" w:lineRule="auto"/>
+            </w:pPr>
+            <w:r>
+              <w:t xml:space="preserve">set "dst=%~dp0bak\%date:~6,4%-%date:~3,2%-%date:~0,2%"</w:t>
+            </w:r>
+          </w:p>
+          <w:p>
+            <w:pPr>
+              <w:pStyle w:val="SourceCode"/>
+              <w:spacing w:before="0" w:after="0" w:line="200" w:lineRule="auto"/>
+            </w:pPr>
+            <w:r>
+              <w:t xml:space="preserve">set "log=%~dp0logs\backup.log"</w:t>
+            </w:r>
+          </w:p>
+          <w:p>
+            <w:pPr>
+              <w:pStyle w:val="SourceCode"/>
+              <w:spacing w:before="0" w:after="0" w:line="200" w:lineRule="auto"/>
+            </w:pPr>
+          </w:p>
+          <w:p>
+            <w:pPr>
+              <w:pStyle w:val="SourceCode"/>
+              <w:spacing w:before="0" w:after="0" w:line="200" w:lineRule="auto"/>
+            </w:pPr>
+            <w:r>
+              <w:t xml:space="preserve">call :log Джерело: "%src%"</w:t>
+            </w:r>
+          </w:p>
+          <w:p>
+            <w:pPr>
+              <w:pStyle w:val="SourceCode"/>
+              <w:spacing w:before="0" w:after="0" w:line="200" w:lineRule="auto"/>
+            </w:pPr>
+            <w:r>
+              <w:t xml:space="preserve">if not exist "%dst%" md "%dst%"</w:t>
+            </w:r>
+          </w:p>
+          <w:p>
+            <w:pPr>
+              <w:pStyle w:val="SourceCode"/>
+              <w:spacing w:before="0" w:after="0" w:line="200" w:lineRule="auto"/>
+            </w:pPr>
+          </w:p>
+          <w:p>
+            <w:pPr>
+              <w:pStyle w:val="SourceCode"/>
+              <w:spacing w:before="0" w:after="0" w:line="200" w:lineRule="auto"/>
+            </w:pPr>
+            <w:r>
+              <w:t xml:space="preserve">robocopy "%src%" "%dst%" /e /njh /njs /ndl &gt;&gt; "%log%"</w:t>
+            </w:r>
+          </w:p>
+          <w:p>
+            <w:pPr>
+              <w:pStyle w:val="SourceCode"/>
+              <w:spacing w:before="0" w:after="0" w:line="200" w:lineRule="auto"/>
+            </w:pPr>
+            <w:r>
+              <w:t xml:space="preserve">if %errorlevel% geq 8 (</w:t>
+            </w:r>
+          </w:p>
+          <w:p>
+            <w:pPr>
+              <w:pStyle w:val="SourceCode"/>
+              <w:spacing w:before="0" w:after="0" w:line="200" w:lineRule="auto"/>
+            </w:pPr>
+            <w:r>
+              <w:t xml:space="preserve">    call :log ПОМИЛКА robocopy, код %errorlevel%</w:t>
+            </w:r>
+          </w:p>
+          <w:p>
+            <w:pPr>
+              <w:pStyle w:val="SourceCode"/>
+              <w:spacing w:before="0" w:after="0" w:line="200" w:lineRule="auto"/>
+            </w:pPr>
+            <w:r>
+              <w:t xml:space="preserve">    endlocal</w:t>
+            </w:r>
+          </w:p>
+          <w:p>
+            <w:pPr>
+              <w:pStyle w:val="SourceCode"/>
+              <w:spacing w:before="0" w:after="0" w:line="200" w:lineRule="auto"/>
+            </w:pPr>
+            <w:r>
+              <w:t xml:space="preserve">    exit /b %errorlevel%</w:t>
+            </w:r>
+          </w:p>
+          <w:p>
+            <w:pPr>
+              <w:pStyle w:val="SourceCode"/>
+              <w:spacing w:before="0" w:after="0" w:line="200" w:lineRule="auto"/>
+            </w:pPr>
+            <w:r>
+              <w:t xml:space="preserve">)</w:t>
+            </w:r>
+          </w:p>
+          <w:p>
+            <w:pPr>
+              <w:pStyle w:val="SourceCode"/>
+              <w:spacing w:before="0" w:after="0" w:line="200" w:lineRule="auto"/>
+            </w:pPr>
+          </w:p>
+          <w:p>
+            <w:pPr>
+              <w:pStyle w:val="SourceCode"/>
+              <w:spacing w:before="0" w:after="0" w:line="200" w:lineRule="auto"/>
+            </w:pPr>
+            <w:r>
+              <w:t xml:space="preserve">call :log Призначення: "%dst%"</w:t>
+            </w:r>
+          </w:p>
+          <w:p>
+            <w:pPr>
+              <w:pStyle w:val="SourceCode"/>
+              <w:spacing w:before="0" w:after="0" w:line="200" w:lineRule="auto"/>
+            </w:pPr>
+            <w:r>
+              <w:t xml:space="preserve">endlocal</w:t>
+            </w:r>
+          </w:p>
+          <w:p>
+            <w:pPr>
+              <w:pStyle w:val="SourceCode"/>
+              <w:spacing w:before="0" w:after="0" w:line="200" w:lineRule="auto"/>
+            </w:pPr>
+            <w:r>
+              <w:t xml:space="preserve">exit /b 0</w:t>
+            </w:r>
+          </w:p>
+          <w:p>
+            <w:pPr>
+              <w:pStyle w:val="SourceCode"/>
+              <w:spacing w:before="0" w:after="0" w:line="200" w:lineRule="auto"/>
+            </w:pPr>
+          </w:p>
+          <w:p>
+            <w:pPr>
+              <w:pStyle w:val="SourceCode"/>
+              <w:spacing w:before="0" w:after="0" w:line="200" w:lineRule="auto"/>
+            </w:pPr>
+            <w:r>
+              <w:t xml:space="preserve">:log</w:t>
+            </w:r>
+          </w:p>
+          <w:p>
+            <w:pPr>
+              <w:pStyle w:val="SourceCode"/>
+              <w:spacing w:before="0" w:after="0" w:line="200" w:lineRule="auto"/>
+            </w:pPr>
+            <w:r>
+              <w:t xml:space="preserve">echo [%date% %time%] %* &gt;&gt; "%~dp0logs\backup.log"</w:t>
+            </w:r>
+          </w:p>
+          <w:p>
+            <w:pPr>
+              <w:pStyle w:val="SourceCode"/>
+              <w:spacing w:before="0" w:after="0" w:line="200" w:lineRule="auto"/>
+            </w:pPr>
+            <w:r>
+              <w:t xml:space="preserve">goto :eof</w:t>
+            </w:r>
+          </w:p>
+        </w:tc>
+      </w:tr>
+    </w:tbl>
+    <w:p>
+      <w:pPr>
+        <w:spacing w:before="0" w:after="0" w:line="120" w:lineRule="exact"/>
+        <w:rPr>
+          <w:sz w:val="4"/>
+          <w:szCs w:val="4"/>
+        </w:rPr>
+      </w:pPr>
+    </w:p>
+    <w:p>
+      <w:pPr>
+        <w:spacing w:before="0" w:after="0" w:line="120" w:lineRule="exact"/>
+        <w:rPr>
+          <w:sz w:val="4"/>
+          <w:szCs w:val="4"/>
+        </w:rPr>
+      </w:pPr>
+    </w:p>
+    <w:tbl>
+      <w:tblPr>
+        <w:tblStyle w:val="SourceCodeTable"/>
+        <w:tblW w:type="dxa" w:w="9637"/>
+        <w:tblInd w:w="0" w:type="dxa"/>
+        <w:tblBorders>
+          <w:top w:color="BFBFBF" w:space="0" w:sz="4" w:val="single"/>
+          <w:left w:color="BFBFBF" w:space="0" w:sz="4" w:val="single"/>
+          <w:bottom w:color="BFBFBF" w:space="0" w:sz="4" w:val="single"/>
+          <w:right w:color="BFBFBF" w:space="0" w:sz="4" w:val="single"/>
+        </w:tblBorders>
+        <w:tblLayout w:type="fixed"/>
+        <w:tblCellMar>
+          <w:top w:type="dxa" w:w="113"/>
+          <w:left w:type="dxa" w:w="113"/>
+          <w:bottom w:type="dxa" w:w="113"/>
+          <w:right w:type="dxa" w:w="113"/>
+        </w:tblCellMar>
+        <w:tblLook w:val="0000" w:firstRow="0" w:lastRow="0" w:firstColumn="0" w:lastColumn="0" w:noHBand="1" w:noVBand="1"/>
+      </w:tblPr>
+      <w:tblGrid>
+        <w:gridCol w:w="9637"/>
+      </w:tblGrid>
+      <w:tr>
+        <w:tc>
+          <w:tcPr>
+            <w:tcW w:type="dxa" w:w="9637"/>
+          </w:tcPr>
+          <w:p>
+            <w:pPr>
+              <w:pStyle w:val="SourceCode"/>
+              <w:spacing w:before="0" w:after="0" w:line="200" w:lineRule="auto"/>
+            </w:pPr>
+            <w:r>
+              <w:t xml:space="preserve">C:\...\LAB3&gt; backup.bat</w:t>
+            </w:r>
+          </w:p>
+          <w:p>
+            <w:pPr>
+              <w:pStyle w:val="SourceCode"/>
+              <w:spacing w:before="0" w:after="0" w:line="200" w:lineRule="auto"/>
+            </w:pPr>
+            <w:r>
+              <w:t xml:space="preserve">C:\...\LAB3&gt; type logs\backup.log</w:t>
+            </w:r>
+          </w:p>
+          <w:p>
+            <w:pPr>
+              <w:pStyle w:val="SourceCode"/>
+              <w:spacing w:before="0" w:after="0" w:line="200" w:lineRule="auto"/>
+            </w:pPr>
+            <w:r>
+              <w:t xml:space="preserve">[17.09.2026 22:03:11,45] Джерело: "C:\Users\Student\Desktop\LAB3\src"</w:t>
+            </w:r>
+          </w:p>
+          <w:p>
+            <w:pPr>
+              <w:pStyle w:val="SourceCode"/>
+              <w:spacing w:before="0" w:after="0" w:line="200" w:lineRule="auto"/>
+            </w:pPr>
+            <w:r>
+              <w:t xml:space="preserve">[17.09.2026 22:03:11,63] Призначення: "C:\Users\Student\Desktop\LAB3\bak\2026-09-17"</w:t>
+            </w:r>
+          </w:p>
+        </w:tc>
+      </w:tr>
+    </w:tbl>
+    <w:p>
+      <w:pPr>
+        <w:spacing w:before="0" w:after="0" w:line="120" w:lineRule="exact"/>
+        <w:rPr>
+          <w:sz w:val="4"/>
+          <w:szCs w:val="4"/>
+        </w:rPr>
+      </w:pPr>
     </w:p>
     <w:p>
       <w:pPr>
@@ -3259,30 +4092,79 @@
     </w:p>
     <w:p>
       <w:pPr>
-        <w:pStyle w:val="SourceCode"/>
-        <w:spacing w:before="120" w:after="0" w:line="200" w:lineRule="auto"/>
-      </w:pPr>
-      <w:r>
-        <w:t xml:space="preserve">set "fmt=Get-Date -Format yyyy-MM-dd"</w:t>
-      </w:r>
-    </w:p>
-    <w:p>
-      <w:pPr>
-        <w:pStyle w:val="SourceCode"/>
-        <w:spacing w:before="0" w:after="0" w:line="200" w:lineRule="auto"/>
-      </w:pPr>
-      <w:r>
-        <w:t xml:space="preserve">for /f %%i in ('powershell -NoProfile -Command "%fmt%"') do set "stamp=%%i"</w:t>
-      </w:r>
-    </w:p>
-    <w:p>
-      <w:pPr>
-        <w:pStyle w:val="SourceCode"/>
-        <w:spacing w:before="0" w:after="120" w:line="200" w:lineRule="auto"/>
-      </w:pPr>
-      <w:r>
-        <w:t xml:space="preserve">set "dst=%~dp0bak\%stamp%"</w:t>
-      </w:r>
+        <w:spacing w:before="0" w:after="0" w:line="120" w:lineRule="exact"/>
+        <w:rPr>
+          <w:sz w:val="4"/>
+          <w:szCs w:val="4"/>
+        </w:rPr>
+      </w:pPr>
+    </w:p>
+    <w:tbl>
+      <w:tblPr>
+        <w:tblStyle w:val="SourceCodeTable"/>
+        <w:tblW w:type="dxa" w:w="9637"/>
+        <w:tblInd w:w="0" w:type="dxa"/>
+        <w:tblBorders>
+          <w:top w:color="BFBFBF" w:space="0" w:sz="4" w:val="single"/>
+          <w:left w:color="BFBFBF" w:space="0" w:sz="4" w:val="single"/>
+          <w:bottom w:color="BFBFBF" w:space="0" w:sz="4" w:val="single"/>
+          <w:right w:color="BFBFBF" w:space="0" w:sz="4" w:val="single"/>
+        </w:tblBorders>
+        <w:tblLayout w:type="fixed"/>
+        <w:tblCellMar>
+          <w:top w:type="dxa" w:w="113"/>
+          <w:left w:type="dxa" w:w="113"/>
+          <w:bottom w:type="dxa" w:w="113"/>
+          <w:right w:type="dxa" w:w="113"/>
+        </w:tblCellMar>
+        <w:tblLook w:val="0000" w:firstRow="0" w:lastRow="0" w:firstColumn="0" w:lastColumn="0" w:noHBand="1" w:noVBand="1"/>
+      </w:tblPr>
+      <w:tblGrid>
+        <w:gridCol w:w="9637"/>
+      </w:tblGrid>
+      <w:tr>
+        <w:tc>
+          <w:tcPr>
+            <w:tcW w:type="dxa" w:w="9637"/>
+          </w:tcPr>
+          <w:p>
+            <w:pPr>
+              <w:pStyle w:val="SourceCode"/>
+              <w:spacing w:before="0" w:after="0" w:line="200" w:lineRule="auto"/>
+            </w:pPr>
+            <w:r>
+              <w:t xml:space="preserve">set "fmt=Get-Date -Format yyyy-MM-dd"</w:t>
+            </w:r>
+          </w:p>
+          <w:p>
+            <w:pPr>
+              <w:pStyle w:val="SourceCode"/>
+              <w:spacing w:before="0" w:after="0" w:line="200" w:lineRule="auto"/>
+            </w:pPr>
+            <w:r>
+              <w:t xml:space="preserve">for /f %%i in ('powershell -NoProfile -Command "%fmt%"') do set "stamp=%%i"</w:t>
+            </w:r>
+          </w:p>
+          <w:p>
+            <w:pPr>
+              <w:pStyle w:val="SourceCode"/>
+              <w:spacing w:before="0" w:after="0" w:line="200" w:lineRule="auto"/>
+            </w:pPr>
+            <w:r>
+              <w:t xml:space="preserve">set "dst=%~dp0bak\%stamp%"</w:t>
+            </w:r>
+          </w:p>
+        </w:tc>
+      </w:tr>
+    </w:tbl>
+    <w:p>
+      <w:pPr>
+        <w:spacing w:before="0" w:after="0" w:line="120" w:lineRule="exact"/>
+        <w:rPr>
+          <w:sz w:val="4"/>
+          <w:szCs w:val="4"/>
+        </w:rPr>
+      </w:pPr>
     </w:p>
     <w:bookmarkEnd w:id="22"/>
     <w:bookmarkStart w:id="23" w:name="крок-5.-читання-файлу-та-розбір-рядків"/>
@@ -3296,117 +4178,215 @@
     </w:p>
     <w:p>
       <w:pPr>
-        <w:pStyle w:val="SourceCode"/>
-        <w:spacing w:before="120" w:after="0" w:line="200" w:lineRule="auto"/>
-      </w:pPr>
-      <w:r>
-        <w:t xml:space="preserve">@echo off</w:t>
-      </w:r>
-    </w:p>
-    <w:p>
-      <w:pPr>
-        <w:pStyle w:val="SourceCode"/>
-        <w:spacing w:before="0" w:after="0" w:line="200" w:lineRule="auto"/>
-      </w:pPr>
-      <w:r>
-        <w:t xml:space="preserve">chcp 65001 &gt; nul</w:t>
-      </w:r>
-    </w:p>
-    <w:p>
-      <w:pPr>
-        <w:pStyle w:val="SourceCode"/>
-        <w:spacing w:before="0" w:after="0" w:line="200" w:lineRule="auto"/>
-      </w:pPr>
-      <w:r>
-        <w:t xml:space="preserve">for /f "usebackq skip=1 tokens=1,2 delims=;" %%a in ("%~dp0src\users.csv") do (</w:t>
-      </w:r>
-    </w:p>
-    <w:p>
-      <w:pPr>
-        <w:pStyle w:val="SourceCode"/>
-        <w:spacing w:before="0" w:after="0" w:line="200" w:lineRule="auto"/>
-      </w:pPr>
-      <w:r>
-        <w:t xml:space="preserve">    echo Користувач %%a працює у відділі %%b</w:t>
-      </w:r>
-    </w:p>
-    <w:p>
-      <w:pPr>
-        <w:pStyle w:val="SourceCode"/>
-        <w:spacing w:before="0" w:after="120" w:line="200" w:lineRule="auto"/>
-      </w:pPr>
-      <w:r>
-        <w:t xml:space="preserve">)</w:t>
-      </w:r>
-    </w:p>
-    <w:p>
-      <w:pPr>
-        <w:pStyle w:val="SourceCode"/>
-        <w:spacing w:before="120" w:after="0" w:line="200" w:lineRule="auto"/>
-      </w:pPr>
-      <w:r>
-        <w:t xml:space="preserve">C:\...\LAB3&gt; type src\users.csv</w:t>
-      </w:r>
-    </w:p>
-    <w:p>
-      <w:pPr>
-        <w:pStyle w:val="SourceCode"/>
-        <w:spacing w:before="0" w:after="0" w:line="200" w:lineRule="auto"/>
-      </w:pPr>
-      <w:r>
-        <w:t xml:space="preserve">name;department</w:t>
-      </w:r>
-    </w:p>
-    <w:p>
-      <w:pPr>
-        <w:pStyle w:val="SourceCode"/>
-        <w:spacing w:before="0" w:after="0" w:line="200" w:lineRule="auto"/>
-      </w:pPr>
-      <w:r>
-        <w:t xml:space="preserve">ivanov;IT</w:t>
-      </w:r>
-    </w:p>
-    <w:p>
-      <w:pPr>
-        <w:pStyle w:val="SourceCode"/>
-        <w:spacing w:before="0" w:after="0" w:line="200" w:lineRule="auto"/>
-      </w:pPr>
-      <w:r>
-        <w:t xml:space="preserve">petrenko;Accounting</w:t>
-      </w:r>
-    </w:p>
-    <w:p>
-      <w:pPr>
-        <w:pStyle w:val="SourceCode"/>
-        <w:spacing w:before="0" w:after="0" w:line="200" w:lineRule="auto"/>
-      </w:pPr>
-    </w:p>
-    <w:p>
-      <w:pPr>
-        <w:pStyle w:val="SourceCode"/>
-        <w:spacing w:before="0" w:after="0" w:line="200" w:lineRule="auto"/>
-      </w:pPr>
-      <w:r>
-        <w:t xml:space="preserve">C:\...\LAB3&gt; parse.bat</w:t>
-      </w:r>
-    </w:p>
-    <w:p>
-      <w:pPr>
-        <w:pStyle w:val="SourceCode"/>
-        <w:spacing w:before="0" w:after="0" w:line="200" w:lineRule="auto"/>
-      </w:pPr>
-      <w:r>
-        <w:t xml:space="preserve">Користувач ivanov працює у відділі IT</w:t>
-      </w:r>
-    </w:p>
-    <w:p>
-      <w:pPr>
-        <w:pStyle w:val="SourceCode"/>
-        <w:spacing w:before="0" w:after="120" w:line="200" w:lineRule="auto"/>
-      </w:pPr>
-      <w:r>
-        <w:t xml:space="preserve">Користувач petrenko працює у відділі Accounting</w:t>
-      </w:r>
+        <w:spacing w:before="0" w:after="0" w:line="120" w:lineRule="exact"/>
+        <w:rPr>
+          <w:sz w:val="4"/>
+          <w:szCs w:val="4"/>
+        </w:rPr>
+      </w:pPr>
+    </w:p>
+    <w:tbl>
+      <w:tblPr>
+        <w:tblStyle w:val="SourceCodeTable"/>
+        <w:tblW w:type="dxa" w:w="9637"/>
+        <w:tblInd w:w="0" w:type="dxa"/>
+        <w:tblBorders>
+          <w:top w:color="BFBFBF" w:space="0" w:sz="4" w:val="single"/>
+          <w:left w:color="BFBFBF" w:space="0" w:sz="4" w:val="single"/>
+          <w:bottom w:color="BFBFBF" w:space="0" w:sz="4" w:val="single"/>
+          <w:right w:color="BFBFBF" w:space="0" w:sz="4" w:val="single"/>
+        </w:tblBorders>
+        <w:tblLayout w:type="fixed"/>
+        <w:tblCellMar>
+          <w:top w:type="dxa" w:w="113"/>
+          <w:left w:type="dxa" w:w="113"/>
+          <w:bottom w:type="dxa" w:w="113"/>
+          <w:right w:type="dxa" w:w="113"/>
+        </w:tblCellMar>
+        <w:tblLook w:val="0000" w:firstRow="0" w:lastRow="0" w:firstColumn="0" w:lastColumn="0" w:noHBand="1" w:noVBand="1"/>
+      </w:tblPr>
+      <w:tblGrid>
+        <w:gridCol w:w="9637"/>
+      </w:tblGrid>
+      <w:tr>
+        <w:tc>
+          <w:tcPr>
+            <w:tcW w:type="dxa" w:w="9637"/>
+          </w:tcPr>
+          <w:p>
+            <w:pPr>
+              <w:pStyle w:val="SourceCode"/>
+              <w:spacing w:before="0" w:after="0" w:line="200" w:lineRule="auto"/>
+            </w:pPr>
+            <w:r>
+              <w:t xml:space="preserve">@echo off</w:t>
+            </w:r>
+          </w:p>
+          <w:p>
+            <w:pPr>
+              <w:pStyle w:val="SourceCode"/>
+              <w:spacing w:before="0" w:after="0" w:line="200" w:lineRule="auto"/>
+            </w:pPr>
+            <w:r>
+              <w:t xml:space="preserve">chcp 65001 &gt; nul</w:t>
+            </w:r>
+          </w:p>
+          <w:p>
+            <w:pPr>
+              <w:pStyle w:val="SourceCode"/>
+              <w:spacing w:before="0" w:after="0" w:line="200" w:lineRule="auto"/>
+            </w:pPr>
+            <w:r>
+              <w:t xml:space="preserve">for /f "usebackq skip=1 tokens=1,2 delims=;" %%a in ("%~dp0src\users.csv") do (</w:t>
+            </w:r>
+          </w:p>
+          <w:p>
+            <w:pPr>
+              <w:pStyle w:val="SourceCode"/>
+              <w:spacing w:before="0" w:after="0" w:line="200" w:lineRule="auto"/>
+            </w:pPr>
+            <w:r>
+              <w:t xml:space="preserve">    echo Користувач %%a працює у відділі %%b</w:t>
+            </w:r>
+          </w:p>
+          <w:p>
+            <w:pPr>
+              <w:pStyle w:val="SourceCode"/>
+              <w:spacing w:before="0" w:after="0" w:line="200" w:lineRule="auto"/>
+            </w:pPr>
+            <w:r>
+              <w:t xml:space="preserve">)</w:t>
+            </w:r>
+          </w:p>
+        </w:tc>
+      </w:tr>
+    </w:tbl>
+    <w:p>
+      <w:pPr>
+        <w:spacing w:before="0" w:after="0" w:line="120" w:lineRule="exact"/>
+        <w:rPr>
+          <w:sz w:val="4"/>
+          <w:szCs w:val="4"/>
+        </w:rPr>
+      </w:pPr>
+    </w:p>
+    <w:p>
+      <w:pPr>
+        <w:spacing w:before="0" w:after="0" w:line="120" w:lineRule="exact"/>
+        <w:rPr>
+          <w:sz w:val="4"/>
+          <w:szCs w:val="4"/>
+        </w:rPr>
+      </w:pPr>
+    </w:p>
+    <w:tbl>
+      <w:tblPr>
+        <w:tblStyle w:val="SourceCodeTable"/>
+        <w:tblW w:type="dxa" w:w="9637"/>
+        <w:tblInd w:w="0" w:type="dxa"/>
+        <w:tblBorders>
+          <w:top w:color="BFBFBF" w:space="0" w:sz="4" w:val="single"/>
+          <w:left w:color="BFBFBF" w:space="0" w:sz="4" w:val="single"/>
+          <w:bottom w:color="BFBFBF" w:space="0" w:sz="4" w:val="single"/>
+          <w:right w:color="BFBFBF" w:space="0" w:sz="4" w:val="single"/>
+        </w:tblBorders>
+        <w:tblLayout w:type="fixed"/>
+        <w:tblCellMar>
+          <w:top w:type="dxa" w:w="113"/>
+          <w:left w:type="dxa" w:w="113"/>
+          <w:bottom w:type="dxa" w:w="113"/>
+          <w:right w:type="dxa" w:w="113"/>
+        </w:tblCellMar>
+        <w:tblLook w:val="0000" w:firstRow="0" w:lastRow="0" w:firstColumn="0" w:lastColumn="0" w:noHBand="1" w:noVBand="1"/>
+      </w:tblPr>
+      <w:tblGrid>
+        <w:gridCol w:w="9637"/>
+      </w:tblGrid>
+      <w:tr>
+        <w:tc>
+          <w:tcPr>
+            <w:tcW w:type="dxa" w:w="9637"/>
+          </w:tcPr>
+          <w:p>
+            <w:pPr>
+              <w:pStyle w:val="SourceCode"/>
+              <w:spacing w:before="0" w:after="0" w:line="200" w:lineRule="auto"/>
+            </w:pPr>
+            <w:r>
+              <w:t xml:space="preserve">C:\...\LAB3&gt; type src\users.csv</w:t>
+            </w:r>
+          </w:p>
+          <w:p>
+            <w:pPr>
+              <w:pStyle w:val="SourceCode"/>
+              <w:spacing w:before="0" w:after="0" w:line="200" w:lineRule="auto"/>
+            </w:pPr>
+            <w:r>
+              <w:t xml:space="preserve">name;department</w:t>
+            </w:r>
+          </w:p>
+          <w:p>
+            <w:pPr>
+              <w:pStyle w:val="SourceCode"/>
+              <w:spacing w:before="0" w:after="0" w:line="200" w:lineRule="auto"/>
+            </w:pPr>
+            <w:r>
+              <w:t xml:space="preserve">ivanov;IT</w:t>
+            </w:r>
+          </w:p>
+          <w:p>
+            <w:pPr>
+              <w:pStyle w:val="SourceCode"/>
+              <w:spacing w:before="0" w:after="0" w:line="200" w:lineRule="auto"/>
+            </w:pPr>
+            <w:r>
+              <w:t xml:space="preserve">petrenko;Accounting</w:t>
+            </w:r>
+          </w:p>
+          <w:p>
+            <w:pPr>
+              <w:pStyle w:val="SourceCode"/>
+              <w:spacing w:before="0" w:after="0" w:line="200" w:lineRule="auto"/>
+            </w:pPr>
+          </w:p>
+          <w:p>
+            <w:pPr>
+              <w:pStyle w:val="SourceCode"/>
+              <w:spacing w:before="0" w:after="0" w:line="200" w:lineRule="auto"/>
+            </w:pPr>
+            <w:r>
+              <w:t xml:space="preserve">C:\...\LAB3&gt; parse.bat</w:t>
+            </w:r>
+          </w:p>
+          <w:p>
+            <w:pPr>
+              <w:pStyle w:val="SourceCode"/>
+              <w:spacing w:before="0" w:after="0" w:line="200" w:lineRule="auto"/>
+            </w:pPr>
+            <w:r>
+              <w:t xml:space="preserve">Користувач ivanov працює у відділі IT</w:t>
+            </w:r>
+          </w:p>
+          <w:p>
+            <w:pPr>
+              <w:pStyle w:val="SourceCode"/>
+              <w:spacing w:before="0" w:after="0" w:line="200" w:lineRule="auto"/>
+            </w:pPr>
+            <w:r>
+              <w:t xml:space="preserve">Користувач petrenko працює у відділі Accounting</w:t>
+            </w:r>
+          </w:p>
+        </w:tc>
+      </w:tr>
+    </w:tbl>
+    <w:p>
+      <w:pPr>
+        <w:spacing w:before="0" w:after="0" w:line="120" w:lineRule="exact"/>
+        <w:rPr>
+          <w:sz w:val="4"/>
+          <w:szCs w:val="4"/>
+        </w:rPr>
+      </w:pPr>
     </w:p>
     <w:p>
       <w:pPr>
@@ -3443,117 +4423,166 @@
     </w:p>
     <w:p>
       <w:pPr>
-        <w:pStyle w:val="SourceCode"/>
-        <w:spacing w:before="120" w:after="0" w:line="200" w:lineRule="auto"/>
-      </w:pPr>
-      <w:r>
-        <w:t xml:space="preserve">@echo off</w:t>
-      </w:r>
-    </w:p>
-    <w:p>
-      <w:pPr>
-        <w:pStyle w:val="SourceCode"/>
-        <w:spacing w:before="0" w:after="0" w:line="200" w:lineRule="auto"/>
-      </w:pPr>
-      <w:r>
-        <w:t xml:space="preserve">chcp 65001 &gt; nul</w:t>
-      </w:r>
-    </w:p>
-    <w:p>
-      <w:pPr>
-        <w:pStyle w:val="SourceCode"/>
-        <w:spacing w:before="0" w:after="0" w:line="200" w:lineRule="auto"/>
-      </w:pPr>
-      <w:r>
-        <w:t xml:space="preserve">set "target=%~dp0bak"</w:t>
-      </w:r>
-    </w:p>
-    <w:p>
-      <w:pPr>
-        <w:pStyle w:val="SourceCode"/>
-        <w:spacing w:before="0" w:after="0" w:line="200" w:lineRule="auto"/>
-      </w:pPr>
-      <w:r>
-        <w:t xml:space="preserve">echo Буде видалено:</w:t>
-      </w:r>
-    </w:p>
-    <w:p>
-      <w:pPr>
-        <w:pStyle w:val="SourceCode"/>
-        <w:spacing w:before="0" w:after="0" w:line="200" w:lineRule="auto"/>
-      </w:pPr>
-      <w:r>
-        <w:t xml:space="preserve">for /r "%target%" %%f in (*.tmp) do echo   %%f</w:t>
-      </w:r>
-    </w:p>
-    <w:p>
-      <w:pPr>
-        <w:pStyle w:val="SourceCode"/>
-        <w:spacing w:before="0" w:after="0" w:line="200" w:lineRule="auto"/>
-      </w:pPr>
-    </w:p>
-    <w:p>
-      <w:pPr>
-        <w:pStyle w:val="SourceCode"/>
-        <w:spacing w:before="0" w:after="0" w:line="200" w:lineRule="auto"/>
-      </w:pPr>
-      <w:r>
-        <w:t xml:space="preserve">choice /c yn /m "Продовжити видалення"</w:t>
-      </w:r>
-    </w:p>
-    <w:p>
-      <w:pPr>
-        <w:pStyle w:val="SourceCode"/>
-        <w:spacing w:before="0" w:after="0" w:line="200" w:lineRule="auto"/>
-      </w:pPr>
-      <w:r>
-        <w:t xml:space="preserve">if errorlevel 2 (</w:t>
-      </w:r>
-    </w:p>
-    <w:p>
-      <w:pPr>
-        <w:pStyle w:val="SourceCode"/>
-        <w:spacing w:before="0" w:after="0" w:line="200" w:lineRule="auto"/>
-      </w:pPr>
-      <w:r>
-        <w:t xml:space="preserve">    echo Скасовано користувачем</w:t>
-      </w:r>
-    </w:p>
-    <w:p>
-      <w:pPr>
-        <w:pStyle w:val="SourceCode"/>
-        <w:spacing w:before="0" w:after="0" w:line="200" w:lineRule="auto"/>
-      </w:pPr>
-      <w:r>
-        <w:t xml:space="preserve">    exit /b 0</w:t>
-      </w:r>
-    </w:p>
-    <w:p>
-      <w:pPr>
-        <w:pStyle w:val="SourceCode"/>
-        <w:spacing w:before="0" w:after="0" w:line="200" w:lineRule="auto"/>
-      </w:pPr>
-      <w:r>
-        <w:t xml:space="preserve">)</w:t>
-      </w:r>
-    </w:p>
-    <w:p>
-      <w:pPr>
-        <w:pStyle w:val="SourceCode"/>
-        <w:spacing w:before="0" w:after="0" w:line="200" w:lineRule="auto"/>
-      </w:pPr>
-      <w:r>
-        <w:t xml:space="preserve">for /r "%target%" %%f in (*.tmp) do del "%%f"</w:t>
-      </w:r>
-    </w:p>
-    <w:p>
-      <w:pPr>
-        <w:pStyle w:val="SourceCode"/>
-        <w:spacing w:before="0" w:after="120" w:line="200" w:lineRule="auto"/>
-      </w:pPr>
-      <w:r>
-        <w:t xml:space="preserve">echo Готово</w:t>
-      </w:r>
+        <w:spacing w:before="0" w:after="0" w:line="120" w:lineRule="exact"/>
+        <w:rPr>
+          <w:sz w:val="4"/>
+          <w:szCs w:val="4"/>
+        </w:rPr>
+      </w:pPr>
+    </w:p>
+    <w:tbl>
+      <w:tblPr>
+        <w:tblStyle w:val="SourceCodeTable"/>
+        <w:tblW w:type="dxa" w:w="9637"/>
+        <w:tblInd w:w="0" w:type="dxa"/>
+        <w:tblBorders>
+          <w:top w:color="BFBFBF" w:space="0" w:sz="4" w:val="single"/>
+          <w:left w:color="BFBFBF" w:space="0" w:sz="4" w:val="single"/>
+          <w:bottom w:color="BFBFBF" w:space="0" w:sz="4" w:val="single"/>
+          <w:right w:color="BFBFBF" w:space="0" w:sz="4" w:val="single"/>
+        </w:tblBorders>
+        <w:tblLayout w:type="fixed"/>
+        <w:tblCellMar>
+          <w:top w:type="dxa" w:w="113"/>
+          <w:left w:type="dxa" w:w="113"/>
+          <w:bottom w:type="dxa" w:w="113"/>
+          <w:right w:type="dxa" w:w="113"/>
+        </w:tblCellMar>
+        <w:tblLook w:val="0000" w:firstRow="0" w:lastRow="0" w:firstColumn="0" w:lastColumn="0" w:noHBand="1" w:noVBand="1"/>
+      </w:tblPr>
+      <w:tblGrid>
+        <w:gridCol w:w="9637"/>
+      </w:tblGrid>
+      <w:tr>
+        <w:tc>
+          <w:tcPr>
+            <w:tcW w:type="dxa" w:w="9637"/>
+          </w:tcPr>
+          <w:p>
+            <w:pPr>
+              <w:pStyle w:val="SourceCode"/>
+              <w:spacing w:before="0" w:after="0" w:line="200" w:lineRule="auto"/>
+            </w:pPr>
+            <w:r>
+              <w:t xml:space="preserve">@echo off</w:t>
+            </w:r>
+          </w:p>
+          <w:p>
+            <w:pPr>
+              <w:pStyle w:val="SourceCode"/>
+              <w:spacing w:before="0" w:after="0" w:line="200" w:lineRule="auto"/>
+            </w:pPr>
+            <w:r>
+              <w:t xml:space="preserve">chcp 65001 &gt; nul</w:t>
+            </w:r>
+          </w:p>
+          <w:p>
+            <w:pPr>
+              <w:pStyle w:val="SourceCode"/>
+              <w:spacing w:before="0" w:after="0" w:line="200" w:lineRule="auto"/>
+            </w:pPr>
+            <w:r>
+              <w:t xml:space="preserve">set "target=%~dp0bak"</w:t>
+            </w:r>
+          </w:p>
+          <w:p>
+            <w:pPr>
+              <w:pStyle w:val="SourceCode"/>
+              <w:spacing w:before="0" w:after="0" w:line="200" w:lineRule="auto"/>
+            </w:pPr>
+            <w:r>
+              <w:t xml:space="preserve">echo Буде видалено:</w:t>
+            </w:r>
+          </w:p>
+          <w:p>
+            <w:pPr>
+              <w:pStyle w:val="SourceCode"/>
+              <w:spacing w:before="0" w:after="0" w:line="200" w:lineRule="auto"/>
+            </w:pPr>
+            <w:r>
+              <w:t xml:space="preserve">for /r "%target%" %%f in (*.tmp) do echo   %%f</w:t>
+            </w:r>
+          </w:p>
+          <w:p>
+            <w:pPr>
+              <w:pStyle w:val="SourceCode"/>
+              <w:spacing w:before="0" w:after="0" w:line="200" w:lineRule="auto"/>
+            </w:pPr>
+          </w:p>
+          <w:p>
+            <w:pPr>
+              <w:pStyle w:val="SourceCode"/>
+              <w:spacing w:before="0" w:after="0" w:line="200" w:lineRule="auto"/>
+            </w:pPr>
+            <w:r>
+              <w:t xml:space="preserve">choice /c yn /m "Продовжити видалення"</w:t>
+            </w:r>
+          </w:p>
+          <w:p>
+            <w:pPr>
+              <w:pStyle w:val="SourceCode"/>
+              <w:spacing w:before="0" w:after="0" w:line="200" w:lineRule="auto"/>
+            </w:pPr>
+            <w:r>
+              <w:t xml:space="preserve">if errorlevel 2 (</w:t>
+            </w:r>
+          </w:p>
+          <w:p>
+            <w:pPr>
+              <w:pStyle w:val="SourceCode"/>
+              <w:spacing w:before="0" w:after="0" w:line="200" w:lineRule="auto"/>
+            </w:pPr>
+            <w:r>
+              <w:t xml:space="preserve">    echo Скасовано користувачем</w:t>
+            </w:r>
+          </w:p>
+          <w:p>
+            <w:pPr>
+              <w:pStyle w:val="SourceCode"/>
+              <w:spacing w:before="0" w:after="0" w:line="200" w:lineRule="auto"/>
+            </w:pPr>
+            <w:r>
+              <w:t xml:space="preserve">    exit /b 0</w:t>
+            </w:r>
+          </w:p>
+          <w:p>
+            <w:pPr>
+              <w:pStyle w:val="SourceCode"/>
+              <w:spacing w:before="0" w:after="0" w:line="200" w:lineRule="auto"/>
+            </w:pPr>
+            <w:r>
+              <w:t xml:space="preserve">)</w:t>
+            </w:r>
+          </w:p>
+          <w:p>
+            <w:pPr>
+              <w:pStyle w:val="SourceCode"/>
+              <w:spacing w:before="0" w:after="0" w:line="200" w:lineRule="auto"/>
+            </w:pPr>
+            <w:r>
+              <w:t xml:space="preserve">for /r "%target%" %%f in (*.tmp) do del "%%f"</w:t>
+            </w:r>
+          </w:p>
+          <w:p>
+            <w:pPr>
+              <w:pStyle w:val="SourceCode"/>
+              <w:spacing w:before="0" w:after="0" w:line="200" w:lineRule="auto"/>
+            </w:pPr>
+            <w:r>
+              <w:t xml:space="preserve">echo Готово</w:t>
+            </w:r>
+          </w:p>
+        </w:tc>
+      </w:tr>
+    </w:tbl>
+    <w:p>
+      <w:pPr>
+        <w:spacing w:before="0" w:after="0" w:line="120" w:lineRule="exact"/>
+        <w:rPr>
+          <w:sz w:val="4"/>
+          <w:szCs w:val="4"/>
+        </w:rPr>
+      </w:pPr>
     </w:p>
     <w:p>
       <w:pPr>
@@ -6831,7 +7860,7 @@
     <w:basedOn w:val="Normal"/>
     <w:qFormat/>
     <w:pPr>
-      <w:spacing w:after="120" w:before="120" w:line="200" w:lineRule="auto"/>
+      <w:spacing w:after="0" w:before="0" w:line="200" w:lineRule="auto"/>
       <w:ind w:hanging="340" w:left="340" w:right="0"/>
       <w:jc w:val="left"/>
     </w:pPr>
@@ -6840,6 +7869,26 @@
       <w:sz w:val="18"/>
       <w:szCs w:val="18"/>
     </w:rPr>
+  </w:style>
+  <w:style w:customStyle="1" w:styleId="SourceCodeTable" w:type="table">
+    <w:name w:val="Source Code Table"/>
+    <w:basedOn w:val="TableNormal"/>
+    <w:qFormat/>
+    <w:tblPr>
+      <w:tblInd w:type="dxa" w:w="0"/>
+      <w:tblBorders>
+        <w:top w:color="BFBFBF" w:space="0" w:sz="4" w:val="single"/>
+        <w:left w:color="BFBFBF" w:space="0" w:sz="4" w:val="single"/>
+        <w:bottom w:color="BFBFBF" w:space="0" w:sz="4" w:val="single"/>
+        <w:right w:color="BFBFBF" w:space="0" w:sz="4" w:val="single"/>
+      </w:tblBorders>
+      <w:tblCellMar>
+        <w:top w:type="dxa" w:w="113"/>
+        <w:left w:type="dxa" w:w="113"/>
+        <w:bottom w:type="dxa" w:w="113"/>
+        <w:right w:type="dxa" w:w="113"/>
+      </w:tblCellMar>
+    </w:tblPr>
   </w:style>
   <w:style w:type="paragraph" w:customStyle="1" w:styleId="TableCaption">
     <w:name w:val="TableCaption"/>

--- a/public/labs/os/kmp-23/ЛР2_ОС_Командні_файли_в_ОС_Windows.docx
+++ b/public/labs/os/kmp-23/ЛР2_ОС_Командні_файли_в_ОС_Windows.docx
@@ -335,6 +335,7 @@
           <w:bottom w:color="BFBFBF" w:space="0" w:sz="4" w:val="single"/>
           <w:right w:color="BFBFBF" w:space="0" w:sz="4" w:val="single"/>
         </w:tblBorders>
+        <w:shd w:color="auto" w:fill="F4F4F4" w:val="clear"/>
         <w:tblLayout w:type="fixed"/>
         <w:tblCellMar>
           <w:top w:type="dxa" w:w="113"/>
@@ -351,6 +352,7 @@
         <w:tc>
           <w:tcPr>
             <w:tcW w:type="dxa" w:w="9637"/>
+            <w:shd w:color="auto" w:fill="F4F4F4" w:val="clear"/>
           </w:tcPr>
           <w:p>
             <w:pPr>
@@ -631,6 +633,7 @@
           <w:bottom w:color="BFBFBF" w:space="0" w:sz="4" w:val="single"/>
           <w:right w:color="BFBFBF" w:space="0" w:sz="4" w:val="single"/>
         </w:tblBorders>
+        <w:shd w:color="auto" w:fill="F4F4F4" w:val="clear"/>
         <w:tblLayout w:type="fixed"/>
         <w:tblCellMar>
           <w:top w:type="dxa" w:w="113"/>
@@ -647,6 +650,7 @@
         <w:tc>
           <w:tcPr>
             <w:tcW w:type="dxa" w:w="9637"/>
+            <w:shd w:color="auto" w:fill="F4F4F4" w:val="clear"/>
           </w:tcPr>
           <w:p>
             <w:pPr>
@@ -1211,6 +1215,7 @@
           <w:bottom w:color="BFBFBF" w:space="0" w:sz="4" w:val="single"/>
           <w:right w:color="BFBFBF" w:space="0" w:sz="4" w:val="single"/>
         </w:tblBorders>
+        <w:shd w:color="auto" w:fill="F4F4F4" w:val="clear"/>
         <w:tblLayout w:type="fixed"/>
         <w:tblCellMar>
           <w:top w:type="dxa" w:w="113"/>
@@ -1227,6 +1232,7 @@
         <w:tc>
           <w:tcPr>
             <w:tcW w:type="dxa" w:w="9637"/>
+            <w:shd w:color="auto" w:fill="F4F4F4" w:val="clear"/>
           </w:tcPr>
           <w:p>
             <w:pPr>
@@ -1671,6 +1677,7 @@
           <w:bottom w:color="BFBFBF" w:space="0" w:sz="4" w:val="single"/>
           <w:right w:color="BFBFBF" w:space="0" w:sz="4" w:val="single"/>
         </w:tblBorders>
+        <w:shd w:color="auto" w:fill="F4F4F4" w:val="clear"/>
         <w:tblLayout w:type="fixed"/>
         <w:tblCellMar>
           <w:top w:type="dxa" w:w="113"/>
@@ -1687,6 +1694,7 @@
         <w:tc>
           <w:tcPr>
             <w:tcW w:type="dxa" w:w="9637"/>
+            <w:shd w:color="auto" w:fill="F4F4F4" w:val="clear"/>
           </w:tcPr>
           <w:p>
             <w:pPr>
@@ -1905,6 +1913,7 @@
           <w:bottom w:color="BFBFBF" w:space="0" w:sz="4" w:val="single"/>
           <w:right w:color="BFBFBF" w:space="0" w:sz="4" w:val="single"/>
         </w:tblBorders>
+        <w:shd w:color="auto" w:fill="F4F4F4" w:val="clear"/>
         <w:tblLayout w:type="fixed"/>
         <w:tblCellMar>
           <w:top w:type="dxa" w:w="113"/>
@@ -1921,6 +1930,7 @@
         <w:tc>
           <w:tcPr>
             <w:tcW w:type="dxa" w:w="9637"/>
+            <w:shd w:color="auto" w:fill="F4F4F4" w:val="clear"/>
           </w:tcPr>
           <w:p>
             <w:pPr>
@@ -2197,6 +2207,7 @@
           <w:bottom w:color="BFBFBF" w:space="0" w:sz="4" w:val="single"/>
           <w:right w:color="BFBFBF" w:space="0" w:sz="4" w:val="single"/>
         </w:tblBorders>
+        <w:shd w:color="auto" w:fill="F4F4F4" w:val="clear"/>
         <w:tblLayout w:type="fixed"/>
         <w:tblCellMar>
           <w:top w:type="dxa" w:w="113"/>
@@ -2213,6 +2224,7 @@
         <w:tc>
           <w:tcPr>
             <w:tcW w:type="dxa" w:w="9637"/>
+            <w:shd w:color="auto" w:fill="F4F4F4" w:val="clear"/>
           </w:tcPr>
           <w:p>
             <w:pPr>
@@ -2311,6 +2323,7 @@
           <w:bottom w:color="BFBFBF" w:space="0" w:sz="4" w:val="single"/>
           <w:right w:color="BFBFBF" w:space="0" w:sz="4" w:val="single"/>
         </w:tblBorders>
+        <w:shd w:color="auto" w:fill="F4F4F4" w:val="clear"/>
         <w:tblLayout w:type="fixed"/>
         <w:tblCellMar>
           <w:top w:type="dxa" w:w="113"/>
@@ -2327,6 +2340,7 @@
         <w:tc>
           <w:tcPr>
             <w:tcW w:type="dxa" w:w="9637"/>
+            <w:shd w:color="auto" w:fill="F4F4F4" w:val="clear"/>
           </w:tcPr>
           <w:p>
             <w:pPr>
@@ -2474,6 +2488,7 @@
           <w:bottom w:color="BFBFBF" w:space="0" w:sz="4" w:val="single"/>
           <w:right w:color="BFBFBF" w:space="0" w:sz="4" w:val="single"/>
         </w:tblBorders>
+        <w:shd w:color="auto" w:fill="F4F4F4" w:val="clear"/>
         <w:tblLayout w:type="fixed"/>
         <w:tblCellMar>
           <w:top w:type="dxa" w:w="113"/>
@@ -2490,6 +2505,7 @@
         <w:tc>
           <w:tcPr>
             <w:tcW w:type="dxa" w:w="9637"/>
+            <w:shd w:color="auto" w:fill="F4F4F4" w:val="clear"/>
           </w:tcPr>
           <w:p>
             <w:pPr>
@@ -2619,6 +2635,7 @@
           <w:bottom w:color="BFBFBF" w:space="0" w:sz="4" w:val="single"/>
           <w:right w:color="BFBFBF" w:space="0" w:sz="4" w:val="single"/>
         </w:tblBorders>
+        <w:shd w:color="auto" w:fill="F4F4F4" w:val="clear"/>
         <w:tblLayout w:type="fixed"/>
         <w:tblCellMar>
           <w:top w:type="dxa" w:w="113"/>
@@ -2635,6 +2652,7 @@
         <w:tc>
           <w:tcPr>
             <w:tcW w:type="dxa" w:w="9637"/>
+            <w:shd w:color="auto" w:fill="F4F4F4" w:val="clear"/>
           </w:tcPr>
           <w:p>
             <w:pPr>
@@ -2742,6 +2760,7 @@
           <w:bottom w:color="BFBFBF" w:space="0" w:sz="4" w:val="single"/>
           <w:right w:color="BFBFBF" w:space="0" w:sz="4" w:val="single"/>
         </w:tblBorders>
+        <w:shd w:color="auto" w:fill="F4F4F4" w:val="clear"/>
         <w:tblLayout w:type="fixed"/>
         <w:tblCellMar>
           <w:top w:type="dxa" w:w="113"/>
@@ -2758,6 +2777,7 @@
         <w:tc>
           <w:tcPr>
             <w:tcW w:type="dxa" w:w="9637"/>
+            <w:shd w:color="auto" w:fill="F4F4F4" w:val="clear"/>
           </w:tcPr>
           <w:p>
             <w:pPr>
@@ -2854,6 +2874,7 @@
           <w:bottom w:color="BFBFBF" w:space="0" w:sz="4" w:val="single"/>
           <w:right w:color="BFBFBF" w:space="0" w:sz="4" w:val="single"/>
         </w:tblBorders>
+        <w:shd w:color="auto" w:fill="F4F4F4" w:val="clear"/>
         <w:tblLayout w:type="fixed"/>
         <w:tblCellMar>
           <w:top w:type="dxa" w:w="113"/>
@@ -2870,6 +2891,7 @@
         <w:tc>
           <w:tcPr>
             <w:tcW w:type="dxa" w:w="9637"/>
+            <w:shd w:color="auto" w:fill="F4F4F4" w:val="clear"/>
           </w:tcPr>
           <w:p>
             <w:pPr>
@@ -3005,6 +3027,7 @@
           <w:bottom w:color="BFBFBF" w:space="0" w:sz="4" w:val="single"/>
           <w:right w:color="BFBFBF" w:space="0" w:sz="4" w:val="single"/>
         </w:tblBorders>
+        <w:shd w:color="auto" w:fill="F4F4F4" w:val="clear"/>
         <w:tblLayout w:type="fixed"/>
         <w:tblCellMar>
           <w:top w:type="dxa" w:w="113"/>
@@ -3021,6 +3044,7 @@
         <w:tc>
           <w:tcPr>
             <w:tcW w:type="dxa" w:w="9637"/>
+            <w:shd w:color="auto" w:fill="F4F4F4" w:val="clear"/>
           </w:tcPr>
           <w:p>
             <w:pPr>
@@ -3189,6 +3213,7 @@
           <w:bottom w:color="BFBFBF" w:space="0" w:sz="4" w:val="single"/>
           <w:right w:color="BFBFBF" w:space="0" w:sz="4" w:val="single"/>
         </w:tblBorders>
+        <w:shd w:color="auto" w:fill="F4F4F4" w:val="clear"/>
         <w:tblLayout w:type="fixed"/>
         <w:tblCellMar>
           <w:top w:type="dxa" w:w="113"/>
@@ -3205,6 +3230,7 @@
         <w:tc>
           <w:tcPr>
             <w:tcW w:type="dxa" w:w="9637"/>
+            <w:shd w:color="auto" w:fill="F4F4F4" w:val="clear"/>
           </w:tcPr>
           <w:p>
             <w:pPr>
@@ -3361,6 +3387,7 @@
           <w:bottom w:color="BFBFBF" w:space="0" w:sz="4" w:val="single"/>
           <w:right w:color="BFBFBF" w:space="0" w:sz="4" w:val="single"/>
         </w:tblBorders>
+        <w:shd w:color="auto" w:fill="F4F4F4" w:val="clear"/>
         <w:tblLayout w:type="fixed"/>
         <w:tblCellMar>
           <w:top w:type="dxa" w:w="113"/>
@@ -3377,6 +3404,7 @@
         <w:tc>
           <w:tcPr>
             <w:tcW w:type="dxa" w:w="9637"/>
+            <w:shd w:color="auto" w:fill="F4F4F4" w:val="clear"/>
           </w:tcPr>
           <w:p>
             <w:pPr>
@@ -3530,6 +3558,7 @@
           <w:bottom w:color="BFBFBF" w:space="0" w:sz="4" w:val="single"/>
           <w:right w:color="BFBFBF" w:space="0" w:sz="4" w:val="single"/>
         </w:tblBorders>
+        <w:shd w:color="auto" w:fill="F4F4F4" w:val="clear"/>
         <w:tblLayout w:type="fixed"/>
         <w:tblCellMar>
           <w:top w:type="dxa" w:w="113"/>
@@ -3546,6 +3575,7 @@
         <w:tc>
           <w:tcPr>
             <w:tcW w:type="dxa" w:w="9637"/>
+            <w:shd w:color="auto" w:fill="F4F4F4" w:val="clear"/>
           </w:tcPr>
           <w:p>
             <w:pPr>
@@ -3675,6 +3705,7 @@
           <w:bottom w:color="BFBFBF" w:space="0" w:sz="4" w:val="single"/>
           <w:right w:color="BFBFBF" w:space="0" w:sz="4" w:val="single"/>
         </w:tblBorders>
+        <w:shd w:color="auto" w:fill="F4F4F4" w:val="clear"/>
         <w:tblLayout w:type="fixed"/>
         <w:tblCellMar>
           <w:top w:type="dxa" w:w="113"/>
@@ -3691,6 +3722,7 @@
         <w:tc>
           <w:tcPr>
             <w:tcW w:type="dxa" w:w="9637"/>
+            <w:shd w:color="auto" w:fill="F4F4F4" w:val="clear"/>
           </w:tcPr>
           <w:p>
             <w:pPr>
@@ -3928,6 +3960,7 @@
           <w:bottom w:color="BFBFBF" w:space="0" w:sz="4" w:val="single"/>
           <w:right w:color="BFBFBF" w:space="0" w:sz="4" w:val="single"/>
         </w:tblBorders>
+        <w:shd w:color="auto" w:fill="F4F4F4" w:val="clear"/>
         <w:tblLayout w:type="fixed"/>
         <w:tblCellMar>
           <w:top w:type="dxa" w:w="113"/>
@@ -3944,6 +3977,7 @@
         <w:tc>
           <w:tcPr>
             <w:tcW w:type="dxa" w:w="9637"/>
+            <w:shd w:color="auto" w:fill="F4F4F4" w:val="clear"/>
           </w:tcPr>
           <w:p>
             <w:pPr>
@@ -4110,6 +4144,7 @@
           <w:bottom w:color="BFBFBF" w:space="0" w:sz="4" w:val="single"/>
           <w:right w:color="BFBFBF" w:space="0" w:sz="4" w:val="single"/>
         </w:tblBorders>
+        <w:shd w:color="auto" w:fill="F4F4F4" w:val="clear"/>
         <w:tblLayout w:type="fixed"/>
         <w:tblCellMar>
           <w:top w:type="dxa" w:w="113"/>
@@ -4126,6 +4161,7 @@
         <w:tc>
           <w:tcPr>
             <w:tcW w:type="dxa" w:w="9637"/>
+            <w:shd w:color="auto" w:fill="F4F4F4" w:val="clear"/>
           </w:tcPr>
           <w:p>
             <w:pPr>
@@ -4196,6 +4232,7 @@
           <w:bottom w:color="BFBFBF" w:space="0" w:sz="4" w:val="single"/>
           <w:right w:color="BFBFBF" w:space="0" w:sz="4" w:val="single"/>
         </w:tblBorders>
+        <w:shd w:color="auto" w:fill="F4F4F4" w:val="clear"/>
         <w:tblLayout w:type="fixed"/>
         <w:tblCellMar>
           <w:top w:type="dxa" w:w="113"/>
@@ -4212,6 +4249,7 @@
         <w:tc>
           <w:tcPr>
             <w:tcW w:type="dxa" w:w="9637"/>
+            <w:shd w:color="auto" w:fill="F4F4F4" w:val="clear"/>
           </w:tcPr>
           <w:p>
             <w:pPr>
@@ -4290,6 +4328,7 @@
           <w:bottom w:color="BFBFBF" w:space="0" w:sz="4" w:val="single"/>
           <w:right w:color="BFBFBF" w:space="0" w:sz="4" w:val="single"/>
         </w:tblBorders>
+        <w:shd w:color="auto" w:fill="F4F4F4" w:val="clear"/>
         <w:tblLayout w:type="fixed"/>
         <w:tblCellMar>
           <w:top w:type="dxa" w:w="113"/>
@@ -4306,6 +4345,7 @@
         <w:tc>
           <w:tcPr>
             <w:tcW w:type="dxa" w:w="9637"/>
+            <w:shd w:color="auto" w:fill="F4F4F4" w:val="clear"/>
           </w:tcPr>
           <w:p>
             <w:pPr>
@@ -4441,6 +4481,7 @@
           <w:bottom w:color="BFBFBF" w:space="0" w:sz="4" w:val="single"/>
           <w:right w:color="BFBFBF" w:space="0" w:sz="4" w:val="single"/>
         </w:tblBorders>
+        <w:shd w:color="auto" w:fill="F4F4F4" w:val="clear"/>
         <w:tblLayout w:type="fixed"/>
         <w:tblCellMar>
           <w:top w:type="dxa" w:w="113"/>
@@ -4457,6 +4498,7 @@
         <w:tc>
           <w:tcPr>
             <w:tcW w:type="dxa" w:w="9637"/>
+            <w:shd w:color="auto" w:fill="F4F4F4" w:val="clear"/>
           </w:tcPr>
           <w:p>
             <w:pPr>
@@ -7882,6 +7924,7 @@
         <w:bottom w:color="BFBFBF" w:space="0" w:sz="4" w:val="single"/>
         <w:right w:color="BFBFBF" w:space="0" w:sz="4" w:val="single"/>
       </w:tblBorders>
+      <w:shd w:color="auto" w:fill="F4F4F4" w:val="clear"/>
       <w:tblCellMar>
         <w:top w:type="dxa" w:w="113"/>
         <w:left w:type="dxa" w:w="113"/>

--- a/public/labs/os/kmp-23/ЛР2_ОС_Командні_файли_в_ОС_Windows.docx
+++ b/public/labs/os/kmp-23/ЛР2_ОС_Командні_файли_в_ОС_Windows.docx
@@ -317,71 +317,123 @@
     </w:p>
     <w:p>
       <w:pPr>
-        <w:pStyle w:val="SourceCode"/>
-      </w:pPr>
-      <w:r>
-        <w:rPr>
-          <w:rStyle w:val="VerbatimChar"/>
-        </w:rPr>
-        <w:t xml:space="preserve">@echo off</w:t>
-      </w:r>
-      <w:r>
-        <w:br/>
-      </w:r>
-      <w:r>
-        <w:rPr>
-          <w:rStyle w:val="VerbatimChar"/>
-        </w:rPr>
-        <w:t xml:space="preserve">rem Резервне копіювання документів</w:t>
-      </w:r>
-      <w:r>
-        <w:br/>
-      </w:r>
-      <w:r>
-        <w:rPr>
-          <w:rStyle w:val="VerbatimChar"/>
-        </w:rPr>
-        <w:t xml:space="preserve">chcp 65001 &gt; nul</w:t>
-      </w:r>
-      <w:r>
-        <w:br/>
-      </w:r>
-      <w:r>
-        <w:rPr>
-          <w:rStyle w:val="VerbatimChar"/>
-        </w:rPr>
-        <w:t xml:space="preserve">setlocal</w:t>
-      </w:r>
-      <w:r>
-        <w:br/>
-      </w:r>
-      <w:r>
-        <w:br/>
-      </w:r>
-      <w:r>
-        <w:rPr>
-          <w:rStyle w:val="VerbatimChar"/>
-        </w:rPr>
-        <w:t xml:space="preserve">echo Початок роботи: %date% %time%</w:t>
-      </w:r>
-      <w:r>
-        <w:br/>
-      </w:r>
-      <w:r>
-        <w:rPr>
-          <w:rStyle w:val="VerbatimChar"/>
-        </w:rPr>
-        <w:t xml:space="preserve">:: Подвійна двокрапка теж працює як коментар</w:t>
-      </w:r>
-      <w:r>
-        <w:br/>
-      </w:r>
-      <w:r>
-        <w:rPr>
-          <w:rStyle w:val="VerbatimChar"/>
-        </w:rPr>
-        <w:t xml:space="preserve">endlocal</w:t>
-      </w:r>
+        <w:spacing w:before="0" w:after="0" w:line="120" w:lineRule="exact"/>
+        <w:rPr>
+          <w:sz w:val="4"/>
+          <w:szCs w:val="4"/>
+        </w:rPr>
+      </w:pPr>
+    </w:p>
+    <w:tbl>
+      <w:tblPr>
+        <w:tblStyle w:val="SourceCodeTable"/>
+        <w:tblW w:type="dxa" w:w="9637"/>
+        <w:tblInd w:w="0" w:type="dxa"/>
+        <w:tblBorders>
+          <w:top w:color="BFBFBF" w:space="0" w:sz="4" w:val="single"/>
+          <w:left w:color="BFBFBF" w:space="0" w:sz="4" w:val="single"/>
+          <w:bottom w:color="BFBFBF" w:space="0" w:sz="4" w:val="single"/>
+          <w:right w:color="BFBFBF" w:space="0" w:sz="4" w:val="single"/>
+        </w:tblBorders>
+        <w:shd w:color="auto" w:fill="F4F4F4" w:val="clear"/>
+        <w:tblLayout w:type="fixed"/>
+        <w:tblCellMar>
+          <w:top w:type="dxa" w:w="113"/>
+          <w:left w:type="dxa" w:w="113"/>
+          <w:bottom w:type="dxa" w:w="113"/>
+          <w:right w:type="dxa" w:w="113"/>
+        </w:tblCellMar>
+        <w:tblLook w:val="0000" w:firstRow="0" w:lastRow="0" w:firstColumn="0" w:lastColumn="0" w:noHBand="1" w:noVBand="1"/>
+      </w:tblPr>
+      <w:tblGrid>
+        <w:gridCol w:w="9637"/>
+      </w:tblGrid>
+      <w:tr>
+        <w:tc>
+          <w:tcPr>
+            <w:tcW w:type="dxa" w:w="9637"/>
+            <w:shd w:color="auto" w:fill="F4F4F4" w:val="clear"/>
+          </w:tcPr>
+          <w:p>
+            <w:pPr>
+              <w:pStyle w:val="SourceCode"/>
+              <w:spacing w:before="0" w:after="0" w:line="200" w:lineRule="auto"/>
+            </w:pPr>
+            <w:r>
+              <w:t xml:space="preserve">@echo off</w:t>
+            </w:r>
+          </w:p>
+          <w:p>
+            <w:pPr>
+              <w:pStyle w:val="SourceCode"/>
+              <w:spacing w:before="0" w:after="0" w:line="200" w:lineRule="auto"/>
+            </w:pPr>
+            <w:r>
+              <w:t xml:space="preserve">rem Резервне копіювання документів</w:t>
+            </w:r>
+          </w:p>
+          <w:p>
+            <w:pPr>
+              <w:pStyle w:val="SourceCode"/>
+              <w:spacing w:before="0" w:after="0" w:line="200" w:lineRule="auto"/>
+            </w:pPr>
+            <w:r>
+              <w:t xml:space="preserve">chcp 65001 &gt; nul</w:t>
+            </w:r>
+          </w:p>
+          <w:p>
+            <w:pPr>
+              <w:pStyle w:val="SourceCode"/>
+              <w:spacing w:before="0" w:after="0" w:line="200" w:lineRule="auto"/>
+            </w:pPr>
+            <w:r>
+              <w:t xml:space="preserve">setlocal</w:t>
+            </w:r>
+          </w:p>
+          <w:p>
+            <w:pPr>
+              <w:pStyle w:val="SourceCode"/>
+              <w:spacing w:before="0" w:after="0" w:line="200" w:lineRule="auto"/>
+            </w:pPr>
+          </w:p>
+          <w:p>
+            <w:pPr>
+              <w:pStyle w:val="SourceCode"/>
+              <w:spacing w:before="0" w:after="0" w:line="200" w:lineRule="auto"/>
+            </w:pPr>
+            <w:r>
+              <w:t xml:space="preserve">echo Початок роботи: %date% %time%</w:t>
+            </w:r>
+          </w:p>
+          <w:p>
+            <w:pPr>
+              <w:pStyle w:val="SourceCode"/>
+              <w:spacing w:before="0" w:after="0" w:line="200" w:lineRule="auto"/>
+            </w:pPr>
+            <w:r>
+              <w:t xml:space="preserve">:: Подвійна двокрапка теж працює як коментар</w:t>
+            </w:r>
+          </w:p>
+          <w:p>
+            <w:pPr>
+              <w:pStyle w:val="SourceCode"/>
+              <w:spacing w:before="0" w:after="0" w:line="200" w:lineRule="auto"/>
+            </w:pPr>
+            <w:r>
+              <w:t xml:space="preserve">endlocal</w:t>
+            </w:r>
+          </w:p>
+        </w:tc>
+      </w:tr>
+    </w:tbl>
+    <w:p>
+      <w:pPr>
+        <w:spacing w:before="0" w:after="0" w:line="120" w:lineRule="exact"/>
+        <w:rPr>
+          <w:sz w:val="4"/>
+          <w:szCs w:val="4"/>
+        </w:rPr>
+      </w:pPr>
     </w:p>
     <w:p>
       <w:pPr>
@@ -563,32 +615,81 @@
     </w:p>
     <w:p>
       <w:pPr>
-        <w:pStyle w:val="SourceCode"/>
-      </w:pPr>
-      <w:r>
-        <w:rPr>
-          <w:rStyle w:val="VerbatimChar"/>
-        </w:rPr>
-        <w:t xml:space="preserve">set name=LAB3</w:t>
-      </w:r>
-      <w:r>
-        <w:br/>
-      </w:r>
-      <w:r>
-        <w:rPr>
-          <w:rStyle w:val="VerbatimChar"/>
-        </w:rPr>
-        <w:t xml:space="preserve">set "path_to_log=%USERPROFILE%\Desktop\LAB3\log.txt"</w:t>
-      </w:r>
-      <w:r>
-        <w:br/>
-      </w:r>
-      <w:r>
-        <w:rPr>
-          <w:rStyle w:val="VerbatimChar"/>
-        </w:rPr>
-        <w:t xml:space="preserve">echo Каталог: %name%</w:t>
-      </w:r>
+        <w:spacing w:before="0" w:after="0" w:line="120" w:lineRule="exact"/>
+        <w:rPr>
+          <w:sz w:val="4"/>
+          <w:szCs w:val="4"/>
+        </w:rPr>
+      </w:pPr>
+    </w:p>
+    <w:tbl>
+      <w:tblPr>
+        <w:tblStyle w:val="SourceCodeTable"/>
+        <w:tblW w:type="dxa" w:w="9637"/>
+        <w:tblInd w:w="0" w:type="dxa"/>
+        <w:tblBorders>
+          <w:top w:color="BFBFBF" w:space="0" w:sz="4" w:val="single"/>
+          <w:left w:color="BFBFBF" w:space="0" w:sz="4" w:val="single"/>
+          <w:bottom w:color="BFBFBF" w:space="0" w:sz="4" w:val="single"/>
+          <w:right w:color="BFBFBF" w:space="0" w:sz="4" w:val="single"/>
+        </w:tblBorders>
+        <w:shd w:color="auto" w:fill="F4F4F4" w:val="clear"/>
+        <w:tblLayout w:type="fixed"/>
+        <w:tblCellMar>
+          <w:top w:type="dxa" w:w="113"/>
+          <w:left w:type="dxa" w:w="113"/>
+          <w:bottom w:type="dxa" w:w="113"/>
+          <w:right w:type="dxa" w:w="113"/>
+        </w:tblCellMar>
+        <w:tblLook w:val="0000" w:firstRow="0" w:lastRow="0" w:firstColumn="0" w:lastColumn="0" w:noHBand="1" w:noVBand="1"/>
+      </w:tblPr>
+      <w:tblGrid>
+        <w:gridCol w:w="9637"/>
+      </w:tblGrid>
+      <w:tr>
+        <w:tc>
+          <w:tcPr>
+            <w:tcW w:type="dxa" w:w="9637"/>
+            <w:shd w:color="auto" w:fill="F4F4F4" w:val="clear"/>
+          </w:tcPr>
+          <w:p>
+            <w:pPr>
+              <w:pStyle w:val="SourceCode"/>
+              <w:spacing w:before="0" w:after="0" w:line="200" w:lineRule="auto"/>
+            </w:pPr>
+            <w:r>
+              <w:t xml:space="preserve">set name=LAB3</w:t>
+            </w:r>
+          </w:p>
+          <w:p>
+            <w:pPr>
+              <w:pStyle w:val="SourceCode"/>
+              <w:spacing w:before="0" w:after="0" w:line="200" w:lineRule="auto"/>
+            </w:pPr>
+            <w:r>
+              <w:t xml:space="preserve">set "path_to_log=%USERPROFILE%\Desktop\LAB3\log.txt"</w:t>
+            </w:r>
+          </w:p>
+          <w:p>
+            <w:pPr>
+              <w:pStyle w:val="SourceCode"/>
+              <w:spacing w:before="0" w:after="0" w:line="200" w:lineRule="auto"/>
+            </w:pPr>
+            <w:r>
+              <w:t xml:space="preserve">echo Каталог: %name%</w:t>
+            </w:r>
+          </w:p>
+        </w:tc>
+      </w:tr>
+    </w:tbl>
+    <w:p>
+      <w:pPr>
+        <w:spacing w:before="0" w:after="0" w:line="120" w:lineRule="exact"/>
+        <w:rPr>
+          <w:sz w:val="4"/>
+          <w:szCs w:val="4"/>
+        </w:rPr>
+      </w:pPr>
     </w:p>
     <w:p>
       <w:pPr>
@@ -1096,41 +1197,90 @@
     </w:p>
     <w:p>
       <w:pPr>
-        <w:pStyle w:val="SourceCode"/>
-      </w:pPr>
-      <w:r>
-        <w:rPr>
-          <w:rStyle w:val="VerbatimChar"/>
-        </w:rPr>
-        <w:t xml:space="preserve">set /a total = 7 + 5</w:t>
-      </w:r>
-      <w:r>
-        <w:br/>
-      </w:r>
-      <w:r>
-        <w:rPr>
-          <w:rStyle w:val="VerbatimChar"/>
-        </w:rPr>
-        <w:t xml:space="preserve">set /a half = total / 2</w:t>
-      </w:r>
-      <w:r>
-        <w:br/>
-      </w:r>
-      <w:r>
-        <w:rPr>
-          <w:rStyle w:val="VerbatimChar"/>
-        </w:rPr>
-        <w:t xml:space="preserve">set /a rest = total %% 2</w:t>
-      </w:r>
-      <w:r>
-        <w:br/>
-      </w:r>
-      <w:r>
-        <w:rPr>
-          <w:rStyle w:val="VerbatimChar"/>
-        </w:rPr>
-        <w:t xml:space="preserve">set /a counter += 1</w:t>
-      </w:r>
+        <w:spacing w:before="0" w:after="0" w:line="120" w:lineRule="exact"/>
+        <w:rPr>
+          <w:sz w:val="4"/>
+          <w:szCs w:val="4"/>
+        </w:rPr>
+      </w:pPr>
+    </w:p>
+    <w:tbl>
+      <w:tblPr>
+        <w:tblStyle w:val="SourceCodeTable"/>
+        <w:tblW w:type="dxa" w:w="9637"/>
+        <w:tblInd w:w="0" w:type="dxa"/>
+        <w:tblBorders>
+          <w:top w:color="BFBFBF" w:space="0" w:sz="4" w:val="single"/>
+          <w:left w:color="BFBFBF" w:space="0" w:sz="4" w:val="single"/>
+          <w:bottom w:color="BFBFBF" w:space="0" w:sz="4" w:val="single"/>
+          <w:right w:color="BFBFBF" w:space="0" w:sz="4" w:val="single"/>
+        </w:tblBorders>
+        <w:shd w:color="auto" w:fill="F4F4F4" w:val="clear"/>
+        <w:tblLayout w:type="fixed"/>
+        <w:tblCellMar>
+          <w:top w:type="dxa" w:w="113"/>
+          <w:left w:type="dxa" w:w="113"/>
+          <w:bottom w:type="dxa" w:w="113"/>
+          <w:right w:type="dxa" w:w="113"/>
+        </w:tblCellMar>
+        <w:tblLook w:val="0000" w:firstRow="0" w:lastRow="0" w:firstColumn="0" w:lastColumn="0" w:noHBand="1" w:noVBand="1"/>
+      </w:tblPr>
+      <w:tblGrid>
+        <w:gridCol w:w="9637"/>
+      </w:tblGrid>
+      <w:tr>
+        <w:tc>
+          <w:tcPr>
+            <w:tcW w:type="dxa" w:w="9637"/>
+            <w:shd w:color="auto" w:fill="F4F4F4" w:val="clear"/>
+          </w:tcPr>
+          <w:p>
+            <w:pPr>
+              <w:pStyle w:val="SourceCode"/>
+              <w:spacing w:before="0" w:after="0" w:line="200" w:lineRule="auto"/>
+            </w:pPr>
+            <w:r>
+              <w:t xml:space="preserve">set /a total = 7 + 5</w:t>
+            </w:r>
+          </w:p>
+          <w:p>
+            <w:pPr>
+              <w:pStyle w:val="SourceCode"/>
+              <w:spacing w:before="0" w:after="0" w:line="200" w:lineRule="auto"/>
+            </w:pPr>
+            <w:r>
+              <w:t xml:space="preserve">set /a half = total / 2</w:t>
+            </w:r>
+          </w:p>
+          <w:p>
+            <w:pPr>
+              <w:pStyle w:val="SourceCode"/>
+              <w:spacing w:before="0" w:after="0" w:line="200" w:lineRule="auto"/>
+            </w:pPr>
+            <w:r>
+              <w:t xml:space="preserve">set /a rest = total %% 2</w:t>
+            </w:r>
+          </w:p>
+          <w:p>
+            <w:pPr>
+              <w:pStyle w:val="SourceCode"/>
+              <w:spacing w:before="0" w:after="0" w:line="200" w:lineRule="auto"/>
+            </w:pPr>
+            <w:r>
+              <w:t xml:space="preserve">set /a counter += 1</w:t>
+            </w:r>
+          </w:p>
+        </w:tc>
+      </w:tr>
+    </w:tbl>
+    <w:p>
+      <w:pPr>
+        <w:spacing w:before="0" w:after="0" w:line="120" w:lineRule="exact"/>
+        <w:rPr>
+          <w:sz w:val="4"/>
+          <w:szCs w:val="4"/>
+        </w:rPr>
+      </w:pPr>
     </w:p>
     <w:p>
       <w:pPr>
@@ -1509,59 +1659,108 @@
     </w:p>
     <w:p>
       <w:pPr>
-        <w:pStyle w:val="SourceCode"/>
-      </w:pPr>
-      <w:r>
-        <w:rPr>
-          <w:rStyle w:val="VerbatimChar"/>
-        </w:rPr>
-        <w:t xml:space="preserve">for %%f in (*.txt) do echo %%~nf</w:t>
-      </w:r>
-      <w:r>
-        <w:br/>
-      </w:r>
-      <w:r>
-        <w:rPr>
-          <w:rStyle w:val="VerbatimChar"/>
-        </w:rPr>
-        <w:t xml:space="preserve">for /r %%f in (*.log) do echo %%f</w:t>
-      </w:r>
-      <w:r>
-        <w:br/>
-      </w:r>
-      <w:r>
-        <w:rPr>
-          <w:rStyle w:val="VerbatimChar"/>
-        </w:rPr>
-        <w:t xml:space="preserve">for /d %%d in (*) do echo Каталог: %%d</w:t>
-      </w:r>
-      <w:r>
-        <w:br/>
-      </w:r>
-      <w:r>
-        <w:rPr>
-          <w:rStyle w:val="VerbatimChar"/>
-        </w:rPr>
-        <w:t xml:space="preserve">for /l %%n in (1,1,10) do echo Крок %%n</w:t>
-      </w:r>
-      <w:r>
-        <w:br/>
-      </w:r>
-      <w:r>
-        <w:rPr>
-          <w:rStyle w:val="VerbatimChar"/>
-        </w:rPr>
-        <w:t xml:space="preserve">for /f "tokens=1,3 delims=;" %%a in (data.csv) do echo %%a - %%b</w:t>
-      </w:r>
-      <w:r>
-        <w:br/>
-      </w:r>
-      <w:r>
-        <w:rPr>
-          <w:rStyle w:val="VerbatimChar"/>
-        </w:rPr>
-        <w:t xml:space="preserve">for /f "skip=1 tokens=*" %%s in ('tasklist') do echo %%s</w:t>
-      </w:r>
+        <w:spacing w:before="0" w:after="0" w:line="120" w:lineRule="exact"/>
+        <w:rPr>
+          <w:sz w:val="4"/>
+          <w:szCs w:val="4"/>
+        </w:rPr>
+      </w:pPr>
+    </w:p>
+    <w:tbl>
+      <w:tblPr>
+        <w:tblStyle w:val="SourceCodeTable"/>
+        <w:tblW w:type="dxa" w:w="9637"/>
+        <w:tblInd w:w="0" w:type="dxa"/>
+        <w:tblBorders>
+          <w:top w:color="BFBFBF" w:space="0" w:sz="4" w:val="single"/>
+          <w:left w:color="BFBFBF" w:space="0" w:sz="4" w:val="single"/>
+          <w:bottom w:color="BFBFBF" w:space="0" w:sz="4" w:val="single"/>
+          <w:right w:color="BFBFBF" w:space="0" w:sz="4" w:val="single"/>
+        </w:tblBorders>
+        <w:shd w:color="auto" w:fill="F4F4F4" w:val="clear"/>
+        <w:tblLayout w:type="fixed"/>
+        <w:tblCellMar>
+          <w:top w:type="dxa" w:w="113"/>
+          <w:left w:type="dxa" w:w="113"/>
+          <w:bottom w:type="dxa" w:w="113"/>
+          <w:right w:type="dxa" w:w="113"/>
+        </w:tblCellMar>
+        <w:tblLook w:val="0000" w:firstRow="0" w:lastRow="0" w:firstColumn="0" w:lastColumn="0" w:noHBand="1" w:noVBand="1"/>
+      </w:tblPr>
+      <w:tblGrid>
+        <w:gridCol w:w="9637"/>
+      </w:tblGrid>
+      <w:tr>
+        <w:tc>
+          <w:tcPr>
+            <w:tcW w:type="dxa" w:w="9637"/>
+            <w:shd w:color="auto" w:fill="F4F4F4" w:val="clear"/>
+          </w:tcPr>
+          <w:p>
+            <w:pPr>
+              <w:pStyle w:val="SourceCode"/>
+              <w:spacing w:before="0" w:after="0" w:line="200" w:lineRule="auto"/>
+            </w:pPr>
+            <w:r>
+              <w:t xml:space="preserve">for %%f in (*.txt) do echo %%~nf</w:t>
+            </w:r>
+          </w:p>
+          <w:p>
+            <w:pPr>
+              <w:pStyle w:val="SourceCode"/>
+              <w:spacing w:before="0" w:after="0" w:line="200" w:lineRule="auto"/>
+            </w:pPr>
+            <w:r>
+              <w:t xml:space="preserve">for /r %%f in (*.log) do echo %%f</w:t>
+            </w:r>
+          </w:p>
+          <w:p>
+            <w:pPr>
+              <w:pStyle w:val="SourceCode"/>
+              <w:spacing w:before="0" w:after="0" w:line="200" w:lineRule="auto"/>
+            </w:pPr>
+            <w:r>
+              <w:t xml:space="preserve">for /d %%d in (*) do echo Каталог: %%d</w:t>
+            </w:r>
+          </w:p>
+          <w:p>
+            <w:pPr>
+              <w:pStyle w:val="SourceCode"/>
+              <w:spacing w:before="0" w:after="0" w:line="200" w:lineRule="auto"/>
+            </w:pPr>
+            <w:r>
+              <w:t xml:space="preserve">for /l %%n in (1,1,10) do echo Крок %%n</w:t>
+            </w:r>
+          </w:p>
+          <w:p>
+            <w:pPr>
+              <w:pStyle w:val="SourceCode"/>
+              <w:spacing w:before="0" w:after="0" w:line="200" w:lineRule="auto"/>
+            </w:pPr>
+            <w:r>
+              <w:t xml:space="preserve">for /f "tokens=1,3 delims=;" %%a in (data.csv) do echo %%a - %%b</w:t>
+            </w:r>
+          </w:p>
+          <w:p>
+            <w:pPr>
+              <w:pStyle w:val="SourceCode"/>
+              <w:spacing w:before="0" w:after="0" w:line="200" w:lineRule="auto"/>
+            </w:pPr>
+            <w:r>
+              <w:t xml:space="preserve">for /f "skip=1 tokens=*" %%s in ('tasklist') do echo %%s</w:t>
+            </w:r>
+          </w:p>
+        </w:tc>
+      </w:tr>
+    </w:tbl>
+    <w:p>
+      <w:pPr>
+        <w:spacing w:before="0" w:after="0" w:line="120" w:lineRule="exact"/>
+        <w:rPr>
+          <w:sz w:val="4"/>
+          <w:szCs w:val="4"/>
+        </w:rPr>
+      </w:pPr>
     </w:p>
     <w:p>
       <w:pPr>
@@ -1696,152 +1895,213 @@
     </w:p>
     <w:p>
       <w:pPr>
-        <w:pStyle w:val="SourceCode"/>
-      </w:pPr>
-      <w:r>
-        <w:rPr>
-          <w:rStyle w:val="VerbatimChar"/>
-        </w:rPr>
-        <w:t xml:space="preserve">@echo off</w:t>
-      </w:r>
-      <w:r>
-        <w:br/>
-      </w:r>
-      <w:r>
-        <w:rPr>
-          <w:rStyle w:val="VerbatimChar"/>
-        </w:rPr>
-        <w:t xml:space="preserve">if "%1"=="" goto :usage</w:t>
-      </w:r>
-      <w:r>
-        <w:br/>
-      </w:r>
-      <w:r>
-        <w:br/>
-      </w:r>
-      <w:r>
-        <w:rPr>
-          <w:rStyle w:val="VerbatimChar"/>
-        </w:rPr>
-        <w:t xml:space="preserve">call :log Початок обробки</w:t>
-      </w:r>
-      <w:r>
-        <w:br/>
-      </w:r>
-      <w:r>
-        <w:rPr>
-          <w:rStyle w:val="VerbatimChar"/>
-        </w:rPr>
-        <w:t xml:space="preserve">call :process "%1"</w:t>
-      </w:r>
-      <w:r>
-        <w:br/>
-      </w:r>
-      <w:r>
-        <w:rPr>
-          <w:rStyle w:val="VerbatimChar"/>
-        </w:rPr>
-        <w:t xml:space="preserve">call :log Завершено</w:t>
-      </w:r>
-      <w:r>
-        <w:br/>
-      </w:r>
-      <w:r>
-        <w:rPr>
-          <w:rStyle w:val="VerbatimChar"/>
-        </w:rPr>
-        <w:t xml:space="preserve">goto :eof</w:t>
-      </w:r>
-      <w:r>
-        <w:br/>
-      </w:r>
-      <w:r>
-        <w:br/>
-      </w:r>
-      <w:r>
-        <w:rPr>
-          <w:rStyle w:val="VerbatimChar"/>
-        </w:rPr>
-        <w:t xml:space="preserve">:process</w:t>
-      </w:r>
-      <w:r>
-        <w:br/>
-      </w:r>
-      <w:r>
-        <w:rPr>
-          <w:rStyle w:val="VerbatimChar"/>
-        </w:rPr>
-        <w:t xml:space="preserve">echo Обробляю %~1</w:t>
-      </w:r>
-      <w:r>
-        <w:br/>
-      </w:r>
-      <w:r>
-        <w:rPr>
-          <w:rStyle w:val="VerbatimChar"/>
-        </w:rPr>
-        <w:t xml:space="preserve">goto :eof</w:t>
-      </w:r>
-      <w:r>
-        <w:br/>
-      </w:r>
-      <w:r>
-        <w:br/>
-      </w:r>
-      <w:r>
-        <w:rPr>
-          <w:rStyle w:val="VerbatimChar"/>
-        </w:rPr>
-        <w:t xml:space="preserve">:log</w:t>
-      </w:r>
-      <w:r>
-        <w:br/>
-      </w:r>
-      <w:r>
-        <w:rPr>
-          <w:rStyle w:val="VerbatimChar"/>
-        </w:rPr>
-        <w:t xml:space="preserve">echo [%time%] %* &gt;&gt; "%~dp0log.txt"</w:t>
-      </w:r>
-      <w:r>
-        <w:br/>
-      </w:r>
-      <w:r>
-        <w:rPr>
-          <w:rStyle w:val="VerbatimChar"/>
-        </w:rPr>
-        <w:t xml:space="preserve">goto :eof</w:t>
-      </w:r>
-      <w:r>
-        <w:br/>
-      </w:r>
-      <w:r>
-        <w:br/>
-      </w:r>
-      <w:r>
-        <w:rPr>
-          <w:rStyle w:val="VerbatimChar"/>
-        </w:rPr>
-        <w:t xml:space="preserve">:usage</w:t>
-      </w:r>
-      <w:r>
-        <w:br/>
-      </w:r>
-      <w:r>
-        <w:rPr>
-          <w:rStyle w:val="VerbatimChar"/>
-        </w:rPr>
-        <w:t xml:space="preserve">echo Використання: %~n0 ^&lt;каталог^&gt;</w:t>
-      </w:r>
-      <w:r>
-        <w:br/>
-      </w:r>
-      <w:r>
-        <w:rPr>
-          <w:rStyle w:val="VerbatimChar"/>
-        </w:rPr>
-        <w:t xml:space="preserve">exit /b 1</w:t>
-      </w:r>
+        <w:spacing w:before="0" w:after="0" w:line="120" w:lineRule="exact"/>
+        <w:rPr>
+          <w:sz w:val="4"/>
+          <w:szCs w:val="4"/>
+        </w:rPr>
+      </w:pPr>
+    </w:p>
+    <w:tbl>
+      <w:tblPr>
+        <w:tblStyle w:val="SourceCodeTable"/>
+        <w:tblW w:type="dxa" w:w="9637"/>
+        <w:tblInd w:w="0" w:type="dxa"/>
+        <w:tblBorders>
+          <w:top w:color="BFBFBF" w:space="0" w:sz="4" w:val="single"/>
+          <w:left w:color="BFBFBF" w:space="0" w:sz="4" w:val="single"/>
+          <w:bottom w:color="BFBFBF" w:space="0" w:sz="4" w:val="single"/>
+          <w:right w:color="BFBFBF" w:space="0" w:sz="4" w:val="single"/>
+        </w:tblBorders>
+        <w:shd w:color="auto" w:fill="F4F4F4" w:val="clear"/>
+        <w:tblLayout w:type="fixed"/>
+        <w:tblCellMar>
+          <w:top w:type="dxa" w:w="113"/>
+          <w:left w:type="dxa" w:w="113"/>
+          <w:bottom w:type="dxa" w:w="113"/>
+          <w:right w:type="dxa" w:w="113"/>
+        </w:tblCellMar>
+        <w:tblLook w:val="0000" w:firstRow="0" w:lastRow="0" w:firstColumn="0" w:lastColumn="0" w:noHBand="1" w:noVBand="1"/>
+      </w:tblPr>
+      <w:tblGrid>
+        <w:gridCol w:w="9637"/>
+      </w:tblGrid>
+      <w:tr>
+        <w:tc>
+          <w:tcPr>
+            <w:tcW w:type="dxa" w:w="9637"/>
+            <w:shd w:color="auto" w:fill="F4F4F4" w:val="clear"/>
+          </w:tcPr>
+          <w:p>
+            <w:pPr>
+              <w:pStyle w:val="SourceCode"/>
+              <w:spacing w:before="0" w:after="0" w:line="200" w:lineRule="auto"/>
+            </w:pPr>
+            <w:r>
+              <w:t xml:space="preserve">@echo off</w:t>
+            </w:r>
+          </w:p>
+          <w:p>
+            <w:pPr>
+              <w:pStyle w:val="SourceCode"/>
+              <w:spacing w:before="0" w:after="0" w:line="200" w:lineRule="auto"/>
+            </w:pPr>
+            <w:r>
+              <w:t xml:space="preserve">if "%1"=="" goto :usage</w:t>
+            </w:r>
+          </w:p>
+          <w:p>
+            <w:pPr>
+              <w:pStyle w:val="SourceCode"/>
+              <w:spacing w:before="0" w:after="0" w:line="200" w:lineRule="auto"/>
+            </w:pPr>
+          </w:p>
+          <w:p>
+            <w:pPr>
+              <w:pStyle w:val="SourceCode"/>
+              <w:spacing w:before="0" w:after="0" w:line="200" w:lineRule="auto"/>
+            </w:pPr>
+            <w:r>
+              <w:t xml:space="preserve">call :log Початок обробки</w:t>
+            </w:r>
+          </w:p>
+          <w:p>
+            <w:pPr>
+              <w:pStyle w:val="SourceCode"/>
+              <w:spacing w:before="0" w:after="0" w:line="200" w:lineRule="auto"/>
+            </w:pPr>
+            <w:r>
+              <w:t xml:space="preserve">call :process "%1"</w:t>
+            </w:r>
+          </w:p>
+          <w:p>
+            <w:pPr>
+              <w:pStyle w:val="SourceCode"/>
+              <w:spacing w:before="0" w:after="0" w:line="200" w:lineRule="auto"/>
+            </w:pPr>
+            <w:r>
+              <w:t xml:space="preserve">call :log Завершено</w:t>
+            </w:r>
+          </w:p>
+          <w:p>
+            <w:pPr>
+              <w:pStyle w:val="SourceCode"/>
+              <w:spacing w:before="0" w:after="0" w:line="200" w:lineRule="auto"/>
+            </w:pPr>
+            <w:r>
+              <w:t xml:space="preserve">goto :eof</w:t>
+            </w:r>
+          </w:p>
+          <w:p>
+            <w:pPr>
+              <w:pStyle w:val="SourceCode"/>
+              <w:spacing w:before="0" w:after="0" w:line="200" w:lineRule="auto"/>
+            </w:pPr>
+          </w:p>
+          <w:p>
+            <w:pPr>
+              <w:pStyle w:val="SourceCode"/>
+              <w:spacing w:before="0" w:after="0" w:line="200" w:lineRule="auto"/>
+            </w:pPr>
+            <w:r>
+              <w:t xml:space="preserve">:process</w:t>
+            </w:r>
+          </w:p>
+          <w:p>
+            <w:pPr>
+              <w:pStyle w:val="SourceCode"/>
+              <w:spacing w:before="0" w:after="0" w:line="200" w:lineRule="auto"/>
+            </w:pPr>
+            <w:r>
+              <w:t xml:space="preserve">echo Обробляю %~1</w:t>
+            </w:r>
+          </w:p>
+          <w:p>
+            <w:pPr>
+              <w:pStyle w:val="SourceCode"/>
+              <w:spacing w:before="0" w:after="0" w:line="200" w:lineRule="auto"/>
+            </w:pPr>
+            <w:r>
+              <w:t xml:space="preserve">goto :eof</w:t>
+            </w:r>
+          </w:p>
+          <w:p>
+            <w:pPr>
+              <w:pStyle w:val="SourceCode"/>
+              <w:spacing w:before="0" w:after="0" w:line="200" w:lineRule="auto"/>
+            </w:pPr>
+          </w:p>
+          <w:p>
+            <w:pPr>
+              <w:pStyle w:val="SourceCode"/>
+              <w:spacing w:before="0" w:after="0" w:line="200" w:lineRule="auto"/>
+            </w:pPr>
+            <w:r>
+              <w:t xml:space="preserve">:log</w:t>
+            </w:r>
+          </w:p>
+          <w:p>
+            <w:pPr>
+              <w:pStyle w:val="SourceCode"/>
+              <w:spacing w:before="0" w:after="0" w:line="200" w:lineRule="auto"/>
+            </w:pPr>
+            <w:r>
+              <w:t xml:space="preserve">echo [%time%] %* &gt;&gt; "%~dp0log.txt"</w:t>
+            </w:r>
+          </w:p>
+          <w:p>
+            <w:pPr>
+              <w:pStyle w:val="SourceCode"/>
+              <w:spacing w:before="0" w:after="0" w:line="200" w:lineRule="auto"/>
+            </w:pPr>
+            <w:r>
+              <w:t xml:space="preserve">goto :eof</w:t>
+            </w:r>
+          </w:p>
+          <w:p>
+            <w:pPr>
+              <w:pStyle w:val="SourceCode"/>
+              <w:spacing w:before="0" w:after="0" w:line="200" w:lineRule="auto"/>
+            </w:pPr>
+          </w:p>
+          <w:p>
+            <w:pPr>
+              <w:pStyle w:val="SourceCode"/>
+              <w:spacing w:before="0" w:after="0" w:line="200" w:lineRule="auto"/>
+            </w:pPr>
+            <w:r>
+              <w:t xml:space="preserve">:usage</w:t>
+            </w:r>
+          </w:p>
+          <w:p>
+            <w:pPr>
+              <w:pStyle w:val="SourceCode"/>
+              <w:spacing w:before="0" w:after="0" w:line="200" w:lineRule="auto"/>
+            </w:pPr>
+            <w:r>
+              <w:t xml:space="preserve">echo Використання: %~n0 ^&lt;каталог^&gt;</w:t>
+            </w:r>
+          </w:p>
+          <w:p>
+            <w:pPr>
+              <w:pStyle w:val="SourceCode"/>
+              <w:spacing w:before="0" w:after="0" w:line="200" w:lineRule="auto"/>
+            </w:pPr>
+            <w:r>
+              <w:t xml:space="preserve">exit /b 1</w:t>
+            </w:r>
+          </w:p>
+        </w:tc>
+      </w:tr>
+    </w:tbl>
+    <w:p>
+      <w:pPr>
+        <w:spacing w:before="0" w:after="0" w:line="120" w:lineRule="exact"/>
+        <w:rPr>
+          <w:sz w:val="4"/>
+          <w:szCs w:val="4"/>
+        </w:rPr>
+      </w:pPr>
     </w:p>
     <w:p>
       <w:pPr>
@@ -1929,32 +2189,81 @@
     </w:p>
     <w:p>
       <w:pPr>
-        <w:pStyle w:val="SourceCode"/>
-      </w:pPr>
-      <w:r>
-        <w:rPr>
-          <w:rStyle w:val="VerbatimChar"/>
-        </w:rPr>
-        <w:t xml:space="preserve">set count=0</w:t>
-      </w:r>
-      <w:r>
-        <w:br/>
-      </w:r>
-      <w:r>
-        <w:rPr>
-          <w:rStyle w:val="VerbatimChar"/>
-        </w:rPr>
-        <w:t xml:space="preserve">for %%f in (*.txt) do set /a count += 1</w:t>
-      </w:r>
-      <w:r>
-        <w:br/>
-      </w:r>
-      <w:r>
-        <w:rPr>
-          <w:rStyle w:val="VerbatimChar"/>
-        </w:rPr>
-        <w:t xml:space="preserve">echo Файлів: %count%</w:t>
-      </w:r>
+        <w:spacing w:before="0" w:after="0" w:line="120" w:lineRule="exact"/>
+        <w:rPr>
+          <w:sz w:val="4"/>
+          <w:szCs w:val="4"/>
+        </w:rPr>
+      </w:pPr>
+    </w:p>
+    <w:tbl>
+      <w:tblPr>
+        <w:tblStyle w:val="SourceCodeTable"/>
+        <w:tblW w:type="dxa" w:w="9637"/>
+        <w:tblInd w:w="0" w:type="dxa"/>
+        <w:tblBorders>
+          <w:top w:color="BFBFBF" w:space="0" w:sz="4" w:val="single"/>
+          <w:left w:color="BFBFBF" w:space="0" w:sz="4" w:val="single"/>
+          <w:bottom w:color="BFBFBF" w:space="0" w:sz="4" w:val="single"/>
+          <w:right w:color="BFBFBF" w:space="0" w:sz="4" w:val="single"/>
+        </w:tblBorders>
+        <w:shd w:color="auto" w:fill="F4F4F4" w:val="clear"/>
+        <w:tblLayout w:type="fixed"/>
+        <w:tblCellMar>
+          <w:top w:type="dxa" w:w="113"/>
+          <w:left w:type="dxa" w:w="113"/>
+          <w:bottom w:type="dxa" w:w="113"/>
+          <w:right w:type="dxa" w:w="113"/>
+        </w:tblCellMar>
+        <w:tblLook w:val="0000" w:firstRow="0" w:lastRow="0" w:firstColumn="0" w:lastColumn="0" w:noHBand="1" w:noVBand="1"/>
+      </w:tblPr>
+      <w:tblGrid>
+        <w:gridCol w:w="9637"/>
+      </w:tblGrid>
+      <w:tr>
+        <w:tc>
+          <w:tcPr>
+            <w:tcW w:type="dxa" w:w="9637"/>
+            <w:shd w:color="auto" w:fill="F4F4F4" w:val="clear"/>
+          </w:tcPr>
+          <w:p>
+            <w:pPr>
+              <w:pStyle w:val="SourceCode"/>
+              <w:spacing w:before="0" w:after="0" w:line="200" w:lineRule="auto"/>
+            </w:pPr>
+            <w:r>
+              <w:t xml:space="preserve">set count=0</w:t>
+            </w:r>
+          </w:p>
+          <w:p>
+            <w:pPr>
+              <w:pStyle w:val="SourceCode"/>
+              <w:spacing w:before="0" w:after="0" w:line="200" w:lineRule="auto"/>
+            </w:pPr>
+            <w:r>
+              <w:t xml:space="preserve">for %%f in (*.txt) do set /a count += 1</w:t>
+            </w:r>
+          </w:p>
+          <w:p>
+            <w:pPr>
+              <w:pStyle w:val="SourceCode"/>
+              <w:spacing w:before="0" w:after="0" w:line="200" w:lineRule="auto"/>
+            </w:pPr>
+            <w:r>
+              <w:t xml:space="preserve">echo Файлів: %count%</w:t>
+            </w:r>
+          </w:p>
+        </w:tc>
+      </w:tr>
+    </w:tbl>
+    <w:p>
+      <w:pPr>
+        <w:spacing w:before="0" w:after="0" w:line="120" w:lineRule="exact"/>
+        <w:rPr>
+          <w:sz w:val="4"/>
+          <w:szCs w:val="4"/>
+        </w:rPr>
+      </w:pPr>
     </w:p>
     <w:p>
       <w:pPr>
@@ -1996,86 +2305,135 @@
     </w:p>
     <w:p>
       <w:pPr>
-        <w:pStyle w:val="SourceCode"/>
-      </w:pPr>
-      <w:r>
-        <w:rPr>
-          <w:rStyle w:val="VerbatimChar"/>
-        </w:rPr>
-        <w:t xml:space="preserve">@echo off</w:t>
-      </w:r>
-      <w:r>
-        <w:br/>
-      </w:r>
-      <w:r>
-        <w:rPr>
-          <w:rStyle w:val="VerbatimChar"/>
-        </w:rPr>
-        <w:t xml:space="preserve">setlocal enabledelayedexpansion</w:t>
-      </w:r>
-      <w:r>
-        <w:br/>
-      </w:r>
-      <w:r>
-        <w:rPr>
-          <w:rStyle w:val="VerbatimChar"/>
-        </w:rPr>
-        <w:t xml:space="preserve">set count=0</w:t>
-      </w:r>
-      <w:r>
-        <w:br/>
-      </w:r>
-      <w:r>
-        <w:rPr>
-          <w:rStyle w:val="VerbatimChar"/>
-        </w:rPr>
-        <w:t xml:space="preserve">for %%f in (*.txt) do (</w:t>
-      </w:r>
-      <w:r>
-        <w:br/>
-      </w:r>
-      <w:r>
-        <w:rPr>
-          <w:rStyle w:val="VerbatimChar"/>
-        </w:rPr>
-        <w:t xml:space="preserve">    set /a count += 1</w:t>
-      </w:r>
-      <w:r>
-        <w:br/>
-      </w:r>
-      <w:r>
-        <w:rPr>
-          <w:rStyle w:val="VerbatimChar"/>
-        </w:rPr>
-        <w:t xml:space="preserve">    echo !count!: %%~nxf</w:t>
-      </w:r>
-      <w:r>
-        <w:br/>
-      </w:r>
-      <w:r>
-        <w:rPr>
-          <w:rStyle w:val="VerbatimChar"/>
-        </w:rPr>
-        <w:t xml:space="preserve">)</w:t>
-      </w:r>
-      <w:r>
-        <w:br/>
-      </w:r>
-      <w:r>
-        <w:rPr>
-          <w:rStyle w:val="VerbatimChar"/>
-        </w:rPr>
-        <w:t xml:space="preserve">echo Усього файлів: !count!</w:t>
-      </w:r>
-      <w:r>
-        <w:br/>
-      </w:r>
-      <w:r>
-        <w:rPr>
-          <w:rStyle w:val="VerbatimChar"/>
-        </w:rPr>
-        <w:t xml:space="preserve">endlocal</w:t>
-      </w:r>
+        <w:spacing w:before="0" w:after="0" w:line="120" w:lineRule="exact"/>
+        <w:rPr>
+          <w:sz w:val="4"/>
+          <w:szCs w:val="4"/>
+        </w:rPr>
+      </w:pPr>
+    </w:p>
+    <w:tbl>
+      <w:tblPr>
+        <w:tblStyle w:val="SourceCodeTable"/>
+        <w:tblW w:type="dxa" w:w="9637"/>
+        <w:tblInd w:w="0" w:type="dxa"/>
+        <w:tblBorders>
+          <w:top w:color="BFBFBF" w:space="0" w:sz="4" w:val="single"/>
+          <w:left w:color="BFBFBF" w:space="0" w:sz="4" w:val="single"/>
+          <w:bottom w:color="BFBFBF" w:space="0" w:sz="4" w:val="single"/>
+          <w:right w:color="BFBFBF" w:space="0" w:sz="4" w:val="single"/>
+        </w:tblBorders>
+        <w:shd w:color="auto" w:fill="F4F4F4" w:val="clear"/>
+        <w:tblLayout w:type="fixed"/>
+        <w:tblCellMar>
+          <w:top w:type="dxa" w:w="113"/>
+          <w:left w:type="dxa" w:w="113"/>
+          <w:bottom w:type="dxa" w:w="113"/>
+          <w:right w:type="dxa" w:w="113"/>
+        </w:tblCellMar>
+        <w:tblLook w:val="0000" w:firstRow="0" w:lastRow="0" w:firstColumn="0" w:lastColumn="0" w:noHBand="1" w:noVBand="1"/>
+      </w:tblPr>
+      <w:tblGrid>
+        <w:gridCol w:w="9637"/>
+      </w:tblGrid>
+      <w:tr>
+        <w:tc>
+          <w:tcPr>
+            <w:tcW w:type="dxa" w:w="9637"/>
+            <w:shd w:color="auto" w:fill="F4F4F4" w:val="clear"/>
+          </w:tcPr>
+          <w:p>
+            <w:pPr>
+              <w:pStyle w:val="SourceCode"/>
+              <w:spacing w:before="0" w:after="0" w:line="200" w:lineRule="auto"/>
+            </w:pPr>
+            <w:r>
+              <w:t xml:space="preserve">@echo off</w:t>
+            </w:r>
+          </w:p>
+          <w:p>
+            <w:pPr>
+              <w:pStyle w:val="SourceCode"/>
+              <w:spacing w:before="0" w:after="0" w:line="200" w:lineRule="auto"/>
+            </w:pPr>
+            <w:r>
+              <w:t xml:space="preserve">setlocal enabledelayedexpansion</w:t>
+            </w:r>
+          </w:p>
+          <w:p>
+            <w:pPr>
+              <w:pStyle w:val="SourceCode"/>
+              <w:spacing w:before="0" w:after="0" w:line="200" w:lineRule="auto"/>
+            </w:pPr>
+            <w:r>
+              <w:t xml:space="preserve">set count=0</w:t>
+            </w:r>
+          </w:p>
+          <w:p>
+            <w:pPr>
+              <w:pStyle w:val="SourceCode"/>
+              <w:spacing w:before="0" w:after="0" w:line="200" w:lineRule="auto"/>
+            </w:pPr>
+            <w:r>
+              <w:t xml:space="preserve">for %%f in (*.txt) do (</w:t>
+            </w:r>
+          </w:p>
+          <w:p>
+            <w:pPr>
+              <w:pStyle w:val="SourceCode"/>
+              <w:spacing w:before="0" w:after="0" w:line="200" w:lineRule="auto"/>
+            </w:pPr>
+            <w:r>
+              <w:t xml:space="preserve">    set /a count += 1</w:t>
+            </w:r>
+          </w:p>
+          <w:p>
+            <w:pPr>
+              <w:pStyle w:val="SourceCode"/>
+              <w:spacing w:before="0" w:after="0" w:line="200" w:lineRule="auto"/>
+            </w:pPr>
+            <w:r>
+              <w:t xml:space="preserve">    echo !count!: %%~nxf</w:t>
+            </w:r>
+          </w:p>
+          <w:p>
+            <w:pPr>
+              <w:pStyle w:val="SourceCode"/>
+              <w:spacing w:before="0" w:after="0" w:line="200" w:lineRule="auto"/>
+            </w:pPr>
+            <w:r>
+              <w:t xml:space="preserve">)</w:t>
+            </w:r>
+          </w:p>
+          <w:p>
+            <w:pPr>
+              <w:pStyle w:val="SourceCode"/>
+              <w:spacing w:before="0" w:after="0" w:line="200" w:lineRule="auto"/>
+            </w:pPr>
+            <w:r>
+              <w:t xml:space="preserve">echo Усього файлів: !count!</w:t>
+            </w:r>
+          </w:p>
+          <w:p>
+            <w:pPr>
+              <w:pStyle w:val="SourceCode"/>
+              <w:spacing w:before="0" w:after="0" w:line="200" w:lineRule="auto"/>
+            </w:pPr>
+            <w:r>
+              <w:t xml:space="preserve">endlocal</w:t>
+            </w:r>
+          </w:p>
+        </w:tc>
+      </w:tr>
+    </w:tbl>
+    <w:p>
+      <w:pPr>
+        <w:spacing w:before="0" w:after="0" w:line="120" w:lineRule="exact"/>
+        <w:rPr>
+          <w:sz w:val="4"/>
+          <w:szCs w:val="4"/>
+        </w:rPr>
+      </w:pPr>
     </w:p>
     <w:bookmarkEnd w:id="16"/>
     <w:bookmarkStart w:id="17" w:name="коди-повернення-та-журнал"/>
@@ -2112,50 +2470,99 @@
     </w:p>
     <w:p>
       <w:pPr>
-        <w:pStyle w:val="SourceCode"/>
-      </w:pPr>
-      <w:r>
-        <w:rPr>
-          <w:rStyle w:val="VerbatimChar"/>
-        </w:rPr>
-        <w:t xml:space="preserve">robocopy "%src%" "%dst%" /e /njh /njs</w:t>
-      </w:r>
-      <w:r>
-        <w:br/>
-      </w:r>
-      <w:r>
-        <w:rPr>
-          <w:rStyle w:val="VerbatimChar"/>
-        </w:rPr>
-        <w:t xml:space="preserve">if %errorlevel% geq 8 (</w:t>
-      </w:r>
-      <w:r>
-        <w:br/>
-      </w:r>
-      <w:r>
-        <w:rPr>
-          <w:rStyle w:val="VerbatimChar"/>
-        </w:rPr>
-        <w:t xml:space="preserve">    echo ПОМИЛКА копіювання, код %errorlevel% &gt;&gt; "%log%"</w:t>
-      </w:r>
-      <w:r>
-        <w:br/>
-      </w:r>
-      <w:r>
-        <w:rPr>
-          <w:rStyle w:val="VerbatimChar"/>
-        </w:rPr>
-        <w:t xml:space="preserve">    exit /b %errorlevel%</w:t>
-      </w:r>
-      <w:r>
-        <w:br/>
-      </w:r>
-      <w:r>
-        <w:rPr>
-          <w:rStyle w:val="VerbatimChar"/>
-        </w:rPr>
-        <w:t xml:space="preserve">)</w:t>
-      </w:r>
+        <w:spacing w:before="0" w:after="0" w:line="120" w:lineRule="exact"/>
+        <w:rPr>
+          <w:sz w:val="4"/>
+          <w:szCs w:val="4"/>
+        </w:rPr>
+      </w:pPr>
+    </w:p>
+    <w:tbl>
+      <w:tblPr>
+        <w:tblStyle w:val="SourceCodeTable"/>
+        <w:tblW w:type="dxa" w:w="9637"/>
+        <w:tblInd w:w="0" w:type="dxa"/>
+        <w:tblBorders>
+          <w:top w:color="BFBFBF" w:space="0" w:sz="4" w:val="single"/>
+          <w:left w:color="BFBFBF" w:space="0" w:sz="4" w:val="single"/>
+          <w:bottom w:color="BFBFBF" w:space="0" w:sz="4" w:val="single"/>
+          <w:right w:color="BFBFBF" w:space="0" w:sz="4" w:val="single"/>
+        </w:tblBorders>
+        <w:shd w:color="auto" w:fill="F4F4F4" w:val="clear"/>
+        <w:tblLayout w:type="fixed"/>
+        <w:tblCellMar>
+          <w:top w:type="dxa" w:w="113"/>
+          <w:left w:type="dxa" w:w="113"/>
+          <w:bottom w:type="dxa" w:w="113"/>
+          <w:right w:type="dxa" w:w="113"/>
+        </w:tblCellMar>
+        <w:tblLook w:val="0000" w:firstRow="0" w:lastRow="0" w:firstColumn="0" w:lastColumn="0" w:noHBand="1" w:noVBand="1"/>
+      </w:tblPr>
+      <w:tblGrid>
+        <w:gridCol w:w="9637"/>
+      </w:tblGrid>
+      <w:tr>
+        <w:tc>
+          <w:tcPr>
+            <w:tcW w:type="dxa" w:w="9637"/>
+            <w:shd w:color="auto" w:fill="F4F4F4" w:val="clear"/>
+          </w:tcPr>
+          <w:p>
+            <w:pPr>
+              <w:pStyle w:val="SourceCode"/>
+              <w:spacing w:before="0" w:after="0" w:line="200" w:lineRule="auto"/>
+            </w:pPr>
+            <w:r>
+              <w:t xml:space="preserve">robocopy "%src%" "%dst%" /e /njh /njs</w:t>
+            </w:r>
+          </w:p>
+          <w:p>
+            <w:pPr>
+              <w:pStyle w:val="SourceCode"/>
+              <w:spacing w:before="0" w:after="0" w:line="200" w:lineRule="auto"/>
+            </w:pPr>
+            <w:r>
+              <w:t xml:space="preserve">if %errorlevel% geq 8 (</w:t>
+            </w:r>
+          </w:p>
+          <w:p>
+            <w:pPr>
+              <w:pStyle w:val="SourceCode"/>
+              <w:spacing w:before="0" w:after="0" w:line="200" w:lineRule="auto"/>
+            </w:pPr>
+            <w:r>
+              <w:t xml:space="preserve">    echo ПОМИЛКА копіювання, код %errorlevel% &gt;&gt; "%log%"</w:t>
+            </w:r>
+          </w:p>
+          <w:p>
+            <w:pPr>
+              <w:pStyle w:val="SourceCode"/>
+              <w:spacing w:before="0" w:after="0" w:line="200" w:lineRule="auto"/>
+            </w:pPr>
+            <w:r>
+              <w:t xml:space="preserve">    exit /b %errorlevel%</w:t>
+            </w:r>
+          </w:p>
+          <w:p>
+            <w:pPr>
+              <w:pStyle w:val="SourceCode"/>
+              <w:spacing w:before="0" w:after="0" w:line="200" w:lineRule="auto"/>
+            </w:pPr>
+            <w:r>
+              <w:t xml:space="preserve">)</w:t>
+            </w:r>
+          </w:p>
+        </w:tc>
+      </w:tr>
+    </w:tbl>
+    <w:p>
+      <w:pPr>
+        <w:spacing w:before="0" w:after="0" w:line="120" w:lineRule="exact"/>
+        <w:rPr>
+          <w:sz w:val="4"/>
+          <w:szCs w:val="4"/>
+        </w:rPr>
+      </w:pPr>
     </w:p>
     <w:p>
       <w:pPr>
@@ -2210,59 +2617,108 @@
     </w:p>
     <w:p>
       <w:pPr>
-        <w:pStyle w:val="SourceCode"/>
-      </w:pPr>
-      <w:r>
-        <w:rPr>
-          <w:rStyle w:val="VerbatimChar"/>
-        </w:rPr>
-        <w:t xml:space="preserve">C:\Users\Student&gt; cd %USERPROFILE%\Desktop</w:t>
-      </w:r>
-      <w:r>
-        <w:br/>
-      </w:r>
-      <w:r>
-        <w:rPr>
-          <w:rStyle w:val="VerbatimChar"/>
-        </w:rPr>
-        <w:t xml:space="preserve">C:\Users\Student\Desktop&gt; md LAB3\src LAB3\bak LAB3\logs</w:t>
-      </w:r>
-      <w:r>
-        <w:br/>
-      </w:r>
-      <w:r>
-        <w:rPr>
-          <w:rStyle w:val="VerbatimChar"/>
-        </w:rPr>
-        <w:t xml:space="preserve">C:\Users\Student\Desktop&gt; cd LAB3</w:t>
-      </w:r>
-      <w:r>
-        <w:br/>
-      </w:r>
-      <w:r>
-        <w:rPr>
-          <w:rStyle w:val="VerbatimChar"/>
-        </w:rPr>
-        <w:t xml:space="preserve">C:\...\LAB3&gt; copy %SystemRoot%\System32\drivers\etc\hosts src\hosts.txt</w:t>
-      </w:r>
-      <w:r>
-        <w:br/>
-      </w:r>
-      <w:r>
-        <w:rPr>
-          <w:rStyle w:val="VerbatimChar"/>
-        </w:rPr>
-        <w:t xml:space="preserve">        1 file(s) copied.</w:t>
-      </w:r>
-      <w:r>
-        <w:br/>
-      </w:r>
-      <w:r>
-        <w:rPr>
-          <w:rStyle w:val="VerbatimChar"/>
-        </w:rPr>
-        <w:t xml:space="preserve">C:\...\LAB3&gt; notepad hello.bat</w:t>
-      </w:r>
+        <w:spacing w:before="0" w:after="0" w:line="120" w:lineRule="exact"/>
+        <w:rPr>
+          <w:sz w:val="4"/>
+          <w:szCs w:val="4"/>
+        </w:rPr>
+      </w:pPr>
+    </w:p>
+    <w:tbl>
+      <w:tblPr>
+        <w:tblStyle w:val="SourceCodeTable"/>
+        <w:tblW w:type="dxa" w:w="9637"/>
+        <w:tblInd w:w="0" w:type="dxa"/>
+        <w:tblBorders>
+          <w:top w:color="BFBFBF" w:space="0" w:sz="4" w:val="single"/>
+          <w:left w:color="BFBFBF" w:space="0" w:sz="4" w:val="single"/>
+          <w:bottom w:color="BFBFBF" w:space="0" w:sz="4" w:val="single"/>
+          <w:right w:color="BFBFBF" w:space="0" w:sz="4" w:val="single"/>
+        </w:tblBorders>
+        <w:shd w:color="auto" w:fill="F4F4F4" w:val="clear"/>
+        <w:tblLayout w:type="fixed"/>
+        <w:tblCellMar>
+          <w:top w:type="dxa" w:w="113"/>
+          <w:left w:type="dxa" w:w="113"/>
+          <w:bottom w:type="dxa" w:w="113"/>
+          <w:right w:type="dxa" w:w="113"/>
+        </w:tblCellMar>
+        <w:tblLook w:val="0000" w:firstRow="0" w:lastRow="0" w:firstColumn="0" w:lastColumn="0" w:noHBand="1" w:noVBand="1"/>
+      </w:tblPr>
+      <w:tblGrid>
+        <w:gridCol w:w="9637"/>
+      </w:tblGrid>
+      <w:tr>
+        <w:tc>
+          <w:tcPr>
+            <w:tcW w:type="dxa" w:w="9637"/>
+            <w:shd w:color="auto" w:fill="F4F4F4" w:val="clear"/>
+          </w:tcPr>
+          <w:p>
+            <w:pPr>
+              <w:pStyle w:val="SourceCode"/>
+              <w:spacing w:before="0" w:after="0" w:line="200" w:lineRule="auto"/>
+            </w:pPr>
+            <w:r>
+              <w:t xml:space="preserve">C:\Users\Student&gt; cd %USERPROFILE%\Desktop</w:t>
+            </w:r>
+          </w:p>
+          <w:p>
+            <w:pPr>
+              <w:pStyle w:val="SourceCode"/>
+              <w:spacing w:before="0" w:after="0" w:line="200" w:lineRule="auto"/>
+            </w:pPr>
+            <w:r>
+              <w:t xml:space="preserve">C:\Users\Student\Desktop&gt; md LAB3\src LAB3\bak LAB3\logs</w:t>
+            </w:r>
+          </w:p>
+          <w:p>
+            <w:pPr>
+              <w:pStyle w:val="SourceCode"/>
+              <w:spacing w:before="0" w:after="0" w:line="200" w:lineRule="auto"/>
+            </w:pPr>
+            <w:r>
+              <w:t xml:space="preserve">C:\Users\Student\Desktop&gt; cd LAB3</w:t>
+            </w:r>
+          </w:p>
+          <w:p>
+            <w:pPr>
+              <w:pStyle w:val="SourceCode"/>
+              <w:spacing w:before="0" w:after="0" w:line="200" w:lineRule="auto"/>
+            </w:pPr>
+            <w:r>
+              <w:t xml:space="preserve">C:\...\LAB3&gt; copy %SystemRoot%\System32\drivers\etc\hosts src\hosts.txt</w:t>
+            </w:r>
+          </w:p>
+          <w:p>
+            <w:pPr>
+              <w:pStyle w:val="SourceCode"/>
+              <w:spacing w:before="0" w:after="0" w:line="200" w:lineRule="auto"/>
+            </w:pPr>
+            <w:r>
+              <w:t xml:space="preserve">        1 file(s) copied.</w:t>
+            </w:r>
+          </w:p>
+          <w:p>
+            <w:pPr>
+              <w:pStyle w:val="SourceCode"/>
+              <w:spacing w:before="0" w:after="0" w:line="200" w:lineRule="auto"/>
+            </w:pPr>
+            <w:r>
+              <w:t xml:space="preserve">C:\...\LAB3&gt; notepad hello.bat</w:t>
+            </w:r>
+          </w:p>
+        </w:tc>
+      </w:tr>
+    </w:tbl>
+    <w:p>
+      <w:pPr>
+        <w:spacing w:before="0" w:after="0" w:line="120" w:lineRule="exact"/>
+        <w:rPr>
+          <w:sz w:val="4"/>
+          <w:szCs w:val="4"/>
+        </w:rPr>
+      </w:pPr>
     </w:p>
     <w:p>
       <w:pPr>
@@ -2286,124 +2742,222 @@
     </w:p>
     <w:p>
       <w:pPr>
-        <w:pStyle w:val="SourceCode"/>
-      </w:pPr>
-      <w:r>
-        <w:rPr>
-          <w:rStyle w:val="VerbatimChar"/>
-        </w:rPr>
-        <w:t xml:space="preserve">@echo off</w:t>
-      </w:r>
-      <w:r>
-        <w:br/>
-      </w:r>
-      <w:r>
-        <w:rPr>
-          <w:rStyle w:val="VerbatimChar"/>
-        </w:rPr>
-        <w:t xml:space="preserve">chcp 65001 &gt; nul</w:t>
-      </w:r>
-      <w:r>
-        <w:br/>
-      </w:r>
-      <w:r>
-        <w:rPr>
-          <w:rStyle w:val="VerbatimChar"/>
-        </w:rPr>
-        <w:t xml:space="preserve">echo Скрипт: %~n0</w:t>
-      </w:r>
-      <w:r>
-        <w:br/>
-      </w:r>
-      <w:r>
-        <w:rPr>
-          <w:rStyle w:val="VerbatimChar"/>
-        </w:rPr>
-        <w:t xml:space="preserve">echo Каталог скрипта: %~dp0</w:t>
-      </w:r>
-      <w:r>
-        <w:br/>
-      </w:r>
-      <w:r>
-        <w:rPr>
-          <w:rStyle w:val="VerbatimChar"/>
-        </w:rPr>
-        <w:t xml:space="preserve">echo Поточний каталог: %cd%</w:t>
-      </w:r>
-      <w:r>
-        <w:br/>
-      </w:r>
-      <w:r>
-        <w:rPr>
-          <w:rStyle w:val="VerbatimChar"/>
-        </w:rPr>
-        <w:t xml:space="preserve">echo Користувач: %USERNAME%</w:t>
-      </w:r>
-      <w:r>
-        <w:br/>
-      </w:r>
-      <w:r>
-        <w:rPr>
-          <w:rStyle w:val="VerbatimChar"/>
-        </w:rPr>
-        <w:t xml:space="preserve">pause</w:t>
-      </w:r>
-    </w:p>
-    <w:p>
-      <w:pPr>
-        <w:pStyle w:val="SourceCode"/>
-      </w:pPr>
-      <w:r>
-        <w:rPr>
-          <w:rStyle w:val="VerbatimChar"/>
-        </w:rPr>
-        <w:t xml:space="preserve">C:\...\LAB3&gt; hello.bat</w:t>
-      </w:r>
-      <w:r>
-        <w:br/>
-      </w:r>
-      <w:r>
-        <w:rPr>
-          <w:rStyle w:val="VerbatimChar"/>
-        </w:rPr>
-        <w:t xml:space="preserve">Скрипт: hello</w:t>
-      </w:r>
-      <w:r>
-        <w:br/>
-      </w:r>
-      <w:r>
-        <w:rPr>
-          <w:rStyle w:val="VerbatimChar"/>
-        </w:rPr>
-        <w:t xml:space="preserve">Каталог скрипта: C:\Users\Student\Desktop\LAB3\</w:t>
-      </w:r>
-      <w:r>
-        <w:br/>
-      </w:r>
-      <w:r>
-        <w:rPr>
-          <w:rStyle w:val="VerbatimChar"/>
-        </w:rPr>
-        <w:t xml:space="preserve">Поточний каталог: C:\Users\Student\Desktop\LAB3</w:t>
-      </w:r>
-      <w:r>
-        <w:br/>
-      </w:r>
-      <w:r>
-        <w:rPr>
-          <w:rStyle w:val="VerbatimChar"/>
-        </w:rPr>
-        <w:t xml:space="preserve">Користувач: Student</w:t>
-      </w:r>
-      <w:r>
-        <w:br/>
-      </w:r>
-      <w:r>
-        <w:rPr>
-          <w:rStyle w:val="VerbatimChar"/>
-        </w:rPr>
-        <w:t xml:space="preserve">Press any key to continue . . .</w:t>
-      </w:r>
+        <w:spacing w:before="0" w:after="0" w:line="120" w:lineRule="exact"/>
+        <w:rPr>
+          <w:sz w:val="4"/>
+          <w:szCs w:val="4"/>
+        </w:rPr>
+      </w:pPr>
+    </w:p>
+    <w:tbl>
+      <w:tblPr>
+        <w:tblStyle w:val="SourceCodeTable"/>
+        <w:tblW w:type="dxa" w:w="9637"/>
+        <w:tblInd w:w="0" w:type="dxa"/>
+        <w:tblBorders>
+          <w:top w:color="BFBFBF" w:space="0" w:sz="4" w:val="single"/>
+          <w:left w:color="BFBFBF" w:space="0" w:sz="4" w:val="single"/>
+          <w:bottom w:color="BFBFBF" w:space="0" w:sz="4" w:val="single"/>
+          <w:right w:color="BFBFBF" w:space="0" w:sz="4" w:val="single"/>
+        </w:tblBorders>
+        <w:shd w:color="auto" w:fill="F4F4F4" w:val="clear"/>
+        <w:tblLayout w:type="fixed"/>
+        <w:tblCellMar>
+          <w:top w:type="dxa" w:w="113"/>
+          <w:left w:type="dxa" w:w="113"/>
+          <w:bottom w:type="dxa" w:w="113"/>
+          <w:right w:type="dxa" w:w="113"/>
+        </w:tblCellMar>
+        <w:tblLook w:val="0000" w:firstRow="0" w:lastRow="0" w:firstColumn="0" w:lastColumn="0" w:noHBand="1" w:noVBand="1"/>
+      </w:tblPr>
+      <w:tblGrid>
+        <w:gridCol w:w="9637"/>
+      </w:tblGrid>
+      <w:tr>
+        <w:tc>
+          <w:tcPr>
+            <w:tcW w:type="dxa" w:w="9637"/>
+            <w:shd w:color="auto" w:fill="F4F4F4" w:val="clear"/>
+          </w:tcPr>
+          <w:p>
+            <w:pPr>
+              <w:pStyle w:val="SourceCode"/>
+              <w:spacing w:before="0" w:after="0" w:line="200" w:lineRule="auto"/>
+            </w:pPr>
+            <w:r>
+              <w:t xml:space="preserve">@echo off</w:t>
+            </w:r>
+          </w:p>
+          <w:p>
+            <w:pPr>
+              <w:pStyle w:val="SourceCode"/>
+              <w:spacing w:before="0" w:after="0" w:line="200" w:lineRule="auto"/>
+            </w:pPr>
+            <w:r>
+              <w:t xml:space="preserve">chcp 65001 &gt; nul</w:t>
+            </w:r>
+          </w:p>
+          <w:p>
+            <w:pPr>
+              <w:pStyle w:val="SourceCode"/>
+              <w:spacing w:before="0" w:after="0" w:line="200" w:lineRule="auto"/>
+            </w:pPr>
+            <w:r>
+              <w:t xml:space="preserve">echo Скрипт: %~n0</w:t>
+            </w:r>
+          </w:p>
+          <w:p>
+            <w:pPr>
+              <w:pStyle w:val="SourceCode"/>
+              <w:spacing w:before="0" w:after="0" w:line="200" w:lineRule="auto"/>
+            </w:pPr>
+            <w:r>
+              <w:t xml:space="preserve">echo Каталог скрипта: %~dp0</w:t>
+            </w:r>
+          </w:p>
+          <w:p>
+            <w:pPr>
+              <w:pStyle w:val="SourceCode"/>
+              <w:spacing w:before="0" w:after="0" w:line="200" w:lineRule="auto"/>
+            </w:pPr>
+            <w:r>
+              <w:t xml:space="preserve">echo Поточний каталог: %cd%</w:t>
+            </w:r>
+          </w:p>
+          <w:p>
+            <w:pPr>
+              <w:pStyle w:val="SourceCode"/>
+              <w:spacing w:before="0" w:after="0" w:line="200" w:lineRule="auto"/>
+            </w:pPr>
+            <w:r>
+              <w:t xml:space="preserve">echo Користувач: %USERNAME%</w:t>
+            </w:r>
+          </w:p>
+          <w:p>
+            <w:pPr>
+              <w:pStyle w:val="SourceCode"/>
+              <w:spacing w:before="0" w:after="0" w:line="200" w:lineRule="auto"/>
+            </w:pPr>
+            <w:r>
+              <w:t xml:space="preserve">pause</w:t>
+            </w:r>
+          </w:p>
+        </w:tc>
+      </w:tr>
+    </w:tbl>
+    <w:p>
+      <w:pPr>
+        <w:spacing w:before="0" w:after="0" w:line="120" w:lineRule="exact"/>
+        <w:rPr>
+          <w:sz w:val="4"/>
+          <w:szCs w:val="4"/>
+        </w:rPr>
+      </w:pPr>
+    </w:p>
+    <w:p>
+      <w:pPr>
+        <w:spacing w:before="0" w:after="0" w:line="120" w:lineRule="exact"/>
+        <w:rPr>
+          <w:sz w:val="4"/>
+          <w:szCs w:val="4"/>
+        </w:rPr>
+      </w:pPr>
+    </w:p>
+    <w:tbl>
+      <w:tblPr>
+        <w:tblStyle w:val="SourceCodeTable"/>
+        <w:tblW w:type="dxa" w:w="9637"/>
+        <w:tblInd w:w="0" w:type="dxa"/>
+        <w:tblBorders>
+          <w:top w:color="BFBFBF" w:space="0" w:sz="4" w:val="single"/>
+          <w:left w:color="BFBFBF" w:space="0" w:sz="4" w:val="single"/>
+          <w:bottom w:color="BFBFBF" w:space="0" w:sz="4" w:val="single"/>
+          <w:right w:color="BFBFBF" w:space="0" w:sz="4" w:val="single"/>
+        </w:tblBorders>
+        <w:shd w:color="auto" w:fill="F4F4F4" w:val="clear"/>
+        <w:tblLayout w:type="fixed"/>
+        <w:tblCellMar>
+          <w:top w:type="dxa" w:w="113"/>
+          <w:left w:type="dxa" w:w="113"/>
+          <w:bottom w:type="dxa" w:w="113"/>
+          <w:right w:type="dxa" w:w="113"/>
+        </w:tblCellMar>
+        <w:tblLook w:val="0000" w:firstRow="0" w:lastRow="0" w:firstColumn="0" w:lastColumn="0" w:noHBand="1" w:noVBand="1"/>
+      </w:tblPr>
+      <w:tblGrid>
+        <w:gridCol w:w="9637"/>
+      </w:tblGrid>
+      <w:tr>
+        <w:tc>
+          <w:tcPr>
+            <w:tcW w:type="dxa" w:w="9637"/>
+            <w:shd w:color="auto" w:fill="F4F4F4" w:val="clear"/>
+          </w:tcPr>
+          <w:p>
+            <w:pPr>
+              <w:pStyle w:val="SourceCode"/>
+              <w:spacing w:before="0" w:after="0" w:line="200" w:lineRule="auto"/>
+            </w:pPr>
+            <w:r>
+              <w:t xml:space="preserve">C:\...\LAB3&gt; hello.bat</w:t>
+            </w:r>
+          </w:p>
+          <w:p>
+            <w:pPr>
+              <w:pStyle w:val="SourceCode"/>
+              <w:spacing w:before="0" w:after="0" w:line="200" w:lineRule="auto"/>
+            </w:pPr>
+            <w:r>
+              <w:t xml:space="preserve">Скрипт: hello</w:t>
+            </w:r>
+          </w:p>
+          <w:p>
+            <w:pPr>
+              <w:pStyle w:val="SourceCode"/>
+              <w:spacing w:before="0" w:after="0" w:line="200" w:lineRule="auto"/>
+            </w:pPr>
+            <w:r>
+              <w:t xml:space="preserve">Каталог скрипта: C:\Users\Student\Desktop\LAB3\</w:t>
+            </w:r>
+          </w:p>
+          <w:p>
+            <w:pPr>
+              <w:pStyle w:val="SourceCode"/>
+              <w:spacing w:before="0" w:after="0" w:line="200" w:lineRule="auto"/>
+            </w:pPr>
+            <w:r>
+              <w:t xml:space="preserve">Поточний каталог: C:\Users\Student\Desktop\LAB3</w:t>
+            </w:r>
+          </w:p>
+          <w:p>
+            <w:pPr>
+              <w:pStyle w:val="SourceCode"/>
+              <w:spacing w:before="0" w:after="0" w:line="200" w:lineRule="auto"/>
+            </w:pPr>
+            <w:r>
+              <w:t xml:space="preserve">Користувач: Student</w:t>
+            </w:r>
+          </w:p>
+          <w:p>
+            <w:pPr>
+              <w:pStyle w:val="SourceCode"/>
+              <w:spacing w:before="0" w:after="0" w:line="200" w:lineRule="auto"/>
+            </w:pPr>
+            <w:r>
+              <w:t xml:space="preserve">Press any key to continue . . .</w:t>
+            </w:r>
+          </w:p>
+        </w:tc>
+      </w:tr>
+    </w:tbl>
+    <w:p>
+      <w:pPr>
+        <w:spacing w:before="0" w:after="0" w:line="120" w:lineRule="exact"/>
+        <w:rPr>
+          <w:sz w:val="4"/>
+          <w:szCs w:val="4"/>
+        </w:rPr>
+      </w:pPr>
     </w:p>
     <w:p>
       <w:pPr>
@@ -2455,244 +3009,345 @@
     </w:p>
     <w:p>
       <w:pPr>
-        <w:pStyle w:val="SourceCode"/>
-      </w:pPr>
-      <w:r>
-        <w:rPr>
-          <w:rStyle w:val="VerbatimChar"/>
-        </w:rPr>
-        <w:t xml:space="preserve">@echo off</w:t>
-      </w:r>
-      <w:r>
-        <w:br/>
-      </w:r>
-      <w:r>
-        <w:rPr>
-          <w:rStyle w:val="VerbatimChar"/>
-        </w:rPr>
-        <w:t xml:space="preserve">chcp 65001 &gt; nul</w:t>
-      </w:r>
-      <w:r>
-        <w:br/>
-      </w:r>
-      <w:r>
-        <w:rPr>
-          <w:rStyle w:val="VerbatimChar"/>
-        </w:rPr>
-        <w:t xml:space="preserve">if "%~1"=="" (</w:t>
-      </w:r>
-      <w:r>
-        <w:br/>
-      </w:r>
-      <w:r>
-        <w:rPr>
-          <w:rStyle w:val="VerbatimChar"/>
-        </w:rPr>
-        <w:t xml:space="preserve">    echo Використання: %~n0 ^&lt;файл^&gt;</w:t>
-      </w:r>
-      <w:r>
-        <w:br/>
-      </w:r>
-      <w:r>
-        <w:rPr>
-          <w:rStyle w:val="VerbatimChar"/>
-        </w:rPr>
-        <w:t xml:space="preserve">    exit /b 1</w:t>
-      </w:r>
-      <w:r>
-        <w:br/>
-      </w:r>
-      <w:r>
-        <w:rPr>
-          <w:rStyle w:val="VerbatimChar"/>
-        </w:rPr>
-        <w:t xml:space="preserve">)</w:t>
-      </w:r>
-      <w:r>
-        <w:br/>
-      </w:r>
-      <w:r>
-        <w:rPr>
-          <w:rStyle w:val="VerbatimChar"/>
-        </w:rPr>
-        <w:t xml:space="preserve">if not exist "%~1" (</w:t>
-      </w:r>
-      <w:r>
-        <w:br/>
-      </w:r>
-      <w:r>
-        <w:rPr>
-          <w:rStyle w:val="VerbatimChar"/>
-        </w:rPr>
-        <w:t xml:space="preserve">    echo Файл "%~1" не знайдено</w:t>
-      </w:r>
-      <w:r>
-        <w:br/>
-      </w:r>
-      <w:r>
-        <w:rPr>
-          <w:rStyle w:val="VerbatimChar"/>
-        </w:rPr>
-        <w:t xml:space="preserve">    exit /b 2</w:t>
-      </w:r>
-      <w:r>
-        <w:br/>
-      </w:r>
-      <w:r>
-        <w:rPr>
-          <w:rStyle w:val="VerbatimChar"/>
-        </w:rPr>
-        <w:t xml:space="preserve">)</w:t>
-      </w:r>
-      <w:r>
-        <w:br/>
-      </w:r>
-      <w:r>
-        <w:rPr>
-          <w:rStyle w:val="VerbatimChar"/>
-        </w:rPr>
-        <w:t xml:space="preserve">echo Ім'я:        %~n1</w:t>
-      </w:r>
-      <w:r>
-        <w:br/>
-      </w:r>
-      <w:r>
-        <w:rPr>
-          <w:rStyle w:val="VerbatimChar"/>
-        </w:rPr>
-        <w:t xml:space="preserve">echo Розширення:  %~x1</w:t>
-      </w:r>
-      <w:r>
-        <w:br/>
-      </w:r>
-      <w:r>
-        <w:rPr>
-          <w:rStyle w:val="VerbatimChar"/>
-        </w:rPr>
-        <w:t xml:space="preserve">echo Розмір:      %~z1 байт</w:t>
-      </w:r>
-      <w:r>
-        <w:br/>
-      </w:r>
-      <w:r>
-        <w:rPr>
-          <w:rStyle w:val="VerbatimChar"/>
-        </w:rPr>
-        <w:t xml:space="preserve">echo Змінено:     %~t1</w:t>
-      </w:r>
-      <w:r>
-        <w:br/>
-      </w:r>
-      <w:r>
-        <w:rPr>
-          <w:rStyle w:val="VerbatimChar"/>
-        </w:rPr>
-        <w:t xml:space="preserve">exit /b 0</w:t>
-      </w:r>
-    </w:p>
-    <w:p>
-      <w:pPr>
-        <w:pStyle w:val="SourceCode"/>
-      </w:pPr>
-      <w:r>
-        <w:rPr>
-          <w:rStyle w:val="VerbatimChar"/>
-        </w:rPr>
-        <w:t xml:space="preserve">C:\...\LAB3&gt; info.bat</w:t>
-      </w:r>
-      <w:r>
-        <w:br/>
-      </w:r>
-      <w:r>
-        <w:rPr>
-          <w:rStyle w:val="VerbatimChar"/>
-        </w:rPr>
-        <w:t xml:space="preserve">Використання: info ^&lt;файл^&gt;</w:t>
-      </w:r>
-      <w:r>
-        <w:br/>
-      </w:r>
-      <w:r>
-        <w:rPr>
-          <w:rStyle w:val="VerbatimChar"/>
-        </w:rPr>
-        <w:t xml:space="preserve">C:\...\LAB3&gt; echo %errorlevel%</w:t>
-      </w:r>
-      <w:r>
-        <w:br/>
-      </w:r>
-      <w:r>
-        <w:rPr>
-          <w:rStyle w:val="VerbatimChar"/>
-        </w:rPr>
-        <w:t xml:space="preserve">1</w:t>
-      </w:r>
-      <w:r>
-        <w:br/>
-      </w:r>
-      <w:r>
-        <w:br/>
-      </w:r>
-      <w:r>
-        <w:rPr>
-          <w:rStyle w:val="VerbatimChar"/>
-        </w:rPr>
-        <w:t xml:space="preserve">C:\...\LAB3&gt; info.bat src\hosts.txt</w:t>
-      </w:r>
-      <w:r>
-        <w:br/>
-      </w:r>
-      <w:r>
-        <w:rPr>
-          <w:rStyle w:val="VerbatimChar"/>
-        </w:rPr>
-        <w:t xml:space="preserve">Ім'я:        hosts</w:t>
-      </w:r>
-      <w:r>
-        <w:br/>
-      </w:r>
-      <w:r>
-        <w:rPr>
-          <w:rStyle w:val="VerbatimChar"/>
-        </w:rPr>
-        <w:t xml:space="preserve">Розширення:  .txt</w:t>
-      </w:r>
-      <w:r>
-        <w:br/>
-      </w:r>
-      <w:r>
-        <w:rPr>
-          <w:rStyle w:val="VerbatimChar"/>
-        </w:rPr>
-        <w:t xml:space="preserve">Розмір:      824 байт</w:t>
-      </w:r>
-      <w:r>
-        <w:br/>
-      </w:r>
-      <w:r>
-        <w:rPr>
-          <w:rStyle w:val="VerbatimChar"/>
-        </w:rPr>
-        <w:t xml:space="preserve">Змінено:     17.09.2026 21:40</w:t>
-      </w:r>
-      <w:r>
-        <w:br/>
-      </w:r>
-      <w:r>
-        <w:rPr>
-          <w:rStyle w:val="VerbatimChar"/>
-        </w:rPr>
-        <w:t xml:space="preserve">C:\...\LAB3&gt; echo %errorlevel%</w:t>
-      </w:r>
-      <w:r>
-        <w:br/>
-      </w:r>
-      <w:r>
-        <w:rPr>
-          <w:rStyle w:val="VerbatimChar"/>
-        </w:rPr>
-        <w:t xml:space="preserve">0</w:t>
-      </w:r>
+        <w:spacing w:before="0" w:after="0" w:line="120" w:lineRule="exact"/>
+        <w:rPr>
+          <w:sz w:val="4"/>
+          <w:szCs w:val="4"/>
+        </w:rPr>
+      </w:pPr>
+    </w:p>
+    <w:tbl>
+      <w:tblPr>
+        <w:tblStyle w:val="SourceCodeTable"/>
+        <w:tblW w:type="dxa" w:w="9637"/>
+        <w:tblInd w:w="0" w:type="dxa"/>
+        <w:tblBorders>
+          <w:top w:color="BFBFBF" w:space="0" w:sz="4" w:val="single"/>
+          <w:left w:color="BFBFBF" w:space="0" w:sz="4" w:val="single"/>
+          <w:bottom w:color="BFBFBF" w:space="0" w:sz="4" w:val="single"/>
+          <w:right w:color="BFBFBF" w:space="0" w:sz="4" w:val="single"/>
+        </w:tblBorders>
+        <w:shd w:color="auto" w:fill="F4F4F4" w:val="clear"/>
+        <w:tblLayout w:type="fixed"/>
+        <w:tblCellMar>
+          <w:top w:type="dxa" w:w="113"/>
+          <w:left w:type="dxa" w:w="113"/>
+          <w:bottom w:type="dxa" w:w="113"/>
+          <w:right w:type="dxa" w:w="113"/>
+        </w:tblCellMar>
+        <w:tblLook w:val="0000" w:firstRow="0" w:lastRow="0" w:firstColumn="0" w:lastColumn="0" w:noHBand="1" w:noVBand="1"/>
+      </w:tblPr>
+      <w:tblGrid>
+        <w:gridCol w:w="9637"/>
+      </w:tblGrid>
+      <w:tr>
+        <w:tc>
+          <w:tcPr>
+            <w:tcW w:type="dxa" w:w="9637"/>
+            <w:shd w:color="auto" w:fill="F4F4F4" w:val="clear"/>
+          </w:tcPr>
+          <w:p>
+            <w:pPr>
+              <w:pStyle w:val="SourceCode"/>
+              <w:spacing w:before="0" w:after="0" w:line="200" w:lineRule="auto"/>
+            </w:pPr>
+            <w:r>
+              <w:t xml:space="preserve">@echo off</w:t>
+            </w:r>
+          </w:p>
+          <w:p>
+            <w:pPr>
+              <w:pStyle w:val="SourceCode"/>
+              <w:spacing w:before="0" w:after="0" w:line="200" w:lineRule="auto"/>
+            </w:pPr>
+            <w:r>
+              <w:t xml:space="preserve">chcp 65001 &gt; nul</w:t>
+            </w:r>
+          </w:p>
+          <w:p>
+            <w:pPr>
+              <w:pStyle w:val="SourceCode"/>
+              <w:spacing w:before="0" w:after="0" w:line="200" w:lineRule="auto"/>
+            </w:pPr>
+            <w:r>
+              <w:t xml:space="preserve">if "%~1"=="" (</w:t>
+            </w:r>
+          </w:p>
+          <w:p>
+            <w:pPr>
+              <w:pStyle w:val="SourceCode"/>
+              <w:spacing w:before="0" w:after="0" w:line="200" w:lineRule="auto"/>
+            </w:pPr>
+            <w:r>
+              <w:t xml:space="preserve">    echo Використання: %~n0 ^&lt;файл^&gt;</w:t>
+            </w:r>
+          </w:p>
+          <w:p>
+            <w:pPr>
+              <w:pStyle w:val="SourceCode"/>
+              <w:spacing w:before="0" w:after="0" w:line="200" w:lineRule="auto"/>
+            </w:pPr>
+            <w:r>
+              <w:t xml:space="preserve">    exit /b 1</w:t>
+            </w:r>
+          </w:p>
+          <w:p>
+            <w:pPr>
+              <w:pStyle w:val="SourceCode"/>
+              <w:spacing w:before="0" w:after="0" w:line="200" w:lineRule="auto"/>
+            </w:pPr>
+            <w:r>
+              <w:t xml:space="preserve">)</w:t>
+            </w:r>
+          </w:p>
+          <w:p>
+            <w:pPr>
+              <w:pStyle w:val="SourceCode"/>
+              <w:spacing w:before="0" w:after="0" w:line="200" w:lineRule="auto"/>
+            </w:pPr>
+            <w:r>
+              <w:t xml:space="preserve">if not exist "%~1" (</w:t>
+            </w:r>
+          </w:p>
+          <w:p>
+            <w:pPr>
+              <w:pStyle w:val="SourceCode"/>
+              <w:spacing w:before="0" w:after="0" w:line="200" w:lineRule="auto"/>
+            </w:pPr>
+            <w:r>
+              <w:t xml:space="preserve">    echo Файл "%~1" не знайдено</w:t>
+            </w:r>
+          </w:p>
+          <w:p>
+            <w:pPr>
+              <w:pStyle w:val="SourceCode"/>
+              <w:spacing w:before="0" w:after="0" w:line="200" w:lineRule="auto"/>
+            </w:pPr>
+            <w:r>
+              <w:t xml:space="preserve">    exit /b 2</w:t>
+            </w:r>
+          </w:p>
+          <w:p>
+            <w:pPr>
+              <w:pStyle w:val="SourceCode"/>
+              <w:spacing w:before="0" w:after="0" w:line="200" w:lineRule="auto"/>
+            </w:pPr>
+            <w:r>
+              <w:t xml:space="preserve">)</w:t>
+            </w:r>
+          </w:p>
+          <w:p>
+            <w:pPr>
+              <w:pStyle w:val="SourceCode"/>
+              <w:spacing w:before="0" w:after="0" w:line="200" w:lineRule="auto"/>
+            </w:pPr>
+            <w:r>
+              <w:t xml:space="preserve">echo Ім'я:        %~n1</w:t>
+            </w:r>
+          </w:p>
+          <w:p>
+            <w:pPr>
+              <w:pStyle w:val="SourceCode"/>
+              <w:spacing w:before="0" w:after="0" w:line="200" w:lineRule="auto"/>
+            </w:pPr>
+            <w:r>
+              <w:t xml:space="preserve">echo Розширення:  %~x1</w:t>
+            </w:r>
+          </w:p>
+          <w:p>
+            <w:pPr>
+              <w:pStyle w:val="SourceCode"/>
+              <w:spacing w:before="0" w:after="0" w:line="200" w:lineRule="auto"/>
+            </w:pPr>
+            <w:r>
+              <w:t xml:space="preserve">echo Розмір:      %~z1 байт</w:t>
+            </w:r>
+          </w:p>
+          <w:p>
+            <w:pPr>
+              <w:pStyle w:val="SourceCode"/>
+              <w:spacing w:before="0" w:after="0" w:line="200" w:lineRule="auto"/>
+            </w:pPr>
+            <w:r>
+              <w:t xml:space="preserve">echo Змінено:     %~t1</w:t>
+            </w:r>
+          </w:p>
+          <w:p>
+            <w:pPr>
+              <w:pStyle w:val="SourceCode"/>
+              <w:spacing w:before="0" w:after="0" w:line="200" w:lineRule="auto"/>
+            </w:pPr>
+            <w:r>
+              <w:t xml:space="preserve">exit /b 0</w:t>
+            </w:r>
+          </w:p>
+        </w:tc>
+      </w:tr>
+    </w:tbl>
+    <w:p>
+      <w:pPr>
+        <w:spacing w:before="0" w:after="0" w:line="120" w:lineRule="exact"/>
+        <w:rPr>
+          <w:sz w:val="4"/>
+          <w:szCs w:val="4"/>
+        </w:rPr>
+      </w:pPr>
+    </w:p>
+    <w:p>
+      <w:pPr>
+        <w:spacing w:before="0" w:after="0" w:line="120" w:lineRule="exact"/>
+        <w:rPr>
+          <w:sz w:val="4"/>
+          <w:szCs w:val="4"/>
+        </w:rPr>
+      </w:pPr>
+    </w:p>
+    <w:tbl>
+      <w:tblPr>
+        <w:tblStyle w:val="SourceCodeTable"/>
+        <w:tblW w:type="dxa" w:w="9637"/>
+        <w:tblInd w:w="0" w:type="dxa"/>
+        <w:tblBorders>
+          <w:top w:color="BFBFBF" w:space="0" w:sz="4" w:val="single"/>
+          <w:left w:color="BFBFBF" w:space="0" w:sz="4" w:val="single"/>
+          <w:bottom w:color="BFBFBF" w:space="0" w:sz="4" w:val="single"/>
+          <w:right w:color="BFBFBF" w:space="0" w:sz="4" w:val="single"/>
+        </w:tblBorders>
+        <w:shd w:color="auto" w:fill="F4F4F4" w:val="clear"/>
+        <w:tblLayout w:type="fixed"/>
+        <w:tblCellMar>
+          <w:top w:type="dxa" w:w="113"/>
+          <w:left w:type="dxa" w:w="113"/>
+          <w:bottom w:type="dxa" w:w="113"/>
+          <w:right w:type="dxa" w:w="113"/>
+        </w:tblCellMar>
+        <w:tblLook w:val="0000" w:firstRow="0" w:lastRow="0" w:firstColumn="0" w:lastColumn="0" w:noHBand="1" w:noVBand="1"/>
+      </w:tblPr>
+      <w:tblGrid>
+        <w:gridCol w:w="9637"/>
+      </w:tblGrid>
+      <w:tr>
+        <w:tc>
+          <w:tcPr>
+            <w:tcW w:type="dxa" w:w="9637"/>
+            <w:shd w:color="auto" w:fill="F4F4F4" w:val="clear"/>
+          </w:tcPr>
+          <w:p>
+            <w:pPr>
+              <w:pStyle w:val="SourceCode"/>
+              <w:spacing w:before="0" w:after="0" w:line="200" w:lineRule="auto"/>
+            </w:pPr>
+            <w:r>
+              <w:t xml:space="preserve">C:\...\LAB3&gt; info.bat</w:t>
+            </w:r>
+          </w:p>
+          <w:p>
+            <w:pPr>
+              <w:pStyle w:val="SourceCode"/>
+              <w:spacing w:before="0" w:after="0" w:line="200" w:lineRule="auto"/>
+            </w:pPr>
+            <w:r>
+              <w:t xml:space="preserve">Використання: info ^&lt;файл^&gt;</w:t>
+            </w:r>
+          </w:p>
+          <w:p>
+            <w:pPr>
+              <w:pStyle w:val="SourceCode"/>
+              <w:spacing w:before="0" w:after="0" w:line="200" w:lineRule="auto"/>
+            </w:pPr>
+            <w:r>
+              <w:t xml:space="preserve">C:\...\LAB3&gt; echo %errorlevel%</w:t>
+            </w:r>
+          </w:p>
+          <w:p>
+            <w:pPr>
+              <w:pStyle w:val="SourceCode"/>
+              <w:spacing w:before="0" w:after="0" w:line="200" w:lineRule="auto"/>
+            </w:pPr>
+            <w:r>
+              <w:t xml:space="preserve">1</w:t>
+            </w:r>
+          </w:p>
+          <w:p>
+            <w:pPr>
+              <w:pStyle w:val="SourceCode"/>
+              <w:spacing w:before="0" w:after="0" w:line="200" w:lineRule="auto"/>
+            </w:pPr>
+          </w:p>
+          <w:p>
+            <w:pPr>
+              <w:pStyle w:val="SourceCode"/>
+              <w:spacing w:before="0" w:after="0" w:line="200" w:lineRule="auto"/>
+            </w:pPr>
+            <w:r>
+              <w:t xml:space="preserve">C:\...\LAB3&gt; info.bat src\hosts.txt</w:t>
+            </w:r>
+          </w:p>
+          <w:p>
+            <w:pPr>
+              <w:pStyle w:val="SourceCode"/>
+              <w:spacing w:before="0" w:after="0" w:line="200" w:lineRule="auto"/>
+            </w:pPr>
+            <w:r>
+              <w:t xml:space="preserve">Ім'я:        hosts</w:t>
+            </w:r>
+          </w:p>
+          <w:p>
+            <w:pPr>
+              <w:pStyle w:val="SourceCode"/>
+              <w:spacing w:before="0" w:after="0" w:line="200" w:lineRule="auto"/>
+            </w:pPr>
+            <w:r>
+              <w:t xml:space="preserve">Розширення:  .txt</w:t>
+            </w:r>
+          </w:p>
+          <w:p>
+            <w:pPr>
+              <w:pStyle w:val="SourceCode"/>
+              <w:spacing w:before="0" w:after="0" w:line="200" w:lineRule="auto"/>
+            </w:pPr>
+            <w:r>
+              <w:t xml:space="preserve">Розмір:      824 байт</w:t>
+            </w:r>
+          </w:p>
+          <w:p>
+            <w:pPr>
+              <w:pStyle w:val="SourceCode"/>
+              <w:spacing w:before="0" w:after="0" w:line="200" w:lineRule="auto"/>
+            </w:pPr>
+            <w:r>
+              <w:t xml:space="preserve">Змінено:     17.09.2026 21:40</w:t>
+            </w:r>
+          </w:p>
+          <w:p>
+            <w:pPr>
+              <w:pStyle w:val="SourceCode"/>
+              <w:spacing w:before="0" w:after="0" w:line="200" w:lineRule="auto"/>
+            </w:pPr>
+            <w:r>
+              <w:t xml:space="preserve">C:\...\LAB3&gt; echo %errorlevel%</w:t>
+            </w:r>
+          </w:p>
+          <w:p>
+            <w:pPr>
+              <w:pStyle w:val="SourceCode"/>
+              <w:spacing w:before="0" w:after="0" w:line="200" w:lineRule="auto"/>
+            </w:pPr>
+            <w:r>
+              <w:t xml:space="preserve">0</w:t>
+            </w:r>
+          </w:p>
+        </w:tc>
+      </w:tr>
+    </w:tbl>
+    <w:p>
+      <w:pPr>
+        <w:spacing w:before="0" w:after="0" w:line="120" w:lineRule="exact"/>
+        <w:rPr>
+          <w:sz w:val="4"/>
+          <w:szCs w:val="4"/>
+        </w:rPr>
+      </w:pPr>
     </w:p>
     <w:p>
       <w:pPr>
@@ -2714,157 +3369,261 @@
     </w:p>
     <w:p>
       <w:pPr>
-        <w:pStyle w:val="SourceCode"/>
-      </w:pPr>
-      <w:r>
-        <w:rPr>
-          <w:rStyle w:val="VerbatimChar"/>
-        </w:rPr>
-        <w:t xml:space="preserve">@echo off</w:t>
-      </w:r>
-      <w:r>
-        <w:br/>
-      </w:r>
-      <w:r>
-        <w:rPr>
-          <w:rStyle w:val="VerbatimChar"/>
-        </w:rPr>
-        <w:t xml:space="preserve">chcp 65001 &gt; nul</w:t>
-      </w:r>
-      <w:r>
-        <w:br/>
-      </w:r>
-      <w:r>
-        <w:rPr>
-          <w:rStyle w:val="VerbatimChar"/>
-        </w:rPr>
-        <w:t xml:space="preserve">setlocal enabledelayedexpansion</w:t>
-      </w:r>
-      <w:r>
-        <w:br/>
-      </w:r>
-      <w:r>
-        <w:rPr>
-          <w:rStyle w:val="VerbatimChar"/>
-        </w:rPr>
-        <w:t xml:space="preserve">set count=0</w:t>
-      </w:r>
-      <w:r>
-        <w:br/>
-      </w:r>
-      <w:r>
-        <w:rPr>
-          <w:rStyle w:val="VerbatimChar"/>
-        </w:rPr>
-        <w:t xml:space="preserve">set /a bytes = 0</w:t>
-      </w:r>
-      <w:r>
-        <w:br/>
-      </w:r>
-      <w:r>
-        <w:br/>
-      </w:r>
-      <w:r>
-        <w:rPr>
-          <w:rStyle w:val="VerbatimChar"/>
-        </w:rPr>
-        <w:t xml:space="preserve">for %%f in ("%~dp0src\*.*") do (</w:t>
-      </w:r>
-      <w:r>
-        <w:br/>
-      </w:r>
-      <w:r>
-        <w:rPr>
-          <w:rStyle w:val="VerbatimChar"/>
-        </w:rPr>
-        <w:t xml:space="preserve">    set /a count += 1</w:t>
-      </w:r>
-      <w:r>
-        <w:br/>
-      </w:r>
-      <w:r>
-        <w:rPr>
-          <w:rStyle w:val="VerbatimChar"/>
-        </w:rPr>
-        <w:t xml:space="preserve">    set /a bytes += %%~zf</w:t>
-      </w:r>
-      <w:r>
-        <w:br/>
-      </w:r>
-      <w:r>
-        <w:rPr>
-          <w:rStyle w:val="VerbatimChar"/>
-        </w:rPr>
-        <w:t xml:space="preserve">    echo !count!^) %%~nxf — %%~zf байт</w:t>
-      </w:r>
-      <w:r>
-        <w:br/>
-      </w:r>
-      <w:r>
-        <w:rPr>
-          <w:rStyle w:val="VerbatimChar"/>
-        </w:rPr>
-        <w:t xml:space="preserve">)</w:t>
-      </w:r>
-      <w:r>
-        <w:br/>
-      </w:r>
-      <w:r>
-        <w:br/>
-      </w:r>
-      <w:r>
-        <w:rPr>
-          <w:rStyle w:val="VerbatimChar"/>
-        </w:rPr>
-        <w:t xml:space="preserve">echo Файлів: !count!, загальний обсяг: !bytes! байт</w:t>
-      </w:r>
-      <w:r>
-        <w:br/>
-      </w:r>
-      <w:r>
-        <w:rPr>
-          <w:rStyle w:val="VerbatimChar"/>
-        </w:rPr>
-        <w:t xml:space="preserve">endlocal</w:t>
-      </w:r>
-    </w:p>
-    <w:p>
-      <w:pPr>
-        <w:pStyle w:val="SourceCode"/>
-      </w:pPr>
-      <w:r>
-        <w:rPr>
-          <w:rStyle w:val="VerbatimChar"/>
-        </w:rPr>
-        <w:t xml:space="preserve">C:\...\LAB3&gt; count.bat</w:t>
-      </w:r>
-      <w:r>
-        <w:br/>
-      </w:r>
-      <w:r>
-        <w:rPr>
-          <w:rStyle w:val="VerbatimChar"/>
-        </w:rPr>
-        <w:t xml:space="preserve">1) hosts.txt — 824 байт</w:t>
-      </w:r>
-      <w:r>
-        <w:br/>
-      </w:r>
-      <w:r>
-        <w:rPr>
-          <w:rStyle w:val="VerbatimChar"/>
-        </w:rPr>
-        <w:t xml:space="preserve">2) readme.txt — 132 байт</w:t>
-      </w:r>
-      <w:r>
-        <w:br/>
-      </w:r>
-      <w:r>
-        <w:rPr>
-          <w:rStyle w:val="VerbatimChar"/>
-        </w:rPr>
-        <w:t xml:space="preserve">Файлів: 2, загальний обсяг: 956 байт</w:t>
-      </w:r>
+        <w:spacing w:before="0" w:after="0" w:line="120" w:lineRule="exact"/>
+        <w:rPr>
+          <w:sz w:val="4"/>
+          <w:szCs w:val="4"/>
+        </w:rPr>
+      </w:pPr>
+    </w:p>
+    <w:tbl>
+      <w:tblPr>
+        <w:tblStyle w:val="SourceCodeTable"/>
+        <w:tblW w:type="dxa" w:w="9637"/>
+        <w:tblInd w:w="0" w:type="dxa"/>
+        <w:tblBorders>
+          <w:top w:color="BFBFBF" w:space="0" w:sz="4" w:val="single"/>
+          <w:left w:color="BFBFBF" w:space="0" w:sz="4" w:val="single"/>
+          <w:bottom w:color="BFBFBF" w:space="0" w:sz="4" w:val="single"/>
+          <w:right w:color="BFBFBF" w:space="0" w:sz="4" w:val="single"/>
+        </w:tblBorders>
+        <w:shd w:color="auto" w:fill="F4F4F4" w:val="clear"/>
+        <w:tblLayout w:type="fixed"/>
+        <w:tblCellMar>
+          <w:top w:type="dxa" w:w="113"/>
+          <w:left w:type="dxa" w:w="113"/>
+          <w:bottom w:type="dxa" w:w="113"/>
+          <w:right w:type="dxa" w:w="113"/>
+        </w:tblCellMar>
+        <w:tblLook w:val="0000" w:firstRow="0" w:lastRow="0" w:firstColumn="0" w:lastColumn="0" w:noHBand="1" w:noVBand="1"/>
+      </w:tblPr>
+      <w:tblGrid>
+        <w:gridCol w:w="9637"/>
+      </w:tblGrid>
+      <w:tr>
+        <w:tc>
+          <w:tcPr>
+            <w:tcW w:type="dxa" w:w="9637"/>
+            <w:shd w:color="auto" w:fill="F4F4F4" w:val="clear"/>
+          </w:tcPr>
+          <w:p>
+            <w:pPr>
+              <w:pStyle w:val="SourceCode"/>
+              <w:spacing w:before="0" w:after="0" w:line="200" w:lineRule="auto"/>
+            </w:pPr>
+            <w:r>
+              <w:t xml:space="preserve">@echo off</w:t>
+            </w:r>
+          </w:p>
+          <w:p>
+            <w:pPr>
+              <w:pStyle w:val="SourceCode"/>
+              <w:spacing w:before="0" w:after="0" w:line="200" w:lineRule="auto"/>
+            </w:pPr>
+            <w:r>
+              <w:t xml:space="preserve">chcp 65001 &gt; nul</w:t>
+            </w:r>
+          </w:p>
+          <w:p>
+            <w:pPr>
+              <w:pStyle w:val="SourceCode"/>
+              <w:spacing w:before="0" w:after="0" w:line="200" w:lineRule="auto"/>
+            </w:pPr>
+            <w:r>
+              <w:t xml:space="preserve">setlocal enabledelayedexpansion</w:t>
+            </w:r>
+          </w:p>
+          <w:p>
+            <w:pPr>
+              <w:pStyle w:val="SourceCode"/>
+              <w:spacing w:before="0" w:after="0" w:line="200" w:lineRule="auto"/>
+            </w:pPr>
+            <w:r>
+              <w:t xml:space="preserve">set count=0</w:t>
+            </w:r>
+          </w:p>
+          <w:p>
+            <w:pPr>
+              <w:pStyle w:val="SourceCode"/>
+              <w:spacing w:before="0" w:after="0" w:line="200" w:lineRule="auto"/>
+            </w:pPr>
+            <w:r>
+              <w:t xml:space="preserve">set /a bytes = 0</w:t>
+            </w:r>
+          </w:p>
+          <w:p>
+            <w:pPr>
+              <w:pStyle w:val="SourceCode"/>
+              <w:spacing w:before="0" w:after="0" w:line="200" w:lineRule="auto"/>
+            </w:pPr>
+          </w:p>
+          <w:p>
+            <w:pPr>
+              <w:pStyle w:val="SourceCode"/>
+              <w:spacing w:before="0" w:after="0" w:line="200" w:lineRule="auto"/>
+            </w:pPr>
+            <w:r>
+              <w:t xml:space="preserve">for %%f in ("%~dp0src\*.*") do (</w:t>
+            </w:r>
+          </w:p>
+          <w:p>
+            <w:pPr>
+              <w:pStyle w:val="SourceCode"/>
+              <w:spacing w:before="0" w:after="0" w:line="200" w:lineRule="auto"/>
+            </w:pPr>
+            <w:r>
+              <w:t xml:space="preserve">    set /a count += 1</w:t>
+            </w:r>
+          </w:p>
+          <w:p>
+            <w:pPr>
+              <w:pStyle w:val="SourceCode"/>
+              <w:spacing w:before="0" w:after="0" w:line="200" w:lineRule="auto"/>
+            </w:pPr>
+            <w:r>
+              <w:t xml:space="preserve">    set /a bytes += %%~zf</w:t>
+            </w:r>
+          </w:p>
+          <w:p>
+            <w:pPr>
+              <w:pStyle w:val="SourceCode"/>
+              <w:spacing w:before="0" w:after="0" w:line="200" w:lineRule="auto"/>
+            </w:pPr>
+            <w:r>
+              <w:t xml:space="preserve">    echo !count!^) %%~nxf — %%~zf байт</w:t>
+            </w:r>
+          </w:p>
+          <w:p>
+            <w:pPr>
+              <w:pStyle w:val="SourceCode"/>
+              <w:spacing w:before="0" w:after="0" w:line="200" w:lineRule="auto"/>
+            </w:pPr>
+            <w:r>
+              <w:t xml:space="preserve">)</w:t>
+            </w:r>
+          </w:p>
+          <w:p>
+            <w:pPr>
+              <w:pStyle w:val="SourceCode"/>
+              <w:spacing w:before="0" w:after="0" w:line="200" w:lineRule="auto"/>
+            </w:pPr>
+          </w:p>
+          <w:p>
+            <w:pPr>
+              <w:pStyle w:val="SourceCode"/>
+              <w:spacing w:before="0" w:after="0" w:line="200" w:lineRule="auto"/>
+            </w:pPr>
+            <w:r>
+              <w:t xml:space="preserve">echo Файлів: !count!, загальний обсяг: !bytes! байт</w:t>
+            </w:r>
+          </w:p>
+          <w:p>
+            <w:pPr>
+              <w:pStyle w:val="SourceCode"/>
+              <w:spacing w:before="0" w:after="0" w:line="200" w:lineRule="auto"/>
+            </w:pPr>
+            <w:r>
+              <w:t xml:space="preserve">endlocal</w:t>
+            </w:r>
+          </w:p>
+        </w:tc>
+      </w:tr>
+    </w:tbl>
+    <w:p>
+      <w:pPr>
+        <w:spacing w:before="0" w:after="0" w:line="120" w:lineRule="exact"/>
+        <w:rPr>
+          <w:sz w:val="4"/>
+          <w:szCs w:val="4"/>
+        </w:rPr>
+      </w:pPr>
+    </w:p>
+    <w:p>
+      <w:pPr>
+        <w:spacing w:before="0" w:after="0" w:line="120" w:lineRule="exact"/>
+        <w:rPr>
+          <w:sz w:val="4"/>
+          <w:szCs w:val="4"/>
+        </w:rPr>
+      </w:pPr>
+    </w:p>
+    <w:tbl>
+      <w:tblPr>
+        <w:tblStyle w:val="SourceCodeTable"/>
+        <w:tblW w:type="dxa" w:w="9637"/>
+        <w:tblInd w:w="0" w:type="dxa"/>
+        <w:tblBorders>
+          <w:top w:color="BFBFBF" w:space="0" w:sz="4" w:val="single"/>
+          <w:left w:color="BFBFBF" w:space="0" w:sz="4" w:val="single"/>
+          <w:bottom w:color="BFBFBF" w:space="0" w:sz="4" w:val="single"/>
+          <w:right w:color="BFBFBF" w:space="0" w:sz="4" w:val="single"/>
+        </w:tblBorders>
+        <w:shd w:color="auto" w:fill="F4F4F4" w:val="clear"/>
+        <w:tblLayout w:type="fixed"/>
+        <w:tblCellMar>
+          <w:top w:type="dxa" w:w="113"/>
+          <w:left w:type="dxa" w:w="113"/>
+          <w:bottom w:type="dxa" w:w="113"/>
+          <w:right w:type="dxa" w:w="113"/>
+        </w:tblCellMar>
+        <w:tblLook w:val="0000" w:firstRow="0" w:lastRow="0" w:firstColumn="0" w:lastColumn="0" w:noHBand="1" w:noVBand="1"/>
+      </w:tblPr>
+      <w:tblGrid>
+        <w:gridCol w:w="9637"/>
+      </w:tblGrid>
+      <w:tr>
+        <w:tc>
+          <w:tcPr>
+            <w:tcW w:type="dxa" w:w="9637"/>
+            <w:shd w:color="auto" w:fill="F4F4F4" w:val="clear"/>
+          </w:tcPr>
+          <w:p>
+            <w:pPr>
+              <w:pStyle w:val="SourceCode"/>
+              <w:spacing w:before="0" w:after="0" w:line="200" w:lineRule="auto"/>
+            </w:pPr>
+            <w:r>
+              <w:t xml:space="preserve">C:\...\LAB3&gt; count.bat</w:t>
+            </w:r>
+          </w:p>
+          <w:p>
+            <w:pPr>
+              <w:pStyle w:val="SourceCode"/>
+              <w:spacing w:before="0" w:after="0" w:line="200" w:lineRule="auto"/>
+            </w:pPr>
+            <w:r>
+              <w:t xml:space="preserve">1) hosts.txt — 824 байт</w:t>
+            </w:r>
+          </w:p>
+          <w:p>
+            <w:pPr>
+              <w:pStyle w:val="SourceCode"/>
+              <w:spacing w:before="0" w:after="0" w:line="200" w:lineRule="auto"/>
+            </w:pPr>
+            <w:r>
+              <w:t xml:space="preserve">2) readme.txt — 132 байт</w:t>
+            </w:r>
+          </w:p>
+          <w:p>
+            <w:pPr>
+              <w:pStyle w:val="SourceCode"/>
+              <w:spacing w:before="0" w:after="0" w:line="200" w:lineRule="auto"/>
+            </w:pPr>
+            <w:r>
+              <w:t xml:space="preserve">Файлів: 2, загальний обсяг: 956 байт</w:t>
+            </w:r>
+          </w:p>
+        </w:tc>
+      </w:tr>
+    </w:tbl>
+    <w:p>
+      <w:pPr>
+        <w:spacing w:before="0" w:after="0" w:line="120" w:lineRule="exact"/>
+        <w:rPr>
+          <w:sz w:val="4"/>
+          <w:szCs w:val="4"/>
+        </w:rPr>
+      </w:pPr>
     </w:p>
     <w:p>
       <w:pPr>
@@ -2928,235 +3687,345 @@
     </w:p>
     <w:p>
       <w:pPr>
-        <w:pStyle w:val="SourceCode"/>
-      </w:pPr>
-      <w:r>
-        <w:rPr>
-          <w:rStyle w:val="VerbatimChar"/>
-        </w:rPr>
-        <w:t xml:space="preserve">@echo off</w:t>
-      </w:r>
-      <w:r>
-        <w:br/>
-      </w:r>
-      <w:r>
-        <w:rPr>
-          <w:rStyle w:val="VerbatimChar"/>
-        </w:rPr>
-        <w:t xml:space="preserve">chcp 65001 &gt; nul</w:t>
-      </w:r>
-      <w:r>
-        <w:br/>
-      </w:r>
-      <w:r>
-        <w:rPr>
-          <w:rStyle w:val="VerbatimChar"/>
-        </w:rPr>
-        <w:t xml:space="preserve">setlocal</w:t>
-      </w:r>
-      <w:r>
-        <w:br/>
-      </w:r>
-      <w:r>
-        <w:rPr>
-          <w:rStyle w:val="VerbatimChar"/>
-        </w:rPr>
-        <w:t xml:space="preserve">set "src=%~dp0src"</w:t>
-      </w:r>
-      <w:r>
-        <w:br/>
-      </w:r>
-      <w:r>
-        <w:rPr>
-          <w:rStyle w:val="VerbatimChar"/>
-        </w:rPr>
-        <w:t xml:space="preserve">set "dst=%~dp0bak\%date:~6,4%-%date:~3,2%-%date:~0,2%"</w:t>
-      </w:r>
-      <w:r>
-        <w:br/>
-      </w:r>
-      <w:r>
-        <w:rPr>
-          <w:rStyle w:val="VerbatimChar"/>
-        </w:rPr>
-        <w:t xml:space="preserve">set "log=%~dp0logs\backup.log"</w:t>
-      </w:r>
-      <w:r>
-        <w:br/>
-      </w:r>
-      <w:r>
-        <w:br/>
-      </w:r>
-      <w:r>
-        <w:rPr>
-          <w:rStyle w:val="VerbatimChar"/>
-        </w:rPr>
-        <w:t xml:space="preserve">call :log Початок копіювання з "%src%"</w:t>
-      </w:r>
-      <w:r>
-        <w:br/>
-      </w:r>
-      <w:r>
-        <w:rPr>
-          <w:rStyle w:val="VerbatimChar"/>
-        </w:rPr>
-        <w:t xml:space="preserve">if not exist "%dst%" md "%dst%"</w:t>
-      </w:r>
-      <w:r>
-        <w:br/>
-      </w:r>
-      <w:r>
-        <w:br/>
-      </w:r>
-      <w:r>
-        <w:rPr>
-          <w:rStyle w:val="VerbatimChar"/>
-        </w:rPr>
-        <w:t xml:space="preserve">robocopy "%src%" "%dst%" /e /njh /njs /ndl &gt;&gt; "%log%"</w:t>
-      </w:r>
-      <w:r>
-        <w:br/>
-      </w:r>
-      <w:r>
-        <w:rPr>
-          <w:rStyle w:val="VerbatimChar"/>
-        </w:rPr>
-        <w:t xml:space="preserve">if %errorlevel% geq 8 (</w:t>
-      </w:r>
-      <w:r>
-        <w:br/>
-      </w:r>
-      <w:r>
-        <w:rPr>
-          <w:rStyle w:val="VerbatimChar"/>
-        </w:rPr>
-        <w:t xml:space="preserve">    call :log ПОМИЛКА robocopy, код %errorlevel%</w:t>
-      </w:r>
-      <w:r>
-        <w:br/>
-      </w:r>
-      <w:r>
-        <w:rPr>
-          <w:rStyle w:val="VerbatimChar"/>
-        </w:rPr>
-        <w:t xml:space="preserve">    endlocal</w:t>
-      </w:r>
-      <w:r>
-        <w:br/>
-      </w:r>
-      <w:r>
-        <w:rPr>
-          <w:rStyle w:val="VerbatimChar"/>
-        </w:rPr>
-        <w:t xml:space="preserve">    exit /b %errorlevel%</w:t>
-      </w:r>
-      <w:r>
-        <w:br/>
-      </w:r>
-      <w:r>
-        <w:rPr>
-          <w:rStyle w:val="VerbatimChar"/>
-        </w:rPr>
-        <w:t xml:space="preserve">)</w:t>
-      </w:r>
-      <w:r>
-        <w:br/>
-      </w:r>
-      <w:r>
-        <w:br/>
-      </w:r>
-      <w:r>
-        <w:rPr>
-          <w:rStyle w:val="VerbatimChar"/>
-        </w:rPr>
-        <w:t xml:space="preserve">call :log Копіювання завершено до "%dst%"</w:t>
-      </w:r>
-      <w:r>
-        <w:br/>
-      </w:r>
-      <w:r>
-        <w:rPr>
-          <w:rStyle w:val="VerbatimChar"/>
-        </w:rPr>
-        <w:t xml:space="preserve">endlocal</w:t>
-      </w:r>
-      <w:r>
-        <w:br/>
-      </w:r>
-      <w:r>
-        <w:rPr>
-          <w:rStyle w:val="VerbatimChar"/>
-        </w:rPr>
-        <w:t xml:space="preserve">exit /b 0</w:t>
-      </w:r>
-      <w:r>
-        <w:br/>
-      </w:r>
-      <w:r>
-        <w:br/>
-      </w:r>
-      <w:r>
-        <w:rPr>
-          <w:rStyle w:val="VerbatimChar"/>
-        </w:rPr>
-        <w:t xml:space="preserve">:log</w:t>
-      </w:r>
-      <w:r>
-        <w:br/>
-      </w:r>
-      <w:r>
-        <w:rPr>
-          <w:rStyle w:val="VerbatimChar"/>
-        </w:rPr>
-        <w:t xml:space="preserve">echo [%date% %time%] %* &gt;&gt; "%~dp0logs\backup.log"</w:t>
-      </w:r>
-      <w:r>
-        <w:br/>
-      </w:r>
-      <w:r>
-        <w:rPr>
-          <w:rStyle w:val="VerbatimChar"/>
-        </w:rPr>
-        <w:t xml:space="preserve">goto :eof</w:t>
-      </w:r>
-    </w:p>
-    <w:p>
-      <w:pPr>
-        <w:pStyle w:val="SourceCode"/>
-      </w:pPr>
-      <w:r>
-        <w:rPr>
-          <w:rStyle w:val="VerbatimChar"/>
-        </w:rPr>
-        <w:t xml:space="preserve">C:\...\LAB3&gt; backup.bat</w:t>
-      </w:r>
-      <w:r>
-        <w:br/>
-      </w:r>
-      <w:r>
-        <w:rPr>
-          <w:rStyle w:val="VerbatimChar"/>
-        </w:rPr>
-        <w:t xml:space="preserve">C:\...\LAB3&gt; type logs\backup.log</w:t>
-      </w:r>
-      <w:r>
-        <w:br/>
-      </w:r>
-      <w:r>
-        <w:rPr>
-          <w:rStyle w:val="VerbatimChar"/>
-        </w:rPr>
-        <w:t xml:space="preserve">[17.09.2026 22:03:11,45] Початок копіювання з "C:\Users\Student\Desktop\LAB3\src"</w:t>
-      </w:r>
-      <w:r>
-        <w:br/>
-      </w:r>
-      <w:r>
-        <w:rPr>
-          <w:rStyle w:val="VerbatimChar"/>
-        </w:rPr>
-        <w:t xml:space="preserve">[17.09.2026 22:03:11,63] Копіювання завершено до "C:\Users\Student\Desktop\LAB3\bak\2026-09-17"</w:t>
-      </w:r>
+        <w:spacing w:before="0" w:after="0" w:line="120" w:lineRule="exact"/>
+        <w:rPr>
+          <w:sz w:val="4"/>
+          <w:szCs w:val="4"/>
+        </w:rPr>
+      </w:pPr>
+    </w:p>
+    <w:tbl>
+      <w:tblPr>
+        <w:tblStyle w:val="SourceCodeTable"/>
+        <w:tblW w:type="dxa" w:w="9637"/>
+        <w:tblInd w:w="0" w:type="dxa"/>
+        <w:tblBorders>
+          <w:top w:color="BFBFBF" w:space="0" w:sz="4" w:val="single"/>
+          <w:left w:color="BFBFBF" w:space="0" w:sz="4" w:val="single"/>
+          <w:bottom w:color="BFBFBF" w:space="0" w:sz="4" w:val="single"/>
+          <w:right w:color="BFBFBF" w:space="0" w:sz="4" w:val="single"/>
+        </w:tblBorders>
+        <w:shd w:color="auto" w:fill="F4F4F4" w:val="clear"/>
+        <w:tblLayout w:type="fixed"/>
+        <w:tblCellMar>
+          <w:top w:type="dxa" w:w="113"/>
+          <w:left w:type="dxa" w:w="113"/>
+          <w:bottom w:type="dxa" w:w="113"/>
+          <w:right w:type="dxa" w:w="113"/>
+        </w:tblCellMar>
+        <w:tblLook w:val="0000" w:firstRow="0" w:lastRow="0" w:firstColumn="0" w:lastColumn="0" w:noHBand="1" w:noVBand="1"/>
+      </w:tblPr>
+      <w:tblGrid>
+        <w:gridCol w:w="9637"/>
+      </w:tblGrid>
+      <w:tr>
+        <w:tc>
+          <w:tcPr>
+            <w:tcW w:type="dxa" w:w="9637"/>
+            <w:shd w:color="auto" w:fill="F4F4F4" w:val="clear"/>
+          </w:tcPr>
+          <w:p>
+            <w:pPr>
+              <w:pStyle w:val="SourceCode"/>
+              <w:spacing w:before="0" w:after="0" w:line="200" w:lineRule="auto"/>
+            </w:pPr>
+            <w:r>
+              <w:t xml:space="preserve">@echo off</w:t>
+            </w:r>
+          </w:p>
+          <w:p>
+            <w:pPr>
+              <w:pStyle w:val="SourceCode"/>
+              <w:spacing w:before="0" w:after="0" w:line="200" w:lineRule="auto"/>
+            </w:pPr>
+            <w:r>
+              <w:t xml:space="preserve">chcp 65001 &gt; nul</w:t>
+            </w:r>
+          </w:p>
+          <w:p>
+            <w:pPr>
+              <w:pStyle w:val="SourceCode"/>
+              <w:spacing w:before="0" w:after="0" w:line="200" w:lineRule="auto"/>
+            </w:pPr>
+            <w:r>
+              <w:t xml:space="preserve">setlocal</w:t>
+            </w:r>
+          </w:p>
+          <w:p>
+            <w:pPr>
+              <w:pStyle w:val="SourceCode"/>
+              <w:spacing w:before="0" w:after="0" w:line="200" w:lineRule="auto"/>
+            </w:pPr>
+            <w:r>
+              <w:t xml:space="preserve">set "src=%~dp0src"</w:t>
+            </w:r>
+          </w:p>
+          <w:p>
+            <w:pPr>
+              <w:pStyle w:val="SourceCode"/>
+              <w:spacing w:before="0" w:after="0" w:line="200" w:lineRule="auto"/>
+            </w:pPr>
+            <w:r>
+              <w:t xml:space="preserve">set "dst=%~dp0bak\%date:~6,4%-%date:~3,2%-%date:~0,2%"</w:t>
+            </w:r>
+          </w:p>
+          <w:p>
+            <w:pPr>
+              <w:pStyle w:val="SourceCode"/>
+              <w:spacing w:before="0" w:after="0" w:line="200" w:lineRule="auto"/>
+            </w:pPr>
+            <w:r>
+              <w:t xml:space="preserve">set "log=%~dp0logs\backup.log"</w:t>
+            </w:r>
+          </w:p>
+          <w:p>
+            <w:pPr>
+              <w:pStyle w:val="SourceCode"/>
+              <w:spacing w:before="0" w:after="0" w:line="200" w:lineRule="auto"/>
+            </w:pPr>
+          </w:p>
+          <w:p>
+            <w:pPr>
+              <w:pStyle w:val="SourceCode"/>
+              <w:spacing w:before="0" w:after="0" w:line="200" w:lineRule="auto"/>
+            </w:pPr>
+            <w:r>
+              <w:t xml:space="preserve">call :log Джерело: "%src%"</w:t>
+            </w:r>
+          </w:p>
+          <w:p>
+            <w:pPr>
+              <w:pStyle w:val="SourceCode"/>
+              <w:spacing w:before="0" w:after="0" w:line="200" w:lineRule="auto"/>
+            </w:pPr>
+            <w:r>
+              <w:t xml:space="preserve">if not exist "%dst%" md "%dst%"</w:t>
+            </w:r>
+          </w:p>
+          <w:p>
+            <w:pPr>
+              <w:pStyle w:val="SourceCode"/>
+              <w:spacing w:before="0" w:after="0" w:line="200" w:lineRule="auto"/>
+            </w:pPr>
+          </w:p>
+          <w:p>
+            <w:pPr>
+              <w:pStyle w:val="SourceCode"/>
+              <w:spacing w:before="0" w:after="0" w:line="200" w:lineRule="auto"/>
+            </w:pPr>
+            <w:r>
+              <w:t xml:space="preserve">robocopy "%src%" "%dst%" /e /njh /njs /ndl &gt;&gt; "%log%"</w:t>
+            </w:r>
+          </w:p>
+          <w:p>
+            <w:pPr>
+              <w:pStyle w:val="SourceCode"/>
+              <w:spacing w:before="0" w:after="0" w:line="200" w:lineRule="auto"/>
+            </w:pPr>
+            <w:r>
+              <w:t xml:space="preserve">if %errorlevel% geq 8 (</w:t>
+            </w:r>
+          </w:p>
+          <w:p>
+            <w:pPr>
+              <w:pStyle w:val="SourceCode"/>
+              <w:spacing w:before="0" w:after="0" w:line="200" w:lineRule="auto"/>
+            </w:pPr>
+            <w:r>
+              <w:t xml:space="preserve">    call :log ПОМИЛКА robocopy, код %errorlevel%</w:t>
+            </w:r>
+          </w:p>
+          <w:p>
+            <w:pPr>
+              <w:pStyle w:val="SourceCode"/>
+              <w:spacing w:before="0" w:after="0" w:line="200" w:lineRule="auto"/>
+            </w:pPr>
+            <w:r>
+              <w:t xml:space="preserve">    endlocal</w:t>
+            </w:r>
+          </w:p>
+          <w:p>
+            <w:pPr>
+              <w:pStyle w:val="SourceCode"/>
+              <w:spacing w:before="0" w:after="0" w:line="200" w:lineRule="auto"/>
+            </w:pPr>
+            <w:r>
+              <w:t xml:space="preserve">    exit /b %errorlevel%</w:t>
+            </w:r>
+          </w:p>
+          <w:p>
+            <w:pPr>
+              <w:pStyle w:val="SourceCode"/>
+              <w:spacing w:before="0" w:after="0" w:line="200" w:lineRule="auto"/>
+            </w:pPr>
+            <w:r>
+              <w:t xml:space="preserve">)</w:t>
+            </w:r>
+          </w:p>
+          <w:p>
+            <w:pPr>
+              <w:pStyle w:val="SourceCode"/>
+              <w:spacing w:before="0" w:after="0" w:line="200" w:lineRule="auto"/>
+            </w:pPr>
+          </w:p>
+          <w:p>
+            <w:pPr>
+              <w:pStyle w:val="SourceCode"/>
+              <w:spacing w:before="0" w:after="0" w:line="200" w:lineRule="auto"/>
+            </w:pPr>
+            <w:r>
+              <w:t xml:space="preserve">call :log Призначення: "%dst%"</w:t>
+            </w:r>
+          </w:p>
+          <w:p>
+            <w:pPr>
+              <w:pStyle w:val="SourceCode"/>
+              <w:spacing w:before="0" w:after="0" w:line="200" w:lineRule="auto"/>
+            </w:pPr>
+            <w:r>
+              <w:t xml:space="preserve">endlocal</w:t>
+            </w:r>
+          </w:p>
+          <w:p>
+            <w:pPr>
+              <w:pStyle w:val="SourceCode"/>
+              <w:spacing w:before="0" w:after="0" w:line="200" w:lineRule="auto"/>
+            </w:pPr>
+            <w:r>
+              <w:t xml:space="preserve">exit /b 0</w:t>
+            </w:r>
+          </w:p>
+          <w:p>
+            <w:pPr>
+              <w:pStyle w:val="SourceCode"/>
+              <w:spacing w:before="0" w:after="0" w:line="200" w:lineRule="auto"/>
+            </w:pPr>
+          </w:p>
+          <w:p>
+            <w:pPr>
+              <w:pStyle w:val="SourceCode"/>
+              <w:spacing w:before="0" w:after="0" w:line="200" w:lineRule="auto"/>
+            </w:pPr>
+            <w:r>
+              <w:t xml:space="preserve">:log</w:t>
+            </w:r>
+          </w:p>
+          <w:p>
+            <w:pPr>
+              <w:pStyle w:val="SourceCode"/>
+              <w:spacing w:before="0" w:after="0" w:line="200" w:lineRule="auto"/>
+            </w:pPr>
+            <w:r>
+              <w:t xml:space="preserve">echo [%date% %time%] %* &gt;&gt; "%~dp0logs\backup.log"</w:t>
+            </w:r>
+          </w:p>
+          <w:p>
+            <w:pPr>
+              <w:pStyle w:val="SourceCode"/>
+              <w:spacing w:before="0" w:after="0" w:line="200" w:lineRule="auto"/>
+            </w:pPr>
+            <w:r>
+              <w:t xml:space="preserve">goto :eof</w:t>
+            </w:r>
+          </w:p>
+        </w:tc>
+      </w:tr>
+    </w:tbl>
+    <w:p>
+      <w:pPr>
+        <w:spacing w:before="0" w:after="0" w:line="120" w:lineRule="exact"/>
+        <w:rPr>
+          <w:sz w:val="4"/>
+          <w:szCs w:val="4"/>
+        </w:rPr>
+      </w:pPr>
+    </w:p>
+    <w:p>
+      <w:pPr>
+        <w:spacing w:before="0" w:after="0" w:line="120" w:lineRule="exact"/>
+        <w:rPr>
+          <w:sz w:val="4"/>
+          <w:szCs w:val="4"/>
+        </w:rPr>
+      </w:pPr>
+    </w:p>
+    <w:tbl>
+      <w:tblPr>
+        <w:tblStyle w:val="SourceCodeTable"/>
+        <w:tblW w:type="dxa" w:w="9637"/>
+        <w:tblInd w:w="0" w:type="dxa"/>
+        <w:tblBorders>
+          <w:top w:color="BFBFBF" w:space="0" w:sz="4" w:val="single"/>
+          <w:left w:color="BFBFBF" w:space="0" w:sz="4" w:val="single"/>
+          <w:bottom w:color="BFBFBF" w:space="0" w:sz="4" w:val="single"/>
+          <w:right w:color="BFBFBF" w:space="0" w:sz="4" w:val="single"/>
+        </w:tblBorders>
+        <w:shd w:color="auto" w:fill="F4F4F4" w:val="clear"/>
+        <w:tblLayout w:type="fixed"/>
+        <w:tblCellMar>
+          <w:top w:type="dxa" w:w="113"/>
+          <w:left w:type="dxa" w:w="113"/>
+          <w:bottom w:type="dxa" w:w="113"/>
+          <w:right w:type="dxa" w:w="113"/>
+        </w:tblCellMar>
+        <w:tblLook w:val="0000" w:firstRow="0" w:lastRow="0" w:firstColumn="0" w:lastColumn="0" w:noHBand="1" w:noVBand="1"/>
+      </w:tblPr>
+      <w:tblGrid>
+        <w:gridCol w:w="9637"/>
+      </w:tblGrid>
+      <w:tr>
+        <w:tc>
+          <w:tcPr>
+            <w:tcW w:type="dxa" w:w="9637"/>
+            <w:shd w:color="auto" w:fill="F4F4F4" w:val="clear"/>
+          </w:tcPr>
+          <w:p>
+            <w:pPr>
+              <w:pStyle w:val="SourceCode"/>
+              <w:spacing w:before="0" w:after="0" w:line="200" w:lineRule="auto"/>
+            </w:pPr>
+            <w:r>
+              <w:t xml:space="preserve">C:\...\LAB3&gt; backup.bat</w:t>
+            </w:r>
+          </w:p>
+          <w:p>
+            <w:pPr>
+              <w:pStyle w:val="SourceCode"/>
+              <w:spacing w:before="0" w:after="0" w:line="200" w:lineRule="auto"/>
+            </w:pPr>
+            <w:r>
+              <w:t xml:space="preserve">C:\...\LAB3&gt; type logs\backup.log</w:t>
+            </w:r>
+          </w:p>
+          <w:p>
+            <w:pPr>
+              <w:pStyle w:val="SourceCode"/>
+              <w:spacing w:before="0" w:after="0" w:line="200" w:lineRule="auto"/>
+            </w:pPr>
+            <w:r>
+              <w:t xml:space="preserve">[17.09.2026 22:03:11,45] Джерело: "C:\Users\Student\Desktop\LAB3\src"</w:t>
+            </w:r>
+          </w:p>
+          <w:p>
+            <w:pPr>
+              <w:pStyle w:val="SourceCode"/>
+              <w:spacing w:before="0" w:after="0" w:line="200" w:lineRule="auto"/>
+            </w:pPr>
+            <w:r>
+              <w:t xml:space="preserve">[17.09.2026 22:03:11,63] Призначення: "C:\Users\Student\Desktop\LAB3\bak\2026-09-17"</w:t>
+            </w:r>
+          </w:p>
+        </w:tc>
+      </w:tr>
+    </w:tbl>
+    <w:p>
+      <w:pPr>
+        <w:spacing w:before="0" w:after="0" w:line="120" w:lineRule="exact"/>
+        <w:rPr>
+          <w:sz w:val="4"/>
+          <w:szCs w:val="4"/>
+        </w:rPr>
+      </w:pPr>
     </w:p>
     <w:p>
       <w:pPr>
@@ -3257,23 +4126,81 @@
     </w:p>
     <w:p>
       <w:pPr>
-        <w:pStyle w:val="SourceCode"/>
-      </w:pPr>
-      <w:r>
-        <w:rPr>
-          <w:rStyle w:val="VerbatimChar"/>
-        </w:rPr>
-        <w:t xml:space="preserve">for /f %%i in ('powershell -NoProfile -Command "Get-Date -Format yyyy-MM-dd"') do set "stamp=%%i"</w:t>
-      </w:r>
-      <w:r>
-        <w:br/>
-      </w:r>
-      <w:r>
-        <w:rPr>
-          <w:rStyle w:val="VerbatimChar"/>
-        </w:rPr>
-        <w:t xml:space="preserve">set "dst=%~dp0bak\%stamp%"</w:t>
-      </w:r>
+        <w:spacing w:before="0" w:after="0" w:line="120" w:lineRule="exact"/>
+        <w:rPr>
+          <w:sz w:val="4"/>
+          <w:szCs w:val="4"/>
+        </w:rPr>
+      </w:pPr>
+    </w:p>
+    <w:tbl>
+      <w:tblPr>
+        <w:tblStyle w:val="SourceCodeTable"/>
+        <w:tblW w:type="dxa" w:w="9637"/>
+        <w:tblInd w:w="0" w:type="dxa"/>
+        <w:tblBorders>
+          <w:top w:color="BFBFBF" w:space="0" w:sz="4" w:val="single"/>
+          <w:left w:color="BFBFBF" w:space="0" w:sz="4" w:val="single"/>
+          <w:bottom w:color="BFBFBF" w:space="0" w:sz="4" w:val="single"/>
+          <w:right w:color="BFBFBF" w:space="0" w:sz="4" w:val="single"/>
+        </w:tblBorders>
+        <w:shd w:color="auto" w:fill="F4F4F4" w:val="clear"/>
+        <w:tblLayout w:type="fixed"/>
+        <w:tblCellMar>
+          <w:top w:type="dxa" w:w="113"/>
+          <w:left w:type="dxa" w:w="113"/>
+          <w:bottom w:type="dxa" w:w="113"/>
+          <w:right w:type="dxa" w:w="113"/>
+        </w:tblCellMar>
+        <w:tblLook w:val="0000" w:firstRow="0" w:lastRow="0" w:firstColumn="0" w:lastColumn="0" w:noHBand="1" w:noVBand="1"/>
+      </w:tblPr>
+      <w:tblGrid>
+        <w:gridCol w:w="9637"/>
+      </w:tblGrid>
+      <w:tr>
+        <w:tc>
+          <w:tcPr>
+            <w:tcW w:type="dxa" w:w="9637"/>
+            <w:shd w:color="auto" w:fill="F4F4F4" w:val="clear"/>
+          </w:tcPr>
+          <w:p>
+            <w:pPr>
+              <w:pStyle w:val="SourceCode"/>
+              <w:spacing w:before="0" w:after="0" w:line="200" w:lineRule="auto"/>
+            </w:pPr>
+            <w:r>
+              <w:t xml:space="preserve">set "fmt=Get-Date -Format yyyy-MM-dd"</w:t>
+            </w:r>
+          </w:p>
+          <w:p>
+            <w:pPr>
+              <w:pStyle w:val="SourceCode"/>
+              <w:spacing w:before="0" w:after="0" w:line="200" w:lineRule="auto"/>
+            </w:pPr>
+            <w:r>
+              <w:t xml:space="preserve">for /f %%i in ('powershell -NoProfile -Command "%fmt%"') do set "stamp=%%i"</w:t>
+            </w:r>
+          </w:p>
+          <w:p>
+            <w:pPr>
+              <w:pStyle w:val="SourceCode"/>
+              <w:spacing w:before="0" w:after="0" w:line="200" w:lineRule="auto"/>
+            </w:pPr>
+            <w:r>
+              <w:t xml:space="preserve">set "dst=%~dp0bak\%stamp%"</w:t>
+            </w:r>
+          </w:p>
+        </w:tc>
+      </w:tr>
+    </w:tbl>
+    <w:p>
+      <w:pPr>
+        <w:spacing w:before="0" w:after="0" w:line="120" w:lineRule="exact"/>
+        <w:rPr>
+          <w:sz w:val="4"/>
+          <w:szCs w:val="4"/>
+        </w:rPr>
+      </w:pPr>
     </w:p>
     <w:bookmarkEnd w:id="22"/>
     <w:bookmarkStart w:id="23" w:name="крок-5.-читання-файлу-та-розбір-рядків"/>
@@ -3287,118 +4214,219 @@
     </w:p>
     <w:p>
       <w:pPr>
-        <w:pStyle w:val="SourceCode"/>
-      </w:pPr>
-      <w:r>
-        <w:rPr>
-          <w:rStyle w:val="VerbatimChar"/>
-        </w:rPr>
-        <w:t xml:space="preserve">@echo off</w:t>
-      </w:r>
-      <w:r>
-        <w:br/>
-      </w:r>
-      <w:r>
-        <w:rPr>
-          <w:rStyle w:val="VerbatimChar"/>
-        </w:rPr>
-        <w:t xml:space="preserve">chcp 65001 &gt; nul</w:t>
-      </w:r>
-      <w:r>
-        <w:br/>
-      </w:r>
-      <w:r>
-        <w:rPr>
-          <w:rStyle w:val="VerbatimChar"/>
-        </w:rPr>
-        <w:t xml:space="preserve">for /f "usebackq skip=1 tokens=1,2 delims=;" %%a in ("%~dp0src\users.csv") do (</w:t>
-      </w:r>
-      <w:r>
-        <w:br/>
-      </w:r>
-      <w:r>
-        <w:rPr>
-          <w:rStyle w:val="VerbatimChar"/>
-        </w:rPr>
-        <w:t xml:space="preserve">    echo Користувач %%a працює у відділі %%b</w:t>
-      </w:r>
-      <w:r>
-        <w:br/>
-      </w:r>
-      <w:r>
-        <w:rPr>
-          <w:rStyle w:val="VerbatimChar"/>
-        </w:rPr>
-        <w:t xml:space="preserve">)</w:t>
-      </w:r>
-    </w:p>
-    <w:p>
-      <w:pPr>
-        <w:pStyle w:val="SourceCode"/>
-      </w:pPr>
-      <w:r>
-        <w:rPr>
-          <w:rStyle w:val="VerbatimChar"/>
-        </w:rPr>
-        <w:t xml:space="preserve">C:\...\LAB3&gt; type src\users.csv</w:t>
-      </w:r>
-      <w:r>
-        <w:br/>
-      </w:r>
-      <w:r>
-        <w:rPr>
-          <w:rStyle w:val="VerbatimChar"/>
-        </w:rPr>
-        <w:t xml:space="preserve">name;department</w:t>
-      </w:r>
-      <w:r>
-        <w:br/>
-      </w:r>
-      <w:r>
-        <w:rPr>
-          <w:rStyle w:val="VerbatimChar"/>
-        </w:rPr>
-        <w:t xml:space="preserve">ivanov;IT</w:t>
-      </w:r>
-      <w:r>
-        <w:br/>
-      </w:r>
-      <w:r>
-        <w:rPr>
-          <w:rStyle w:val="VerbatimChar"/>
-        </w:rPr>
-        <w:t xml:space="preserve">petrenko;Accounting</w:t>
-      </w:r>
-      <w:r>
-        <w:br/>
-      </w:r>
-      <w:r>
-        <w:br/>
-      </w:r>
-      <w:r>
-        <w:rPr>
-          <w:rStyle w:val="VerbatimChar"/>
-        </w:rPr>
-        <w:t xml:space="preserve">C:\...\LAB3&gt; parse.bat</w:t>
-      </w:r>
-      <w:r>
-        <w:br/>
-      </w:r>
-      <w:r>
-        <w:rPr>
-          <w:rStyle w:val="VerbatimChar"/>
-        </w:rPr>
-        <w:t xml:space="preserve">Користувач ivanov працює у відділі IT</w:t>
-      </w:r>
-      <w:r>
-        <w:br/>
-      </w:r>
-      <w:r>
-        <w:rPr>
-          <w:rStyle w:val="VerbatimChar"/>
-        </w:rPr>
-        <w:t xml:space="preserve">Користувач petrenko працює у відділі Accounting</w:t>
-      </w:r>
+        <w:spacing w:before="0" w:after="0" w:line="120" w:lineRule="exact"/>
+        <w:rPr>
+          <w:sz w:val="4"/>
+          <w:szCs w:val="4"/>
+        </w:rPr>
+      </w:pPr>
+    </w:p>
+    <w:tbl>
+      <w:tblPr>
+        <w:tblStyle w:val="SourceCodeTable"/>
+        <w:tblW w:type="dxa" w:w="9637"/>
+        <w:tblInd w:w="0" w:type="dxa"/>
+        <w:tblBorders>
+          <w:top w:color="BFBFBF" w:space="0" w:sz="4" w:val="single"/>
+          <w:left w:color="BFBFBF" w:space="0" w:sz="4" w:val="single"/>
+          <w:bottom w:color="BFBFBF" w:space="0" w:sz="4" w:val="single"/>
+          <w:right w:color="BFBFBF" w:space="0" w:sz="4" w:val="single"/>
+        </w:tblBorders>
+        <w:shd w:color="auto" w:fill="F4F4F4" w:val="clear"/>
+        <w:tblLayout w:type="fixed"/>
+        <w:tblCellMar>
+          <w:top w:type="dxa" w:w="113"/>
+          <w:left w:type="dxa" w:w="113"/>
+          <w:bottom w:type="dxa" w:w="113"/>
+          <w:right w:type="dxa" w:w="113"/>
+        </w:tblCellMar>
+        <w:tblLook w:val="0000" w:firstRow="0" w:lastRow="0" w:firstColumn="0" w:lastColumn="0" w:noHBand="1" w:noVBand="1"/>
+      </w:tblPr>
+      <w:tblGrid>
+        <w:gridCol w:w="9637"/>
+      </w:tblGrid>
+      <w:tr>
+        <w:tc>
+          <w:tcPr>
+            <w:tcW w:type="dxa" w:w="9637"/>
+            <w:shd w:color="auto" w:fill="F4F4F4" w:val="clear"/>
+          </w:tcPr>
+          <w:p>
+            <w:pPr>
+              <w:pStyle w:val="SourceCode"/>
+              <w:spacing w:before="0" w:after="0" w:line="200" w:lineRule="auto"/>
+            </w:pPr>
+            <w:r>
+              <w:t xml:space="preserve">@echo off</w:t>
+            </w:r>
+          </w:p>
+          <w:p>
+            <w:pPr>
+              <w:pStyle w:val="SourceCode"/>
+              <w:spacing w:before="0" w:after="0" w:line="200" w:lineRule="auto"/>
+            </w:pPr>
+            <w:r>
+              <w:t xml:space="preserve">chcp 65001 &gt; nul</w:t>
+            </w:r>
+          </w:p>
+          <w:p>
+            <w:pPr>
+              <w:pStyle w:val="SourceCode"/>
+              <w:spacing w:before="0" w:after="0" w:line="200" w:lineRule="auto"/>
+            </w:pPr>
+            <w:r>
+              <w:t xml:space="preserve">for /f "usebackq skip=1 tokens=1,2 delims=;" %%a in ("%~dp0src\users.csv") do (</w:t>
+            </w:r>
+          </w:p>
+          <w:p>
+            <w:pPr>
+              <w:pStyle w:val="SourceCode"/>
+              <w:spacing w:before="0" w:after="0" w:line="200" w:lineRule="auto"/>
+            </w:pPr>
+            <w:r>
+              <w:t xml:space="preserve">    echo Користувач %%a працює у відділі %%b</w:t>
+            </w:r>
+          </w:p>
+          <w:p>
+            <w:pPr>
+              <w:pStyle w:val="SourceCode"/>
+              <w:spacing w:before="0" w:after="0" w:line="200" w:lineRule="auto"/>
+            </w:pPr>
+            <w:r>
+              <w:t xml:space="preserve">)</w:t>
+            </w:r>
+          </w:p>
+        </w:tc>
+      </w:tr>
+    </w:tbl>
+    <w:p>
+      <w:pPr>
+        <w:spacing w:before="0" w:after="0" w:line="120" w:lineRule="exact"/>
+        <w:rPr>
+          <w:sz w:val="4"/>
+          <w:szCs w:val="4"/>
+        </w:rPr>
+      </w:pPr>
+    </w:p>
+    <w:p>
+      <w:pPr>
+        <w:spacing w:before="0" w:after="0" w:line="120" w:lineRule="exact"/>
+        <w:rPr>
+          <w:sz w:val="4"/>
+          <w:szCs w:val="4"/>
+        </w:rPr>
+      </w:pPr>
+    </w:p>
+    <w:tbl>
+      <w:tblPr>
+        <w:tblStyle w:val="SourceCodeTable"/>
+        <w:tblW w:type="dxa" w:w="9637"/>
+        <w:tblInd w:w="0" w:type="dxa"/>
+        <w:tblBorders>
+          <w:top w:color="BFBFBF" w:space="0" w:sz="4" w:val="single"/>
+          <w:left w:color="BFBFBF" w:space="0" w:sz="4" w:val="single"/>
+          <w:bottom w:color="BFBFBF" w:space="0" w:sz="4" w:val="single"/>
+          <w:right w:color="BFBFBF" w:space="0" w:sz="4" w:val="single"/>
+        </w:tblBorders>
+        <w:shd w:color="auto" w:fill="F4F4F4" w:val="clear"/>
+        <w:tblLayout w:type="fixed"/>
+        <w:tblCellMar>
+          <w:top w:type="dxa" w:w="113"/>
+          <w:left w:type="dxa" w:w="113"/>
+          <w:bottom w:type="dxa" w:w="113"/>
+          <w:right w:type="dxa" w:w="113"/>
+        </w:tblCellMar>
+        <w:tblLook w:val="0000" w:firstRow="0" w:lastRow="0" w:firstColumn="0" w:lastColumn="0" w:noHBand="1" w:noVBand="1"/>
+      </w:tblPr>
+      <w:tblGrid>
+        <w:gridCol w:w="9637"/>
+      </w:tblGrid>
+      <w:tr>
+        <w:tc>
+          <w:tcPr>
+            <w:tcW w:type="dxa" w:w="9637"/>
+            <w:shd w:color="auto" w:fill="F4F4F4" w:val="clear"/>
+          </w:tcPr>
+          <w:p>
+            <w:pPr>
+              <w:pStyle w:val="SourceCode"/>
+              <w:spacing w:before="0" w:after="0" w:line="200" w:lineRule="auto"/>
+            </w:pPr>
+            <w:r>
+              <w:t xml:space="preserve">C:\...\LAB3&gt; type src\users.csv</w:t>
+            </w:r>
+          </w:p>
+          <w:p>
+            <w:pPr>
+              <w:pStyle w:val="SourceCode"/>
+              <w:spacing w:before="0" w:after="0" w:line="200" w:lineRule="auto"/>
+            </w:pPr>
+            <w:r>
+              <w:t xml:space="preserve">name;department</w:t>
+            </w:r>
+          </w:p>
+          <w:p>
+            <w:pPr>
+              <w:pStyle w:val="SourceCode"/>
+              <w:spacing w:before="0" w:after="0" w:line="200" w:lineRule="auto"/>
+            </w:pPr>
+            <w:r>
+              <w:t xml:space="preserve">ivanov;IT</w:t>
+            </w:r>
+          </w:p>
+          <w:p>
+            <w:pPr>
+              <w:pStyle w:val="SourceCode"/>
+              <w:spacing w:before="0" w:after="0" w:line="200" w:lineRule="auto"/>
+            </w:pPr>
+            <w:r>
+              <w:t xml:space="preserve">petrenko;Accounting</w:t>
+            </w:r>
+          </w:p>
+          <w:p>
+            <w:pPr>
+              <w:pStyle w:val="SourceCode"/>
+              <w:spacing w:before="0" w:after="0" w:line="200" w:lineRule="auto"/>
+            </w:pPr>
+          </w:p>
+          <w:p>
+            <w:pPr>
+              <w:pStyle w:val="SourceCode"/>
+              <w:spacing w:before="0" w:after="0" w:line="200" w:lineRule="auto"/>
+            </w:pPr>
+            <w:r>
+              <w:t xml:space="preserve">C:\...\LAB3&gt; parse.bat</w:t>
+            </w:r>
+          </w:p>
+          <w:p>
+            <w:pPr>
+              <w:pStyle w:val="SourceCode"/>
+              <w:spacing w:before="0" w:after="0" w:line="200" w:lineRule="auto"/>
+            </w:pPr>
+            <w:r>
+              <w:t xml:space="preserve">Користувач ivanov працює у відділі IT</w:t>
+            </w:r>
+          </w:p>
+          <w:p>
+            <w:pPr>
+              <w:pStyle w:val="SourceCode"/>
+              <w:spacing w:before="0" w:after="0" w:line="200" w:lineRule="auto"/>
+            </w:pPr>
+            <w:r>
+              <w:t xml:space="preserve">Користувач petrenko працює у відділі Accounting</w:t>
+            </w:r>
+          </w:p>
+        </w:tc>
+      </w:tr>
+    </w:tbl>
+    <w:p>
+      <w:pPr>
+        <w:spacing w:before="0" w:after="0" w:line="120" w:lineRule="exact"/>
+        <w:rPr>
+          <w:sz w:val="4"/>
+          <w:szCs w:val="4"/>
+        </w:rPr>
+      </w:pPr>
     </w:p>
     <w:p>
       <w:pPr>
@@ -3435,116 +4463,168 @@
     </w:p>
     <w:p>
       <w:pPr>
-        <w:pStyle w:val="SourceCode"/>
-      </w:pPr>
-      <w:r>
-        <w:rPr>
-          <w:rStyle w:val="VerbatimChar"/>
-        </w:rPr>
-        <w:t xml:space="preserve">@echo off</w:t>
-      </w:r>
-      <w:r>
-        <w:br/>
-      </w:r>
-      <w:r>
-        <w:rPr>
-          <w:rStyle w:val="VerbatimChar"/>
-        </w:rPr>
-        <w:t xml:space="preserve">chcp 65001 &gt; nul</w:t>
-      </w:r>
-      <w:r>
-        <w:br/>
-      </w:r>
-      <w:r>
-        <w:rPr>
-          <w:rStyle w:val="VerbatimChar"/>
-        </w:rPr>
-        <w:t xml:space="preserve">set "target=%~dp0bak"</w:t>
-      </w:r>
-      <w:r>
-        <w:br/>
-      </w:r>
-      <w:r>
-        <w:rPr>
-          <w:rStyle w:val="VerbatimChar"/>
-        </w:rPr>
-        <w:t xml:space="preserve">echo Буде видалено:</w:t>
-      </w:r>
-      <w:r>
-        <w:br/>
-      </w:r>
-      <w:r>
-        <w:rPr>
-          <w:rStyle w:val="VerbatimChar"/>
-        </w:rPr>
-        <w:t xml:space="preserve">for /r "%target%" %%f in (*.tmp) do echo   %%f</w:t>
-      </w:r>
-      <w:r>
-        <w:br/>
-      </w:r>
-      <w:r>
-        <w:br/>
-      </w:r>
-      <w:r>
-        <w:rPr>
-          <w:rStyle w:val="VerbatimChar"/>
-        </w:rPr>
-        <w:t xml:space="preserve">choice /c yn /m "Продовжити видалення"</w:t>
-      </w:r>
-      <w:r>
-        <w:br/>
-      </w:r>
-      <w:r>
-        <w:rPr>
-          <w:rStyle w:val="VerbatimChar"/>
-        </w:rPr>
-        <w:t xml:space="preserve">if errorlevel 2 (</w:t>
-      </w:r>
-      <w:r>
-        <w:br/>
-      </w:r>
-      <w:r>
-        <w:rPr>
-          <w:rStyle w:val="VerbatimChar"/>
-        </w:rPr>
-        <w:t xml:space="preserve">    echo Скасовано користувачем</w:t>
-      </w:r>
-      <w:r>
-        <w:br/>
-      </w:r>
-      <w:r>
-        <w:rPr>
-          <w:rStyle w:val="VerbatimChar"/>
-        </w:rPr>
-        <w:t xml:space="preserve">    exit /b 0</w:t>
-      </w:r>
-      <w:r>
-        <w:br/>
-      </w:r>
-      <w:r>
-        <w:rPr>
-          <w:rStyle w:val="VerbatimChar"/>
-        </w:rPr>
-        <w:t xml:space="preserve">)</w:t>
-      </w:r>
-      <w:r>
-        <w:br/>
-      </w:r>
-      <w:r>
-        <w:rPr>
-          <w:rStyle w:val="VerbatimChar"/>
-        </w:rPr>
-        <w:t xml:space="preserve">for /r "%target%" %%f in (*.tmp) do del "%%f"</w:t>
-      </w:r>
-      <w:r>
-        <w:br/>
-      </w:r>
-      <w:r>
-        <w:rPr>
-          <w:rStyle w:val="VerbatimChar"/>
-        </w:rPr>
-        <w:t xml:space="preserve">echo Готово</w:t>
-      </w:r>
+        <w:spacing w:before="0" w:after="0" w:line="120" w:lineRule="exact"/>
+        <w:rPr>
+          <w:sz w:val="4"/>
+          <w:szCs w:val="4"/>
+        </w:rPr>
+      </w:pPr>
+    </w:p>
+    <w:tbl>
+      <w:tblPr>
+        <w:tblStyle w:val="SourceCodeTable"/>
+        <w:tblW w:type="dxa" w:w="9637"/>
+        <w:tblInd w:w="0" w:type="dxa"/>
+        <w:tblBorders>
+          <w:top w:color="BFBFBF" w:space="0" w:sz="4" w:val="single"/>
+          <w:left w:color="BFBFBF" w:space="0" w:sz="4" w:val="single"/>
+          <w:bottom w:color="BFBFBF" w:space="0" w:sz="4" w:val="single"/>
+          <w:right w:color="BFBFBF" w:space="0" w:sz="4" w:val="single"/>
+        </w:tblBorders>
+        <w:shd w:color="auto" w:fill="F4F4F4" w:val="clear"/>
+        <w:tblLayout w:type="fixed"/>
+        <w:tblCellMar>
+          <w:top w:type="dxa" w:w="113"/>
+          <w:left w:type="dxa" w:w="113"/>
+          <w:bottom w:type="dxa" w:w="113"/>
+          <w:right w:type="dxa" w:w="113"/>
+        </w:tblCellMar>
+        <w:tblLook w:val="0000" w:firstRow="0" w:lastRow="0" w:firstColumn="0" w:lastColumn="0" w:noHBand="1" w:noVBand="1"/>
+      </w:tblPr>
+      <w:tblGrid>
+        <w:gridCol w:w="9637"/>
+      </w:tblGrid>
+      <w:tr>
+        <w:tc>
+          <w:tcPr>
+            <w:tcW w:type="dxa" w:w="9637"/>
+            <w:shd w:color="auto" w:fill="F4F4F4" w:val="clear"/>
+          </w:tcPr>
+          <w:p>
+            <w:pPr>
+              <w:pStyle w:val="SourceCode"/>
+              <w:spacing w:before="0" w:after="0" w:line="200" w:lineRule="auto"/>
+            </w:pPr>
+            <w:r>
+              <w:t xml:space="preserve">@echo off</w:t>
+            </w:r>
+          </w:p>
+          <w:p>
+            <w:pPr>
+              <w:pStyle w:val="SourceCode"/>
+              <w:spacing w:before="0" w:after="0" w:line="200" w:lineRule="auto"/>
+            </w:pPr>
+            <w:r>
+              <w:t xml:space="preserve">chcp 65001 &gt; nul</w:t>
+            </w:r>
+          </w:p>
+          <w:p>
+            <w:pPr>
+              <w:pStyle w:val="SourceCode"/>
+              <w:spacing w:before="0" w:after="0" w:line="200" w:lineRule="auto"/>
+            </w:pPr>
+            <w:r>
+              <w:t xml:space="preserve">set "target=%~dp0bak"</w:t>
+            </w:r>
+          </w:p>
+          <w:p>
+            <w:pPr>
+              <w:pStyle w:val="SourceCode"/>
+              <w:spacing w:before="0" w:after="0" w:line="200" w:lineRule="auto"/>
+            </w:pPr>
+            <w:r>
+              <w:t xml:space="preserve">echo Буде видалено:</w:t>
+            </w:r>
+          </w:p>
+          <w:p>
+            <w:pPr>
+              <w:pStyle w:val="SourceCode"/>
+              <w:spacing w:before="0" w:after="0" w:line="200" w:lineRule="auto"/>
+            </w:pPr>
+            <w:r>
+              <w:t xml:space="preserve">for /r "%target%" %%f in (*.tmp) do echo   %%f</w:t>
+            </w:r>
+          </w:p>
+          <w:p>
+            <w:pPr>
+              <w:pStyle w:val="SourceCode"/>
+              <w:spacing w:before="0" w:after="0" w:line="200" w:lineRule="auto"/>
+            </w:pPr>
+          </w:p>
+          <w:p>
+            <w:pPr>
+              <w:pStyle w:val="SourceCode"/>
+              <w:spacing w:before="0" w:after="0" w:line="200" w:lineRule="auto"/>
+            </w:pPr>
+            <w:r>
+              <w:t xml:space="preserve">choice /c yn /m "Продовжити видалення"</w:t>
+            </w:r>
+          </w:p>
+          <w:p>
+            <w:pPr>
+              <w:pStyle w:val="SourceCode"/>
+              <w:spacing w:before="0" w:after="0" w:line="200" w:lineRule="auto"/>
+            </w:pPr>
+            <w:r>
+              <w:t xml:space="preserve">if errorlevel 2 (</w:t>
+            </w:r>
+          </w:p>
+          <w:p>
+            <w:pPr>
+              <w:pStyle w:val="SourceCode"/>
+              <w:spacing w:before="0" w:after="0" w:line="200" w:lineRule="auto"/>
+            </w:pPr>
+            <w:r>
+              <w:t xml:space="preserve">    echo Скасовано користувачем</w:t>
+            </w:r>
+          </w:p>
+          <w:p>
+            <w:pPr>
+              <w:pStyle w:val="SourceCode"/>
+              <w:spacing w:before="0" w:after="0" w:line="200" w:lineRule="auto"/>
+            </w:pPr>
+            <w:r>
+              <w:t xml:space="preserve">    exit /b 0</w:t>
+            </w:r>
+          </w:p>
+          <w:p>
+            <w:pPr>
+              <w:pStyle w:val="SourceCode"/>
+              <w:spacing w:before="0" w:after="0" w:line="200" w:lineRule="auto"/>
+            </w:pPr>
+            <w:r>
+              <w:t xml:space="preserve">)</w:t>
+            </w:r>
+          </w:p>
+          <w:p>
+            <w:pPr>
+              <w:pStyle w:val="SourceCode"/>
+              <w:spacing w:before="0" w:after="0" w:line="200" w:lineRule="auto"/>
+            </w:pPr>
+            <w:r>
+              <w:t xml:space="preserve">for /r "%target%" %%f in (*.tmp) do del "%%f"</w:t>
+            </w:r>
+          </w:p>
+          <w:p>
+            <w:pPr>
+              <w:pStyle w:val="SourceCode"/>
+              <w:spacing w:before="0" w:after="0" w:line="200" w:lineRule="auto"/>
+            </w:pPr>
+            <w:r>
+              <w:t xml:space="preserve">echo Готово</w:t>
+            </w:r>
+          </w:p>
+        </w:tc>
+      </w:tr>
+    </w:tbl>
+    <w:p>
+      <w:pPr>
+        <w:spacing w:before="0" w:after="0" w:line="120" w:lineRule="exact"/>
+        <w:rPr>
+          <w:sz w:val="4"/>
+          <w:szCs w:val="4"/>
+        </w:rPr>
+      </w:pPr>
     </w:p>
     <w:p>
       <w:pPr>
@@ -6822,15 +7902,8 @@
     <w:basedOn w:val="Normal"/>
     <w:qFormat/>
     <w:pPr>
-      <w:pBdr>
-        <w:top w:color="BFBFBF" w:space="4" w:sz="4" w:val="single"/>
-        <w:left w:color="BFBFBF" w:space="4" w:sz="4" w:val="single"/>
-        <w:bottom w:color="BFBFBF" w:space="4" w:sz="4" w:val="single"/>
-        <w:right w:color="BFBFBF" w:space="4" w:sz="4" w:val="single"/>
-      </w:pBdr>
-      <w:shd w:color="auto" w:fill="F4F4F4" w:val="clear"/>
-      <w:spacing w:after="120" w:before="120" w:line="200" w:lineRule="auto"/>
-      <w:ind w:firstLine="0" w:left="284" w:right="284"/>
+      <w:spacing w:after="0" w:before="0" w:line="200" w:lineRule="auto"/>
+      <w:ind w:hanging="340" w:left="340" w:right="0"/>
       <w:jc w:val="left"/>
     </w:pPr>
     <w:rPr>
@@ -6838,6 +7911,27 @@
       <w:sz w:val="18"/>
       <w:szCs w:val="18"/>
     </w:rPr>
+  </w:style>
+  <w:style w:customStyle="1" w:styleId="SourceCodeTable" w:type="table">
+    <w:name w:val="Source Code Table"/>
+    <w:basedOn w:val="TableNormal"/>
+    <w:qFormat/>
+    <w:tblPr>
+      <w:tblInd w:type="dxa" w:w="0"/>
+      <w:tblBorders>
+        <w:top w:color="BFBFBF" w:space="0" w:sz="4" w:val="single"/>
+        <w:left w:color="BFBFBF" w:space="0" w:sz="4" w:val="single"/>
+        <w:bottom w:color="BFBFBF" w:space="0" w:sz="4" w:val="single"/>
+        <w:right w:color="BFBFBF" w:space="0" w:sz="4" w:val="single"/>
+      </w:tblBorders>
+      <w:shd w:color="auto" w:fill="F4F4F4" w:val="clear"/>
+      <w:tblCellMar>
+        <w:top w:type="dxa" w:w="113"/>
+        <w:left w:type="dxa" w:w="113"/>
+        <w:bottom w:type="dxa" w:w="113"/>
+        <w:right w:type="dxa" w:w="113"/>
+      </w:tblCellMar>
+    </w:tblPr>
   </w:style>
   <w:style w:type="paragraph" w:customStyle="1" w:styleId="TableCaption">
     <w:name w:val="TableCaption"/>

--- a/public/labs/os/kmp-23/ЛР2_ОС_Командні_файли_в_ОС_Windows.docx
+++ b/public/labs/os/kmp-23/ЛР2_ОС_Командні_файли_в_ОС_Windows.docx
@@ -157,7 +157,7 @@
         <w:pStyle w:val="BodyText"/>
       </w:pPr>
       <w:r>
-        <w:t xml:space="preserve">З погляду операційної системи запуск пакетного файлу — це створення процесу</w:t>
+        <w:t xml:space="preserve">З погляду операційної системи важливо, звідки скрипт запущено. Подвійне клацання в Провіднику чи запуск із планувальника створює новий процес</w:t>
       </w:r>
       <w:r>
         <w:t xml:space="preserve"> </w:t>
@@ -169,7 +169,19 @@
         <w:t xml:space="preserve">cmd.exe</w:t>
       </w:r>
       <w:r>
-        <w:t xml:space="preserve">, якому передано ім’я сценарію. Усі команди всередині виконуються в цьому процесі, а зовнішні утиліти (</w:t>
+        <w:t xml:space="preserve">, який виконує сценарій і завершується. А якщо ввести ім’я скрипта у вже відкритому вікні CMD, він виконується в тому самому процесі</w:t>
+      </w:r>
+      <w:r>
+        <w:t xml:space="preserve"> </w:t>
+      </w:r>
+      <w:r>
+        <w:rPr>
+          <w:rStyle w:val="VerbatimChar"/>
+        </w:rPr>
+        <w:t xml:space="preserve">cmd.exe</w:t>
+      </w:r>
+      <w:r>
+        <w:t xml:space="preserve">, що й вікно, — нового процесу не з’являється. Зовнішні утиліти (</w:t>
       </w:r>
       <w:r>
         <w:rPr>
@@ -202,7 +214,67 @@
         <w:t xml:space="preserve">tasklist</w:t>
       </w:r>
       <w:r>
-        <w:t xml:space="preserve">) породжують власні дочірні процеси. Тому змінна, встановлена всередині скрипта, за замовчуванням зникає разом із його процесом і не впливає на батьківське вікно.</w:t>
+        <w:t xml:space="preserve">) у будь-якому разі породжують власні дочірні процеси.</w:t>
+      </w:r>
+    </w:p>
+    <w:p>
+      <w:pPr>
+        <w:pStyle w:val="BodyText"/>
+      </w:pPr>
+      <w:r>
+        <w:t xml:space="preserve">Звідси практичний наслідок: змінна, яку скрипт встановив командою</w:t>
+      </w:r>
+      <w:r>
+        <w:t xml:space="preserve"> </w:t>
+      </w:r>
+      <w:r>
+        <w:rPr>
+          <w:rStyle w:val="VerbatimChar"/>
+        </w:rPr>
+        <w:t xml:space="preserve">set</w:t>
+      </w:r>
+      <w:r>
+        <w:t xml:space="preserve">, після його завершення</w:t>
+      </w:r>
+      <w:r>
+        <w:t xml:space="preserve"> </w:t>
+      </w:r>
+      <w:r>
+        <w:rPr>
+          <w:b/>
+          <w:bCs/>
+        </w:rPr>
+        <w:t xml:space="preserve">залишається у вікні</w:t>
+      </w:r>
+      <w:r>
+        <w:t xml:space="preserve">, з якого його запустили, і може зіпсувати роботу наступних команд чи скриптів. Саме від цього захищає пара</w:t>
+      </w:r>
+      <w:r>
+        <w:t xml:space="preserve"> </w:t>
+      </w:r>
+      <w:r>
+        <w:rPr>
+          <w:rStyle w:val="VerbatimChar"/>
+        </w:rPr>
+        <w:t xml:space="preserve">setlocal</w:t>
+      </w:r>
+      <w:r>
+        <w:t xml:space="preserve"> </w:t>
+      </w:r>
+      <w:r>
+        <w:t xml:space="preserve">/</w:t>
+      </w:r>
+      <w:r>
+        <w:t xml:space="preserve"> </w:t>
+      </w:r>
+      <w:r>
+        <w:rPr>
+          <w:rStyle w:val="VerbatimChar"/>
+        </w:rPr>
+        <w:t xml:space="preserve">endlocal</w:t>
+      </w:r>
+      <w:r>
+        <w:t xml:space="preserve">, про яку далі.</w:t>
       </w:r>
     </w:p>
     <w:p>
@@ -455,7 +527,38 @@
         <w:t xml:space="preserve"> </w:t>
       </w:r>
       <w:r>
-        <w:t xml:space="preserve">перемикає кодову сторінку консолі на UTF-8 — без неї українські літери у виводі перетворюються на «кракозябри». Пара</w:t>
+        <w:t xml:space="preserve">перемикає кодову сторінку консолі на UTF-8 — без неї українські літери у виводі перетворюються на «кракозябри». Сам файл при цьому треба зберегти в кодуванні UTF-8</w:t>
+      </w:r>
+      <w:r>
+        <w:t xml:space="preserve"> </w:t>
+      </w:r>
+      <w:r>
+        <w:rPr>
+          <w:b/>
+          <w:bCs/>
+        </w:rPr>
+        <w:t xml:space="preserve">без</w:t>
+      </w:r>
+      <w:r>
+        <w:t xml:space="preserve"> </w:t>
+      </w:r>
+      <w:r>
+        <w:t xml:space="preserve">мітки BOM: інакше невидимі байти мітки приліпляться до першої команди, і CMD повідомить, що команди</w:t>
+      </w:r>
+      <w:r>
+        <w:t xml:space="preserve"> </w:t>
+      </w:r>
+      <w:r>
+        <w:rPr>
+          <w:rStyle w:val="VerbatimChar"/>
+        </w:rPr>
+        <w:t xml:space="preserve">@echo</w:t>
+      </w:r>
+      <w:r>
+        <w:t xml:space="preserve"> </w:t>
+      </w:r>
+      <w:r>
+        <w:t xml:space="preserve">не існує. Блокнот у Windows 10/11 за замовчуванням зберігає саме UTF-8 без BOM. Пара</w:t>
       </w:r>
       <w:r>
         <w:t xml:space="preserve"> </w:t>
@@ -1287,6 +1390,86 @@
         <w:pStyle w:val="FirstParagraph"/>
       </w:pPr>
       <w:r>
+        <w:t xml:space="preserve">На відміну від звичайного</w:t>
+      </w:r>
+      <w:r>
+        <w:t xml:space="preserve"> </w:t>
+      </w:r>
+      <w:r>
+        <w:rPr>
+          <w:rStyle w:val="VerbatimChar"/>
+        </w:rPr>
+        <w:t xml:space="preserve">set</w:t>
+      </w:r>
+      <w:r>
+        <w:t xml:space="preserve">, у</w:t>
+      </w:r>
+      <w:r>
+        <w:t xml:space="preserve"> </w:t>
+      </w:r>
+      <w:r>
+        <w:rPr>
+          <w:rStyle w:val="VerbatimChar"/>
+        </w:rPr>
+        <w:t xml:space="preserve">set /a</w:t>
+      </w:r>
+      <w:r>
+        <w:t xml:space="preserve"> </w:t>
+      </w:r>
+      <w:r>
+        <w:t xml:space="preserve">пробіли навколо</w:t>
+      </w:r>
+      <w:r>
+        <w:t xml:space="preserve"> </w:t>
+      </w:r>
+      <w:r>
+        <w:rPr>
+          <w:rStyle w:val="VerbatimChar"/>
+        </w:rPr>
+        <w:t xml:space="preserve">=</w:t>
+      </w:r>
+      <w:r>
+        <w:t xml:space="preserve"> </w:t>
+      </w:r>
+      <w:r>
+        <w:t xml:space="preserve">і операторів дозволені: рядок розбирається як арифметичний вираз, а не як «ім’я=значення». До змінних усередині виразу можна звертатися просто за іменем, без відсотків, —</w:t>
+      </w:r>
+      <w:r>
+        <w:t xml:space="preserve"> </w:t>
+      </w:r>
+      <w:r>
+        <w:rPr>
+          <w:rStyle w:val="VerbatimChar"/>
+        </w:rPr>
+        <w:t xml:space="preserve">set /a counter += 1</w:t>
+      </w:r>
+      <w:r>
+        <w:t xml:space="preserve"> </w:t>
+      </w:r>
+      <w:r>
+        <w:t xml:space="preserve">сам прочитає поточне значення</w:t>
+      </w:r>
+      <w:r>
+        <w:t xml:space="preserve"> </w:t>
+      </w:r>
+      <w:r>
+        <w:rPr>
+          <w:rStyle w:val="VerbatimChar"/>
+        </w:rPr>
+        <w:t xml:space="preserve">counter</w:t>
+      </w:r>
+      <w:r>
+        <w:t xml:space="preserve"> </w:t>
+      </w:r>
+      <w:r>
+        <w:t xml:space="preserve">у момент виконання.</w:t>
+      </w:r>
+    </w:p>
+    <w:p>
+      <w:pPr>
+        <w:pStyle w:val="BodyText"/>
+      </w:pPr>
+      <w:r>
         <w:t xml:space="preserve">Дробових чисел командний процесор не підтримує взагалі — для них доводиться або множити на 100 і рахувати в сотих, або переходити на PowerShell.</w:t>
       </w:r>
     </w:p>
@@ -2184,7 +2367,7 @@
         <w:t xml:space="preserve"> </w:t>
       </w:r>
       <w:r>
-        <w:t xml:space="preserve">початку виконання блоку. Тому класична помилка-новачка виглядає так: лічильник у циклі не змінюється.</w:t>
+        <w:t xml:space="preserve">початку виконання блоку. Тому класична помилка новачка виглядає так: нумерація у виводі циклу стоїть на місці.</w:t>
       </w:r>
     </w:p>
     <w:p>
@@ -2241,7 +2424,34 @@
               <w:spacing w:before="0" w:after="0" w:line="200" w:lineRule="auto"/>
             </w:pPr>
             <w:r>
-              <w:t xml:space="preserve">for %%f in (*.txt) do set /a count += 1</w:t>
+              <w:t xml:space="preserve">for %%f in (*.txt) do (</w:t>
+            </w:r>
+          </w:p>
+          <w:p>
+            <w:pPr>
+              <w:pStyle w:val="SourceCode"/>
+              <w:spacing w:before="0" w:after="0" w:line="200" w:lineRule="auto"/>
+            </w:pPr>
+            <w:r>
+              <w:t xml:space="preserve">    set /a count += 1</w:t>
+            </w:r>
+          </w:p>
+          <w:p>
+            <w:pPr>
+              <w:pStyle w:val="SourceCode"/>
+              <w:spacing w:before="0" w:after="0" w:line="200" w:lineRule="auto"/>
+            </w:pPr>
+            <w:r>
+              <w:t xml:space="preserve">    echo %count%: %%~nxf</w:t>
+            </w:r>
+          </w:p>
+          <w:p>
+            <w:pPr>
+              <w:pStyle w:val="SourceCode"/>
+              <w:spacing w:before="0" w:after="0" w:line="200" w:lineRule="auto"/>
+            </w:pPr>
+            <w:r>
+              <w:t xml:space="preserve">)</w:t>
             </w:r>
           </w:p>
           <w:p>
@@ -2264,44 +2474,6 @@
           <w:szCs w:val="4"/>
         </w:rPr>
       </w:pPr>
-    </w:p>
-    <w:p>
-      <w:pPr>
-        <w:pStyle w:val="FirstParagraph"/>
-      </w:pPr>
-      <w:r>
-        <w:t xml:space="preserve">Розв’язок — режим відкладеного розгортання: після</w:t>
-      </w:r>
-      <w:r>
-        <w:t xml:space="preserve"> </w:t>
-      </w:r>
-      <w:r>
-        <w:rPr>
-          <w:rStyle w:val="VerbatimChar"/>
-        </w:rPr>
-        <w:t xml:space="preserve">setlocal enabledelayedexpansion</w:t>
-      </w:r>
-      <w:r>
-        <w:t xml:space="preserve"> </w:t>
-      </w:r>
-      <w:r>
-        <w:t xml:space="preserve">звертання виду</w:t>
-      </w:r>
-      <w:r>
-        <w:t xml:space="preserve"> </w:t>
-      </w:r>
-      <w:r>
-        <w:rPr>
-          <w:rStyle w:val="VerbatimChar"/>
-        </w:rPr>
-        <w:t xml:space="preserve">!count!</w:t>
-      </w:r>
-      <w:r>
-        <w:t xml:space="preserve"> </w:t>
-      </w:r>
-      <w:r>
-        <w:t xml:space="preserve">обчислюється в момент виконання рядка, а не під час розбору блоку.</w:t>
-      </w:r>
     </w:p>
     <w:p>
       <w:pPr>
@@ -2348,79 +2520,34 @@
               <w:spacing w:before="0" w:after="0" w:line="200" w:lineRule="auto"/>
             </w:pPr>
             <w:r>
-              <w:t xml:space="preserve">@echo off</w:t>
-            </w:r>
-          </w:p>
-          <w:p>
-            <w:pPr>
-              <w:pStyle w:val="SourceCode"/>
-              <w:spacing w:before="0" w:after="0" w:line="200" w:lineRule="auto"/>
-            </w:pPr>
-            <w:r>
-              <w:t xml:space="preserve">setlocal enabledelayedexpansion</w:t>
-            </w:r>
-          </w:p>
-          <w:p>
-            <w:pPr>
-              <w:pStyle w:val="SourceCode"/>
-              <w:spacing w:before="0" w:after="0" w:line="200" w:lineRule="auto"/>
-            </w:pPr>
-            <w:r>
-              <w:t xml:space="preserve">set count=0</w:t>
-            </w:r>
-          </w:p>
-          <w:p>
-            <w:pPr>
-              <w:pStyle w:val="SourceCode"/>
-              <w:spacing w:before="0" w:after="0" w:line="200" w:lineRule="auto"/>
-            </w:pPr>
-            <w:r>
-              <w:t xml:space="preserve">for %%f in (*.txt) do (</w:t>
-            </w:r>
-          </w:p>
-          <w:p>
-            <w:pPr>
-              <w:pStyle w:val="SourceCode"/>
-              <w:spacing w:before="0" w:after="0" w:line="200" w:lineRule="auto"/>
-            </w:pPr>
-            <w:r>
-              <w:t xml:space="preserve">    set /a count += 1</w:t>
-            </w:r>
-          </w:p>
-          <w:p>
-            <w:pPr>
-              <w:pStyle w:val="SourceCode"/>
-              <w:spacing w:before="0" w:after="0" w:line="200" w:lineRule="auto"/>
-            </w:pPr>
-            <w:r>
-              <w:t xml:space="preserve">    echo !count!: %%~nxf</w:t>
-            </w:r>
-          </w:p>
-          <w:p>
-            <w:pPr>
-              <w:pStyle w:val="SourceCode"/>
-              <w:spacing w:before="0" w:after="0" w:line="200" w:lineRule="auto"/>
-            </w:pPr>
-            <w:r>
-              <w:t xml:space="preserve">)</w:t>
-            </w:r>
-          </w:p>
-          <w:p>
-            <w:pPr>
-              <w:pStyle w:val="SourceCode"/>
-              <w:spacing w:before="0" w:after="0" w:line="200" w:lineRule="auto"/>
-            </w:pPr>
-            <w:r>
-              <w:t xml:space="preserve">echo Усього файлів: !count!</w:t>
-            </w:r>
-          </w:p>
-          <w:p>
-            <w:pPr>
-              <w:pStyle w:val="SourceCode"/>
-              <w:spacing w:before="0" w:after="0" w:line="200" w:lineRule="auto"/>
-            </w:pPr>
-            <w:r>
-              <w:t xml:space="preserve">endlocal</w:t>
+              <w:t xml:space="preserve">0: a.txt</w:t>
+            </w:r>
+          </w:p>
+          <w:p>
+            <w:pPr>
+              <w:pStyle w:val="SourceCode"/>
+              <w:spacing w:before="0" w:after="0" w:line="200" w:lineRule="auto"/>
+            </w:pPr>
+            <w:r>
+              <w:t xml:space="preserve">0: b.txt</w:t>
+            </w:r>
+          </w:p>
+          <w:p>
+            <w:pPr>
+              <w:pStyle w:val="SourceCode"/>
+              <w:spacing w:before="0" w:after="0" w:line="200" w:lineRule="auto"/>
+            </w:pPr>
+            <w:r>
+              <w:t xml:space="preserve">0: c.txt</w:t>
+            </w:r>
+          </w:p>
+          <w:p>
+            <w:pPr>
+              <w:pStyle w:val="SourceCode"/>
+              <w:spacing w:before="0" w:after="0" w:line="200" w:lineRule="auto"/>
+            </w:pPr>
+            <w:r>
+              <w:t xml:space="preserve">Файлів: 3</w:t>
             </w:r>
           </w:p>
         </w:tc>
@@ -2435,37 +2562,92 @@
         </w:rPr>
       </w:pPr>
     </w:p>
-    <w:bookmarkEnd w:id="16"/>
-    <w:bookmarkStart w:id="17" w:name="коди-повернення-та-журнал"/>
-    <w:p>
-      <w:pPr>
-        <w:pStyle w:val="Heading3"/>
-      </w:pPr>
-      <w:r>
-        <w:t xml:space="preserve">9 Коди повернення та журнал</w:t>
-      </w:r>
-    </w:p>
     <w:p>
       <w:pPr>
         <w:pStyle w:val="FirstParagraph"/>
       </w:pPr>
       <w:r>
-        <w:t xml:space="preserve">Зовнішні утиліти повідомляють про результат кодом повернення. Нуль традиційно означає успіх, ненульове значення — конкретну помилку; для</w:t>
-      </w:r>
-      <w:r>
-        <w:t xml:space="preserve"> </w:t>
-      </w:r>
-      <w:r>
-        <w:rPr>
-          <w:rStyle w:val="VerbatimChar"/>
-        </w:rPr>
-        <w:t xml:space="preserve">robocopy</w:t>
-      </w:r>
-      <w:r>
-        <w:t xml:space="preserve"> </w:t>
-      </w:r>
-      <w:r>
-        <w:t xml:space="preserve">навіть код 1 є ознакою успішного копіювання.</w:t>
+        <w:t xml:space="preserve">Зверніть увагу: рахує лічильник правильно — підсумок після циклу дорівнює трьом, бо</w:t>
+      </w:r>
+      <w:r>
+        <w:t xml:space="preserve"> </w:t>
+      </w:r>
+      <w:r>
+        <w:rPr>
+          <w:rStyle w:val="VerbatimChar"/>
+        </w:rPr>
+        <w:t xml:space="preserve">set /a</w:t>
+      </w:r>
+      <w:r>
+        <w:t xml:space="preserve"> </w:t>
+      </w:r>
+      <w:r>
+        <w:t xml:space="preserve">звертається до змінної за іменем у момент виконання. Помиляється лише</w:t>
+      </w:r>
+      <w:r>
+        <w:t xml:space="preserve"> </w:t>
+      </w:r>
+      <w:r>
+        <w:rPr>
+          <w:rStyle w:val="VerbatimChar"/>
+        </w:rPr>
+        <w:t xml:space="preserve">echo %count%</w:t>
+      </w:r>
+      <w:r>
+        <w:t xml:space="preserve">: увесь блок у дужках розібрано один раз, коли</w:t>
+      </w:r>
+      <w:r>
+        <w:t xml:space="preserve"> </w:t>
+      </w:r>
+      <w:r>
+        <w:rPr>
+          <w:rStyle w:val="VerbatimChar"/>
+        </w:rPr>
+        <w:t xml:space="preserve">count</w:t>
+      </w:r>
+      <w:r>
+        <w:t xml:space="preserve"> </w:t>
+      </w:r>
+      <w:r>
+        <w:t xml:space="preserve">ще дорівнював нулю, і цей нуль уже вписано в рядок.</w:t>
+      </w:r>
+    </w:p>
+    <w:p>
+      <w:pPr>
+        <w:pStyle w:val="BodyText"/>
+      </w:pPr>
+      <w:r>
+        <w:t xml:space="preserve">Розв’язок — режим відкладеного розгортання: після</w:t>
+      </w:r>
+      <w:r>
+        <w:t xml:space="preserve"> </w:t>
+      </w:r>
+      <w:r>
+        <w:rPr>
+          <w:rStyle w:val="VerbatimChar"/>
+        </w:rPr>
+        <w:t xml:space="preserve">setlocal enabledelayedexpansion</w:t>
+      </w:r>
+      <w:r>
+        <w:t xml:space="preserve"> </w:t>
+      </w:r>
+      <w:r>
+        <w:t xml:space="preserve">звертання виду</w:t>
+      </w:r>
+      <w:r>
+        <w:t xml:space="preserve"> </w:t>
+      </w:r>
+      <w:r>
+        <w:rPr>
+          <w:rStyle w:val="VerbatimChar"/>
+        </w:rPr>
+        <w:t xml:space="preserve">!count!</w:t>
+      </w:r>
+      <w:r>
+        <w:t xml:space="preserve"> </w:t>
+      </w:r>
+      <w:r>
+        <w:t xml:space="preserve">обчислюється в момент виконання рядка, а не під час розбору блоку.</w:t>
       </w:r>
     </w:p>
     <w:p>
@@ -2513,34 +2695,52 @@
               <w:spacing w:before="0" w:after="0" w:line="200" w:lineRule="auto"/>
             </w:pPr>
             <w:r>
-              <w:t xml:space="preserve">robocopy "%src%" "%dst%" /e /njh /njs</w:t>
-            </w:r>
-          </w:p>
-          <w:p>
-            <w:pPr>
-              <w:pStyle w:val="SourceCode"/>
-              <w:spacing w:before="0" w:after="0" w:line="200" w:lineRule="auto"/>
-            </w:pPr>
-            <w:r>
-              <w:t xml:space="preserve">if %errorlevel% geq 8 (</w:t>
-            </w:r>
-          </w:p>
-          <w:p>
-            <w:pPr>
-              <w:pStyle w:val="SourceCode"/>
-              <w:spacing w:before="0" w:after="0" w:line="200" w:lineRule="auto"/>
-            </w:pPr>
-            <w:r>
-              <w:t xml:space="preserve">    echo ПОМИЛКА копіювання, код %errorlevel% &gt;&gt; "%log%"</w:t>
-            </w:r>
-          </w:p>
-          <w:p>
-            <w:pPr>
-              <w:pStyle w:val="SourceCode"/>
-              <w:spacing w:before="0" w:after="0" w:line="200" w:lineRule="auto"/>
-            </w:pPr>
-            <w:r>
-              <w:t xml:space="preserve">    exit /b %errorlevel%</w:t>
+              <w:t xml:space="preserve">@echo off</w:t>
+            </w:r>
+          </w:p>
+          <w:p>
+            <w:pPr>
+              <w:pStyle w:val="SourceCode"/>
+              <w:spacing w:before="0" w:after="0" w:line="200" w:lineRule="auto"/>
+            </w:pPr>
+            <w:r>
+              <w:t xml:space="preserve">setlocal enabledelayedexpansion</w:t>
+            </w:r>
+          </w:p>
+          <w:p>
+            <w:pPr>
+              <w:pStyle w:val="SourceCode"/>
+              <w:spacing w:before="0" w:after="0" w:line="200" w:lineRule="auto"/>
+            </w:pPr>
+            <w:r>
+              <w:t xml:space="preserve">set count=0</w:t>
+            </w:r>
+          </w:p>
+          <w:p>
+            <w:pPr>
+              <w:pStyle w:val="SourceCode"/>
+              <w:spacing w:before="0" w:after="0" w:line="200" w:lineRule="auto"/>
+            </w:pPr>
+            <w:r>
+              <w:t xml:space="preserve">for %%f in (*.txt) do (</w:t>
+            </w:r>
+          </w:p>
+          <w:p>
+            <w:pPr>
+              <w:pStyle w:val="SourceCode"/>
+              <w:spacing w:before="0" w:after="0" w:line="200" w:lineRule="auto"/>
+            </w:pPr>
+            <w:r>
+              <w:t xml:space="preserve">    set /a count += 1</w:t>
+            </w:r>
+          </w:p>
+          <w:p>
+            <w:pPr>
+              <w:pStyle w:val="SourceCode"/>
+              <w:spacing w:before="0" w:after="0" w:line="200" w:lineRule="auto"/>
+            </w:pPr>
+            <w:r>
+              <w:t xml:space="preserve">    echo !count!: %%~nxf</w:t>
             </w:r>
           </w:p>
           <w:p>
@@ -2550,6 +2750,24 @@
             </w:pPr>
             <w:r>
               <w:t xml:space="preserve">)</w:t>
+            </w:r>
+          </w:p>
+          <w:p>
+            <w:pPr>
+              <w:pStyle w:val="SourceCode"/>
+              <w:spacing w:before="0" w:after="0" w:line="200" w:lineRule="auto"/>
+            </w:pPr>
+            <w:r>
+              <w:t xml:space="preserve">echo Усього файлів: !count!</w:t>
+            </w:r>
+          </w:p>
+          <w:p>
+            <w:pPr>
+              <w:pStyle w:val="SourceCode"/>
+              <w:spacing w:before="0" w:after="0" w:line="200" w:lineRule="auto"/>
+            </w:pPr>
+            <w:r>
+              <w:t xml:space="preserve">endlocal</w:t>
             </w:r>
           </w:p>
         </w:tc>
@@ -2564,55 +2782,37 @@
         </w:rPr>
       </w:pPr>
     </w:p>
+    <w:bookmarkEnd w:id="16"/>
+    <w:bookmarkStart w:id="17" w:name="коди-повернення-та-журнал"/>
+    <w:p>
+      <w:pPr>
+        <w:pStyle w:val="Heading3"/>
+      </w:pPr>
+      <w:r>
+        <w:t xml:space="preserve">9 Коди повернення та журнал</w:t>
+      </w:r>
+    </w:p>
     <w:p>
       <w:pPr>
         <w:pStyle w:val="FirstParagraph"/>
       </w:pPr>
       <w:r>
-        <w:t xml:space="preserve">Журнал виконання ведуть перенаправленням</w:t>
-      </w:r>
-      <w:r>
-        <w:t xml:space="preserve"> </w:t>
-      </w:r>
-      <w:r>
-        <w:rPr>
-          <w:rStyle w:val="VerbatimChar"/>
-        </w:rPr>
-        <w:t xml:space="preserve">&gt;&gt;</w:t>
-      </w:r>
-      <w:r>
-        <w:t xml:space="preserve"> </w:t>
-      </w:r>
-      <w:r>
-        <w:t xml:space="preserve">— воно дописує рядок у кінець файлу. Записувати варто час, дію та результат: саме за журналом розбирають, чому скрипт, який працює вручну, «мовчки» не спрацював за розкладом.</w:t>
-      </w:r>
-    </w:p>
-    <w:bookmarkEnd w:id="17"/>
-    <w:bookmarkEnd w:id="18"/>
-    <w:bookmarkStart w:id="25" w:name="приклад-виконання"/>
-    <w:p>
-      <w:pPr>
-        <w:pStyle w:val="Heading2"/>
-      </w:pPr>
-      <w:r>
-        <w:t xml:space="preserve">Приклад виконання</w:t>
-      </w:r>
-    </w:p>
-    <w:p>
-      <w:pPr>
-        <w:pStyle w:val="FirstParagraph"/>
-      </w:pPr>
-      <w:r>
-        <w:t xml:space="preserve">Нижче наведено послідовність дій для довільної системи. Конкретні шляхи й перелік файлів на вашій машині будуть іншими — у звіт вносяться саме ваші результати.</w:t>
-      </w:r>
-    </w:p>
-    <w:bookmarkStart w:id="19" w:name="крок-1.-пісочниця-та-перший-скрипт"/>
-    <w:p>
-      <w:pPr>
-        <w:pStyle w:val="Heading3"/>
-      </w:pPr>
-      <w:r>
-        <w:t xml:space="preserve">Крок 1. Пісочниця та перший скрипт</w:t>
+        <w:t xml:space="preserve">Зовнішні утиліти повідомляють про результат кодом повернення. Нуль традиційно означає успіх, ненульове значення — конкретну помилку; для</w:t>
+      </w:r>
+      <w:r>
+        <w:t xml:space="preserve"> </w:t>
+      </w:r>
+      <w:r>
+        <w:rPr>
+          <w:rStyle w:val="VerbatimChar"/>
+        </w:rPr>
+        <w:t xml:space="preserve">robocopy</w:t>
+      </w:r>
+      <w:r>
+        <w:t xml:space="preserve"> </w:t>
+      </w:r>
+      <w:r>
+        <w:t xml:space="preserve">навіть код 1 є ознакою успішного копіювання.</w:t>
       </w:r>
     </w:p>
     <w:p>
@@ -2660,52 +2860,43 @@
               <w:spacing w:before="0" w:after="0" w:line="200" w:lineRule="auto"/>
             </w:pPr>
             <w:r>
-              <w:t xml:space="preserve">C:\Users\Student&gt; cd %USERPROFILE%\Desktop</w:t>
-            </w:r>
-          </w:p>
-          <w:p>
-            <w:pPr>
-              <w:pStyle w:val="SourceCode"/>
-              <w:spacing w:before="0" w:after="0" w:line="200" w:lineRule="auto"/>
-            </w:pPr>
-            <w:r>
-              <w:t xml:space="preserve">C:\Users\Student\Desktop&gt; md LAB3\src LAB3\bak LAB3\logs</w:t>
-            </w:r>
-          </w:p>
-          <w:p>
-            <w:pPr>
-              <w:pStyle w:val="SourceCode"/>
-              <w:spacing w:before="0" w:after="0" w:line="200" w:lineRule="auto"/>
-            </w:pPr>
-            <w:r>
-              <w:t xml:space="preserve">C:\Users\Student\Desktop&gt; cd LAB3</w:t>
-            </w:r>
-          </w:p>
-          <w:p>
-            <w:pPr>
-              <w:pStyle w:val="SourceCode"/>
-              <w:spacing w:before="0" w:after="0" w:line="200" w:lineRule="auto"/>
-            </w:pPr>
-            <w:r>
-              <w:t xml:space="preserve">C:\...\LAB3&gt; copy %SystemRoot%\System32\drivers\etc\hosts src\hosts.txt</w:t>
-            </w:r>
-          </w:p>
-          <w:p>
-            <w:pPr>
-              <w:pStyle w:val="SourceCode"/>
-              <w:spacing w:before="0" w:after="0" w:line="200" w:lineRule="auto"/>
-            </w:pPr>
-            <w:r>
-              <w:t xml:space="preserve">        1 file(s) copied.</w:t>
-            </w:r>
-          </w:p>
-          <w:p>
-            <w:pPr>
-              <w:pStyle w:val="SourceCode"/>
-              <w:spacing w:before="0" w:after="0" w:line="200" w:lineRule="auto"/>
-            </w:pPr>
-            <w:r>
-              <w:t xml:space="preserve">C:\...\LAB3&gt; notepad hello.bat</w:t>
+              <w:t xml:space="preserve">robocopy "%src%" "%dst%" /e /njh /njs</w:t>
+            </w:r>
+          </w:p>
+          <w:p>
+            <w:pPr>
+              <w:pStyle w:val="SourceCode"/>
+              <w:spacing w:before="0" w:after="0" w:line="200" w:lineRule="auto"/>
+            </w:pPr>
+            <w:r>
+              <w:t xml:space="preserve">if %errorlevel% geq 8 (</w:t>
+            </w:r>
+          </w:p>
+          <w:p>
+            <w:pPr>
+              <w:pStyle w:val="SourceCode"/>
+              <w:spacing w:before="0" w:after="0" w:line="200" w:lineRule="auto"/>
+            </w:pPr>
+            <w:r>
+              <w:t xml:space="preserve">    echo ПОМИЛКА копіювання, код %errorlevel% &gt;&gt; "%log%"</w:t>
+            </w:r>
+          </w:p>
+          <w:p>
+            <w:pPr>
+              <w:pStyle w:val="SourceCode"/>
+              <w:spacing w:before="0" w:after="0" w:line="200" w:lineRule="auto"/>
+            </w:pPr>
+            <w:r>
+              <w:t xml:space="preserve">    exit /b %errorlevel%</w:t>
+            </w:r>
+          </w:p>
+          <w:p>
+            <w:pPr>
+              <w:pStyle w:val="SourceCode"/>
+              <w:spacing w:before="0" w:after="0" w:line="200" w:lineRule="auto"/>
+            </w:pPr>
+            <w:r>
+              <w:t xml:space="preserve">)</w:t>
             </w:r>
           </w:p>
         </w:tc>
@@ -2725,19 +2916,50 @@
         <w:pStyle w:val="FirstParagraph"/>
       </w:pPr>
       <w:r>
-        <w:t xml:space="preserve">Вміст</w:t>
-      </w:r>
-      <w:r>
-        <w:t xml:space="preserve"> </w:t>
-      </w:r>
-      <w:r>
-        <w:rPr>
-          <w:rStyle w:val="VerbatimChar"/>
-        </w:rPr>
-        <w:t xml:space="preserve">hello.bat</w:t>
-      </w:r>
-      <w:r>
-        <w:t xml:space="preserve">:</w:t>
+        <w:t xml:space="preserve">Журнал виконання ведуть перенаправленням</w:t>
+      </w:r>
+      <w:r>
+        <w:t xml:space="preserve"> </w:t>
+      </w:r>
+      <w:r>
+        <w:rPr>
+          <w:rStyle w:val="VerbatimChar"/>
+        </w:rPr>
+        <w:t xml:space="preserve">&gt;&gt;</w:t>
+      </w:r>
+      <w:r>
+        <w:t xml:space="preserve"> </w:t>
+      </w:r>
+      <w:r>
+        <w:t xml:space="preserve">— воно дописує рядок у кінець файлу. Записувати варто час, дію та результат: саме за журналом розбирають, чому скрипт, який працює вручну, «мовчки» не спрацював за розкладом.</w:t>
+      </w:r>
+    </w:p>
+    <w:bookmarkEnd w:id="17"/>
+    <w:bookmarkEnd w:id="18"/>
+    <w:bookmarkStart w:id="25" w:name="приклад-виконання"/>
+    <w:p>
+      <w:pPr>
+        <w:pStyle w:val="Heading2"/>
+      </w:pPr>
+      <w:r>
+        <w:t xml:space="preserve">Приклад виконання</w:t>
+      </w:r>
+    </w:p>
+    <w:p>
+      <w:pPr>
+        <w:pStyle w:val="FirstParagraph"/>
+      </w:pPr>
+      <w:r>
+        <w:t xml:space="preserve">Нижче наведено послідовність дій для довільної системи. Конкретні шляхи й перелік файлів на вашій машині будуть іншими — у звіт вносяться саме ваші результати.</w:t>
+      </w:r>
+    </w:p>
+    <w:bookmarkStart w:id="19" w:name="крок-1.-пісочниця-та-перший-скрипт"/>
+    <w:p>
+      <w:pPr>
+        <w:pStyle w:val="Heading3"/>
+      </w:pPr>
+      <w:r>
+        <w:t xml:space="preserve">Крок 1. Пісочниця та перший скрипт</w:t>
       </w:r>
     </w:p>
     <w:p>
@@ -2785,61 +3007,52 @@
               <w:spacing w:before="0" w:after="0" w:line="200" w:lineRule="auto"/>
             </w:pPr>
             <w:r>
-              <w:t xml:space="preserve">@echo off</w:t>
-            </w:r>
-          </w:p>
-          <w:p>
-            <w:pPr>
-              <w:pStyle w:val="SourceCode"/>
-              <w:spacing w:before="0" w:after="0" w:line="200" w:lineRule="auto"/>
-            </w:pPr>
-            <w:r>
-              <w:t xml:space="preserve">chcp 65001 &gt; nul</w:t>
-            </w:r>
-          </w:p>
-          <w:p>
-            <w:pPr>
-              <w:pStyle w:val="SourceCode"/>
-              <w:spacing w:before="0" w:after="0" w:line="200" w:lineRule="auto"/>
-            </w:pPr>
-            <w:r>
-              <w:t xml:space="preserve">echo Скрипт: %~n0</w:t>
-            </w:r>
-          </w:p>
-          <w:p>
-            <w:pPr>
-              <w:pStyle w:val="SourceCode"/>
-              <w:spacing w:before="0" w:after="0" w:line="200" w:lineRule="auto"/>
-            </w:pPr>
-            <w:r>
-              <w:t xml:space="preserve">echo Каталог скрипта: %~dp0</w:t>
-            </w:r>
-          </w:p>
-          <w:p>
-            <w:pPr>
-              <w:pStyle w:val="SourceCode"/>
-              <w:spacing w:before="0" w:after="0" w:line="200" w:lineRule="auto"/>
-            </w:pPr>
-            <w:r>
-              <w:t xml:space="preserve">echo Поточний каталог: %cd%</w:t>
-            </w:r>
-          </w:p>
-          <w:p>
-            <w:pPr>
-              <w:pStyle w:val="SourceCode"/>
-              <w:spacing w:before="0" w:after="0" w:line="200" w:lineRule="auto"/>
-            </w:pPr>
-            <w:r>
-              <w:t xml:space="preserve">echo Користувач: %USERNAME%</w:t>
-            </w:r>
-          </w:p>
-          <w:p>
-            <w:pPr>
-              <w:pStyle w:val="SourceCode"/>
-              <w:spacing w:before="0" w:after="0" w:line="200" w:lineRule="auto"/>
-            </w:pPr>
-            <w:r>
-              <w:t xml:space="preserve">pause</w:t>
+              <w:t xml:space="preserve">C:\Users\Student&gt; cd %USERPROFILE%\Desktop</w:t>
+            </w:r>
+          </w:p>
+          <w:p>
+            <w:pPr>
+              <w:pStyle w:val="SourceCode"/>
+              <w:spacing w:before="0" w:after="0" w:line="200" w:lineRule="auto"/>
+            </w:pPr>
+            <w:r>
+              <w:t xml:space="preserve">C:\Users\Student\Desktop&gt; md LAB3\src LAB3\bak LAB3\logs</w:t>
+            </w:r>
+          </w:p>
+          <w:p>
+            <w:pPr>
+              <w:pStyle w:val="SourceCode"/>
+              <w:spacing w:before="0" w:after="0" w:line="200" w:lineRule="auto"/>
+            </w:pPr>
+            <w:r>
+              <w:t xml:space="preserve">C:\Users\Student\Desktop&gt; cd LAB3</w:t>
+            </w:r>
+          </w:p>
+          <w:p>
+            <w:pPr>
+              <w:pStyle w:val="SourceCode"/>
+              <w:spacing w:before="0" w:after="0" w:line="200" w:lineRule="auto"/>
+            </w:pPr>
+            <w:r>
+              <w:t xml:space="preserve">C:\...\LAB3&gt; copy %SystemRoot%\System32\drivers\etc\hosts src\hosts.txt</w:t>
+            </w:r>
+          </w:p>
+          <w:p>
+            <w:pPr>
+              <w:pStyle w:val="SourceCode"/>
+              <w:spacing w:before="0" w:after="0" w:line="200" w:lineRule="auto"/>
+            </w:pPr>
+            <w:r>
+              <w:t xml:space="preserve">        1 file(s) copied.</w:t>
+            </w:r>
+          </w:p>
+          <w:p>
+            <w:pPr>
+              <w:pStyle w:val="SourceCode"/>
+              <w:spacing w:before="0" w:after="0" w:line="200" w:lineRule="auto"/>
+            </w:pPr>
+            <w:r>
+              <w:t xml:space="preserve">C:\...\LAB3&gt; notepad hello.bat</w:t>
             </w:r>
           </w:p>
         </w:tc>
@@ -2853,6 +3066,26 @@
           <w:szCs w:val="4"/>
         </w:rPr>
       </w:pPr>
+    </w:p>
+    <w:p>
+      <w:pPr>
+        <w:pStyle w:val="FirstParagraph"/>
+      </w:pPr>
+      <w:r>
+        <w:t xml:space="preserve">Вміст</w:t>
+      </w:r>
+      <w:r>
+        <w:t xml:space="preserve"> </w:t>
+      </w:r>
+      <w:r>
+        <w:rPr>
+          <w:rStyle w:val="VerbatimChar"/>
+        </w:rPr>
+        <w:t xml:space="preserve">hello.bat</w:t>
+      </w:r>
+      <w:r>
+        <w:t xml:space="preserve">:</w:t>
+      </w:r>
     </w:p>
     <w:p>
       <w:pPr>
@@ -2899,52 +3132,61 @@
               <w:spacing w:before="0" w:after="0" w:line="200" w:lineRule="auto"/>
             </w:pPr>
             <w:r>
-              <w:t xml:space="preserve">C:\...\LAB3&gt; hello.bat</w:t>
-            </w:r>
-          </w:p>
-          <w:p>
-            <w:pPr>
-              <w:pStyle w:val="SourceCode"/>
-              <w:spacing w:before="0" w:after="0" w:line="200" w:lineRule="auto"/>
-            </w:pPr>
-            <w:r>
-              <w:t xml:space="preserve">Скрипт: hello</w:t>
-            </w:r>
-          </w:p>
-          <w:p>
-            <w:pPr>
-              <w:pStyle w:val="SourceCode"/>
-              <w:spacing w:before="0" w:after="0" w:line="200" w:lineRule="auto"/>
-            </w:pPr>
-            <w:r>
-              <w:t xml:space="preserve">Каталог скрипта: C:\Users\Student\Desktop\LAB3\</w:t>
-            </w:r>
-          </w:p>
-          <w:p>
-            <w:pPr>
-              <w:pStyle w:val="SourceCode"/>
-              <w:spacing w:before="0" w:after="0" w:line="200" w:lineRule="auto"/>
-            </w:pPr>
-            <w:r>
-              <w:t xml:space="preserve">Поточний каталог: C:\Users\Student\Desktop\LAB3</w:t>
-            </w:r>
-          </w:p>
-          <w:p>
-            <w:pPr>
-              <w:pStyle w:val="SourceCode"/>
-              <w:spacing w:before="0" w:after="0" w:line="200" w:lineRule="auto"/>
-            </w:pPr>
-            <w:r>
-              <w:t xml:space="preserve">Користувач: Student</w:t>
-            </w:r>
-          </w:p>
-          <w:p>
-            <w:pPr>
-              <w:pStyle w:val="SourceCode"/>
-              <w:spacing w:before="0" w:after="0" w:line="200" w:lineRule="auto"/>
-            </w:pPr>
-            <w:r>
-              <w:t xml:space="preserve">Press any key to continue . . .</w:t>
+              <w:t xml:space="preserve">@echo off</w:t>
+            </w:r>
+          </w:p>
+          <w:p>
+            <w:pPr>
+              <w:pStyle w:val="SourceCode"/>
+              <w:spacing w:before="0" w:after="0" w:line="200" w:lineRule="auto"/>
+            </w:pPr>
+            <w:r>
+              <w:t xml:space="preserve">chcp 65001 &gt; nul</w:t>
+            </w:r>
+          </w:p>
+          <w:p>
+            <w:pPr>
+              <w:pStyle w:val="SourceCode"/>
+              <w:spacing w:before="0" w:after="0" w:line="200" w:lineRule="auto"/>
+            </w:pPr>
+            <w:r>
+              <w:t xml:space="preserve">echo Скрипт: %~n0</w:t>
+            </w:r>
+          </w:p>
+          <w:p>
+            <w:pPr>
+              <w:pStyle w:val="SourceCode"/>
+              <w:spacing w:before="0" w:after="0" w:line="200" w:lineRule="auto"/>
+            </w:pPr>
+            <w:r>
+              <w:t xml:space="preserve">echo Каталог скрипта: %~dp0</w:t>
+            </w:r>
+          </w:p>
+          <w:p>
+            <w:pPr>
+              <w:pStyle w:val="SourceCode"/>
+              <w:spacing w:before="0" w:after="0" w:line="200" w:lineRule="auto"/>
+            </w:pPr>
+            <w:r>
+              <w:t xml:space="preserve">echo Поточний каталог: %cd%</w:t>
+            </w:r>
+          </w:p>
+          <w:p>
+            <w:pPr>
+              <w:pStyle w:val="SourceCode"/>
+              <w:spacing w:before="0" w:after="0" w:line="200" w:lineRule="auto"/>
+            </w:pPr>
+            <w:r>
+              <w:t xml:space="preserve">echo Користувач: %USERNAME%</w:t>
+            </w:r>
+          </w:p>
+          <w:p>
+            <w:pPr>
+              <w:pStyle w:val="SourceCode"/>
+              <w:spacing w:before="0" w:after="0" w:line="200" w:lineRule="auto"/>
+            </w:pPr>
+            <w:r>
+              <w:t xml:space="preserve">pause</w:t>
             </w:r>
           </w:p>
         </w:tc>
@@ -2958,54 +3200,6 @@
           <w:szCs w:val="4"/>
         </w:rPr>
       </w:pPr>
-    </w:p>
-    <w:p>
-      <w:pPr>
-        <w:pStyle w:val="FirstParagraph"/>
-      </w:pPr>
-      <w:r>
-        <w:t xml:space="preserve">Різниця між</w:t>
-      </w:r>
-      <w:r>
-        <w:t xml:space="preserve"> </w:t>
-      </w:r>
-      <w:r>
-        <w:rPr>
-          <w:rStyle w:val="VerbatimChar"/>
-        </w:rPr>
-        <w:t xml:space="preserve">%~dp0</w:t>
-      </w:r>
-      <w:r>
-        <w:t xml:space="preserve"> </w:t>
-      </w:r>
-      <w:r>
-        <w:t xml:space="preserve">і</w:t>
-      </w:r>
-      <w:r>
-        <w:t xml:space="preserve"> </w:t>
-      </w:r>
-      <w:r>
-        <w:rPr>
-          <w:rStyle w:val="VerbatimChar"/>
-        </w:rPr>
-        <w:t xml:space="preserve">%cd%</w:t>
-      </w:r>
-      <w:r>
-        <w:t xml:space="preserve"> </w:t>
-      </w:r>
-      <w:r>
-        <w:t xml:space="preserve">стає очевидною, якщо запустити той самий скрипт із іншого каталогу: перше значення не змінюється, друге — змінюється.</w:t>
-      </w:r>
-    </w:p>
-    <w:bookmarkEnd w:id="19"/>
-    <w:bookmarkStart w:id="20" w:name="X382a6272ae8baa06988c9de2ca4fd50963bbdf0"/>
-    <w:p>
-      <w:pPr>
-        <w:pStyle w:val="Heading3"/>
-      </w:pPr>
-      <w:r>
-        <w:t xml:space="preserve">Крок 2. Параметри та перевірка вхідних даних</w:t>
-      </w:r>
     </w:p>
     <w:p>
       <w:pPr>
@@ -3052,133 +3246,52 @@
               <w:spacing w:before="0" w:after="0" w:line="200" w:lineRule="auto"/>
             </w:pPr>
             <w:r>
-              <w:t xml:space="preserve">@echo off</w:t>
-            </w:r>
-          </w:p>
-          <w:p>
-            <w:pPr>
-              <w:pStyle w:val="SourceCode"/>
-              <w:spacing w:before="0" w:after="0" w:line="200" w:lineRule="auto"/>
-            </w:pPr>
-            <w:r>
-              <w:t xml:space="preserve">chcp 65001 &gt; nul</w:t>
-            </w:r>
-          </w:p>
-          <w:p>
-            <w:pPr>
-              <w:pStyle w:val="SourceCode"/>
-              <w:spacing w:before="0" w:after="0" w:line="200" w:lineRule="auto"/>
-            </w:pPr>
-            <w:r>
-              <w:t xml:space="preserve">if "%~1"=="" (</w:t>
-            </w:r>
-          </w:p>
-          <w:p>
-            <w:pPr>
-              <w:pStyle w:val="SourceCode"/>
-              <w:spacing w:before="0" w:after="0" w:line="200" w:lineRule="auto"/>
-            </w:pPr>
-            <w:r>
-              <w:t xml:space="preserve">    echo Використання: %~n0 ^&lt;файл^&gt;</w:t>
-            </w:r>
-          </w:p>
-          <w:p>
-            <w:pPr>
-              <w:pStyle w:val="SourceCode"/>
-              <w:spacing w:before="0" w:after="0" w:line="200" w:lineRule="auto"/>
-            </w:pPr>
-            <w:r>
-              <w:t xml:space="preserve">    exit /b 1</w:t>
-            </w:r>
-          </w:p>
-          <w:p>
-            <w:pPr>
-              <w:pStyle w:val="SourceCode"/>
-              <w:spacing w:before="0" w:after="0" w:line="200" w:lineRule="auto"/>
-            </w:pPr>
-            <w:r>
-              <w:t xml:space="preserve">)</w:t>
-            </w:r>
-          </w:p>
-          <w:p>
-            <w:pPr>
-              <w:pStyle w:val="SourceCode"/>
-              <w:spacing w:before="0" w:after="0" w:line="200" w:lineRule="auto"/>
-            </w:pPr>
-            <w:r>
-              <w:t xml:space="preserve">if not exist "%~1" (</w:t>
-            </w:r>
-          </w:p>
-          <w:p>
-            <w:pPr>
-              <w:pStyle w:val="SourceCode"/>
-              <w:spacing w:before="0" w:after="0" w:line="200" w:lineRule="auto"/>
-            </w:pPr>
-            <w:r>
-              <w:t xml:space="preserve">    echo Файл "%~1" не знайдено</w:t>
-            </w:r>
-          </w:p>
-          <w:p>
-            <w:pPr>
-              <w:pStyle w:val="SourceCode"/>
-              <w:spacing w:before="0" w:after="0" w:line="200" w:lineRule="auto"/>
-            </w:pPr>
-            <w:r>
-              <w:t xml:space="preserve">    exit /b 2</w:t>
-            </w:r>
-          </w:p>
-          <w:p>
-            <w:pPr>
-              <w:pStyle w:val="SourceCode"/>
-              <w:spacing w:before="0" w:after="0" w:line="200" w:lineRule="auto"/>
-            </w:pPr>
-            <w:r>
-              <w:t xml:space="preserve">)</w:t>
-            </w:r>
-          </w:p>
-          <w:p>
-            <w:pPr>
-              <w:pStyle w:val="SourceCode"/>
-              <w:spacing w:before="0" w:after="0" w:line="200" w:lineRule="auto"/>
-            </w:pPr>
-            <w:r>
-              <w:t xml:space="preserve">echo Ім'я:        %~n1</w:t>
-            </w:r>
-          </w:p>
-          <w:p>
-            <w:pPr>
-              <w:pStyle w:val="SourceCode"/>
-              <w:spacing w:before="0" w:after="0" w:line="200" w:lineRule="auto"/>
-            </w:pPr>
-            <w:r>
-              <w:t xml:space="preserve">echo Розширення:  %~x1</w:t>
-            </w:r>
-          </w:p>
-          <w:p>
-            <w:pPr>
-              <w:pStyle w:val="SourceCode"/>
-              <w:spacing w:before="0" w:after="0" w:line="200" w:lineRule="auto"/>
-            </w:pPr>
-            <w:r>
-              <w:t xml:space="preserve">echo Розмір:      %~z1 байт</w:t>
-            </w:r>
-          </w:p>
-          <w:p>
-            <w:pPr>
-              <w:pStyle w:val="SourceCode"/>
-              <w:spacing w:before="0" w:after="0" w:line="200" w:lineRule="auto"/>
-            </w:pPr>
-            <w:r>
-              <w:t xml:space="preserve">echo Змінено:     %~t1</w:t>
-            </w:r>
-          </w:p>
-          <w:p>
-            <w:pPr>
-              <w:pStyle w:val="SourceCode"/>
-              <w:spacing w:before="0" w:after="0" w:line="200" w:lineRule="auto"/>
-            </w:pPr>
-            <w:r>
-              <w:t xml:space="preserve">exit /b 0</w:t>
+              <w:t xml:space="preserve">C:\...\LAB3&gt; hello.bat</w:t>
+            </w:r>
+          </w:p>
+          <w:p>
+            <w:pPr>
+              <w:pStyle w:val="SourceCode"/>
+              <w:spacing w:before="0" w:after="0" w:line="200" w:lineRule="auto"/>
+            </w:pPr>
+            <w:r>
+              <w:t xml:space="preserve">Скрипт: hello</w:t>
+            </w:r>
+          </w:p>
+          <w:p>
+            <w:pPr>
+              <w:pStyle w:val="SourceCode"/>
+              <w:spacing w:before="0" w:after="0" w:line="200" w:lineRule="auto"/>
+            </w:pPr>
+            <w:r>
+              <w:t xml:space="preserve">Каталог скрипта: C:\Users\Student\Desktop\LAB3\</w:t>
+            </w:r>
+          </w:p>
+          <w:p>
+            <w:pPr>
+              <w:pStyle w:val="SourceCode"/>
+              <w:spacing w:before="0" w:after="0" w:line="200" w:lineRule="auto"/>
+            </w:pPr>
+            <w:r>
+              <w:t xml:space="preserve">Поточний каталог: C:\Users\Student\Desktop\LAB3</w:t>
+            </w:r>
+          </w:p>
+          <w:p>
+            <w:pPr>
+              <w:pStyle w:val="SourceCode"/>
+              <w:spacing w:before="0" w:after="0" w:line="200" w:lineRule="auto"/>
+            </w:pPr>
+            <w:r>
+              <w:t xml:space="preserve">Користувач: Student</w:t>
+            </w:r>
+          </w:p>
+          <w:p>
+            <w:pPr>
+              <w:pStyle w:val="SourceCode"/>
+              <w:spacing w:before="0" w:after="0" w:line="200" w:lineRule="auto"/>
+            </w:pPr>
+            <w:r>
+              <w:t xml:space="preserve">Press any key to continue . . .</w:t>
             </w:r>
           </w:p>
         </w:tc>
@@ -3192,6 +3305,54 @@
           <w:szCs w:val="4"/>
         </w:rPr>
       </w:pPr>
+    </w:p>
+    <w:p>
+      <w:pPr>
+        <w:pStyle w:val="FirstParagraph"/>
+      </w:pPr>
+      <w:r>
+        <w:t xml:space="preserve">Різниця між</w:t>
+      </w:r>
+      <w:r>
+        <w:t xml:space="preserve"> </w:t>
+      </w:r>
+      <w:r>
+        <w:rPr>
+          <w:rStyle w:val="VerbatimChar"/>
+        </w:rPr>
+        <w:t xml:space="preserve">%~dp0</w:t>
+      </w:r>
+      <w:r>
+        <w:t xml:space="preserve"> </w:t>
+      </w:r>
+      <w:r>
+        <w:t xml:space="preserve">і</w:t>
+      </w:r>
+      <w:r>
+        <w:t xml:space="preserve"> </w:t>
+      </w:r>
+      <w:r>
+        <w:rPr>
+          <w:rStyle w:val="VerbatimChar"/>
+        </w:rPr>
+        <w:t xml:space="preserve">%cd%</w:t>
+      </w:r>
+      <w:r>
+        <w:t xml:space="preserve"> </w:t>
+      </w:r>
+      <w:r>
+        <w:t xml:space="preserve">стає очевидною, якщо запустити той самий скрипт із іншого каталогу: перше значення не змінюється, друге — змінюється.</w:t>
+      </w:r>
+    </w:p>
+    <w:bookmarkEnd w:id="19"/>
+    <w:bookmarkStart w:id="20" w:name="X382a6272ae8baa06988c9de2ca4fd50963bbdf0"/>
+    <w:p>
+      <w:pPr>
+        <w:pStyle w:val="Heading3"/>
+      </w:pPr>
+      <w:r>
+        <w:t xml:space="preserve">Крок 2. Параметри та перевірка вхідних даних</w:t>
+      </w:r>
     </w:p>
     <w:p>
       <w:pPr>
@@ -3238,103 +3399,133 @@
               <w:spacing w:before="0" w:after="0" w:line="200" w:lineRule="auto"/>
             </w:pPr>
             <w:r>
-              <w:t xml:space="preserve">C:\...\LAB3&gt; info.bat</w:t>
-            </w:r>
-          </w:p>
-          <w:p>
-            <w:pPr>
-              <w:pStyle w:val="SourceCode"/>
-              <w:spacing w:before="0" w:after="0" w:line="200" w:lineRule="auto"/>
-            </w:pPr>
-            <w:r>
-              <w:t xml:space="preserve">Використання: info ^&lt;файл^&gt;</w:t>
-            </w:r>
-          </w:p>
-          <w:p>
-            <w:pPr>
-              <w:pStyle w:val="SourceCode"/>
-              <w:spacing w:before="0" w:after="0" w:line="200" w:lineRule="auto"/>
-            </w:pPr>
-            <w:r>
-              <w:t xml:space="preserve">C:\...\LAB3&gt; echo %errorlevel%</w:t>
-            </w:r>
-          </w:p>
-          <w:p>
-            <w:pPr>
-              <w:pStyle w:val="SourceCode"/>
-              <w:spacing w:before="0" w:after="0" w:line="200" w:lineRule="auto"/>
-            </w:pPr>
-            <w:r>
-              <w:t xml:space="preserve">1</w:t>
-            </w:r>
-          </w:p>
-          <w:p>
-            <w:pPr>
-              <w:pStyle w:val="SourceCode"/>
-              <w:spacing w:before="0" w:after="0" w:line="200" w:lineRule="auto"/>
-            </w:pPr>
-          </w:p>
-          <w:p>
-            <w:pPr>
-              <w:pStyle w:val="SourceCode"/>
-              <w:spacing w:before="0" w:after="0" w:line="200" w:lineRule="auto"/>
-            </w:pPr>
-            <w:r>
-              <w:t xml:space="preserve">C:\...\LAB3&gt; info.bat src\hosts.txt</w:t>
-            </w:r>
-          </w:p>
-          <w:p>
-            <w:pPr>
-              <w:pStyle w:val="SourceCode"/>
-              <w:spacing w:before="0" w:after="0" w:line="200" w:lineRule="auto"/>
-            </w:pPr>
-            <w:r>
-              <w:t xml:space="preserve">Ім'я:        hosts</w:t>
-            </w:r>
-          </w:p>
-          <w:p>
-            <w:pPr>
-              <w:pStyle w:val="SourceCode"/>
-              <w:spacing w:before="0" w:after="0" w:line="200" w:lineRule="auto"/>
-            </w:pPr>
-            <w:r>
-              <w:t xml:space="preserve">Розширення:  .txt</w:t>
-            </w:r>
-          </w:p>
-          <w:p>
-            <w:pPr>
-              <w:pStyle w:val="SourceCode"/>
-              <w:spacing w:before="0" w:after="0" w:line="200" w:lineRule="auto"/>
-            </w:pPr>
-            <w:r>
-              <w:t xml:space="preserve">Розмір:      824 байт</w:t>
-            </w:r>
-          </w:p>
-          <w:p>
-            <w:pPr>
-              <w:pStyle w:val="SourceCode"/>
-              <w:spacing w:before="0" w:after="0" w:line="200" w:lineRule="auto"/>
-            </w:pPr>
-            <w:r>
-              <w:t xml:space="preserve">Змінено:     17.09.2026 21:40</w:t>
-            </w:r>
-          </w:p>
-          <w:p>
-            <w:pPr>
-              <w:pStyle w:val="SourceCode"/>
-              <w:spacing w:before="0" w:after="0" w:line="200" w:lineRule="auto"/>
-            </w:pPr>
-            <w:r>
-              <w:t xml:space="preserve">C:\...\LAB3&gt; echo %errorlevel%</w:t>
-            </w:r>
-          </w:p>
-          <w:p>
-            <w:pPr>
-              <w:pStyle w:val="SourceCode"/>
-              <w:spacing w:before="0" w:after="0" w:line="200" w:lineRule="auto"/>
-            </w:pPr>
-            <w:r>
-              <w:t xml:space="preserve">0</w:t>
+              <w:t xml:space="preserve">@echo off</w:t>
+            </w:r>
+          </w:p>
+          <w:p>
+            <w:pPr>
+              <w:pStyle w:val="SourceCode"/>
+              <w:spacing w:before="0" w:after="0" w:line="200" w:lineRule="auto"/>
+            </w:pPr>
+            <w:r>
+              <w:t xml:space="preserve">chcp 65001 &gt; nul</w:t>
+            </w:r>
+          </w:p>
+          <w:p>
+            <w:pPr>
+              <w:pStyle w:val="SourceCode"/>
+              <w:spacing w:before="0" w:after="0" w:line="200" w:lineRule="auto"/>
+            </w:pPr>
+            <w:r>
+              <w:t xml:space="preserve">if "%~1"=="" (</w:t>
+            </w:r>
+          </w:p>
+          <w:p>
+            <w:pPr>
+              <w:pStyle w:val="SourceCode"/>
+              <w:spacing w:before="0" w:after="0" w:line="200" w:lineRule="auto"/>
+            </w:pPr>
+            <w:r>
+              <w:t xml:space="preserve">    echo Використання: %~n0 ^&lt;файл^&gt;</w:t>
+            </w:r>
+          </w:p>
+          <w:p>
+            <w:pPr>
+              <w:pStyle w:val="SourceCode"/>
+              <w:spacing w:before="0" w:after="0" w:line="200" w:lineRule="auto"/>
+            </w:pPr>
+            <w:r>
+              <w:t xml:space="preserve">    exit /b 1</w:t>
+            </w:r>
+          </w:p>
+          <w:p>
+            <w:pPr>
+              <w:pStyle w:val="SourceCode"/>
+              <w:spacing w:before="0" w:after="0" w:line="200" w:lineRule="auto"/>
+            </w:pPr>
+            <w:r>
+              <w:t xml:space="preserve">)</w:t>
+            </w:r>
+          </w:p>
+          <w:p>
+            <w:pPr>
+              <w:pStyle w:val="SourceCode"/>
+              <w:spacing w:before="0" w:after="0" w:line="200" w:lineRule="auto"/>
+            </w:pPr>
+            <w:r>
+              <w:t xml:space="preserve">if not exist "%~1" (</w:t>
+            </w:r>
+          </w:p>
+          <w:p>
+            <w:pPr>
+              <w:pStyle w:val="SourceCode"/>
+              <w:spacing w:before="0" w:after="0" w:line="200" w:lineRule="auto"/>
+            </w:pPr>
+            <w:r>
+              <w:t xml:space="preserve">    echo Файл "%~1" не знайдено</w:t>
+            </w:r>
+          </w:p>
+          <w:p>
+            <w:pPr>
+              <w:pStyle w:val="SourceCode"/>
+              <w:spacing w:before="0" w:after="0" w:line="200" w:lineRule="auto"/>
+            </w:pPr>
+            <w:r>
+              <w:t xml:space="preserve">    exit /b 2</w:t>
+            </w:r>
+          </w:p>
+          <w:p>
+            <w:pPr>
+              <w:pStyle w:val="SourceCode"/>
+              <w:spacing w:before="0" w:after="0" w:line="200" w:lineRule="auto"/>
+            </w:pPr>
+            <w:r>
+              <w:t xml:space="preserve">)</w:t>
+            </w:r>
+          </w:p>
+          <w:p>
+            <w:pPr>
+              <w:pStyle w:val="SourceCode"/>
+              <w:spacing w:before="0" w:after="0" w:line="200" w:lineRule="auto"/>
+            </w:pPr>
+            <w:r>
+              <w:t xml:space="preserve">echo Ім'я:        %~n1</w:t>
+            </w:r>
+          </w:p>
+          <w:p>
+            <w:pPr>
+              <w:pStyle w:val="SourceCode"/>
+              <w:spacing w:before="0" w:after="0" w:line="200" w:lineRule="auto"/>
+            </w:pPr>
+            <w:r>
+              <w:t xml:space="preserve">echo Розширення:  %~x1</w:t>
+            </w:r>
+          </w:p>
+          <w:p>
+            <w:pPr>
+              <w:pStyle w:val="SourceCode"/>
+              <w:spacing w:before="0" w:after="0" w:line="200" w:lineRule="auto"/>
+            </w:pPr>
+            <w:r>
+              <w:t xml:space="preserve">echo Розмір:      %~z1 байт</w:t>
+            </w:r>
+          </w:p>
+          <w:p>
+            <w:pPr>
+              <w:pStyle w:val="SourceCode"/>
+              <w:spacing w:before="0" w:after="0" w:line="200" w:lineRule="auto"/>
+            </w:pPr>
+            <w:r>
+              <w:t xml:space="preserve">echo Змінено:     %~t1</w:t>
+            </w:r>
+          </w:p>
+          <w:p>
+            <w:pPr>
+              <w:pStyle w:val="SourceCode"/>
+              <w:spacing w:before="0" w:after="0" w:line="200" w:lineRule="auto"/>
+            </w:pPr>
+            <w:r>
+              <w:t xml:space="preserve">exit /b 0</w:t>
             </w:r>
           </w:p>
         </w:tc>
@@ -3348,24 +3539,6 @@
           <w:szCs w:val="4"/>
         </w:rPr>
       </w:pPr>
-    </w:p>
-    <w:p>
-      <w:pPr>
-        <w:pStyle w:val="FirstParagraph"/>
-      </w:pPr>
-      <w:r>
-        <w:t xml:space="preserve">Скрипт повертає різні коди для різних причин відмови — саме так сценарій вбудовують у більший ланцюжок автоматизації.</w:t>
-      </w:r>
-    </w:p>
-    <w:bookmarkEnd w:id="20"/>
-    <w:bookmarkStart w:id="21" w:name="крок-3.-цикл-по-файлах-і-лічильник"/>
-    <w:p>
-      <w:pPr>
-        <w:pStyle w:val="Heading3"/>
-      </w:pPr>
-      <w:r>
-        <w:t xml:space="preserve">Крок 3. Цикл по файлах і лічильник</w:t>
-      </w:r>
     </w:p>
     <w:p>
       <w:pPr>
@@ -3412,118 +3585,103 @@
               <w:spacing w:before="0" w:after="0" w:line="200" w:lineRule="auto"/>
             </w:pPr>
             <w:r>
-              <w:t xml:space="preserve">@echo off</w:t>
-            </w:r>
-          </w:p>
-          <w:p>
-            <w:pPr>
-              <w:pStyle w:val="SourceCode"/>
-              <w:spacing w:before="0" w:after="0" w:line="200" w:lineRule="auto"/>
-            </w:pPr>
-            <w:r>
-              <w:t xml:space="preserve">chcp 65001 &gt; nul</w:t>
-            </w:r>
-          </w:p>
-          <w:p>
-            <w:pPr>
-              <w:pStyle w:val="SourceCode"/>
-              <w:spacing w:before="0" w:after="0" w:line="200" w:lineRule="auto"/>
-            </w:pPr>
-            <w:r>
-              <w:t xml:space="preserve">setlocal enabledelayedexpansion</w:t>
-            </w:r>
-          </w:p>
-          <w:p>
-            <w:pPr>
-              <w:pStyle w:val="SourceCode"/>
-              <w:spacing w:before="0" w:after="0" w:line="200" w:lineRule="auto"/>
-            </w:pPr>
-            <w:r>
-              <w:t xml:space="preserve">set count=0</w:t>
-            </w:r>
-          </w:p>
-          <w:p>
-            <w:pPr>
-              <w:pStyle w:val="SourceCode"/>
-              <w:spacing w:before="0" w:after="0" w:line="200" w:lineRule="auto"/>
-            </w:pPr>
-            <w:r>
-              <w:t xml:space="preserve">set /a bytes = 0</w:t>
-            </w:r>
-          </w:p>
-          <w:p>
-            <w:pPr>
-              <w:pStyle w:val="SourceCode"/>
-              <w:spacing w:before="0" w:after="0" w:line="200" w:lineRule="auto"/>
-            </w:pPr>
-          </w:p>
-          <w:p>
-            <w:pPr>
-              <w:pStyle w:val="SourceCode"/>
-              <w:spacing w:before="0" w:after="0" w:line="200" w:lineRule="auto"/>
-            </w:pPr>
-            <w:r>
-              <w:t xml:space="preserve">for %%f in ("%~dp0src\*.*") do (</w:t>
-            </w:r>
-          </w:p>
-          <w:p>
-            <w:pPr>
-              <w:pStyle w:val="SourceCode"/>
-              <w:spacing w:before="0" w:after="0" w:line="200" w:lineRule="auto"/>
-            </w:pPr>
-            <w:r>
-              <w:t xml:space="preserve">    set /a count += 1</w:t>
-            </w:r>
-          </w:p>
-          <w:p>
-            <w:pPr>
-              <w:pStyle w:val="SourceCode"/>
-              <w:spacing w:before="0" w:after="0" w:line="200" w:lineRule="auto"/>
-            </w:pPr>
-            <w:r>
-              <w:t xml:space="preserve">    set /a bytes += %%~zf</w:t>
-            </w:r>
-          </w:p>
-          <w:p>
-            <w:pPr>
-              <w:pStyle w:val="SourceCode"/>
-              <w:spacing w:before="0" w:after="0" w:line="200" w:lineRule="auto"/>
-            </w:pPr>
-            <w:r>
-              <w:t xml:space="preserve">    echo !count!^) %%~nxf — %%~zf байт</w:t>
-            </w:r>
-          </w:p>
-          <w:p>
-            <w:pPr>
-              <w:pStyle w:val="SourceCode"/>
-              <w:spacing w:before="0" w:after="0" w:line="200" w:lineRule="auto"/>
-            </w:pPr>
-            <w:r>
-              <w:t xml:space="preserve">)</w:t>
-            </w:r>
-          </w:p>
-          <w:p>
-            <w:pPr>
-              <w:pStyle w:val="SourceCode"/>
-              <w:spacing w:before="0" w:after="0" w:line="200" w:lineRule="auto"/>
-            </w:pPr>
-          </w:p>
-          <w:p>
-            <w:pPr>
-              <w:pStyle w:val="SourceCode"/>
-              <w:spacing w:before="0" w:after="0" w:line="200" w:lineRule="auto"/>
-            </w:pPr>
-            <w:r>
-              <w:t xml:space="preserve">echo Файлів: !count!, загальний обсяг: !bytes! байт</w:t>
-            </w:r>
-          </w:p>
-          <w:p>
-            <w:pPr>
-              <w:pStyle w:val="SourceCode"/>
-              <w:spacing w:before="0" w:after="0" w:line="200" w:lineRule="auto"/>
-            </w:pPr>
-            <w:r>
-              <w:t xml:space="preserve">endlocal</w:t>
+              <w:t xml:space="preserve">C:\...\LAB3&gt; info.bat</w:t>
+            </w:r>
+          </w:p>
+          <w:p>
+            <w:pPr>
+              <w:pStyle w:val="SourceCode"/>
+              <w:spacing w:before="0" w:after="0" w:line="200" w:lineRule="auto"/>
+            </w:pPr>
+            <w:r>
+              <w:t xml:space="preserve">Використання: info &lt;файл&gt;</w:t>
+            </w:r>
+          </w:p>
+          <w:p>
+            <w:pPr>
+              <w:pStyle w:val="SourceCode"/>
+              <w:spacing w:before="0" w:after="0" w:line="200" w:lineRule="auto"/>
+            </w:pPr>
+            <w:r>
+              <w:t xml:space="preserve">C:\...\LAB3&gt; echo %errorlevel%</w:t>
+            </w:r>
+          </w:p>
+          <w:p>
+            <w:pPr>
+              <w:pStyle w:val="SourceCode"/>
+              <w:spacing w:before="0" w:after="0" w:line="200" w:lineRule="auto"/>
+            </w:pPr>
+            <w:r>
+              <w:t xml:space="preserve">1</w:t>
+            </w:r>
+          </w:p>
+          <w:p>
+            <w:pPr>
+              <w:pStyle w:val="SourceCode"/>
+              <w:spacing w:before="0" w:after="0" w:line="200" w:lineRule="auto"/>
+            </w:pPr>
+          </w:p>
+          <w:p>
+            <w:pPr>
+              <w:pStyle w:val="SourceCode"/>
+              <w:spacing w:before="0" w:after="0" w:line="200" w:lineRule="auto"/>
+            </w:pPr>
+            <w:r>
+              <w:t xml:space="preserve">C:\...\LAB3&gt; info.bat src\hosts.txt</w:t>
+            </w:r>
+          </w:p>
+          <w:p>
+            <w:pPr>
+              <w:pStyle w:val="SourceCode"/>
+              <w:spacing w:before="0" w:after="0" w:line="200" w:lineRule="auto"/>
+            </w:pPr>
+            <w:r>
+              <w:t xml:space="preserve">Ім'я:        hosts</w:t>
+            </w:r>
+          </w:p>
+          <w:p>
+            <w:pPr>
+              <w:pStyle w:val="SourceCode"/>
+              <w:spacing w:before="0" w:after="0" w:line="200" w:lineRule="auto"/>
+            </w:pPr>
+            <w:r>
+              <w:t xml:space="preserve">Розширення:  .txt</w:t>
+            </w:r>
+          </w:p>
+          <w:p>
+            <w:pPr>
+              <w:pStyle w:val="SourceCode"/>
+              <w:spacing w:before="0" w:after="0" w:line="200" w:lineRule="auto"/>
+            </w:pPr>
+            <w:r>
+              <w:t xml:space="preserve">Розмір:      824 байт</w:t>
+            </w:r>
+          </w:p>
+          <w:p>
+            <w:pPr>
+              <w:pStyle w:val="SourceCode"/>
+              <w:spacing w:before="0" w:after="0" w:line="200" w:lineRule="auto"/>
+            </w:pPr>
+            <w:r>
+              <w:t xml:space="preserve">Змінено:     17.09.2026 21:40</w:t>
+            </w:r>
+          </w:p>
+          <w:p>
+            <w:pPr>
+              <w:pStyle w:val="SourceCode"/>
+              <w:spacing w:before="0" w:after="0" w:line="200" w:lineRule="auto"/>
+            </w:pPr>
+            <w:r>
+              <w:t xml:space="preserve">C:\...\LAB3&gt; echo %errorlevel%</w:t>
+            </w:r>
+          </w:p>
+          <w:p>
+            <w:pPr>
+              <w:pStyle w:val="SourceCode"/>
+              <w:spacing w:before="0" w:after="0" w:line="200" w:lineRule="auto"/>
+            </w:pPr>
+            <w:r>
+              <w:t xml:space="preserve">0</w:t>
             </w:r>
           </w:p>
         </w:tc>
@@ -3537,6 +3695,24 @@
           <w:szCs w:val="4"/>
         </w:rPr>
       </w:pPr>
+    </w:p>
+    <w:p>
+      <w:pPr>
+        <w:pStyle w:val="FirstParagraph"/>
+      </w:pPr>
+      <w:r>
+        <w:t xml:space="preserve">Скрипт повертає різні коди для різних причин відмови — саме так сценарій вбудовують у більший ланцюжок автоматизації.</w:t>
+      </w:r>
+    </w:p>
+    <w:bookmarkEnd w:id="20"/>
+    <w:bookmarkStart w:id="21" w:name="крок-3.-цикл-по-файлах-і-лічильник"/>
+    <w:p>
+      <w:pPr>
+        <w:pStyle w:val="Heading3"/>
+      </w:pPr>
+      <w:r>
+        <w:t xml:space="preserve">Крок 3. Цикл по файлах і лічильник</w:t>
+      </w:r>
     </w:p>
     <w:p>
       <w:pPr>
@@ -3583,34 +3759,118 @@
               <w:spacing w:before="0" w:after="0" w:line="200" w:lineRule="auto"/>
             </w:pPr>
             <w:r>
-              <w:t xml:space="preserve">C:\...\LAB3&gt; count.bat</w:t>
-            </w:r>
-          </w:p>
-          <w:p>
-            <w:pPr>
-              <w:pStyle w:val="SourceCode"/>
-              <w:spacing w:before="0" w:after="0" w:line="200" w:lineRule="auto"/>
-            </w:pPr>
-            <w:r>
-              <w:t xml:space="preserve">1) hosts.txt — 824 байт</w:t>
-            </w:r>
-          </w:p>
-          <w:p>
-            <w:pPr>
-              <w:pStyle w:val="SourceCode"/>
-              <w:spacing w:before="0" w:after="0" w:line="200" w:lineRule="auto"/>
-            </w:pPr>
-            <w:r>
-              <w:t xml:space="preserve">2) readme.txt — 132 байт</w:t>
-            </w:r>
-          </w:p>
-          <w:p>
-            <w:pPr>
-              <w:pStyle w:val="SourceCode"/>
-              <w:spacing w:before="0" w:after="0" w:line="200" w:lineRule="auto"/>
-            </w:pPr>
-            <w:r>
-              <w:t xml:space="preserve">Файлів: 2, загальний обсяг: 956 байт</w:t>
+              <w:t xml:space="preserve">@echo off</w:t>
+            </w:r>
+          </w:p>
+          <w:p>
+            <w:pPr>
+              <w:pStyle w:val="SourceCode"/>
+              <w:spacing w:before="0" w:after="0" w:line="200" w:lineRule="auto"/>
+            </w:pPr>
+            <w:r>
+              <w:t xml:space="preserve">chcp 65001 &gt; nul</w:t>
+            </w:r>
+          </w:p>
+          <w:p>
+            <w:pPr>
+              <w:pStyle w:val="SourceCode"/>
+              <w:spacing w:before="0" w:after="0" w:line="200" w:lineRule="auto"/>
+            </w:pPr>
+            <w:r>
+              <w:t xml:space="preserve">setlocal enabledelayedexpansion</w:t>
+            </w:r>
+          </w:p>
+          <w:p>
+            <w:pPr>
+              <w:pStyle w:val="SourceCode"/>
+              <w:spacing w:before="0" w:after="0" w:line="200" w:lineRule="auto"/>
+            </w:pPr>
+            <w:r>
+              <w:t xml:space="preserve">set count=0</w:t>
+            </w:r>
+          </w:p>
+          <w:p>
+            <w:pPr>
+              <w:pStyle w:val="SourceCode"/>
+              <w:spacing w:before="0" w:after="0" w:line="200" w:lineRule="auto"/>
+            </w:pPr>
+            <w:r>
+              <w:t xml:space="preserve">set /a bytes = 0</w:t>
+            </w:r>
+          </w:p>
+          <w:p>
+            <w:pPr>
+              <w:pStyle w:val="SourceCode"/>
+              <w:spacing w:before="0" w:after="0" w:line="200" w:lineRule="auto"/>
+            </w:pPr>
+          </w:p>
+          <w:p>
+            <w:pPr>
+              <w:pStyle w:val="SourceCode"/>
+              <w:spacing w:before="0" w:after="0" w:line="200" w:lineRule="auto"/>
+            </w:pPr>
+            <w:r>
+              <w:t xml:space="preserve">for %%f in ("%~dp0src\*.*") do (</w:t>
+            </w:r>
+          </w:p>
+          <w:p>
+            <w:pPr>
+              <w:pStyle w:val="SourceCode"/>
+              <w:spacing w:before="0" w:after="0" w:line="200" w:lineRule="auto"/>
+            </w:pPr>
+            <w:r>
+              <w:t xml:space="preserve">    set /a count += 1</w:t>
+            </w:r>
+          </w:p>
+          <w:p>
+            <w:pPr>
+              <w:pStyle w:val="SourceCode"/>
+              <w:spacing w:before="0" w:after="0" w:line="200" w:lineRule="auto"/>
+            </w:pPr>
+            <w:r>
+              <w:t xml:space="preserve">    set /a bytes += %%~zf</w:t>
+            </w:r>
+          </w:p>
+          <w:p>
+            <w:pPr>
+              <w:pStyle w:val="SourceCode"/>
+              <w:spacing w:before="0" w:after="0" w:line="200" w:lineRule="auto"/>
+            </w:pPr>
+            <w:r>
+              <w:t xml:space="preserve">    echo !count!^) %%~nxf — %%~zf байт</w:t>
+            </w:r>
+          </w:p>
+          <w:p>
+            <w:pPr>
+              <w:pStyle w:val="SourceCode"/>
+              <w:spacing w:before="0" w:after="0" w:line="200" w:lineRule="auto"/>
+            </w:pPr>
+            <w:r>
+              <w:t xml:space="preserve">)</w:t>
+            </w:r>
+          </w:p>
+          <w:p>
+            <w:pPr>
+              <w:pStyle w:val="SourceCode"/>
+              <w:spacing w:before="0" w:after="0" w:line="200" w:lineRule="auto"/>
+            </w:pPr>
+          </w:p>
+          <w:p>
+            <w:pPr>
+              <w:pStyle w:val="SourceCode"/>
+              <w:spacing w:before="0" w:after="0" w:line="200" w:lineRule="auto"/>
+            </w:pPr>
+            <w:r>
+              <w:t xml:space="preserve">echo Файлів: !count!, загальний обсяг: !bytes! байт</w:t>
+            </w:r>
+          </w:p>
+          <w:p>
+            <w:pPr>
+              <w:pStyle w:val="SourceCode"/>
+              <w:spacing w:before="0" w:after="0" w:line="200" w:lineRule="auto"/>
+            </w:pPr>
+            <w:r>
+              <w:t xml:space="preserve">endlocal</w:t>
             </w:r>
           </w:p>
         </w:tc>
@@ -3624,66 +3884,6 @@
           <w:szCs w:val="4"/>
         </w:rPr>
       </w:pPr>
-    </w:p>
-    <w:p>
-      <w:pPr>
-        <w:pStyle w:val="FirstParagraph"/>
-      </w:pPr>
-      <w:r>
-        <w:t xml:space="preserve">Якщо прибрати</w:t>
-      </w:r>
-      <w:r>
-        <w:t xml:space="preserve"> </w:t>
-      </w:r>
-      <w:r>
-        <w:rPr>
-          <w:rStyle w:val="VerbatimChar"/>
-        </w:rPr>
-        <w:t xml:space="preserve">enabledelayedexpansion</w:t>
-      </w:r>
-      <w:r>
-        <w:t xml:space="preserve"> </w:t>
-      </w:r>
-      <w:r>
-        <w:t xml:space="preserve">і замінити</w:t>
-      </w:r>
-      <w:r>
-        <w:t xml:space="preserve"> </w:t>
-      </w:r>
-      <w:r>
-        <w:rPr>
-          <w:rStyle w:val="VerbatimChar"/>
-        </w:rPr>
-        <w:t xml:space="preserve">!count!</w:t>
-      </w:r>
-      <w:r>
-        <w:t xml:space="preserve"> </w:t>
-      </w:r>
-      <w:r>
-        <w:t xml:space="preserve">на</w:t>
-      </w:r>
-      <w:r>
-        <w:t xml:space="preserve"> </w:t>
-      </w:r>
-      <w:r>
-        <w:rPr>
-          <w:rStyle w:val="VerbatimChar"/>
-        </w:rPr>
-        <w:t xml:space="preserve">%count%</w:t>
-      </w:r>
-      <w:r>
-        <w:t xml:space="preserve">, вивід покаже нулі: значення підставиться один раз до початку циклу.</w:t>
-      </w:r>
-    </w:p>
-    <w:bookmarkEnd w:id="21"/>
-    <w:bookmarkStart w:id="22" w:name="крок-4.-резервне-копіювання-з-журналом"/>
-    <w:p>
-      <w:pPr>
-        <w:pStyle w:val="Heading3"/>
-      </w:pPr>
-      <w:r>
-        <w:t xml:space="preserve">Крок 4. Резервне копіювання з журналом</w:t>
-      </w:r>
     </w:p>
     <w:p>
       <w:pPr>
@@ -3730,202 +3930,34 @@
               <w:spacing w:before="0" w:after="0" w:line="200" w:lineRule="auto"/>
             </w:pPr>
             <w:r>
-              <w:t xml:space="preserve">@echo off</w:t>
-            </w:r>
-          </w:p>
-          <w:p>
-            <w:pPr>
-              <w:pStyle w:val="SourceCode"/>
-              <w:spacing w:before="0" w:after="0" w:line="200" w:lineRule="auto"/>
-            </w:pPr>
-            <w:r>
-              <w:t xml:space="preserve">chcp 65001 &gt; nul</w:t>
-            </w:r>
-          </w:p>
-          <w:p>
-            <w:pPr>
-              <w:pStyle w:val="SourceCode"/>
-              <w:spacing w:before="0" w:after="0" w:line="200" w:lineRule="auto"/>
-            </w:pPr>
-            <w:r>
-              <w:t xml:space="preserve">setlocal</w:t>
-            </w:r>
-          </w:p>
-          <w:p>
-            <w:pPr>
-              <w:pStyle w:val="SourceCode"/>
-              <w:spacing w:before="0" w:after="0" w:line="200" w:lineRule="auto"/>
-            </w:pPr>
-            <w:r>
-              <w:t xml:space="preserve">set "src=%~dp0src"</w:t>
-            </w:r>
-          </w:p>
-          <w:p>
-            <w:pPr>
-              <w:pStyle w:val="SourceCode"/>
-              <w:spacing w:before="0" w:after="0" w:line="200" w:lineRule="auto"/>
-            </w:pPr>
-            <w:r>
-              <w:t xml:space="preserve">set "dst=%~dp0bak\%date:~6,4%-%date:~3,2%-%date:~0,2%"</w:t>
-            </w:r>
-          </w:p>
-          <w:p>
-            <w:pPr>
-              <w:pStyle w:val="SourceCode"/>
-              <w:spacing w:before="0" w:after="0" w:line="200" w:lineRule="auto"/>
-            </w:pPr>
-            <w:r>
-              <w:t xml:space="preserve">set "log=%~dp0logs\backup.log"</w:t>
-            </w:r>
-          </w:p>
-          <w:p>
-            <w:pPr>
-              <w:pStyle w:val="SourceCode"/>
-              <w:spacing w:before="0" w:after="0" w:line="200" w:lineRule="auto"/>
-            </w:pPr>
-          </w:p>
-          <w:p>
-            <w:pPr>
-              <w:pStyle w:val="SourceCode"/>
-              <w:spacing w:before="0" w:after="0" w:line="200" w:lineRule="auto"/>
-            </w:pPr>
-            <w:r>
-              <w:t xml:space="preserve">call :log Джерело: "%src%"</w:t>
-            </w:r>
-          </w:p>
-          <w:p>
-            <w:pPr>
-              <w:pStyle w:val="SourceCode"/>
-              <w:spacing w:before="0" w:after="0" w:line="200" w:lineRule="auto"/>
-            </w:pPr>
-            <w:r>
-              <w:t xml:space="preserve">if not exist "%dst%" md "%dst%"</w:t>
-            </w:r>
-          </w:p>
-          <w:p>
-            <w:pPr>
-              <w:pStyle w:val="SourceCode"/>
-              <w:spacing w:before="0" w:after="0" w:line="200" w:lineRule="auto"/>
-            </w:pPr>
-          </w:p>
-          <w:p>
-            <w:pPr>
-              <w:pStyle w:val="SourceCode"/>
-              <w:spacing w:before="0" w:after="0" w:line="200" w:lineRule="auto"/>
-            </w:pPr>
-            <w:r>
-              <w:t xml:space="preserve">robocopy "%src%" "%dst%" /e /njh /njs /ndl &gt;&gt; "%log%"</w:t>
-            </w:r>
-          </w:p>
-          <w:p>
-            <w:pPr>
-              <w:pStyle w:val="SourceCode"/>
-              <w:spacing w:before="0" w:after="0" w:line="200" w:lineRule="auto"/>
-            </w:pPr>
-            <w:r>
-              <w:t xml:space="preserve">if %errorlevel% geq 8 (</w:t>
-            </w:r>
-          </w:p>
-          <w:p>
-            <w:pPr>
-              <w:pStyle w:val="SourceCode"/>
-              <w:spacing w:before="0" w:after="0" w:line="200" w:lineRule="auto"/>
-            </w:pPr>
-            <w:r>
-              <w:t xml:space="preserve">    call :log ПОМИЛКА robocopy, код %errorlevel%</w:t>
-            </w:r>
-          </w:p>
-          <w:p>
-            <w:pPr>
-              <w:pStyle w:val="SourceCode"/>
-              <w:spacing w:before="0" w:after="0" w:line="200" w:lineRule="auto"/>
-            </w:pPr>
-            <w:r>
-              <w:t xml:space="preserve">    endlocal</w:t>
-            </w:r>
-          </w:p>
-          <w:p>
-            <w:pPr>
-              <w:pStyle w:val="SourceCode"/>
-              <w:spacing w:before="0" w:after="0" w:line="200" w:lineRule="auto"/>
-            </w:pPr>
-            <w:r>
-              <w:t xml:space="preserve">    exit /b %errorlevel%</w:t>
-            </w:r>
-          </w:p>
-          <w:p>
-            <w:pPr>
-              <w:pStyle w:val="SourceCode"/>
-              <w:spacing w:before="0" w:after="0" w:line="200" w:lineRule="auto"/>
-            </w:pPr>
-            <w:r>
-              <w:t xml:space="preserve">)</w:t>
-            </w:r>
-          </w:p>
-          <w:p>
-            <w:pPr>
-              <w:pStyle w:val="SourceCode"/>
-              <w:spacing w:before="0" w:after="0" w:line="200" w:lineRule="auto"/>
-            </w:pPr>
-          </w:p>
-          <w:p>
-            <w:pPr>
-              <w:pStyle w:val="SourceCode"/>
-              <w:spacing w:before="0" w:after="0" w:line="200" w:lineRule="auto"/>
-            </w:pPr>
-            <w:r>
-              <w:t xml:space="preserve">call :log Призначення: "%dst%"</w:t>
-            </w:r>
-          </w:p>
-          <w:p>
-            <w:pPr>
-              <w:pStyle w:val="SourceCode"/>
-              <w:spacing w:before="0" w:after="0" w:line="200" w:lineRule="auto"/>
-            </w:pPr>
-            <w:r>
-              <w:t xml:space="preserve">endlocal</w:t>
-            </w:r>
-          </w:p>
-          <w:p>
-            <w:pPr>
-              <w:pStyle w:val="SourceCode"/>
-              <w:spacing w:before="0" w:after="0" w:line="200" w:lineRule="auto"/>
-            </w:pPr>
-            <w:r>
-              <w:t xml:space="preserve">exit /b 0</w:t>
-            </w:r>
-          </w:p>
-          <w:p>
-            <w:pPr>
-              <w:pStyle w:val="SourceCode"/>
-              <w:spacing w:before="0" w:after="0" w:line="200" w:lineRule="auto"/>
-            </w:pPr>
-          </w:p>
-          <w:p>
-            <w:pPr>
-              <w:pStyle w:val="SourceCode"/>
-              <w:spacing w:before="0" w:after="0" w:line="200" w:lineRule="auto"/>
-            </w:pPr>
-            <w:r>
-              <w:t xml:space="preserve">:log</w:t>
-            </w:r>
-          </w:p>
-          <w:p>
-            <w:pPr>
-              <w:pStyle w:val="SourceCode"/>
-              <w:spacing w:before="0" w:after="0" w:line="200" w:lineRule="auto"/>
-            </w:pPr>
-            <w:r>
-              <w:t xml:space="preserve">echo [%date% %time%] %* &gt;&gt; "%~dp0logs\backup.log"</w:t>
-            </w:r>
-          </w:p>
-          <w:p>
-            <w:pPr>
-              <w:pStyle w:val="SourceCode"/>
-              <w:spacing w:before="0" w:after="0" w:line="200" w:lineRule="auto"/>
-            </w:pPr>
-            <w:r>
-              <w:t xml:space="preserve">goto :eof</w:t>
+              <w:t xml:space="preserve">C:\...\LAB3&gt; count.bat</w:t>
+            </w:r>
+          </w:p>
+          <w:p>
+            <w:pPr>
+              <w:pStyle w:val="SourceCode"/>
+              <w:spacing w:before="0" w:after="0" w:line="200" w:lineRule="auto"/>
+            </w:pPr>
+            <w:r>
+              <w:t xml:space="preserve">1) hosts.txt — 824 байт</w:t>
+            </w:r>
+          </w:p>
+          <w:p>
+            <w:pPr>
+              <w:pStyle w:val="SourceCode"/>
+              <w:spacing w:before="0" w:after="0" w:line="200" w:lineRule="auto"/>
+            </w:pPr>
+            <w:r>
+              <w:t xml:space="preserve">2) readme.txt — 132 байт</w:t>
+            </w:r>
+          </w:p>
+          <w:p>
+            <w:pPr>
+              <w:pStyle w:val="SourceCode"/>
+              <w:spacing w:before="0" w:after="0" w:line="200" w:lineRule="auto"/>
+            </w:pPr>
+            <w:r>
+              <w:t xml:space="preserve">Файлів: 2, загальний обсяг: 956 байт</w:t>
             </w:r>
           </w:p>
         </w:tc>
@@ -3939,6 +3971,161 @@
           <w:szCs w:val="4"/>
         </w:rPr>
       </w:pPr>
+    </w:p>
+    <w:p>
+      <w:pPr>
+        <w:pStyle w:val="FirstParagraph"/>
+      </w:pPr>
+      <w:r>
+        <w:t xml:space="preserve">Символи</w:t>
+      </w:r>
+      <w:r>
+        <w:t xml:space="preserve"> </w:t>
+      </w:r>
+      <w:r>
+        <w:rPr>
+          <w:rStyle w:val="VerbatimChar"/>
+        </w:rPr>
+        <w:t xml:space="preserve">^</w:t>
+      </w:r>
+      <w:r>
+        <w:t xml:space="preserve"> </w:t>
+      </w:r>
+      <w:r>
+        <w:t xml:space="preserve">перед</w:t>
+      </w:r>
+      <w:r>
+        <w:t xml:space="preserve"> </w:t>
+      </w:r>
+      <w:r>
+        <w:rPr>
+          <w:rStyle w:val="VerbatimChar"/>
+        </w:rPr>
+        <w:t xml:space="preserve">&lt;</w:t>
+      </w:r>
+      <w:r>
+        <w:t xml:space="preserve">,</w:t>
+      </w:r>
+      <w:r>
+        <w:t xml:space="preserve"> </w:t>
+      </w:r>
+      <w:r>
+        <w:rPr>
+          <w:rStyle w:val="VerbatimChar"/>
+        </w:rPr>
+        <w:t xml:space="preserve">&gt;</w:t>
+      </w:r>
+      <w:r>
+        <w:t xml:space="preserve"> </w:t>
+      </w:r>
+      <w:r>
+        <w:t xml:space="preserve">і</w:t>
+      </w:r>
+      <w:r>
+        <w:t xml:space="preserve"> </w:t>
+      </w:r>
+      <w:r>
+        <w:rPr>
+          <w:rStyle w:val="VerbatimChar"/>
+        </w:rPr>
+        <w:t xml:space="preserve">)</w:t>
+      </w:r>
+      <w:r>
+        <w:t xml:space="preserve"> </w:t>
+      </w:r>
+      <w:r>
+        <w:t xml:space="preserve">— екранування: без них CMD сприйняв би</w:t>
+      </w:r>
+      <w:r>
+        <w:t xml:space="preserve"> </w:t>
+      </w:r>
+      <w:r>
+        <w:rPr>
+          <w:rStyle w:val="VerbatimChar"/>
+        </w:rPr>
+        <w:t xml:space="preserve">&lt;файл&gt;</w:t>
+      </w:r>
+      <w:r>
+        <w:t xml:space="preserve"> </w:t>
+      </w:r>
+      <w:r>
+        <w:t xml:space="preserve">як перенаправлення, а</w:t>
+      </w:r>
+      <w:r>
+        <w:t xml:space="preserve"> </w:t>
+      </w:r>
+      <w:r>
+        <w:rPr>
+          <w:rStyle w:val="VerbatimChar"/>
+        </w:rPr>
+        <w:t xml:space="preserve">)</w:t>
+      </w:r>
+      <w:r>
+        <w:t xml:space="preserve"> </w:t>
+      </w:r>
+      <w:r>
+        <w:t xml:space="preserve">— як кінець блоку.</w:t>
+      </w:r>
+    </w:p>
+    <w:p>
+      <w:pPr>
+        <w:pStyle w:val="BodyText"/>
+      </w:pPr>
+      <w:r>
+        <w:t xml:space="preserve">Якщо прибрати</w:t>
+      </w:r>
+      <w:r>
+        <w:t xml:space="preserve"> </w:t>
+      </w:r>
+      <w:r>
+        <w:rPr>
+          <w:rStyle w:val="VerbatimChar"/>
+        </w:rPr>
+        <w:t xml:space="preserve">enabledelayedexpansion</w:t>
+      </w:r>
+      <w:r>
+        <w:t xml:space="preserve"> </w:t>
+      </w:r>
+      <w:r>
+        <w:t xml:space="preserve">і замінити</w:t>
+      </w:r>
+      <w:r>
+        <w:t xml:space="preserve"> </w:t>
+      </w:r>
+      <w:r>
+        <w:rPr>
+          <w:rStyle w:val="VerbatimChar"/>
+        </w:rPr>
+        <w:t xml:space="preserve">!count!</w:t>
+      </w:r>
+      <w:r>
+        <w:t xml:space="preserve"> </w:t>
+      </w:r>
+      <w:r>
+        <w:t xml:space="preserve">на</w:t>
+      </w:r>
+      <w:r>
+        <w:t xml:space="preserve"> </w:t>
+      </w:r>
+      <w:r>
+        <w:rPr>
+          <w:rStyle w:val="VerbatimChar"/>
+        </w:rPr>
+        <w:t xml:space="preserve">%count%</w:t>
+      </w:r>
+      <w:r>
+        <w:t xml:space="preserve">, нумерація в циклі покаже нулі: значення підставиться один раз до початку циклу. Підсумковий рядок після циклу при цьому залишиться правильним — розберіться чому, це питання пункту 5 порядку виконання.</w:t>
+      </w:r>
+    </w:p>
+    <w:bookmarkEnd w:id="21"/>
+    <w:bookmarkStart w:id="22" w:name="крок-4.-резервне-копіювання-з-журналом"/>
+    <w:p>
+      <w:pPr>
+        <w:pStyle w:val="Heading3"/>
+      </w:pPr>
+      <w:r>
+        <w:t xml:space="preserve">Крок 4. Резервне копіювання з журналом</w:t>
+      </w:r>
     </w:p>
     <w:p>
       <w:pPr>
@@ -3985,34 +4172,202 @@
               <w:spacing w:before="0" w:after="0" w:line="200" w:lineRule="auto"/>
             </w:pPr>
             <w:r>
-              <w:t xml:space="preserve">C:\...\LAB3&gt; backup.bat</w:t>
-            </w:r>
-          </w:p>
-          <w:p>
-            <w:pPr>
-              <w:pStyle w:val="SourceCode"/>
-              <w:spacing w:before="0" w:after="0" w:line="200" w:lineRule="auto"/>
-            </w:pPr>
-            <w:r>
-              <w:t xml:space="preserve">C:\...\LAB3&gt; type logs\backup.log</w:t>
-            </w:r>
-          </w:p>
-          <w:p>
-            <w:pPr>
-              <w:pStyle w:val="SourceCode"/>
-              <w:spacing w:before="0" w:after="0" w:line="200" w:lineRule="auto"/>
-            </w:pPr>
-            <w:r>
-              <w:t xml:space="preserve">[17.09.2026 22:03:11,45] Джерело: "C:\Users\Student\Desktop\LAB3\src"</w:t>
-            </w:r>
-          </w:p>
-          <w:p>
-            <w:pPr>
-              <w:pStyle w:val="SourceCode"/>
-              <w:spacing w:before="0" w:after="0" w:line="200" w:lineRule="auto"/>
-            </w:pPr>
-            <w:r>
-              <w:t xml:space="preserve">[17.09.2026 22:03:11,63] Призначення: "C:\Users\Student\Desktop\LAB3\bak\2026-09-17"</w:t>
+              <w:t xml:space="preserve">@echo off</w:t>
+            </w:r>
+          </w:p>
+          <w:p>
+            <w:pPr>
+              <w:pStyle w:val="SourceCode"/>
+              <w:spacing w:before="0" w:after="0" w:line="200" w:lineRule="auto"/>
+            </w:pPr>
+            <w:r>
+              <w:t xml:space="preserve">chcp 65001 &gt; nul</w:t>
+            </w:r>
+          </w:p>
+          <w:p>
+            <w:pPr>
+              <w:pStyle w:val="SourceCode"/>
+              <w:spacing w:before="0" w:after="0" w:line="200" w:lineRule="auto"/>
+            </w:pPr>
+            <w:r>
+              <w:t xml:space="preserve">setlocal</w:t>
+            </w:r>
+          </w:p>
+          <w:p>
+            <w:pPr>
+              <w:pStyle w:val="SourceCode"/>
+              <w:spacing w:before="0" w:after="0" w:line="200" w:lineRule="auto"/>
+            </w:pPr>
+            <w:r>
+              <w:t xml:space="preserve">set "src=%~dp0src"</w:t>
+            </w:r>
+          </w:p>
+          <w:p>
+            <w:pPr>
+              <w:pStyle w:val="SourceCode"/>
+              <w:spacing w:before="0" w:after="0" w:line="200" w:lineRule="auto"/>
+            </w:pPr>
+            <w:r>
+              <w:t xml:space="preserve">set "dst=%~dp0bak\%date:~6,4%-%date:~3,2%-%date:~0,2%"</w:t>
+            </w:r>
+          </w:p>
+          <w:p>
+            <w:pPr>
+              <w:pStyle w:val="SourceCode"/>
+              <w:spacing w:before="0" w:after="0" w:line="200" w:lineRule="auto"/>
+            </w:pPr>
+            <w:r>
+              <w:t xml:space="preserve">set "log=%~dp0logs\backup.log"</w:t>
+            </w:r>
+          </w:p>
+          <w:p>
+            <w:pPr>
+              <w:pStyle w:val="SourceCode"/>
+              <w:spacing w:before="0" w:after="0" w:line="200" w:lineRule="auto"/>
+            </w:pPr>
+          </w:p>
+          <w:p>
+            <w:pPr>
+              <w:pStyle w:val="SourceCode"/>
+              <w:spacing w:before="0" w:after="0" w:line="200" w:lineRule="auto"/>
+            </w:pPr>
+            <w:r>
+              <w:t xml:space="preserve">call :log Джерело: "%src%"</w:t>
+            </w:r>
+          </w:p>
+          <w:p>
+            <w:pPr>
+              <w:pStyle w:val="SourceCode"/>
+              <w:spacing w:before="0" w:after="0" w:line="200" w:lineRule="auto"/>
+            </w:pPr>
+            <w:r>
+              <w:t xml:space="preserve">if not exist "%dst%" md "%dst%"</w:t>
+            </w:r>
+          </w:p>
+          <w:p>
+            <w:pPr>
+              <w:pStyle w:val="SourceCode"/>
+              <w:spacing w:before="0" w:after="0" w:line="200" w:lineRule="auto"/>
+            </w:pPr>
+          </w:p>
+          <w:p>
+            <w:pPr>
+              <w:pStyle w:val="SourceCode"/>
+              <w:spacing w:before="0" w:after="0" w:line="200" w:lineRule="auto"/>
+            </w:pPr>
+            <w:r>
+              <w:t xml:space="preserve">robocopy "%src%" "%dst%" /e /njh /njs /ndl &gt;&gt; "%log%"</w:t>
+            </w:r>
+          </w:p>
+          <w:p>
+            <w:pPr>
+              <w:pStyle w:val="SourceCode"/>
+              <w:spacing w:before="0" w:after="0" w:line="200" w:lineRule="auto"/>
+            </w:pPr>
+            <w:r>
+              <w:t xml:space="preserve">if %errorlevel% geq 8 (</w:t>
+            </w:r>
+          </w:p>
+          <w:p>
+            <w:pPr>
+              <w:pStyle w:val="SourceCode"/>
+              <w:spacing w:before="0" w:after="0" w:line="200" w:lineRule="auto"/>
+            </w:pPr>
+            <w:r>
+              <w:t xml:space="preserve">    call :log ПОМИЛКА robocopy, код %errorlevel%</w:t>
+            </w:r>
+          </w:p>
+          <w:p>
+            <w:pPr>
+              <w:pStyle w:val="SourceCode"/>
+              <w:spacing w:before="0" w:after="0" w:line="200" w:lineRule="auto"/>
+            </w:pPr>
+            <w:r>
+              <w:t xml:space="preserve">    endlocal</w:t>
+            </w:r>
+          </w:p>
+          <w:p>
+            <w:pPr>
+              <w:pStyle w:val="SourceCode"/>
+              <w:spacing w:before="0" w:after="0" w:line="200" w:lineRule="auto"/>
+            </w:pPr>
+            <w:r>
+              <w:t xml:space="preserve">    exit /b %errorlevel%</w:t>
+            </w:r>
+          </w:p>
+          <w:p>
+            <w:pPr>
+              <w:pStyle w:val="SourceCode"/>
+              <w:spacing w:before="0" w:after="0" w:line="200" w:lineRule="auto"/>
+            </w:pPr>
+            <w:r>
+              <w:t xml:space="preserve">)</w:t>
+            </w:r>
+          </w:p>
+          <w:p>
+            <w:pPr>
+              <w:pStyle w:val="SourceCode"/>
+              <w:spacing w:before="0" w:after="0" w:line="200" w:lineRule="auto"/>
+            </w:pPr>
+          </w:p>
+          <w:p>
+            <w:pPr>
+              <w:pStyle w:val="SourceCode"/>
+              <w:spacing w:before="0" w:after="0" w:line="200" w:lineRule="auto"/>
+            </w:pPr>
+            <w:r>
+              <w:t xml:space="preserve">call :log Призначення: "%dst%"</w:t>
+            </w:r>
+          </w:p>
+          <w:p>
+            <w:pPr>
+              <w:pStyle w:val="SourceCode"/>
+              <w:spacing w:before="0" w:after="0" w:line="200" w:lineRule="auto"/>
+            </w:pPr>
+            <w:r>
+              <w:t xml:space="preserve">endlocal</w:t>
+            </w:r>
+          </w:p>
+          <w:p>
+            <w:pPr>
+              <w:pStyle w:val="SourceCode"/>
+              <w:spacing w:before="0" w:after="0" w:line="200" w:lineRule="auto"/>
+            </w:pPr>
+            <w:r>
+              <w:t xml:space="preserve">exit /b 0</w:t>
+            </w:r>
+          </w:p>
+          <w:p>
+            <w:pPr>
+              <w:pStyle w:val="SourceCode"/>
+              <w:spacing w:before="0" w:after="0" w:line="200" w:lineRule="auto"/>
+            </w:pPr>
+          </w:p>
+          <w:p>
+            <w:pPr>
+              <w:pStyle w:val="SourceCode"/>
+              <w:spacing w:before="0" w:after="0" w:line="200" w:lineRule="auto"/>
+            </w:pPr>
+            <w:r>
+              <w:t xml:space="preserve">:log</w:t>
+            </w:r>
+          </w:p>
+          <w:p>
+            <w:pPr>
+              <w:pStyle w:val="SourceCode"/>
+              <w:spacing w:before="0" w:after="0" w:line="200" w:lineRule="auto"/>
+            </w:pPr>
+            <w:r>
+              <w:t xml:space="preserve">echo [%date% %time%] %* &gt;&gt; "%~dp0logs\backup.log"</w:t>
+            </w:r>
+          </w:p>
+          <w:p>
+            <w:pPr>
+              <w:pStyle w:val="SourceCode"/>
+              <w:spacing w:before="0" w:after="0" w:line="200" w:lineRule="auto"/>
+            </w:pPr>
+            <w:r>
+              <w:t xml:space="preserve">goto :eof</w:t>
             </w:r>
           </w:p>
         </w:tc>
@@ -4026,103 +4381,6 @@
           <w:szCs w:val="4"/>
         </w:rPr>
       </w:pPr>
-    </w:p>
-    <w:p>
-      <w:pPr>
-        <w:pStyle w:val="FirstParagraph"/>
-      </w:pPr>
-      <w:r>
-        <w:t xml:space="preserve">Підстановка виду</w:t>
-      </w:r>
-      <w:r>
-        <w:t xml:space="preserve"> </w:t>
-      </w:r>
-      <w:r>
-        <w:rPr>
-          <w:rStyle w:val="VerbatimChar"/>
-        </w:rPr>
-        <w:t xml:space="preserve">%date:~6,4%</w:t>
-      </w:r>
-      <w:r>
-        <w:t xml:space="preserve"> </w:t>
-      </w:r>
-      <w:r>
-        <w:t xml:space="preserve">вирізає з рядка дати чотири символи, починаючи з сьомого, — так формують ім’я каталогу, що сортується за зростанням.</w:t>
-      </w:r>
-    </w:p>
-    <w:p>
-      <w:pPr>
-        <w:pStyle w:val="BodyText"/>
-      </w:pPr>
-      <w:r>
-        <w:t xml:space="preserve">Важливо:</w:t>
-      </w:r>
-      <w:r>
-        <w:t xml:space="preserve"> </w:t>
-      </w:r>
-      <w:r>
-        <w:rPr>
-          <w:rStyle w:val="VerbatimChar"/>
-        </w:rPr>
-        <w:t xml:space="preserve">%date%</w:t>
-      </w:r>
-      <w:r>
-        <w:t xml:space="preserve"> </w:t>
-      </w:r>
-      <w:r>
-        <w:t xml:space="preserve">повертає дату у форматі поточної локалі, тому ці зсуви правильні</w:t>
-      </w:r>
-      <w:r>
-        <w:t xml:space="preserve"> </w:t>
-      </w:r>
-      <w:r>
-        <w:t xml:space="preserve">для українського й російського форматів (</w:t>
-      </w:r>
-      <w:r>
-        <w:rPr>
-          <w:rStyle w:val="VerbatimChar"/>
-        </w:rPr>
-        <w:t xml:space="preserve">17.09.2026</w:t>
-      </w:r>
-      <w:r>
-        <w:t xml:space="preserve">), але для англійської локалі</w:t>
-      </w:r>
-      <w:r>
-        <w:t xml:space="preserve"> </w:t>
-      </w:r>
-      <w:r>
-        <w:t xml:space="preserve">(</w:t>
-      </w:r>
-      <w:r>
-        <w:rPr>
-          <w:rStyle w:val="VerbatimChar"/>
-        </w:rPr>
-        <w:t xml:space="preserve">09/17/2026</w:t>
-      </w:r>
-      <w:r>
-        <w:t xml:space="preserve"> </w:t>
-      </w:r>
-      <w:r>
-        <w:t xml:space="preserve">або</w:t>
-      </w:r>
-      <w:r>
-        <w:t xml:space="preserve"> </w:t>
-      </w:r>
-      <w:r>
-        <w:rPr>
-          <w:rStyle w:val="VerbatimChar"/>
-        </w:rPr>
-        <w:t xml:space="preserve">Thu 09/17/2026</w:t>
-      </w:r>
-      <w:r>
-        <w:t xml:space="preserve">) дадуть інший результат. Якщо скрипт має працювати</w:t>
-      </w:r>
-      <w:r>
-        <w:t xml:space="preserve"> </w:t>
-      </w:r>
-      <w:r>
-        <w:t xml:space="preserve">на будь-якій системі, дату беруть у незалежному від локалі вигляді:</w:t>
-      </w:r>
     </w:p>
     <w:p>
       <w:pPr>
@@ -4169,25 +4427,34 @@
               <w:spacing w:before="0" w:after="0" w:line="200" w:lineRule="auto"/>
             </w:pPr>
             <w:r>
-              <w:t xml:space="preserve">set "fmt=Get-Date -Format yyyy-MM-dd"</w:t>
-            </w:r>
-          </w:p>
-          <w:p>
-            <w:pPr>
-              <w:pStyle w:val="SourceCode"/>
-              <w:spacing w:before="0" w:after="0" w:line="200" w:lineRule="auto"/>
-            </w:pPr>
-            <w:r>
-              <w:t xml:space="preserve">for /f %%i in ('powershell -NoProfile -Command "%fmt%"') do set "stamp=%%i"</w:t>
-            </w:r>
-          </w:p>
-          <w:p>
-            <w:pPr>
-              <w:pStyle w:val="SourceCode"/>
-              <w:spacing w:before="0" w:after="0" w:line="200" w:lineRule="auto"/>
-            </w:pPr>
-            <w:r>
-              <w:t xml:space="preserve">set "dst=%~dp0bak\%stamp%"</w:t>
+              <w:t xml:space="preserve">C:\...\LAB3&gt; backup.bat</w:t>
+            </w:r>
+          </w:p>
+          <w:p>
+            <w:pPr>
+              <w:pStyle w:val="SourceCode"/>
+              <w:spacing w:before="0" w:after="0" w:line="200" w:lineRule="auto"/>
+            </w:pPr>
+            <w:r>
+              <w:t xml:space="preserve">C:\...\LAB3&gt; type logs\backup.log</w:t>
+            </w:r>
+          </w:p>
+          <w:p>
+            <w:pPr>
+              <w:pStyle w:val="SourceCode"/>
+              <w:spacing w:before="0" w:after="0" w:line="200" w:lineRule="auto"/>
+            </w:pPr>
+            <w:r>
+              <w:t xml:space="preserve">[17.09.2026 22:03:11,45] Джерело: "C:\Users\Student\Desktop\LAB3\src"</w:t>
+            </w:r>
+          </w:p>
+          <w:p>
+            <w:pPr>
+              <w:pStyle w:val="SourceCode"/>
+              <w:spacing w:before="0" w:after="0" w:line="200" w:lineRule="auto"/>
+            </w:pPr>
+            <w:r>
+              <w:t xml:space="preserve">[17.09.2026 22:03:11,63] Призначення: "C:\Users\Student\Desktop\LAB3\bak\2026-09-17"</w:t>
             </w:r>
           </w:p>
         </w:tc>
@@ -4202,14 +4469,101 @@
         </w:rPr>
       </w:pPr>
     </w:p>
-    <w:bookmarkEnd w:id="22"/>
-    <w:bookmarkStart w:id="23" w:name="крок-5.-читання-файлу-та-розбір-рядків"/>
-    <w:p>
-      <w:pPr>
-        <w:pStyle w:val="Heading3"/>
-      </w:pPr>
-      <w:r>
-        <w:t xml:space="preserve">Крок 5. Читання файлу та розбір рядків</w:t>
+    <w:p>
+      <w:pPr>
+        <w:pStyle w:val="FirstParagraph"/>
+      </w:pPr>
+      <w:r>
+        <w:t xml:space="preserve">Підстановка виду</w:t>
+      </w:r>
+      <w:r>
+        <w:t xml:space="preserve"> </w:t>
+      </w:r>
+      <w:r>
+        <w:rPr>
+          <w:rStyle w:val="VerbatimChar"/>
+        </w:rPr>
+        <w:t xml:space="preserve">%date:~6,4%</w:t>
+      </w:r>
+      <w:r>
+        <w:t xml:space="preserve"> </w:t>
+      </w:r>
+      <w:r>
+        <w:t xml:space="preserve">вирізає з рядка дати чотири символи, починаючи з сьомого, — так формують ім’я каталогу, що сортується за зростанням.</w:t>
+      </w:r>
+    </w:p>
+    <w:p>
+      <w:pPr>
+        <w:pStyle w:val="BodyText"/>
+      </w:pPr>
+      <w:r>
+        <w:t xml:space="preserve">Важливо:</w:t>
+      </w:r>
+      <w:r>
+        <w:t xml:space="preserve"> </w:t>
+      </w:r>
+      <w:r>
+        <w:rPr>
+          <w:rStyle w:val="VerbatimChar"/>
+        </w:rPr>
+        <w:t xml:space="preserve">%date%</w:t>
+      </w:r>
+      <w:r>
+        <w:t xml:space="preserve"> </w:t>
+      </w:r>
+      <w:r>
+        <w:t xml:space="preserve">повертає дату у форматі поточної локалі, тому ці зсуви правильні</w:t>
+      </w:r>
+      <w:r>
+        <w:t xml:space="preserve"> </w:t>
+      </w:r>
+      <w:r>
+        <w:t xml:space="preserve">для українського й російського форматів (</w:t>
+      </w:r>
+      <w:r>
+        <w:rPr>
+          <w:rStyle w:val="VerbatimChar"/>
+        </w:rPr>
+        <w:t xml:space="preserve">17.09.2026</w:t>
+      </w:r>
+      <w:r>
+        <w:t xml:space="preserve">), але для англійської локалі</w:t>
+      </w:r>
+      <w:r>
+        <w:t xml:space="preserve"> </w:t>
+      </w:r>
+      <w:r>
+        <w:t xml:space="preserve">(</w:t>
+      </w:r>
+      <w:r>
+        <w:rPr>
+          <w:rStyle w:val="VerbatimChar"/>
+        </w:rPr>
+        <w:t xml:space="preserve">09/17/2026</w:t>
+      </w:r>
+      <w:r>
+        <w:t xml:space="preserve"> </w:t>
+      </w:r>
+      <w:r>
+        <w:t xml:space="preserve">або</w:t>
+      </w:r>
+      <w:r>
+        <w:t xml:space="preserve"> </w:t>
+      </w:r>
+      <w:r>
+        <w:rPr>
+          <w:rStyle w:val="VerbatimChar"/>
+        </w:rPr>
+        <w:t xml:space="preserve">Thu 09/17/2026</w:t>
+      </w:r>
+      <w:r>
+        <w:t xml:space="preserve">) дадуть інший результат. Якщо скрипт має працювати</w:t>
+      </w:r>
+      <w:r>
+        <w:t xml:space="preserve"> </w:t>
+      </w:r>
+      <w:r>
+        <w:t xml:space="preserve">на будь-якій системі, дату беруть у незалежному від локалі вигляді:</w:t>
       </w:r>
     </w:p>
     <w:p>
@@ -4257,43 +4611,25 @@
               <w:spacing w:before="0" w:after="0" w:line="200" w:lineRule="auto"/>
             </w:pPr>
             <w:r>
-              <w:t xml:space="preserve">@echo off</w:t>
-            </w:r>
-          </w:p>
-          <w:p>
-            <w:pPr>
-              <w:pStyle w:val="SourceCode"/>
-              <w:spacing w:before="0" w:after="0" w:line="200" w:lineRule="auto"/>
-            </w:pPr>
-            <w:r>
-              <w:t xml:space="preserve">chcp 65001 &gt; nul</w:t>
-            </w:r>
-          </w:p>
-          <w:p>
-            <w:pPr>
-              <w:pStyle w:val="SourceCode"/>
-              <w:spacing w:before="0" w:after="0" w:line="200" w:lineRule="auto"/>
-            </w:pPr>
-            <w:r>
-              <w:t xml:space="preserve">for /f "usebackq skip=1 tokens=1,2 delims=;" %%a in ("%~dp0src\users.csv") do (</w:t>
-            </w:r>
-          </w:p>
-          <w:p>
-            <w:pPr>
-              <w:pStyle w:val="SourceCode"/>
-              <w:spacing w:before="0" w:after="0" w:line="200" w:lineRule="auto"/>
-            </w:pPr>
-            <w:r>
-              <w:t xml:space="preserve">    echo Користувач %%a працює у відділі %%b</w:t>
-            </w:r>
-          </w:p>
-          <w:p>
-            <w:pPr>
-              <w:pStyle w:val="SourceCode"/>
-              <w:spacing w:before="0" w:after="0" w:line="200" w:lineRule="auto"/>
-            </w:pPr>
-            <w:r>
-              <w:t xml:space="preserve">)</w:t>
+              <w:t xml:space="preserve">set "fmt=Get-Date -Format yyyy-MM-dd"</w:t>
+            </w:r>
+          </w:p>
+          <w:p>
+            <w:pPr>
+              <w:pStyle w:val="SourceCode"/>
+              <w:spacing w:before="0" w:after="0" w:line="200" w:lineRule="auto"/>
+            </w:pPr>
+            <w:r>
+              <w:t xml:space="preserve">for /f %%i in ('powershell -NoProfile -Command "%fmt%"') do set "stamp=%%i"</w:t>
+            </w:r>
+          </w:p>
+          <w:p>
+            <w:pPr>
+              <w:pStyle w:val="SourceCode"/>
+              <w:spacing w:before="0" w:after="0" w:line="200" w:lineRule="auto"/>
+            </w:pPr>
+            <w:r>
+              <w:t xml:space="preserve">set "dst=%~dp0bak\%stamp%"</w:t>
             </w:r>
           </w:p>
         </w:tc>
@@ -4307,6 +4643,16 @@
           <w:szCs w:val="4"/>
         </w:rPr>
       </w:pPr>
+    </w:p>
+    <w:bookmarkEnd w:id="22"/>
+    <w:bookmarkStart w:id="23" w:name="крок-5.-читання-файлу-та-розбір-рядків"/>
+    <w:p>
+      <w:pPr>
+        <w:pStyle w:val="Heading3"/>
+      </w:pPr>
+      <w:r>
+        <w:t xml:space="preserve">Крок 5. Читання файлу та розбір рядків</w:t>
+      </w:r>
     </w:p>
     <w:p>
       <w:pPr>
@@ -4353,67 +4699,43 @@
               <w:spacing w:before="0" w:after="0" w:line="200" w:lineRule="auto"/>
             </w:pPr>
             <w:r>
-              <w:t xml:space="preserve">C:\...\LAB3&gt; type src\users.csv</w:t>
-            </w:r>
-          </w:p>
-          <w:p>
-            <w:pPr>
-              <w:pStyle w:val="SourceCode"/>
-              <w:spacing w:before="0" w:after="0" w:line="200" w:lineRule="auto"/>
-            </w:pPr>
-            <w:r>
-              <w:t xml:space="preserve">name;department</w:t>
-            </w:r>
-          </w:p>
-          <w:p>
-            <w:pPr>
-              <w:pStyle w:val="SourceCode"/>
-              <w:spacing w:before="0" w:after="0" w:line="200" w:lineRule="auto"/>
-            </w:pPr>
-            <w:r>
-              <w:t xml:space="preserve">ivanov;IT</w:t>
-            </w:r>
-          </w:p>
-          <w:p>
-            <w:pPr>
-              <w:pStyle w:val="SourceCode"/>
-              <w:spacing w:before="0" w:after="0" w:line="200" w:lineRule="auto"/>
-            </w:pPr>
-            <w:r>
-              <w:t xml:space="preserve">petrenko;Accounting</w:t>
-            </w:r>
-          </w:p>
-          <w:p>
-            <w:pPr>
-              <w:pStyle w:val="SourceCode"/>
-              <w:spacing w:before="0" w:after="0" w:line="200" w:lineRule="auto"/>
-            </w:pPr>
-          </w:p>
-          <w:p>
-            <w:pPr>
-              <w:pStyle w:val="SourceCode"/>
-              <w:spacing w:before="0" w:after="0" w:line="200" w:lineRule="auto"/>
-            </w:pPr>
-            <w:r>
-              <w:t xml:space="preserve">C:\...\LAB3&gt; parse.bat</w:t>
-            </w:r>
-          </w:p>
-          <w:p>
-            <w:pPr>
-              <w:pStyle w:val="SourceCode"/>
-              <w:spacing w:before="0" w:after="0" w:line="200" w:lineRule="auto"/>
-            </w:pPr>
-            <w:r>
-              <w:t xml:space="preserve">Користувач ivanov працює у відділі IT</w:t>
-            </w:r>
-          </w:p>
-          <w:p>
-            <w:pPr>
-              <w:pStyle w:val="SourceCode"/>
-              <w:spacing w:before="0" w:after="0" w:line="200" w:lineRule="auto"/>
-            </w:pPr>
-            <w:r>
-              <w:t xml:space="preserve">Користувач petrenko працює у відділі Accounting</w:t>
+              <w:t xml:space="preserve">@echo off</w:t>
+            </w:r>
+          </w:p>
+          <w:p>
+            <w:pPr>
+              <w:pStyle w:val="SourceCode"/>
+              <w:spacing w:before="0" w:after="0" w:line="200" w:lineRule="auto"/>
+            </w:pPr>
+            <w:r>
+              <w:t xml:space="preserve">chcp 65001 &gt; nul</w:t>
+            </w:r>
+          </w:p>
+          <w:p>
+            <w:pPr>
+              <w:pStyle w:val="SourceCode"/>
+              <w:spacing w:before="0" w:after="0" w:line="200" w:lineRule="auto"/>
+            </w:pPr>
+            <w:r>
+              <w:t xml:space="preserve">for /f "usebackq skip=1 tokens=1,2 delims=;" %%a in ("%~dp0src\users.csv") do (</w:t>
+            </w:r>
+          </w:p>
+          <w:p>
+            <w:pPr>
+              <w:pStyle w:val="SourceCode"/>
+              <w:spacing w:before="0" w:after="0" w:line="200" w:lineRule="auto"/>
+            </w:pPr>
+            <w:r>
+              <w:t xml:space="preserve">    echo Користувач %%a працює у відділі %%b</w:t>
+            </w:r>
+          </w:p>
+          <w:p>
+            <w:pPr>
+              <w:pStyle w:val="SourceCode"/>
+              <w:spacing w:before="0" w:after="0" w:line="200" w:lineRule="auto"/>
+            </w:pPr>
+            <w:r>
+              <w:t xml:space="preserve">)</w:t>
             </w:r>
           </w:p>
         </w:tc>
@@ -4427,39 +4749,6 @@
           <w:szCs w:val="4"/>
         </w:rPr>
       </w:pPr>
-    </w:p>
-    <w:p>
-      <w:pPr>
-        <w:pStyle w:val="FirstParagraph"/>
-      </w:pPr>
-      <w:r>
-        <w:t xml:space="preserve">Опція</w:t>
-      </w:r>
-      <w:r>
-        <w:t xml:space="preserve"> </w:t>
-      </w:r>
-      <w:r>
-        <w:rPr>
-          <w:rStyle w:val="VerbatimChar"/>
-        </w:rPr>
-        <w:t xml:space="preserve">usebackq</w:t>
-      </w:r>
-      <w:r>
-        <w:t xml:space="preserve"> </w:t>
-      </w:r>
-      <w:r>
-        <w:t xml:space="preserve">дозволяє взяти ім’я файлу в лапки — без неї шлях із пробілами розібрати не вдасться.</w:t>
-      </w:r>
-    </w:p>
-    <w:bookmarkEnd w:id="23"/>
-    <w:bookmarkStart w:id="24" w:name="крок-6.-перевірка-перед-видаленням"/>
-    <w:p>
-      <w:pPr>
-        <w:pStyle w:val="Heading3"/>
-      </w:pPr>
-      <w:r>
-        <w:t xml:space="preserve">Крок 6. Перевірка перед видаленням</w:t>
-      </w:r>
     </w:p>
     <w:p>
       <w:pPr>
@@ -4506,6 +4795,159 @@
               <w:spacing w:before="0" w:after="0" w:line="200" w:lineRule="auto"/>
             </w:pPr>
             <w:r>
+              <w:t xml:space="preserve">C:\...\LAB3&gt; type src\users.csv</w:t>
+            </w:r>
+          </w:p>
+          <w:p>
+            <w:pPr>
+              <w:pStyle w:val="SourceCode"/>
+              <w:spacing w:before="0" w:after="0" w:line="200" w:lineRule="auto"/>
+            </w:pPr>
+            <w:r>
+              <w:t xml:space="preserve">name;department</w:t>
+            </w:r>
+          </w:p>
+          <w:p>
+            <w:pPr>
+              <w:pStyle w:val="SourceCode"/>
+              <w:spacing w:before="0" w:after="0" w:line="200" w:lineRule="auto"/>
+            </w:pPr>
+            <w:r>
+              <w:t xml:space="preserve">ivanov;IT</w:t>
+            </w:r>
+          </w:p>
+          <w:p>
+            <w:pPr>
+              <w:pStyle w:val="SourceCode"/>
+              <w:spacing w:before="0" w:after="0" w:line="200" w:lineRule="auto"/>
+            </w:pPr>
+            <w:r>
+              <w:t xml:space="preserve">petrenko;Accounting</w:t>
+            </w:r>
+          </w:p>
+          <w:p>
+            <w:pPr>
+              <w:pStyle w:val="SourceCode"/>
+              <w:spacing w:before="0" w:after="0" w:line="200" w:lineRule="auto"/>
+            </w:pPr>
+          </w:p>
+          <w:p>
+            <w:pPr>
+              <w:pStyle w:val="SourceCode"/>
+              <w:spacing w:before="0" w:after="0" w:line="200" w:lineRule="auto"/>
+            </w:pPr>
+            <w:r>
+              <w:t xml:space="preserve">C:\...\LAB3&gt; parse.bat</w:t>
+            </w:r>
+          </w:p>
+          <w:p>
+            <w:pPr>
+              <w:pStyle w:val="SourceCode"/>
+              <w:spacing w:before="0" w:after="0" w:line="200" w:lineRule="auto"/>
+            </w:pPr>
+            <w:r>
+              <w:t xml:space="preserve">Користувач ivanov працює у відділі IT</w:t>
+            </w:r>
+          </w:p>
+          <w:p>
+            <w:pPr>
+              <w:pStyle w:val="SourceCode"/>
+              <w:spacing w:before="0" w:after="0" w:line="200" w:lineRule="auto"/>
+            </w:pPr>
+            <w:r>
+              <w:t xml:space="preserve">Користувач petrenko працює у відділі Accounting</w:t>
+            </w:r>
+          </w:p>
+        </w:tc>
+      </w:tr>
+    </w:tbl>
+    <w:p>
+      <w:pPr>
+        <w:spacing w:before="0" w:after="0" w:line="120" w:lineRule="exact"/>
+        <w:rPr>
+          <w:sz w:val="4"/>
+          <w:szCs w:val="4"/>
+        </w:rPr>
+      </w:pPr>
+    </w:p>
+    <w:p>
+      <w:pPr>
+        <w:pStyle w:val="FirstParagraph"/>
+      </w:pPr>
+      <w:r>
+        <w:t xml:space="preserve">Опція</w:t>
+      </w:r>
+      <w:r>
+        <w:t xml:space="preserve"> </w:t>
+      </w:r>
+      <w:r>
+        <w:rPr>
+          <w:rStyle w:val="VerbatimChar"/>
+        </w:rPr>
+        <w:t xml:space="preserve">usebackq</w:t>
+      </w:r>
+      <w:r>
+        <w:t xml:space="preserve"> </w:t>
+      </w:r>
+      <w:r>
+        <w:t xml:space="preserve">дозволяє взяти ім’я файлу в лапки — без неї шлях із пробілами розібрати не вдасться.</w:t>
+      </w:r>
+    </w:p>
+    <w:bookmarkEnd w:id="23"/>
+    <w:bookmarkStart w:id="24" w:name="крок-6.-перевірка-перед-видаленням"/>
+    <w:p>
+      <w:pPr>
+        <w:pStyle w:val="Heading3"/>
+      </w:pPr>
+      <w:r>
+        <w:t xml:space="preserve">Крок 6. Перевірка перед видаленням</w:t>
+      </w:r>
+    </w:p>
+    <w:p>
+      <w:pPr>
+        <w:spacing w:before="0" w:after="0" w:line="120" w:lineRule="exact"/>
+        <w:rPr>
+          <w:sz w:val="4"/>
+          <w:szCs w:val="4"/>
+        </w:rPr>
+      </w:pPr>
+    </w:p>
+    <w:tbl>
+      <w:tblPr>
+        <w:tblStyle w:val="SourceCodeTable"/>
+        <w:tblW w:type="dxa" w:w="9637"/>
+        <w:tblInd w:w="0" w:type="dxa"/>
+        <w:tblBorders>
+          <w:top w:color="BFBFBF" w:space="0" w:sz="4" w:val="single"/>
+          <w:left w:color="BFBFBF" w:space="0" w:sz="4" w:val="single"/>
+          <w:bottom w:color="BFBFBF" w:space="0" w:sz="4" w:val="single"/>
+          <w:right w:color="BFBFBF" w:space="0" w:sz="4" w:val="single"/>
+        </w:tblBorders>
+        <w:shd w:color="auto" w:fill="F4F4F4" w:val="clear"/>
+        <w:tblLayout w:type="fixed"/>
+        <w:tblCellMar>
+          <w:top w:type="dxa" w:w="113"/>
+          <w:left w:type="dxa" w:w="113"/>
+          <w:bottom w:type="dxa" w:w="113"/>
+          <w:right w:type="dxa" w:w="113"/>
+        </w:tblCellMar>
+        <w:tblLook w:val="0000" w:firstRow="0" w:lastRow="0" w:firstColumn="0" w:lastColumn="0" w:noHBand="1" w:noVBand="1"/>
+      </w:tblPr>
+      <w:tblGrid>
+        <w:gridCol w:w="9637"/>
+      </w:tblGrid>
+      <w:tr>
+        <w:tc>
+          <w:tcPr>
+            <w:tcW w:type="dxa" w:w="9637"/>
+            <w:shd w:color="auto" w:fill="F4F4F4" w:val="clear"/>
+          </w:tcPr>
+          <w:p>
+            <w:pPr>
+              <w:pStyle w:val="SourceCode"/>
+              <w:spacing w:before="0" w:after="0" w:line="200" w:lineRule="auto"/>
+            </w:pPr>
+            <w:r>
               <w:t xml:space="preserve">@echo off</w:t>
             </w:r>
           </w:p>
@@ -6737,7 +7179,7 @@
         <w:jc w:val="both"/>
       </w:pPr>
       <w:r>
-        <w:t xml:space="preserve">Лічильник у циклі</w:t>
+        <w:t xml:space="preserve">Скрипт правильно обробляє файли в циклі</w:t>
       </w:r>
       <w:r>
         <w:t xml:space="preserve"> </w:t>
@@ -6749,10 +7191,7 @@
         <w:t xml:space="preserve">for</w:t>
       </w:r>
       <w:r>
-        <w:t xml:space="preserve"> </w:t>
-      </w:r>
-      <w:r>
-        <w:t xml:space="preserve">завжди дорівнює нулю після завершення. Поясніть причину через порядок розбору блоку й запропонуйте два різні способи виправлення.</w:t>
+        <w:t xml:space="preserve">, але нумерація у виводі всередині циклу показує самі нулі, а підсумок після циклу правильний. Поясніть обидва факти через порядок розбору блоку й запропонуйте два різні способи виправлення.</w:t>
       </w:r>
     </w:p>
     <w:p>
